--- a/软考/软考笔记.docx
+++ b/软考/软考笔记.docx
@@ -299,7 +299,7 @@
           <w:rFonts w:hint="eastAsia"/>
           <w:lang w:val="en-US" w:eastAsia="zh-CN"/>
         </w:rPr>
-        <w:t>解释器：前端输入伪sql,后端进行解析，并去数据库查询</w:t>
+        <w:t>解释器：前端输入脚本，后端进行解析，并执行对应操作</w:t>
       </w:r>
     </w:p>
     <w:p>
@@ -316,7 +316,7 @@
           <w:rFonts w:hint="eastAsia"/>
           <w:lang w:val="en-US" w:eastAsia="zh-CN"/>
         </w:rPr>
-        <w:t>基于规则：根据规则(温度传感器，高于26度)出发动作(开启制冷)，</w:t>
+        <w:t>基于规则：根据规则(温度传感器，高于26度)执行动作(开启制冷)，</w:t>
       </w:r>
     </w:p>
     <w:p>
@@ -350,7 +350,7 @@
           <w:rFonts w:hint="eastAsia"/>
           <w:lang w:val="en-US" w:eastAsia="zh-CN"/>
         </w:rPr>
-        <w:t>黑板系统：通过中央数据结构(黑板, cpu缓存中)来协作，处理复杂问题</w:t>
+        <w:t>黑板系统：通过中央数据结构(黑板, cpu的共享内存)来协作，处理复杂问题</w:t>
       </w:r>
     </w:p>
     <w:p>
@@ -557,7 +557,7 @@
           <w:rFonts w:hint="eastAsia"/>
           <w:lang w:val="en-US" w:eastAsia="zh-CN"/>
         </w:rPr>
-        <w:t>基础设施层：提供算例，网络保障</w:t>
+        <w:t>基础设施层：提供算力，网络保障</w:t>
       </w:r>
     </w:p>
     <w:p>
@@ -616,43 +616,43 @@
         <w:bidi w:val="0"/>
         <w:ind w:firstLine="420" w:firstLineChars="0"/>
         <w:rPr>
-          <w:rFonts w:hint="eastAsia"/>
-          <w:lang w:val="en-US" w:eastAsia="zh-CN"/>
-        </w:rPr>
-      </w:pPr>
-      <w:r>
-        <w:rPr>
-          <w:rFonts w:hint="eastAsia"/>
-          <w:lang w:val="en-US" w:eastAsia="zh-CN"/>
-        </w:rPr>
-        <w:t>应用层：场景化处理</w:t>
-      </w:r>
-    </w:p>
-    <w:p>
-      <w:pPr>
-        <w:bidi w:val="0"/>
-        <w:ind w:firstLine="0" w:firstLineChars="0"/>
-        <w:rPr>
-          <w:rFonts w:hint="eastAsia"/>
-          <w:lang w:val="en-US" w:eastAsia="zh-CN"/>
-        </w:rPr>
-      </w:pPr>
-    </w:p>
-    <w:p>
-      <w:pPr>
-        <w:bidi w:val="0"/>
-        <w:ind w:firstLine="0" w:firstLineChars="0"/>
-        <w:rPr>
-          <w:rFonts w:hint="default"/>
-          <w:lang w:val="en-US" w:eastAsia="zh-CN"/>
-        </w:rPr>
-      </w:pPr>
-      <w:r>
-        <w:rPr>
-          <w:rFonts w:hint="eastAsia"/>
-          <w:lang w:val="en-US" w:eastAsia="zh-CN"/>
-        </w:rPr>
-        <w:t>数据中台：风险控制、数据治理、用户画像</w:t>
+          <w:rFonts w:hint="default"/>
+          <w:lang w:val="en-US" w:eastAsia="zh-CN"/>
+        </w:rPr>
+      </w:pPr>
+      <w:r>
+        <w:rPr>
+          <w:rFonts w:hint="eastAsia"/>
+          <w:lang w:val="en-US" w:eastAsia="zh-CN"/>
+        </w:rPr>
+        <w:t>应用层：不同场景下的不同应用</w:t>
+      </w:r>
+    </w:p>
+    <w:p>
+      <w:pPr>
+        <w:bidi w:val="0"/>
+        <w:ind w:firstLine="0" w:firstLineChars="0"/>
+        <w:rPr>
+          <w:rFonts w:hint="eastAsia"/>
+          <w:lang w:val="en-US" w:eastAsia="zh-CN"/>
+        </w:rPr>
+      </w:pPr>
+    </w:p>
+    <w:p>
+      <w:pPr>
+        <w:bidi w:val="0"/>
+        <w:ind w:firstLine="0" w:firstLineChars="0"/>
+        <w:rPr>
+          <w:rFonts w:hint="default"/>
+          <w:lang w:val="en-US" w:eastAsia="zh-CN"/>
+        </w:rPr>
+      </w:pPr>
+      <w:r>
+        <w:rPr>
+          <w:rFonts w:hint="eastAsia"/>
+          <w:lang w:val="en-US" w:eastAsia="zh-CN"/>
+        </w:rPr>
+        <w:t>数据中台：风险控制、数据治理、用户画像(用户的各种信息标签的整理)</w:t>
       </w:r>
     </w:p>
     <w:p>
@@ -762,7 +762,7 @@
           <w:rFonts w:hint="eastAsia"/>
           <w:lang w:val="en-US" w:eastAsia="zh-CN"/>
         </w:rPr>
-        <w:t>EJB:企业级java构件，用于分布式，面向对象的系统</w:t>
+        <w:t>EJB:企业级的java Bean(构件/实例)，用于分布式，面向对象的系统</w:t>
       </w:r>
     </w:p>
     <w:p>
@@ -1182,6 +1182,69 @@
         <w:bidi w:val="0"/>
         <w:ind w:firstLine="0" w:firstLineChars="0"/>
         <w:rPr>
+          <w:rFonts w:hint="eastAsia"/>
+          <w:lang w:val="en-US" w:eastAsia="zh-CN"/>
+        </w:rPr>
+      </w:pPr>
+      <w:r>
+        <w:rPr>
+          <w:rFonts w:hint="eastAsia"/>
+          <w:lang w:val="en-US" w:eastAsia="zh-CN"/>
+        </w:rPr>
+        <w:t>SAAM软件架构分析方法:</w:t>
+      </w:r>
+    </w:p>
+    <w:p>
+      <w:pPr>
+        <w:bidi w:val="0"/>
+        <w:ind w:firstLine="420" w:firstLineChars="0"/>
+        <w:rPr>
+          <w:rFonts w:hint="default"/>
+          <w:lang w:val="en-US" w:eastAsia="zh-CN"/>
+        </w:rPr>
+      </w:pPr>
+      <w:r>
+        <w:rPr>
+          <w:rFonts w:hint="eastAsia"/>
+          <w:lang w:val="en-US" w:eastAsia="zh-CN"/>
+        </w:rPr>
+        <w:t>关注单个场景的单个质量属性</w:t>
+      </w:r>
+    </w:p>
+    <w:p>
+      <w:pPr>
+        <w:bidi w:val="0"/>
+        <w:ind w:firstLine="420" w:firstLineChars="0"/>
+        <w:rPr>
+          <w:rFonts w:hint="eastAsia"/>
+          <w:lang w:val="en-US" w:eastAsia="zh-CN"/>
+        </w:rPr>
+      </w:pPr>
+      <w:r>
+        <w:rPr>
+          <w:rFonts w:hint="eastAsia"/>
+          <w:lang w:val="en-US" w:eastAsia="zh-CN"/>
+        </w:rPr>
+        <w:t>输入：问题描述，需求说明，架构(体系结构)描述</w:t>
+      </w:r>
+    </w:p>
+    <w:p>
+      <w:pPr>
+        <w:bidi w:val="0"/>
+        <w:ind w:firstLine="420" w:firstLineChars="0"/>
+        <w:rPr>
+          <w:rFonts w:hint="eastAsia"/>
+          <w:lang w:val="en-US" w:eastAsia="zh-CN"/>
+        </w:rPr>
+      </w:pPr>
+      <w:bookmarkStart w:id="4" w:name="_GoBack"/>
+      <w:bookmarkEnd w:id="4"/>
+    </w:p>
+    <w:p>
+      <w:pPr>
+        <w:bidi w:val="0"/>
+        <w:ind w:firstLine="0" w:firstLineChars="0"/>
+        <w:rPr>
           <w:rFonts w:hint="default"/>
           <w:lang w:val="en-US" w:eastAsia="zh-CN"/>
         </w:rPr>
@@ -1260,67 +1323,6 @@
           <w:lang w:val="en-US" w:eastAsia="zh-CN"/>
         </w:rPr>
         <w:t>会对质量属性进行权衡和折中</w:t>
-      </w:r>
-    </w:p>
-    <w:p>
-      <w:pPr>
-        <w:bidi w:val="0"/>
-        <w:ind w:firstLine="420" w:firstLineChars="0"/>
-        <w:rPr>
-          <w:rFonts w:hint="default"/>
-          <w:lang w:val="en-US" w:eastAsia="zh-CN"/>
-        </w:rPr>
-      </w:pPr>
-    </w:p>
-    <w:p>
-      <w:pPr>
-        <w:bidi w:val="0"/>
-        <w:ind w:firstLine="0" w:firstLineChars="0"/>
-        <w:rPr>
-          <w:rFonts w:hint="eastAsia"/>
-          <w:lang w:val="en-US" w:eastAsia="zh-CN"/>
-        </w:rPr>
-      </w:pPr>
-      <w:r>
-        <w:rPr>
-          <w:rFonts w:hint="eastAsia"/>
-          <w:lang w:val="en-US" w:eastAsia="zh-CN"/>
-        </w:rPr>
-        <w:t>SAAM软件架构分析方法:</w:t>
-      </w:r>
-    </w:p>
-    <w:p>
-      <w:pPr>
-        <w:bidi w:val="0"/>
-        <w:ind w:firstLine="420" w:firstLineChars="0"/>
-        <w:rPr>
-          <w:rFonts w:hint="default"/>
-          <w:lang w:val="en-US" w:eastAsia="zh-CN"/>
-        </w:rPr>
-      </w:pPr>
-      <w:r>
-        <w:rPr>
-          <w:rFonts w:hint="eastAsia"/>
-          <w:lang w:val="en-US" w:eastAsia="zh-CN"/>
-        </w:rPr>
-        <w:t>关注单个场景的单个质量属性</w:t>
-      </w:r>
-    </w:p>
-    <w:p>
-      <w:pPr>
-        <w:bidi w:val="0"/>
-        <w:ind w:firstLine="420" w:firstLineChars="0"/>
-        <w:rPr>
-          <w:rFonts w:hint="eastAsia"/>
-          <w:lang w:val="en-US" w:eastAsia="zh-CN"/>
-        </w:rPr>
-      </w:pPr>
-      <w:r>
-        <w:rPr>
-          <w:rFonts w:hint="eastAsia"/>
-          <w:lang w:val="en-US" w:eastAsia="zh-CN"/>
-        </w:rPr>
-        <w:t>输入：问题描述，需求说明，架构(体系结构)描述</w:t>
       </w:r>
     </w:p>
     <w:p>
@@ -5922,16 +5924,7 @@
           <w:rFonts w:hint="eastAsia"/>
           <w:lang w:val="en-US" w:eastAsia="zh-CN"/>
         </w:rPr>
-        <w:t>路径覆</w:t>
-      </w:r>
-      <w:bookmarkStart w:id="4" w:name="_GoBack"/>
-      <w:bookmarkEnd w:id="4"/>
-      <w:r>
-        <w:rPr>
-          <w:rFonts w:hint="eastAsia"/>
-          <w:lang w:val="en-US" w:eastAsia="zh-CN"/>
-        </w:rPr>
-        <w:t>盖：所有路径都走边(整体上)</w:t>
+        <w:t>路径覆盖：所有路径都走边(整体上)</w:t>
       </w:r>
     </w:p>
     <w:p>
@@ -7244,7 +7237,6 @@
   <w:style w:type="paragraph" w:customStyle="1" w:styleId="8">
     <w:name w:val="Table Text"/>
     <w:basedOn w:val="1"/>
-    <w:autoRedefine/>
     <w:semiHidden/>
     <w:qFormat/>
     <w:uiPriority w:val="0"/>
@@ -7257,7 +7249,6 @@
   </w:style>
   <w:style w:type="table" w:customStyle="1" w:styleId="9">
     <w:name w:val="Table Normal"/>
-    <w:autoRedefine/>
     <w:semiHidden/>
     <w:unhideWhenUsed/>
     <w:qFormat/>

--- a/软考/软考笔记.docx
+++ b/软考/软考笔记.docx
@@ -1237,158 +1237,171 @@
           <w:lang w:val="en-US" w:eastAsia="zh-CN"/>
         </w:rPr>
       </w:pPr>
+    </w:p>
+    <w:p>
+      <w:pPr>
+        <w:bidi w:val="0"/>
+        <w:ind w:firstLine="0" w:firstLineChars="0"/>
+        <w:rPr>
+          <w:rFonts w:hint="default"/>
+          <w:lang w:val="en-US" w:eastAsia="zh-CN"/>
+        </w:rPr>
+      </w:pPr>
+      <w:r>
+        <w:rPr>
+          <w:rFonts w:hint="eastAsia"/>
+          <w:lang w:val="en-US" w:eastAsia="zh-CN"/>
+        </w:rPr>
+        <w:t>ATAM:质量属性效用树(基于SAAM)</w:t>
+      </w:r>
+    </w:p>
+    <w:p>
+      <w:pPr>
+        <w:bidi w:val="0"/>
+        <w:ind w:firstLine="420" w:firstLineChars="0"/>
+        <w:rPr>
+          <w:rFonts w:hint="eastAsia"/>
+          <w:lang w:val="en-US" w:eastAsia="zh-CN"/>
+        </w:rPr>
+      </w:pPr>
+      <w:r>
+        <w:rPr>
+          <w:rFonts w:hint="eastAsia"/>
+          <w:lang w:val="en-US" w:eastAsia="zh-CN"/>
+        </w:rPr>
+        <w:t>树根-质量属性-属性分类-属性场景</w:t>
+      </w:r>
+    </w:p>
+    <w:p>
+      <w:pPr>
+        <w:bidi w:val="0"/>
+        <w:ind w:firstLine="420" w:firstLineChars="0"/>
+        <w:rPr>
+          <w:rFonts w:hint="default"/>
+          <w:lang w:val="en-US" w:eastAsia="zh-CN"/>
+        </w:rPr>
+      </w:pPr>
+      <w:r>
+        <w:rPr>
+          <w:rFonts w:hint="eastAsia"/>
+          <w:lang w:val="en-US" w:eastAsia="zh-CN"/>
+        </w:rPr>
+        <w:t>质量属性的优先级是通过场景评估后才确定的</w:t>
+      </w:r>
+    </w:p>
+    <w:p>
+      <w:pPr>
+        <w:bidi w:val="0"/>
+        <w:ind w:firstLine="420" w:firstLineChars="0"/>
+        <w:rPr>
+          <w:rFonts w:hint="eastAsia"/>
+          <w:lang w:val="en-US" w:eastAsia="zh-CN"/>
+        </w:rPr>
+      </w:pPr>
+      <w:r>
+        <w:rPr>
+          <w:rFonts w:hint="eastAsia"/>
+          <w:lang w:val="en-US" w:eastAsia="zh-CN"/>
+        </w:rPr>
+        <w:t>最开始关注的属性：性能、安全性、可修改性、可用性</w:t>
+      </w:r>
+    </w:p>
+    <w:p>
+      <w:pPr>
+        <w:bidi w:val="0"/>
+        <w:ind w:firstLine="420" w:firstLineChars="0"/>
+        <w:rPr>
+          <w:rFonts w:hint="eastAsia"/>
+          <w:lang w:val="en-US" w:eastAsia="zh-CN"/>
+        </w:rPr>
+      </w:pPr>
+      <w:r>
+        <w:rPr>
+          <w:rFonts w:hint="eastAsia"/>
+          <w:lang w:val="en-US" w:eastAsia="zh-CN"/>
+        </w:rPr>
+        <w:t>会对质量属性进行权衡和折中</w:t>
+      </w:r>
+    </w:p>
+    <w:p>
+      <w:pPr>
+        <w:rPr>
+          <w:rFonts w:hint="eastAsia" w:ascii="宋体" w:hAnsi="宋体" w:eastAsia="宋体"/>
+          <w:szCs w:val="21"/>
+        </w:rPr>
+      </w:pPr>
+    </w:p>
+    <w:p>
+      <w:pPr>
+        <w:rPr>
+          <w:rFonts w:hint="eastAsia" w:ascii="宋体" w:hAnsi="宋体" w:eastAsia="宋体"/>
+          <w:szCs w:val="21"/>
+        </w:rPr>
+      </w:pPr>
+      <w:r>
+        <w:rPr>
+          <w:rFonts w:hint="eastAsia" w:ascii="宋体" w:hAnsi="宋体" w:eastAsia="宋体"/>
+          <w:szCs w:val="21"/>
+        </w:rPr>
+        <w:t>架构风格</w:t>
+      </w:r>
+      <w:r>
+        <w:rPr>
+          <w:rFonts w:hint="eastAsia" w:ascii="宋体" w:hAnsi="宋体" w:eastAsia="宋体"/>
+          <w:szCs w:val="21"/>
+          <w:lang w:val="en-US" w:eastAsia="zh-CN"/>
+        </w:rPr>
+        <w:t xml:space="preserve">: </w:t>
+      </w:r>
+      <w:r>
+        <w:rPr>
+          <w:rFonts w:hint="eastAsia" w:ascii="宋体" w:hAnsi="宋体" w:eastAsia="宋体"/>
+          <w:szCs w:val="21"/>
+        </w:rPr>
+        <w:t>实现质量属性与商业需求、采用软件模板设计软件结构</w:t>
+      </w:r>
+    </w:p>
+    <w:p>
+      <w:pPr>
+        <w:rPr>
+          <w:rFonts w:hint="eastAsia" w:eastAsiaTheme="minorEastAsia"/>
+          <w:lang w:eastAsia="zh-CN"/>
+        </w:rPr>
+      </w:pPr>
+      <w:r>
+        <w:rPr>
+          <w:rFonts w:hint="eastAsia"/>
+        </w:rPr>
+        <w:t>架构复审</w:t>
+      </w:r>
+      <w:r>
+        <w:rPr>
+          <w:rFonts w:hint="eastAsia"/>
+          <w:lang w:eastAsia="zh-CN"/>
+        </w:rPr>
+        <w:t>：</w:t>
+      </w:r>
+      <w:r>
+        <w:rPr>
+          <w:rFonts w:hint="eastAsia"/>
+        </w:rPr>
+        <w:t>标识潜在风险，</w:t>
+      </w:r>
+      <w:r>
+        <w:rPr>
+          <w:rFonts w:hint="eastAsia"/>
+          <w:lang w:val="en-US" w:eastAsia="zh-CN"/>
+        </w:rPr>
+        <w:t>尽早</w:t>
+      </w:r>
+      <w:r>
+        <w:rPr>
+          <w:rFonts w:hint="eastAsia"/>
+        </w:rPr>
+        <w:t>发现架构设计的缺陷</w:t>
+      </w:r>
       <w:bookmarkStart w:id="4" w:name="_GoBack"/>
       <w:bookmarkEnd w:id="4"/>
-    </w:p>
-    <w:p>
-      <w:pPr>
-        <w:bidi w:val="0"/>
-        <w:ind w:firstLine="0" w:firstLineChars="0"/>
-        <w:rPr>
-          <w:rFonts w:hint="default"/>
-          <w:lang w:val="en-US" w:eastAsia="zh-CN"/>
-        </w:rPr>
-      </w:pPr>
-      <w:r>
-        <w:rPr>
-          <w:rFonts w:hint="eastAsia"/>
-          <w:lang w:val="en-US" w:eastAsia="zh-CN"/>
-        </w:rPr>
-        <w:t>ATAM:质量属性效用树(基于SAAM)</w:t>
-      </w:r>
-    </w:p>
-    <w:p>
-      <w:pPr>
-        <w:bidi w:val="0"/>
-        <w:ind w:firstLine="420" w:firstLineChars="0"/>
-        <w:rPr>
-          <w:rFonts w:hint="eastAsia"/>
-          <w:lang w:val="en-US" w:eastAsia="zh-CN"/>
-        </w:rPr>
-      </w:pPr>
-      <w:r>
-        <w:rPr>
-          <w:rFonts w:hint="eastAsia"/>
-          <w:lang w:val="en-US" w:eastAsia="zh-CN"/>
-        </w:rPr>
-        <w:t>树根-质量属性-属性分类-属性场景</w:t>
-      </w:r>
-    </w:p>
-    <w:p>
-      <w:pPr>
-        <w:bidi w:val="0"/>
-        <w:ind w:firstLine="420" w:firstLineChars="0"/>
-        <w:rPr>
-          <w:rFonts w:hint="default"/>
-          <w:lang w:val="en-US" w:eastAsia="zh-CN"/>
-        </w:rPr>
-      </w:pPr>
-      <w:r>
-        <w:rPr>
-          <w:rFonts w:hint="eastAsia"/>
-          <w:lang w:val="en-US" w:eastAsia="zh-CN"/>
-        </w:rPr>
-        <w:t>质量属性的优先级是通过场景评估后才确定的</w:t>
-      </w:r>
-    </w:p>
-    <w:p>
-      <w:pPr>
-        <w:bidi w:val="0"/>
-        <w:ind w:firstLine="420" w:firstLineChars="0"/>
-        <w:rPr>
-          <w:rFonts w:hint="eastAsia"/>
-          <w:lang w:val="en-US" w:eastAsia="zh-CN"/>
-        </w:rPr>
-      </w:pPr>
-      <w:r>
-        <w:rPr>
-          <w:rFonts w:hint="eastAsia"/>
-          <w:lang w:val="en-US" w:eastAsia="zh-CN"/>
-        </w:rPr>
-        <w:t>最开始关注的属性：性能、安全性、可修改性、可用性</w:t>
-      </w:r>
-    </w:p>
-    <w:p>
-      <w:pPr>
-        <w:bidi w:val="0"/>
-        <w:ind w:firstLine="420" w:firstLineChars="0"/>
-        <w:rPr>
-          <w:rFonts w:hint="eastAsia"/>
-          <w:lang w:val="en-US" w:eastAsia="zh-CN"/>
-        </w:rPr>
-      </w:pPr>
-      <w:r>
-        <w:rPr>
-          <w:rFonts w:hint="eastAsia"/>
-          <w:lang w:val="en-US" w:eastAsia="zh-CN"/>
-        </w:rPr>
-        <w:t>会对质量属性进行权衡和折中</w:t>
-      </w:r>
-    </w:p>
-    <w:p>
-      <w:pPr>
-        <w:rPr>
-          <w:rFonts w:hint="eastAsia" w:ascii="宋体" w:hAnsi="宋体" w:eastAsia="宋体"/>
-          <w:szCs w:val="21"/>
-        </w:rPr>
-      </w:pPr>
-    </w:p>
-    <w:p>
-      <w:pPr>
-        <w:rPr>
-          <w:rFonts w:hint="eastAsia" w:ascii="宋体" w:hAnsi="宋体" w:eastAsia="宋体"/>
-          <w:szCs w:val="21"/>
-        </w:rPr>
-      </w:pPr>
-      <w:r>
-        <w:rPr>
-          <w:rFonts w:hint="eastAsia" w:ascii="宋体" w:hAnsi="宋体" w:eastAsia="宋体"/>
-          <w:szCs w:val="21"/>
-        </w:rPr>
-        <w:t>架构风格</w:t>
-      </w:r>
-      <w:r>
-        <w:rPr>
-          <w:rFonts w:hint="eastAsia" w:ascii="宋体" w:hAnsi="宋体" w:eastAsia="宋体"/>
-          <w:szCs w:val="21"/>
-          <w:lang w:val="en-US" w:eastAsia="zh-CN"/>
-        </w:rPr>
-        <w:t>:</w:t>
-      </w:r>
-      <w:r>
-        <w:rPr>
-          <w:rFonts w:hint="eastAsia" w:ascii="宋体" w:hAnsi="宋体" w:eastAsia="宋体"/>
-          <w:szCs w:val="21"/>
-        </w:rPr>
-        <w:t>实现质量属性与商业需求、采用软件模板设计软件结构</w:t>
-      </w:r>
-    </w:p>
-    <w:p>
-      <w:pPr>
-        <w:rPr>
-          <w:rFonts w:hint="eastAsia" w:eastAsiaTheme="minorEastAsia"/>
-          <w:lang w:eastAsia="zh-CN"/>
-        </w:rPr>
-      </w:pPr>
-      <w:r>
-        <w:rPr>
-          <w:rFonts w:hint="eastAsia"/>
-        </w:rPr>
-        <w:t>架构复审</w:t>
-      </w:r>
-      <w:r>
-        <w:rPr>
-          <w:rFonts w:hint="eastAsia"/>
-          <w:lang w:eastAsia="zh-CN"/>
-        </w:rPr>
-        <w:t>：</w:t>
-      </w:r>
-      <w:r>
-        <w:rPr>
-          <w:rFonts w:hint="eastAsia"/>
-        </w:rPr>
-        <w:t>标识潜在的风险，及早发现架构设计中的缺陷和错误</w:t>
-      </w:r>
       <w:r>
         <w:rPr>
           <w:rFonts w:hint="eastAsia"/>

--- a/软考/软考笔记.docx
+++ b/软考/软考笔记.docx
@@ -1400,8 +1400,6 @@
         </w:rPr>
         <w:t>发现架构设计的缺陷</w:t>
       </w:r>
-      <w:bookmarkStart w:id="4" w:name="_GoBack"/>
-      <w:bookmarkEnd w:id="4"/>
       <w:r>
         <w:rPr>
           <w:rFonts w:hint="eastAsia"/>
@@ -3191,41 +3189,41 @@
           <w:rFonts w:hint="eastAsia"/>
           <w:lang w:val="en-US" w:eastAsia="zh-CN"/>
         </w:rPr>
-        <w:t>PROM：可编程一次</w:t>
-      </w:r>
-    </w:p>
-    <w:p>
-      <w:pPr>
-        <w:bidi w:val="0"/>
-        <w:ind w:firstLine="420" w:firstLineChars="0"/>
-        <w:rPr>
-          <w:rFonts w:hint="default"/>
-          <w:lang w:val="en-US" w:eastAsia="zh-CN"/>
-        </w:rPr>
-      </w:pPr>
-      <w:r>
-        <w:rPr>
-          <w:rFonts w:hint="eastAsia"/>
-          <w:lang w:val="en-US" w:eastAsia="zh-CN"/>
-        </w:rPr>
-        <w:t>EPROM： 可多次编程</w:t>
-      </w:r>
-    </w:p>
-    <w:p>
-      <w:pPr>
-        <w:bidi w:val="0"/>
-        <w:ind w:firstLine="420" w:firstLineChars="0"/>
-        <w:rPr>
-          <w:rFonts w:hint="eastAsia"/>
-          <w:lang w:val="en-US" w:eastAsia="zh-CN"/>
-        </w:rPr>
-      </w:pPr>
-      <w:r>
-        <w:rPr>
-          <w:rFonts w:hint="eastAsia"/>
-          <w:lang w:val="en-US" w:eastAsia="zh-CN"/>
-        </w:rPr>
-        <w:t>EEPROM：可多次编程</w:t>
+        <w:t>PROM：用户可编程烧制一次</w:t>
+      </w:r>
+    </w:p>
+    <w:p>
+      <w:pPr>
+        <w:bidi w:val="0"/>
+        <w:ind w:firstLine="420" w:firstLineChars="0"/>
+        <w:rPr>
+          <w:rFonts w:hint="default"/>
+          <w:lang w:val="en-US" w:eastAsia="zh-CN"/>
+        </w:rPr>
+      </w:pPr>
+      <w:r>
+        <w:rPr>
+          <w:rFonts w:hint="eastAsia"/>
+          <w:lang w:val="en-US" w:eastAsia="zh-CN"/>
+        </w:rPr>
+        <w:t>EPROM(紫外线擦除)： 可多次编程</w:t>
+      </w:r>
+    </w:p>
+    <w:p>
+      <w:pPr>
+        <w:bidi w:val="0"/>
+        <w:ind w:firstLine="420" w:firstLineChars="0"/>
+        <w:rPr>
+          <w:rFonts w:hint="eastAsia"/>
+          <w:lang w:val="en-US" w:eastAsia="zh-CN"/>
+        </w:rPr>
+      </w:pPr>
+      <w:r>
+        <w:rPr>
+          <w:rFonts w:hint="eastAsia"/>
+          <w:lang w:val="en-US" w:eastAsia="zh-CN"/>
+        </w:rPr>
+        <w:t>EEPROM(电擦除)：可多次编程</w:t>
       </w:r>
     </w:p>
     <w:p>
@@ -3677,7 +3675,7 @@
           <w:rFonts w:hint="eastAsia"/>
           <w:lang w:val="en-US" w:eastAsia="zh-CN"/>
         </w:rPr>
-        <w:t>时间：相同时刻的步骤放一块(init中操作)</w:t>
+        <w:t>时间：同时刻的步骤放一起(init中操作)</w:t>
       </w:r>
     </w:p>
     <w:p>
@@ -4627,7 +4625,7 @@
           <w:rFonts w:hint="eastAsia"/>
           <w:lang w:val="en-US" w:eastAsia="zh-CN"/>
         </w:rPr>
-        <w:t>扩展关系：A比B在行为上有扩展(异常时)</w:t>
+        <w:t>扩展关系：A比B在行为上有功能的扩展(异常时)</w:t>
       </w:r>
     </w:p>
     <w:p>
@@ -4644,7 +4642,7 @@
           <w:rFonts w:hint="eastAsia"/>
           <w:lang w:val="en-US" w:eastAsia="zh-CN"/>
         </w:rPr>
-        <w:t>泛化(继承)关系：A是B的特例(子类)</w:t>
+        <w:t>泛化(继承)关系：A继承B</w:t>
       </w:r>
     </w:p>
     <w:bookmarkEnd w:id="2"/>
@@ -4986,7 +4984,7 @@
           <w:rFonts w:hint="eastAsia"/>
           <w:lang w:val="en-US" w:eastAsia="zh-CN"/>
         </w:rPr>
-        <w:t>敏感点：1/多个质量属性的特性</w:t>
+        <w:t>敏感点：单个质量属性敏感</w:t>
       </w:r>
     </w:p>
     <w:p>
@@ -5213,7 +5211,7 @@
           <w:rFonts w:hint="eastAsia"/>
           <w:lang w:val="en-US" w:eastAsia="zh-CN"/>
         </w:rPr>
-        <w:t>响应：对修改内容进行查找/测试/部署</w:t>
+        <w:t>响应：对修改内容进行检查/测试/部署</w:t>
       </w:r>
     </w:p>
     <w:p>
@@ -6267,32 +6265,41 @@
       <w:pPr>
         <w:ind w:firstLine="0" w:firstLineChars="0"/>
         <w:rPr>
-          <w:rFonts w:hint="eastAsia"/>
-          <w:lang w:val="en-US" w:eastAsia="zh-CN"/>
-        </w:rPr>
-      </w:pPr>
-      <w:r>
-        <w:rPr>
-          <w:rFonts w:hint="eastAsia"/>
-          <w:lang w:val="en-US" w:eastAsia="zh-CN"/>
-        </w:rPr>
-        <w:t>参照完整性：外建必填</w:t>
-      </w:r>
-    </w:p>
-    <w:p>
-      <w:pPr>
-        <w:ind w:firstLine="0" w:firstLineChars="0"/>
-        <w:rPr>
-          <w:rFonts w:hint="default"/>
-          <w:lang w:val="en-US" w:eastAsia="zh-CN"/>
-        </w:rPr>
-      </w:pPr>
-      <w:r>
-        <w:rPr>
-          <w:rFonts w:hint="eastAsia"/>
-          <w:lang w:val="en-US" w:eastAsia="zh-CN"/>
-        </w:rPr>
-        <w:t>自定义完整：自定义约束(只能是男/女)</w:t>
+          <w:rFonts w:hint="default"/>
+          <w:lang w:val="en-US" w:eastAsia="zh-CN"/>
+        </w:rPr>
+      </w:pPr>
+      <w:r>
+        <w:rPr>
+          <w:rFonts w:hint="eastAsia"/>
+          <w:lang w:val="en-US" w:eastAsia="zh-CN"/>
+        </w:rPr>
+        <w:t>参照完整性：外建必填,且只能是另一个表的主键</w:t>
+      </w:r>
+    </w:p>
+    <w:p>
+      <w:pPr>
+        <w:ind w:firstLine="0" w:firstLineChars="0"/>
+        <w:rPr>
+          <w:rFonts w:hint="default"/>
+          <w:lang w:val="en-US" w:eastAsia="zh-CN"/>
+        </w:rPr>
+      </w:pPr>
+      <w:r>
+        <w:rPr>
+          <w:rFonts w:hint="eastAsia"/>
+          <w:lang w:val="en-US" w:eastAsia="zh-CN"/>
+        </w:rPr>
+        <w:t>自定义完整：自定义约束(只能是男/女)， 复杂条件</w:t>
+      </w:r>
+      <w:bookmarkStart w:id="4" w:name="_GoBack"/>
+      <w:bookmarkEnd w:id="4"/>
+      <w:r>
+        <w:rPr>
+          <w:rFonts w:hint="eastAsia"/>
+          <w:lang w:val="en-US" w:eastAsia="zh-CN"/>
+        </w:rPr>
+        <w:t>需要通过触发器实现</w:t>
       </w:r>
     </w:p>
     <w:p>

--- a/软考/软考笔记.docx
+++ b/软考/软考笔记.docx
@@ -409,7 +409,7 @@
         <w:bidi w:val="0"/>
         <w:ind w:firstLine="420" w:firstLineChars="0"/>
         <w:rPr>
-          <w:rFonts w:hint="default"/>
+          <w:rFonts w:hint="eastAsia"/>
           <w:lang w:val="en-US" w:eastAsia="zh-CN"/>
         </w:rPr>
       </w:pPr>
@@ -419,6 +419,42 @@
           <w:lang w:val="en-US" w:eastAsia="zh-CN"/>
         </w:rPr>
         <w:t>C2:将一组构件绑定在一起</w:t>
+      </w:r>
+    </w:p>
+    <w:p>
+      <w:pPr>
+        <w:bidi w:val="0"/>
+        <w:ind w:firstLine="420" w:firstLineChars="0"/>
+        <w:rPr>
+          <w:rFonts w:hint="eastAsia"/>
+          <w:lang w:val="en-US" w:eastAsia="zh-CN"/>
+        </w:rPr>
+      </w:pPr>
+    </w:p>
+    <w:p>
+      <w:pPr>
+        <w:bidi w:val="0"/>
+        <w:ind w:firstLine="420" w:firstLineChars="0"/>
+        <w:rPr>
+          <w:rFonts w:hint="default"/>
+          <w:lang w:val="en-US" w:eastAsia="zh-CN"/>
+        </w:rPr>
+      </w:pPr>
+      <w:r>
+        <w:rPr>
+          <w:rFonts w:hint="eastAsia"/>
+          <w:lang w:val="en-US" w:eastAsia="zh-CN"/>
+        </w:rPr>
+        <w:t>闭环控制结构；检测-比较-修正的反馈控制系统</w:t>
+      </w:r>
+      <w:bookmarkStart w:id="4" w:name="_GoBack"/>
+      <w:bookmarkEnd w:id="4"/>
+      <w:r>
+        <w:rPr>
+          <w:rFonts w:hint="eastAsia"/>
+          <w:lang w:val="en-US" w:eastAsia="zh-CN"/>
+        </w:rPr>
+        <w:t>，多个协作构件组成，适合简单任务，</w:t>
       </w:r>
     </w:p>
     <w:p>
@@ -1384,6 +1420,13 @@
       <w:r>
         <w:rPr>
           <w:rFonts w:hint="eastAsia"/>
+          <w:lang w:val="en-US" w:eastAsia="zh-CN"/>
+        </w:rPr>
+        <w:t>(外审，内审)</w:t>
+      </w:r>
+      <w:r>
+        <w:rPr>
+          <w:rFonts w:hint="eastAsia"/>
         </w:rPr>
         <w:t>标识潜在风险，</w:t>
       </w:r>
@@ -1507,7 +1550,7 @@
           <w:rFonts w:hint="eastAsia"/>
           <w:lang w:val="en-US" w:eastAsia="zh-CN"/>
         </w:rPr>
-        <w:t>ABSD基于体系结构的软件设计(自顶向下)</w:t>
+        <w:t>ABSD基于体系结构的软件设计(自顶向下,开发代码前先设计架构，如支持200并发要如何设计)</w:t>
       </w:r>
     </w:p>
     <w:p>
@@ -4642,7 +4685,7 @@
           <w:rFonts w:hint="eastAsia"/>
           <w:lang w:val="en-US" w:eastAsia="zh-CN"/>
         </w:rPr>
-        <w:t>泛化(继承)关系：A继承B</w:t>
+        <w:t>泛化(继承)关系：A是B的一个子类</w:t>
       </w:r>
     </w:p>
     <w:bookmarkEnd w:id="2"/>
@@ -4984,7 +5027,7 @@
           <w:rFonts w:hint="eastAsia"/>
           <w:lang w:val="en-US" w:eastAsia="zh-CN"/>
         </w:rPr>
-        <w:t>敏感点：单个质量属性敏感</w:t>
+        <w:t>敏感点：修改一个属性会影响其他属性</w:t>
       </w:r>
     </w:p>
     <w:p>
@@ -6290,16 +6333,7 @@
           <w:rFonts w:hint="eastAsia"/>
           <w:lang w:val="en-US" w:eastAsia="zh-CN"/>
         </w:rPr>
-        <w:t>自定义完整：自定义约束(只能是男/女)， 复杂条件</w:t>
-      </w:r>
-      <w:bookmarkStart w:id="4" w:name="_GoBack"/>
-      <w:bookmarkEnd w:id="4"/>
-      <w:r>
-        <w:rPr>
-          <w:rFonts w:hint="eastAsia"/>
-          <w:lang w:val="en-US" w:eastAsia="zh-CN"/>
-        </w:rPr>
-        <w:t>需要通过触发器实现</w:t>
+        <w:t>自定义完整：自定义约束(只能是男/女)， 复杂条件需要通过触发器实现</w:t>
       </w:r>
     </w:p>
     <w:p>
@@ -6427,7 +6461,7 @@
       <w:pPr>
         <w:ind w:firstLine="420" w:firstLineChars="0"/>
         <w:rPr>
-          <w:rFonts w:hint="default"/>
+          <w:rFonts w:hint="eastAsia"/>
           <w:lang w:val="en-US" w:eastAsia="zh-CN"/>
         </w:rPr>
       </w:pPr>
@@ -6437,6 +6471,47 @@
           <w:lang w:val="en-US" w:eastAsia="zh-CN"/>
         </w:rPr>
         <w:t>第四范式：消除非主属性对码的全部依赖</w:t>
+      </w:r>
+    </w:p>
+    <w:p>
+      <w:pPr>
+        <w:ind w:firstLine="0" w:firstLineChars="0"/>
+        <w:rPr>
+          <w:rFonts w:hint="eastAsia"/>
+          <w:lang w:val="en-US" w:eastAsia="zh-CN"/>
+        </w:rPr>
+      </w:pPr>
+    </w:p>
+    <w:p>
+      <w:pPr>
+        <w:ind w:firstLine="0" w:firstLineChars="0"/>
+        <w:rPr>
+          <w:rFonts w:hint="default"/>
+          <w:lang w:val="en-US" w:eastAsia="zh-CN"/>
+        </w:rPr>
+      </w:pPr>
+      <w:r>
+        <w:rPr>
+          <w:rFonts w:hint="eastAsia"/>
+          <w:lang w:val="en-US" w:eastAsia="zh-CN"/>
+        </w:rPr>
+        <w:t>是否保持函数依赖: 连接后能还原出原数据集(即原函数依赖)</w:t>
+      </w:r>
+    </w:p>
+    <w:p>
+      <w:pPr>
+        <w:ind w:firstLine="0" w:firstLineChars="0"/>
+        <w:rPr>
+          <w:rFonts w:hint="default"/>
+          <w:lang w:val="en-US" w:eastAsia="zh-CN"/>
+        </w:rPr>
+      </w:pPr>
+      <w:r>
+        <w:rPr>
+          <w:rFonts w:hint="eastAsia"/>
+          <w:lang w:val="en-US" w:eastAsia="zh-CN"/>
+        </w:rPr>
+        <w:t>是否是无损连接：连接后(不会有数据多)</w:t>
       </w:r>
     </w:p>
     <w:p>

--- a/软考/软考笔记.docx
+++ b/软考/软考笔记.docx
@@ -82,7 +82,7 @@
       <w:pPr>
         <w:bidi w:val="0"/>
         <w:rPr>
-          <w:rFonts w:hint="default"/>
+          <w:rFonts w:hint="eastAsia"/>
           <w:b/>
           <w:bCs/>
           <w:lang w:val="en-US" w:eastAsia="zh-CN"/>
@@ -95,357 +95,23 @@
           <w:bCs/>
           <w:lang w:val="en-US" w:eastAsia="zh-CN"/>
         </w:rPr>
-        <w:t>架构风格：反应结构和语义特征</w:t>
-      </w:r>
-    </w:p>
-    <w:p>
-      <w:pPr>
-        <w:bidi w:val="0"/>
-        <w:ind w:firstLine="420" w:firstLineChars="0"/>
-        <w:rPr>
-          <w:rFonts w:hint="default"/>
-          <w:lang w:val="en-US" w:eastAsia="zh-CN"/>
-        </w:rPr>
-      </w:pPr>
-      <w:r>
-        <w:rPr>
-          <w:rFonts w:hint="eastAsia"/>
-          <w:lang w:val="en-US" w:eastAsia="zh-CN"/>
-        </w:rPr>
-        <w:t>数据流风格：</w:t>
-      </w:r>
-    </w:p>
-    <w:p>
-      <w:pPr>
-        <w:bidi w:val="0"/>
-        <w:ind w:left="420" w:leftChars="0" w:firstLine="420" w:firstLineChars="0"/>
-        <w:rPr>
-          <w:rFonts w:hint="default"/>
-          <w:lang w:val="en-US" w:eastAsia="zh-CN"/>
-        </w:rPr>
-      </w:pPr>
-      <w:r>
-        <w:rPr>
-          <w:rFonts w:hint="eastAsia"/>
-          <w:lang w:val="en-US" w:eastAsia="zh-CN"/>
-        </w:rPr>
-        <w:t>批处理：对多个任务批量处理,可以同时执行</w:t>
-      </w:r>
-    </w:p>
-    <w:p>
-      <w:pPr>
-        <w:bidi w:val="0"/>
-        <w:ind w:left="420" w:leftChars="0" w:firstLine="420" w:firstLineChars="0"/>
-        <w:rPr>
-          <w:rFonts w:hint="eastAsia"/>
-          <w:lang w:val="en-US" w:eastAsia="zh-CN"/>
-        </w:rPr>
-      </w:pPr>
-      <w:r>
-        <w:rPr>
-          <w:rFonts w:hint="eastAsia"/>
-          <w:lang w:val="en-US" w:eastAsia="zh-CN"/>
-        </w:rPr>
-        <w:t>管道-过滤器：执行有先后顺序的步骤，数据流驱动</w:t>
-      </w:r>
-    </w:p>
-    <w:p>
-      <w:pPr>
-        <w:bidi w:val="0"/>
-        <w:ind w:left="420" w:leftChars="0" w:firstLine="0" w:firstLineChars="0"/>
-        <w:rPr>
-          <w:rFonts w:hint="default"/>
-          <w:lang w:val="en-US" w:eastAsia="zh-CN"/>
-        </w:rPr>
-      </w:pPr>
-      <w:r>
-        <w:rPr>
-          <w:rFonts w:hint="eastAsia"/>
-          <w:lang w:val="en-US" w:eastAsia="zh-CN"/>
-        </w:rPr>
-        <w:t>调用返回风格：调用其他服务，等返回后再继续，单线程，会阻塞</w:t>
-      </w:r>
-    </w:p>
-    <w:p>
-      <w:pPr>
-        <w:bidi w:val="0"/>
-        <w:ind w:left="420" w:leftChars="0" w:firstLine="420" w:firstLineChars="0"/>
-        <w:rPr>
-          <w:rFonts w:hint="default"/>
-          <w:lang w:val="en-US" w:eastAsia="zh-CN"/>
-        </w:rPr>
-      </w:pPr>
-      <w:r>
-        <w:rPr>
-          <w:rFonts w:hint="eastAsia"/>
-          <w:lang w:val="en-US" w:eastAsia="zh-CN"/>
-        </w:rPr>
-        <w:t>主/子程序：统一入口，不同功能对应不同子程序执行后，再执行主程序</w:t>
-      </w:r>
-    </w:p>
-    <w:p>
-      <w:pPr>
-        <w:bidi w:val="0"/>
-        <w:ind w:left="420" w:leftChars="0" w:firstLine="420" w:firstLineChars="0"/>
-        <w:rPr>
-          <w:rFonts w:hint="default"/>
-          <w:lang w:val="en-US" w:eastAsia="zh-CN"/>
-        </w:rPr>
-      </w:pPr>
-      <w:r>
-        <w:rPr>
-          <w:rFonts w:hint="eastAsia"/>
-          <w:lang w:val="en-US" w:eastAsia="zh-CN"/>
-        </w:rPr>
-        <w:t>面向对象：java中的调用返回</w:t>
-      </w:r>
-    </w:p>
-    <w:p>
-      <w:pPr>
-        <w:bidi w:val="0"/>
-        <w:ind w:left="420" w:leftChars="0" w:firstLine="420" w:firstLineChars="0"/>
-        <w:rPr>
-          <w:rFonts w:hint="eastAsia"/>
-          <w:lang w:val="en-US" w:eastAsia="zh-CN"/>
-        </w:rPr>
-      </w:pPr>
-      <w:r>
-        <w:rPr>
-          <w:rFonts w:hint="eastAsia"/>
-          <w:lang w:val="en-US" w:eastAsia="zh-CN"/>
-        </w:rPr>
-        <w:t>层次结构：降低性能</w:t>
-      </w:r>
-    </w:p>
-    <w:p>
-      <w:pPr>
-        <w:bidi w:val="0"/>
-        <w:ind w:left="420" w:leftChars="0" w:firstLine="0" w:firstLineChars="0"/>
-        <w:rPr>
-          <w:rFonts w:hint="eastAsia"/>
-          <w:lang w:val="en-US" w:eastAsia="zh-CN"/>
-        </w:rPr>
-      </w:pPr>
-      <w:r>
-        <w:rPr>
-          <w:rFonts w:hint="eastAsia"/>
-          <w:lang w:val="en-US" w:eastAsia="zh-CN"/>
-        </w:rPr>
-        <w:t>独立构件风格</w:t>
-      </w:r>
-    </w:p>
-    <w:p>
-      <w:pPr>
-        <w:bidi w:val="0"/>
-        <w:ind w:left="420" w:leftChars="0" w:firstLine="420" w:firstLineChars="0"/>
-        <w:rPr>
-          <w:rFonts w:hint="default"/>
-          <w:lang w:val="en-US" w:eastAsia="zh-CN"/>
-        </w:rPr>
-      </w:pPr>
-      <w:r>
-        <w:rPr>
-          <w:rFonts w:hint="eastAsia"/>
-          <w:lang w:val="en-US" w:eastAsia="zh-CN"/>
-        </w:rPr>
-        <w:t>进程通信: 两个独立的进程，RPC/接口调用来进行消息传递</w:t>
-      </w:r>
-    </w:p>
-    <w:p>
-      <w:pPr>
-        <w:bidi w:val="0"/>
-        <w:ind w:left="420" w:leftChars="0" w:firstLine="420" w:firstLineChars="0"/>
-        <w:rPr>
-          <w:rFonts w:hint="default"/>
-          <w:lang w:val="en-US" w:eastAsia="zh-CN"/>
-        </w:rPr>
-      </w:pPr>
-      <w:r>
-        <w:rPr>
-          <w:rFonts w:hint="eastAsia"/>
-          <w:lang w:val="en-US" w:eastAsia="zh-CN"/>
-        </w:rPr>
-        <w:t>事件驱动：通过MQ驱动其他消费者处理，解耦</w:t>
-      </w:r>
-    </w:p>
-    <w:p>
-      <w:pPr>
-        <w:bidi w:val="0"/>
-        <w:ind w:left="420" w:leftChars="0" w:firstLine="0" w:firstLineChars="0"/>
-        <w:rPr>
-          <w:rFonts w:hint="eastAsia"/>
-          <w:lang w:val="en-US" w:eastAsia="zh-CN"/>
-        </w:rPr>
-      </w:pPr>
-      <w:r>
-        <w:rPr>
-          <w:rFonts w:hint="eastAsia"/>
-          <w:lang w:val="en-US" w:eastAsia="zh-CN"/>
-        </w:rPr>
-        <w:t>虚拟机风格</w:t>
-      </w:r>
-    </w:p>
-    <w:p>
-      <w:pPr>
-        <w:bidi w:val="0"/>
-        <w:ind w:left="420" w:leftChars="0" w:firstLine="420" w:firstLineChars="0"/>
-        <w:rPr>
-          <w:rFonts w:hint="default"/>
-          <w:lang w:val="en-US" w:eastAsia="zh-CN"/>
-        </w:rPr>
-      </w:pPr>
-      <w:r>
-        <w:rPr>
-          <w:rFonts w:hint="eastAsia"/>
-          <w:lang w:val="en-US" w:eastAsia="zh-CN"/>
-        </w:rPr>
-        <w:t>解释器：前端输入脚本，后端进行解析，并执行对应操作</w:t>
-      </w:r>
-    </w:p>
-    <w:p>
-      <w:pPr>
-        <w:bidi w:val="0"/>
-        <w:ind w:left="420" w:leftChars="0" w:firstLine="420" w:firstLineChars="0"/>
-        <w:rPr>
-          <w:rFonts w:hint="default"/>
-          <w:lang w:val="en-US" w:eastAsia="zh-CN"/>
-        </w:rPr>
-      </w:pPr>
-      <w:r>
-        <w:rPr>
-          <w:rFonts w:hint="eastAsia"/>
-          <w:lang w:val="en-US" w:eastAsia="zh-CN"/>
-        </w:rPr>
-        <w:t>基于规则：根据规则(温度传感器，高于26度)执行动作(开启制冷)，</w:t>
-      </w:r>
-    </w:p>
-    <w:p>
-      <w:pPr>
-        <w:bidi w:val="0"/>
-        <w:ind w:firstLine="420" w:firstLineChars="0"/>
-        <w:rPr>
-          <w:rFonts w:hint="default"/>
-          <w:lang w:val="en-US" w:eastAsia="zh-CN"/>
-        </w:rPr>
-      </w:pPr>
-      <w:r>
-        <w:rPr>
-          <w:rFonts w:hint="eastAsia"/>
-          <w:lang w:val="en-US" w:eastAsia="zh-CN"/>
-        </w:rPr>
-        <w:t>仓库风格:数据存在中心，各组件访问数据仓库进行协作，避免相互传递</w:t>
-      </w:r>
-    </w:p>
-    <w:p>
-      <w:pPr>
-        <w:bidi w:val="0"/>
-        <w:ind w:left="420" w:leftChars="0" w:firstLine="420" w:firstLineChars="0"/>
-        <w:rPr>
-          <w:rFonts w:hint="default"/>
-          <w:lang w:val="en-US" w:eastAsia="zh-CN"/>
-        </w:rPr>
-      </w:pPr>
-      <w:r>
-        <w:rPr>
-          <w:rFonts w:hint="eastAsia"/>
-          <w:lang w:val="en-US" w:eastAsia="zh-CN"/>
-        </w:rPr>
-        <w:t>黑板系统：通过中央数据结构(黑板, cpu的共享内存)来协作，处理复杂问题</w:t>
-      </w:r>
-    </w:p>
-    <w:p>
-      <w:pPr>
-        <w:bidi w:val="0"/>
-        <w:ind w:left="420" w:leftChars="0" w:firstLine="420" w:firstLineChars="0"/>
-        <w:rPr>
-          <w:rFonts w:hint="default"/>
-          <w:lang w:val="en-US" w:eastAsia="zh-CN"/>
-        </w:rPr>
-      </w:pPr>
-      <w:r>
-        <w:rPr>
-          <w:rFonts w:hint="eastAsia"/>
-          <w:lang w:val="en-US" w:eastAsia="zh-CN"/>
-        </w:rPr>
-        <w:t>数据库系统: 数据存在数据库中</w:t>
-      </w:r>
-    </w:p>
-    <w:p>
-      <w:pPr>
-        <w:bidi w:val="0"/>
-        <w:ind w:left="420" w:leftChars="0" w:firstLine="420" w:firstLineChars="0"/>
-        <w:rPr>
-          <w:rFonts w:hint="default"/>
-          <w:lang w:val="en-US" w:eastAsia="zh-CN"/>
-        </w:rPr>
-      </w:pPr>
-      <w:r>
-        <w:rPr>
-          <w:rFonts w:hint="eastAsia"/>
-          <w:lang w:val="en-US" w:eastAsia="zh-CN"/>
-        </w:rPr>
-        <w:t>超文本系统：只有链接展示静态资源</w:t>
-      </w:r>
-    </w:p>
-    <w:p>
-      <w:pPr>
-        <w:bidi w:val="0"/>
-        <w:ind w:firstLine="420" w:firstLineChars="0"/>
-        <w:rPr>
-          <w:rFonts w:hint="eastAsia"/>
-          <w:lang w:val="en-US" w:eastAsia="zh-CN"/>
-        </w:rPr>
-      </w:pPr>
-      <w:r>
-        <w:rPr>
-          <w:rFonts w:hint="eastAsia"/>
-          <w:lang w:val="en-US" w:eastAsia="zh-CN"/>
-        </w:rPr>
-        <w:t>C/S：服务器提供服务和数据，客户端和用户交互</w:t>
-      </w:r>
-    </w:p>
-    <w:p>
-      <w:pPr>
-        <w:bidi w:val="0"/>
-        <w:ind w:firstLine="420" w:firstLineChars="0"/>
-        <w:rPr>
-          <w:rFonts w:hint="eastAsia"/>
-          <w:lang w:val="en-US" w:eastAsia="zh-CN"/>
-        </w:rPr>
-      </w:pPr>
-      <w:r>
-        <w:rPr>
-          <w:rFonts w:hint="eastAsia"/>
-          <w:lang w:val="en-US" w:eastAsia="zh-CN"/>
-        </w:rPr>
-        <w:t>C2:将一组构件绑定在一起</w:t>
-      </w:r>
-    </w:p>
-    <w:p>
-      <w:pPr>
-        <w:bidi w:val="0"/>
-        <w:ind w:firstLine="420" w:firstLineChars="0"/>
-        <w:rPr>
-          <w:rFonts w:hint="eastAsia"/>
-          <w:lang w:val="en-US" w:eastAsia="zh-CN"/>
-        </w:rPr>
-      </w:pPr>
-    </w:p>
-    <w:p>
-      <w:pPr>
-        <w:bidi w:val="0"/>
-        <w:ind w:firstLine="420" w:firstLineChars="0"/>
-        <w:rPr>
-          <w:rFonts w:hint="default"/>
-          <w:lang w:val="en-US" w:eastAsia="zh-CN"/>
-        </w:rPr>
-      </w:pPr>
-      <w:r>
-        <w:rPr>
-          <w:rFonts w:hint="eastAsia"/>
-          <w:lang w:val="en-US" w:eastAsia="zh-CN"/>
-        </w:rPr>
-        <w:t>闭环控制结构；检测-比较-修正的反馈控制系统</w:t>
+        <w:t>结构</w:t>
+      </w:r>
+    </w:p>
+    <w:p>
+      <w:pPr>
+        <w:bidi w:val="0"/>
+        <w:rPr>
+          <w:rFonts w:hint="eastAsia"/>
+          <w:lang w:val="en-US" w:eastAsia="zh-CN"/>
+        </w:rPr>
+      </w:pPr>
+      <w:r>
+        <w:rPr>
+          <w:rFonts w:hint="eastAsia"/>
+          <w:lang w:val="en-US" w:eastAsia="zh-CN"/>
+        </w:rPr>
+        <w:t>微内核(分布式中</w:t>
       </w:r>
       <w:bookmarkStart w:id="4" w:name="_GoBack"/>
       <w:bookmarkEnd w:id="4"/>
@@ -454,7 +120,395 @@
           <w:rFonts w:hint="eastAsia"/>
           <w:lang w:val="en-US" w:eastAsia="zh-CN"/>
         </w:rPr>
-        <w:t>，多个协作构件组成，适合简单任务，</w:t>
+        <w:t>)：降低可移植性和可靠性，提高灵活性和可移植性</w:t>
+      </w:r>
+    </w:p>
+    <w:p>
+      <w:pPr>
+        <w:bidi w:val="0"/>
+        <w:rPr>
+          <w:rFonts w:hint="default"/>
+          <w:lang w:val="en-US" w:eastAsia="zh-CN"/>
+        </w:rPr>
+      </w:pPr>
+    </w:p>
+    <w:p>
+      <w:pPr>
+        <w:bidi w:val="0"/>
+        <w:rPr>
+          <w:rFonts w:hint="eastAsia"/>
+          <w:lang w:val="en-US" w:eastAsia="zh-CN"/>
+        </w:rPr>
+      </w:pPr>
+    </w:p>
+    <w:p>
+      <w:pPr>
+        <w:bidi w:val="0"/>
+        <w:rPr>
+          <w:rFonts w:hint="default"/>
+          <w:b/>
+          <w:bCs/>
+          <w:lang w:val="en-US" w:eastAsia="zh-CN"/>
+        </w:rPr>
+      </w:pPr>
+      <w:r>
+        <w:rPr>
+          <w:rFonts w:hint="eastAsia"/>
+          <w:b/>
+          <w:bCs/>
+          <w:lang w:val="en-US" w:eastAsia="zh-CN"/>
+        </w:rPr>
+        <w:t>架构风格：反应结构和语义特征</w:t>
+      </w:r>
+    </w:p>
+    <w:p>
+      <w:pPr>
+        <w:bidi w:val="0"/>
+        <w:ind w:firstLine="420" w:firstLineChars="0"/>
+        <w:rPr>
+          <w:rFonts w:hint="default"/>
+          <w:lang w:val="en-US" w:eastAsia="zh-CN"/>
+        </w:rPr>
+      </w:pPr>
+      <w:r>
+        <w:rPr>
+          <w:rFonts w:hint="eastAsia"/>
+          <w:lang w:val="en-US" w:eastAsia="zh-CN"/>
+        </w:rPr>
+        <w:t>数据流风格：</w:t>
+      </w:r>
+    </w:p>
+    <w:p>
+      <w:pPr>
+        <w:bidi w:val="0"/>
+        <w:ind w:left="420" w:leftChars="0" w:firstLine="420" w:firstLineChars="0"/>
+        <w:rPr>
+          <w:rFonts w:hint="default"/>
+          <w:lang w:val="en-US" w:eastAsia="zh-CN"/>
+        </w:rPr>
+      </w:pPr>
+      <w:r>
+        <w:rPr>
+          <w:rFonts w:hint="eastAsia"/>
+          <w:lang w:val="en-US" w:eastAsia="zh-CN"/>
+        </w:rPr>
+        <w:t>批处理：对多个任务批量处理,可以同时执行</w:t>
+      </w:r>
+    </w:p>
+    <w:p>
+      <w:pPr>
+        <w:bidi w:val="0"/>
+        <w:ind w:left="420" w:leftChars="0" w:firstLine="420" w:firstLineChars="0"/>
+        <w:rPr>
+          <w:rFonts w:hint="eastAsia"/>
+          <w:lang w:val="en-US" w:eastAsia="zh-CN"/>
+        </w:rPr>
+      </w:pPr>
+      <w:r>
+        <w:rPr>
+          <w:rFonts w:hint="eastAsia"/>
+          <w:lang w:val="en-US" w:eastAsia="zh-CN"/>
+        </w:rPr>
+        <w:t>管道-过滤器：执行有先后顺序的步骤，数据流驱动</w:t>
+      </w:r>
+    </w:p>
+    <w:p>
+      <w:pPr>
+        <w:bidi w:val="0"/>
+        <w:ind w:left="420" w:leftChars="0" w:firstLine="0" w:firstLineChars="0"/>
+        <w:rPr>
+          <w:rFonts w:hint="default"/>
+          <w:lang w:val="en-US" w:eastAsia="zh-CN"/>
+        </w:rPr>
+      </w:pPr>
+      <w:r>
+        <w:rPr>
+          <w:rFonts w:hint="eastAsia"/>
+          <w:lang w:val="en-US" w:eastAsia="zh-CN"/>
+        </w:rPr>
+        <w:t>调用返回风格：调用其他服务，等返回后再继续，单线程，会阻塞</w:t>
+      </w:r>
+    </w:p>
+    <w:p>
+      <w:pPr>
+        <w:bidi w:val="0"/>
+        <w:ind w:left="420" w:leftChars="0" w:firstLine="420" w:firstLineChars="0"/>
+        <w:rPr>
+          <w:rFonts w:hint="default"/>
+          <w:lang w:val="en-US" w:eastAsia="zh-CN"/>
+        </w:rPr>
+      </w:pPr>
+      <w:r>
+        <w:rPr>
+          <w:rFonts w:hint="eastAsia"/>
+          <w:lang w:val="en-US" w:eastAsia="zh-CN"/>
+        </w:rPr>
+        <w:t>主/子程序：统一入口，不同功能对应不同子程序执行后，再执行主程序</w:t>
+      </w:r>
+    </w:p>
+    <w:p>
+      <w:pPr>
+        <w:bidi w:val="0"/>
+        <w:ind w:left="420" w:leftChars="0" w:firstLine="420" w:firstLineChars="0"/>
+        <w:rPr>
+          <w:rFonts w:hint="default"/>
+          <w:lang w:val="en-US" w:eastAsia="zh-CN"/>
+        </w:rPr>
+      </w:pPr>
+      <w:r>
+        <w:rPr>
+          <w:rFonts w:hint="eastAsia"/>
+          <w:lang w:val="en-US" w:eastAsia="zh-CN"/>
+        </w:rPr>
+        <w:t>面向对象：java中的调用返回</w:t>
+      </w:r>
+    </w:p>
+    <w:p>
+      <w:pPr>
+        <w:bidi w:val="0"/>
+        <w:ind w:left="420" w:leftChars="0" w:firstLine="420" w:firstLineChars="0"/>
+        <w:rPr>
+          <w:rFonts w:hint="eastAsia"/>
+          <w:lang w:val="en-US" w:eastAsia="zh-CN"/>
+        </w:rPr>
+      </w:pPr>
+      <w:r>
+        <w:rPr>
+          <w:rFonts w:hint="eastAsia"/>
+          <w:lang w:val="en-US" w:eastAsia="zh-CN"/>
+        </w:rPr>
+        <w:t>层次结构：降低性能</w:t>
+      </w:r>
+    </w:p>
+    <w:p>
+      <w:pPr>
+        <w:bidi w:val="0"/>
+        <w:ind w:left="420" w:leftChars="0" w:firstLine="0" w:firstLineChars="0"/>
+        <w:rPr>
+          <w:rFonts w:hint="eastAsia"/>
+          <w:lang w:val="en-US" w:eastAsia="zh-CN"/>
+        </w:rPr>
+      </w:pPr>
+      <w:r>
+        <w:rPr>
+          <w:rFonts w:hint="eastAsia"/>
+          <w:lang w:val="en-US" w:eastAsia="zh-CN"/>
+        </w:rPr>
+        <w:t>独立构件风格</w:t>
+      </w:r>
+    </w:p>
+    <w:p>
+      <w:pPr>
+        <w:bidi w:val="0"/>
+        <w:ind w:left="420" w:leftChars="0" w:firstLine="420" w:firstLineChars="0"/>
+        <w:rPr>
+          <w:rFonts w:hint="default"/>
+          <w:lang w:val="en-US" w:eastAsia="zh-CN"/>
+        </w:rPr>
+      </w:pPr>
+      <w:r>
+        <w:rPr>
+          <w:rFonts w:hint="eastAsia"/>
+          <w:lang w:val="en-US" w:eastAsia="zh-CN"/>
+        </w:rPr>
+        <w:t>进程通信: 两个独立的进程，RPC/接口调用来进行消息传递</w:t>
+      </w:r>
+    </w:p>
+    <w:p>
+      <w:pPr>
+        <w:bidi w:val="0"/>
+        <w:ind w:left="420" w:leftChars="0" w:firstLine="420" w:firstLineChars="0"/>
+        <w:rPr>
+          <w:rFonts w:hint="default"/>
+          <w:lang w:val="en-US" w:eastAsia="zh-CN"/>
+        </w:rPr>
+      </w:pPr>
+      <w:r>
+        <w:rPr>
+          <w:rFonts w:hint="eastAsia"/>
+          <w:lang w:val="en-US" w:eastAsia="zh-CN"/>
+        </w:rPr>
+        <w:t>事件驱动：通过MQ驱动其他消费者处理，解耦</w:t>
+      </w:r>
+    </w:p>
+    <w:p>
+      <w:pPr>
+        <w:bidi w:val="0"/>
+        <w:ind w:left="420" w:leftChars="0" w:firstLine="0" w:firstLineChars="0"/>
+        <w:rPr>
+          <w:rFonts w:hint="eastAsia"/>
+          <w:lang w:val="en-US" w:eastAsia="zh-CN"/>
+        </w:rPr>
+      </w:pPr>
+      <w:r>
+        <w:rPr>
+          <w:rFonts w:hint="eastAsia"/>
+          <w:lang w:val="en-US" w:eastAsia="zh-CN"/>
+        </w:rPr>
+        <w:t>虚拟机风格</w:t>
+      </w:r>
+    </w:p>
+    <w:p>
+      <w:pPr>
+        <w:bidi w:val="0"/>
+        <w:ind w:left="420" w:leftChars="0" w:firstLine="420" w:firstLineChars="0"/>
+        <w:rPr>
+          <w:rFonts w:hint="default"/>
+          <w:lang w:val="en-US" w:eastAsia="zh-CN"/>
+        </w:rPr>
+      </w:pPr>
+      <w:r>
+        <w:rPr>
+          <w:rFonts w:hint="eastAsia"/>
+          <w:lang w:val="en-US" w:eastAsia="zh-CN"/>
+        </w:rPr>
+        <w:t>解释器：前端输入脚本，后端进行解析，并执行对应操作</w:t>
+      </w:r>
+    </w:p>
+    <w:p>
+      <w:pPr>
+        <w:bidi w:val="0"/>
+        <w:ind w:left="420" w:leftChars="0" w:firstLine="420" w:firstLineChars="0"/>
+        <w:rPr>
+          <w:rFonts w:hint="default"/>
+          <w:lang w:val="en-US" w:eastAsia="zh-CN"/>
+        </w:rPr>
+      </w:pPr>
+      <w:r>
+        <w:rPr>
+          <w:rFonts w:hint="eastAsia"/>
+          <w:lang w:val="en-US" w:eastAsia="zh-CN"/>
+        </w:rPr>
+        <w:t>基于规则：根据规则(温度传感器，高于26度)执行动作(开启制冷)，</w:t>
+      </w:r>
+    </w:p>
+    <w:p>
+      <w:pPr>
+        <w:bidi w:val="0"/>
+        <w:ind w:firstLine="420" w:firstLineChars="0"/>
+        <w:rPr>
+          <w:rFonts w:hint="default"/>
+          <w:lang w:val="en-US" w:eastAsia="zh-CN"/>
+        </w:rPr>
+      </w:pPr>
+      <w:r>
+        <w:rPr>
+          <w:rFonts w:hint="eastAsia"/>
+          <w:lang w:val="en-US" w:eastAsia="zh-CN"/>
+        </w:rPr>
+        <w:t>仓库风格:数据存在中心，各组件访问数据仓库进行协作，避免相互传递</w:t>
+      </w:r>
+    </w:p>
+    <w:p>
+      <w:pPr>
+        <w:bidi w:val="0"/>
+        <w:ind w:left="420" w:leftChars="0" w:firstLine="420" w:firstLineChars="0"/>
+        <w:rPr>
+          <w:rFonts w:hint="default"/>
+          <w:lang w:val="en-US" w:eastAsia="zh-CN"/>
+        </w:rPr>
+      </w:pPr>
+      <w:r>
+        <w:rPr>
+          <w:rFonts w:hint="eastAsia"/>
+          <w:lang w:val="en-US" w:eastAsia="zh-CN"/>
+        </w:rPr>
+        <w:t>黑板系统：通过中央数据结构(黑板, cpu的共享内存)来协作，处理复杂问题</w:t>
+      </w:r>
+    </w:p>
+    <w:p>
+      <w:pPr>
+        <w:bidi w:val="0"/>
+        <w:ind w:left="420" w:leftChars="0" w:firstLine="420" w:firstLineChars="0"/>
+        <w:rPr>
+          <w:rFonts w:hint="default"/>
+          <w:lang w:val="en-US" w:eastAsia="zh-CN"/>
+        </w:rPr>
+      </w:pPr>
+      <w:r>
+        <w:rPr>
+          <w:rFonts w:hint="eastAsia"/>
+          <w:lang w:val="en-US" w:eastAsia="zh-CN"/>
+        </w:rPr>
+        <w:t>数据库系统: 数据存在数据库中</w:t>
+      </w:r>
+    </w:p>
+    <w:p>
+      <w:pPr>
+        <w:bidi w:val="0"/>
+        <w:ind w:left="420" w:leftChars="0" w:firstLine="420" w:firstLineChars="0"/>
+        <w:rPr>
+          <w:rFonts w:hint="default"/>
+          <w:lang w:val="en-US" w:eastAsia="zh-CN"/>
+        </w:rPr>
+      </w:pPr>
+      <w:r>
+        <w:rPr>
+          <w:rFonts w:hint="eastAsia"/>
+          <w:lang w:val="en-US" w:eastAsia="zh-CN"/>
+        </w:rPr>
+        <w:t>超文本系统：只有链接展示静态资源</w:t>
+      </w:r>
+    </w:p>
+    <w:p>
+      <w:pPr>
+        <w:bidi w:val="0"/>
+        <w:ind w:firstLine="420" w:firstLineChars="0"/>
+        <w:rPr>
+          <w:rFonts w:hint="eastAsia"/>
+          <w:lang w:val="en-US" w:eastAsia="zh-CN"/>
+        </w:rPr>
+      </w:pPr>
+      <w:r>
+        <w:rPr>
+          <w:rFonts w:hint="eastAsia"/>
+          <w:lang w:val="en-US" w:eastAsia="zh-CN"/>
+        </w:rPr>
+        <w:t>C/S：服务器提供服务和数据，客户端和用户交互</w:t>
+      </w:r>
+    </w:p>
+    <w:p>
+      <w:pPr>
+        <w:bidi w:val="0"/>
+        <w:ind w:firstLine="420" w:firstLineChars="0"/>
+        <w:rPr>
+          <w:rFonts w:hint="eastAsia"/>
+          <w:lang w:val="en-US" w:eastAsia="zh-CN"/>
+        </w:rPr>
+      </w:pPr>
+      <w:r>
+        <w:rPr>
+          <w:rFonts w:hint="eastAsia"/>
+          <w:lang w:val="en-US" w:eastAsia="zh-CN"/>
+        </w:rPr>
+        <w:t>C2:将一组构件绑定在一起</w:t>
+      </w:r>
+    </w:p>
+    <w:p>
+      <w:pPr>
+        <w:bidi w:val="0"/>
+        <w:ind w:firstLine="420" w:firstLineChars="0"/>
+        <w:rPr>
+          <w:rFonts w:hint="eastAsia"/>
+          <w:lang w:val="en-US" w:eastAsia="zh-CN"/>
+        </w:rPr>
+      </w:pPr>
+    </w:p>
+    <w:p>
+      <w:pPr>
+        <w:bidi w:val="0"/>
+        <w:ind w:firstLine="420" w:firstLineChars="0"/>
+        <w:rPr>
+          <w:rFonts w:hint="default"/>
+          <w:lang w:val="en-US" w:eastAsia="zh-CN"/>
+        </w:rPr>
+      </w:pPr>
+      <w:r>
+        <w:rPr>
+          <w:rFonts w:hint="eastAsia"/>
+          <w:lang w:val="en-US" w:eastAsia="zh-CN"/>
+        </w:rPr>
+        <w:t>闭环(过程)控制结构；检测-比较-修正的反馈控制系统，多个协作构件组成，适合简单任务，</w:t>
       </w:r>
     </w:p>
     <w:p>
@@ -4954,7 +5008,7 @@
           <w:rFonts w:hint="eastAsia"/>
           <w:lang w:val="en-US" w:eastAsia="zh-CN"/>
         </w:rPr>
-        <w:t>结构型：桥接(抽象和实现部分分离)，适配器，组合，装饰，外观，享元，代理</w:t>
+        <w:t>结构型：桥接(抽象和实现分离)，适配器，组合，装饰，外观，享元，代理</w:t>
       </w:r>
     </w:p>
     <w:p>

--- a/软考/软考笔记.docx
+++ b/软考/软考笔记.docx
@@ -111,16 +111,7 @@
           <w:rFonts w:hint="eastAsia"/>
           <w:lang w:val="en-US" w:eastAsia="zh-CN"/>
         </w:rPr>
-        <w:t>微内核(分布式中</w:t>
-      </w:r>
-      <w:bookmarkStart w:id="4" w:name="_GoBack"/>
-      <w:bookmarkEnd w:id="4"/>
-      <w:r>
-        <w:rPr>
-          <w:rFonts w:hint="eastAsia"/>
-          <w:lang w:val="en-US" w:eastAsia="zh-CN"/>
-        </w:rPr>
-        <w:t>)：降低可移植性和可靠性，提高灵活性和可移植性</w:t>
+        <w:t>微内核(分布式中)：降低可移植性和可靠性，提高灵活性和可移植性</w:t>
       </w:r>
     </w:p>
     <w:p>
@@ -362,7 +353,7 @@
           <w:rFonts w:hint="eastAsia"/>
           <w:lang w:val="en-US" w:eastAsia="zh-CN"/>
         </w:rPr>
-        <w:t>解释器：前端输入脚本，后端进行解析，并执行对应操作</w:t>
+        <w:t>解释器：前端输入脚本，后端进行解析，并执行对应操作(支持在运行时用户定义行为和能力)</w:t>
       </w:r>
     </w:p>
     <w:p>
@@ -3689,10 +3680,51 @@
       <w:pPr>
         <w:bidi w:val="0"/>
         <w:rPr>
-          <w:rFonts w:hint="default"/>
-          <w:lang w:val="en-US" w:eastAsia="zh-CN"/>
-        </w:rPr>
-      </w:pPr>
+          <w:rFonts w:hint="eastAsia"/>
+          <w:lang w:val="en-US" w:eastAsia="zh-CN"/>
+        </w:rPr>
+      </w:pPr>
+      <w:r>
+        <w:rPr>
+          <w:rFonts w:hint="eastAsia"/>
+          <w:lang w:val="en-US" w:eastAsia="zh-CN"/>
+        </w:rPr>
+        <w:t>PV控制操作</w:t>
+      </w:r>
+    </w:p>
+    <w:p>
+      <w:pPr>
+        <w:bidi w:val="0"/>
+        <w:ind w:firstLine="420" w:firstLineChars="0"/>
+        <w:rPr>
+          <w:rFonts w:hint="default"/>
+          <w:lang w:val="en-US" w:eastAsia="zh-CN"/>
+        </w:rPr>
+      </w:pPr>
+      <w:r>
+        <w:rPr>
+          <w:rFonts w:hint="eastAsia"/>
+          <w:lang w:val="en-US" w:eastAsia="zh-CN"/>
+        </w:rPr>
+        <w:t>P:如果有资源则占用，否则等待(占用后资源初始值-1)</w:t>
+      </w:r>
+    </w:p>
+    <w:p>
+      <w:pPr>
+        <w:bidi w:val="0"/>
+        <w:ind w:firstLine="420" w:firstLineChars="0"/>
+        <w:rPr>
+          <w:rFonts w:hint="default"/>
+          <w:lang w:val="en-US" w:eastAsia="zh-CN"/>
+        </w:rPr>
+      </w:pPr>
+      <w:r>
+        <w:rPr>
+          <w:rFonts w:hint="eastAsia"/>
+          <w:lang w:val="en-US" w:eastAsia="zh-CN"/>
+        </w:rPr>
+        <w:t>V:释放资源(资源初始值+1)</w:t>
+      </w:r>
     </w:p>
     <w:p>
       <w:pPr>
@@ -6969,30 +7001,197 @@
     </w:p>
     <w:p>
       <w:pPr>
-        <w:ind w:firstLine="0" w:firstLineChars="0"/>
-        <w:rPr>
-          <w:rFonts w:hint="eastAsia"/>
-          <w:lang w:val="en-US" w:eastAsia="zh-CN"/>
-        </w:rPr>
-      </w:pPr>
-    </w:p>
-    <w:p>
-      <w:pPr>
-        <w:ind w:firstLine="0" w:firstLineChars="0"/>
-        <w:rPr>
-          <w:rFonts w:hint="eastAsia"/>
-          <w:lang w:val="en-US" w:eastAsia="zh-CN"/>
-        </w:rPr>
-      </w:pPr>
-    </w:p>
-    <w:p>
-      <w:pPr>
-        <w:ind w:firstLine="0" w:firstLineChars="0"/>
-        <w:rPr>
-          <w:rFonts w:hint="eastAsia"/>
-          <w:lang w:val="en-US" w:eastAsia="zh-CN"/>
-        </w:rPr>
-      </w:pPr>
+        <w:pStyle w:val="4"/>
+        <w:keepNext w:val="0"/>
+        <w:keepLines w:val="0"/>
+        <w:widowControl/>
+        <w:suppressLineNumbers w:val="0"/>
+        <w:spacing w:before="60" w:beforeAutospacing="0" w:after="60" w:afterAutospacing="0" w:line="20" w:lineRule="atLeast"/>
+        <w:ind w:left="0" w:right="0"/>
+        <w:jc w:val="left"/>
+        <w:rPr>
+          <w:rFonts w:hint="eastAsia" w:eastAsia="宋体"/>
+          <w:b w:val="0"/>
+          <w:bCs w:val="0"/>
+          <w:i w:val="0"/>
+          <w:iCs w:val="0"/>
+          <w:color w:val="333333"/>
+          <w:spacing w:val="0"/>
+          <w:w w:val="100"/>
+          <w:sz w:val="22"/>
+          <w:szCs w:val="22"/>
+          <w:vertAlign w:val="baseline"/>
+          <w:lang w:val="en-US" w:eastAsia="zh-CN"/>
+        </w:rPr>
+      </w:pPr>
+      <w:r>
+        <w:rPr>
+          <w:b w:val="0"/>
+          <w:bCs w:val="0"/>
+          <w:i w:val="0"/>
+          <w:iCs w:val="0"/>
+          <w:color w:val="333333"/>
+          <w:spacing w:val="0"/>
+          <w:w w:val="100"/>
+          <w:sz w:val="22"/>
+          <w:szCs w:val="22"/>
+          <w:vertAlign w:val="baseline"/>
+        </w:rPr>
+        <w:t>BACB</w:t>
+      </w:r>
+      <w:r>
+        <w:rPr>
+          <w:rFonts w:hint="eastAsia"/>
+          <w:b w:val="0"/>
+          <w:bCs w:val="0"/>
+          <w:i w:val="0"/>
+          <w:iCs w:val="0"/>
+          <w:color w:val="333333"/>
+          <w:spacing w:val="0"/>
+          <w:w w:val="100"/>
+          <w:sz w:val="22"/>
+          <w:szCs w:val="22"/>
+          <w:vertAlign w:val="baseline"/>
+          <w:lang w:val="en-US" w:eastAsia="zh-CN"/>
+        </w:rPr>
+        <w:t>D</w:t>
+      </w:r>
+    </w:p>
+    <w:p>
+      <w:pPr>
+        <w:pStyle w:val="4"/>
+        <w:keepNext w:val="0"/>
+        <w:keepLines w:val="0"/>
+        <w:widowControl/>
+        <w:suppressLineNumbers w:val="0"/>
+        <w:spacing w:before="60" w:beforeAutospacing="0" w:after="60" w:afterAutospacing="0" w:line="20" w:lineRule="atLeast"/>
+        <w:ind w:left="0" w:right="0"/>
+        <w:jc w:val="left"/>
+        <w:rPr>
+          <w:rFonts w:hint="default"/>
+          <w:b w:val="0"/>
+          <w:bCs w:val="0"/>
+          <w:i w:val="0"/>
+          <w:iCs w:val="0"/>
+          <w:color w:val="333333"/>
+          <w:spacing w:val="0"/>
+          <w:w w:val="100"/>
+          <w:sz w:val="22"/>
+          <w:szCs w:val="22"/>
+          <w:vertAlign w:val="baseline"/>
+          <w:lang w:val="en-US" w:eastAsia="zh-CN"/>
+        </w:rPr>
+      </w:pPr>
+      <w:r>
+        <w:rPr>
+          <w:rFonts w:hint="eastAsia"/>
+          <w:b w:val="0"/>
+          <w:bCs w:val="0"/>
+          <w:i w:val="0"/>
+          <w:iCs w:val="0"/>
+          <w:color w:val="333333"/>
+          <w:spacing w:val="0"/>
+          <w:w w:val="100"/>
+          <w:sz w:val="22"/>
+          <w:szCs w:val="22"/>
+          <w:vertAlign w:val="baseline"/>
+          <w:lang w:val="en-US" w:eastAsia="zh-CN"/>
+        </w:rPr>
+        <w:t>CADAA</w:t>
+      </w:r>
+    </w:p>
+    <w:p>
+      <w:pPr>
+        <w:ind w:firstLine="0" w:firstLineChars="0"/>
+        <w:rPr>
+          <w:rFonts w:hint="default"/>
+          <w:lang w:val="en-US" w:eastAsia="zh-CN"/>
+        </w:rPr>
+      </w:pPr>
+      <w:r>
+        <w:rPr>
+          <w:rFonts w:hint="eastAsia"/>
+          <w:lang w:val="en-US" w:eastAsia="zh-CN"/>
+        </w:rPr>
+        <w:t>BBCBA</w:t>
+      </w:r>
+    </w:p>
+    <w:p>
+      <w:pPr>
+        <w:ind w:firstLine="0" w:firstLineChars="0"/>
+        <w:rPr>
+          <w:rFonts w:hint="eastAsia"/>
+          <w:lang w:val="en-US" w:eastAsia="zh-CN"/>
+        </w:rPr>
+      </w:pPr>
+      <w:r>
+        <w:rPr>
+          <w:rFonts w:hint="eastAsia"/>
+          <w:lang w:val="en-US" w:eastAsia="zh-CN"/>
+        </w:rPr>
+        <w:t>BADCC</w:t>
+      </w:r>
+    </w:p>
+    <w:p>
+      <w:pPr>
+        <w:ind w:firstLine="0" w:firstLineChars="0"/>
+        <w:rPr>
+          <w:rFonts w:hint="eastAsia"/>
+          <w:lang w:val="en-US" w:eastAsia="zh-CN"/>
+        </w:rPr>
+      </w:pPr>
+    </w:p>
+    <w:p>
+      <w:pPr>
+        <w:ind w:firstLine="0" w:firstLineChars="0"/>
+        <w:rPr>
+          <w:rFonts w:hint="default"/>
+          <w:lang w:val="en-US" w:eastAsia="zh-CN"/>
+        </w:rPr>
+      </w:pPr>
+    </w:p>
+    <w:p>
+      <w:pPr>
+        <w:ind w:firstLine="0" w:firstLineChars="0"/>
+        <w:rPr>
+          <w:rFonts w:hint="eastAsia"/>
+          <w:lang w:val="en-US" w:eastAsia="zh-CN"/>
+        </w:rPr>
+      </w:pPr>
+      <w:r>
+        <w:rPr>
+          <w:rFonts w:hint="eastAsia"/>
+          <w:lang w:val="en-US" w:eastAsia="zh-CN"/>
+        </w:rPr>
+        <w:t>ADBAC</w:t>
+      </w:r>
+    </w:p>
+    <w:p>
+      <w:pPr>
+        <w:ind w:firstLine="0" w:firstLineChars="0"/>
+        <w:rPr>
+          <w:rFonts w:hint="eastAsia"/>
+          <w:lang w:val="en-US" w:eastAsia="zh-CN"/>
+        </w:rPr>
+      </w:pPr>
+      <w:r>
+        <w:rPr>
+          <w:rFonts w:hint="eastAsia"/>
+          <w:lang w:val="en-US" w:eastAsia="zh-CN"/>
+        </w:rPr>
+        <w:t>DCBAC</w:t>
+      </w:r>
+    </w:p>
+    <w:p>
+      <w:pPr>
+        <w:ind w:firstLine="0" w:firstLineChars="0"/>
+        <w:rPr>
+          <w:rFonts w:hint="default"/>
+          <w:lang w:val="en-US" w:eastAsia="zh-CN"/>
+        </w:rPr>
+      </w:pPr>
+      <w:bookmarkStart w:id="4" w:name="_GoBack"/>
+      <w:bookmarkEnd w:id="4"/>
     </w:p>
     <w:p>
       <w:pPr>
@@ -7027,7 +7226,7 @@
   <w:docDefaults>
     <w:rPrDefault>
       <w:rPr>
-        <w:rFonts w:asciiTheme="minorHAnsi" w:hAnsiTheme="minorHAnsi" w:eastAsiaTheme="minorEastAsia" w:cstheme="minorBidi"/>
+        <w:rFonts w:ascii="Times New Roman" w:hAnsi="Times New Roman" w:eastAsia="宋体" w:cs="Times New Roman"/>
       </w:rPr>
     </w:rPrDefault>
     <w:pPrDefault/>

--- a/软考/软考笔记.docx
+++ b/软考/软考笔记.docx
@@ -2392,12 +2392,6 @@
             <w:insideH w:val="single" w:color="000000" w:sz="4" w:space="0"/>
             <w:insideV w:val="single" w:color="000000" w:sz="4" w:space="0"/>
           </w:tblBorders>
-          <w:tblCellMar>
-            <w:top w:w="0" w:type="dxa"/>
-            <w:left w:w="0" w:type="dxa"/>
-            <w:bottom w:w="0" w:type="dxa"/>
-            <w:right w:w="0" w:type="dxa"/>
-          </w:tblCellMar>
         </w:tblPrEx>
         <w:trPr>
           <w:trHeight w:val="403" w:hRule="atLeast"/>
@@ -4556,6 +4550,21 @@
     </w:p>
     <w:p>
       <w:pPr>
+        <w:rPr>
+          <w:rFonts w:hint="default" w:eastAsiaTheme="minorEastAsia"/>
+          <w:lang w:val="en-US" w:eastAsia="zh-CN"/>
+        </w:rPr>
+      </w:pPr>
+      <w:r>
+        <w:rPr>
+          <w:rFonts w:hint="eastAsia"/>
+          <w:lang w:val="en-US" w:eastAsia="zh-CN"/>
+        </w:rPr>
+        <w:t>面向对象设计：自底向上</w:t>
+      </w:r>
+    </w:p>
+    <w:p>
+      <w:pPr>
         <w:ind w:firstLine="0" w:firstLineChars="0"/>
         <w:rPr>
           <w:rFonts w:hint="eastAsia"/>
@@ -7186,10 +7195,40 @@
       <w:pPr>
         <w:ind w:firstLine="0" w:firstLineChars="0"/>
         <w:rPr>
-          <w:rFonts w:hint="default"/>
-          <w:lang w:val="en-US" w:eastAsia="zh-CN"/>
-        </w:rPr>
-      </w:pPr>
+          <w:rFonts w:hint="eastAsia"/>
+          <w:lang w:val="en-US" w:eastAsia="zh-CN"/>
+        </w:rPr>
+      </w:pPr>
+      <w:r>
+        <w:rPr>
+          <w:rFonts w:hint="default"/>
+          <w:lang w:val="en-US" w:eastAsia="zh-CN"/>
+        </w:rPr>
+        <w:t>BB</w:t>
+      </w:r>
+      <w:r>
+        <w:rPr>
+          <w:rFonts w:hint="eastAsia"/>
+          <w:lang w:val="en-US" w:eastAsia="zh-CN"/>
+        </w:rPr>
+        <w:t>ADC</w:t>
+      </w:r>
+    </w:p>
+    <w:p>
+      <w:pPr>
+        <w:ind w:firstLine="0" w:firstLineChars="0"/>
+        <w:rPr>
+          <w:rFonts w:hint="default"/>
+          <w:lang w:val="en-US" w:eastAsia="zh-CN"/>
+        </w:rPr>
+      </w:pPr>
+      <w:r>
+        <w:rPr>
+          <w:rFonts w:hint="eastAsia"/>
+          <w:lang w:val="en-US" w:eastAsia="zh-CN"/>
+        </w:rPr>
+        <w:t>DCBAC</w:t>
+      </w:r>
       <w:bookmarkStart w:id="4" w:name="_GoBack"/>
       <w:bookmarkEnd w:id="4"/>
     </w:p>

--- a/软考/软考笔记.docx
+++ b/软考/软考笔记.docx
@@ -395,16 +395,33 @@
         <w:bidi w:val="0"/>
         <w:ind w:left="420" w:leftChars="0" w:firstLine="420" w:firstLineChars="0"/>
         <w:rPr>
-          <w:rFonts w:hint="default"/>
-          <w:lang w:val="en-US" w:eastAsia="zh-CN"/>
-        </w:rPr>
-      </w:pPr>
-      <w:r>
-        <w:rPr>
-          <w:rFonts w:hint="eastAsia"/>
-          <w:lang w:val="en-US" w:eastAsia="zh-CN"/>
-        </w:rPr>
-        <w:t>黑板系统：通过中央数据结构(黑板, cpu的共享内存)来协作，处理复杂问题</w:t>
+          <w:rFonts w:hint="eastAsia"/>
+          <w:lang w:val="en-US" w:eastAsia="zh-CN"/>
+        </w:rPr>
+      </w:pPr>
+      <w:r>
+        <w:rPr>
+          <w:rFonts w:hint="eastAsia"/>
+          <w:lang w:val="en-US" w:eastAsia="zh-CN"/>
+        </w:rPr>
+        <w:t>黑板系统：通过中央数据( cpu的共享内存)来协作，灵活，多条件多数据源下处理复杂问题(语音识别等)</w:t>
+      </w:r>
+    </w:p>
+    <w:p>
+      <w:pPr>
+        <w:bidi w:val="0"/>
+        <w:ind w:left="420" w:leftChars="0" w:firstLine="420" w:firstLineChars="0"/>
+        <w:rPr>
+          <w:rFonts w:hint="default"/>
+          <w:lang w:val="en-US" w:eastAsia="zh-CN"/>
+        </w:rPr>
+      </w:pPr>
+      <w:r>
+        <w:rPr>
+          <w:rFonts w:hint="eastAsia"/>
+          <w:lang w:val="en-US" w:eastAsia="zh-CN"/>
+        </w:rPr>
+        <w:t>数据共享(黑板变体)：构建中心数据库进行转换处理</w:t>
       </w:r>
     </w:p>
     <w:p>
@@ -931,7 +948,39 @@
           <w:rFonts w:hint="eastAsia"/>
           <w:lang w:val="en-US" w:eastAsia="zh-CN"/>
         </w:rPr>
-        <w:t>ERP资源流：物流，资金流，信息流</w:t>
+        <w:t>ERP(资源管理)资源流：物流，资金流，信息流</w:t>
+      </w:r>
+    </w:p>
+    <w:p>
+      <w:pPr>
+        <w:bidi w:val="0"/>
+        <w:rPr>
+          <w:rFonts w:hint="eastAsia"/>
+          <w:lang w:val="en-US" w:eastAsia="zh-CN"/>
+        </w:rPr>
+      </w:pPr>
+      <w:r>
+        <w:rPr>
+          <w:rFonts w:hint="eastAsia"/>
+          <w:lang w:val="en-US" w:eastAsia="zh-CN"/>
+        </w:rPr>
+        <w:t>CRM(客户关系管理)</w:t>
+      </w:r>
+    </w:p>
+    <w:p>
+      <w:pPr>
+        <w:bidi w:val="0"/>
+        <w:rPr>
+          <w:rFonts w:hint="default"/>
+          <w:lang w:val="en-US" w:eastAsia="zh-CN"/>
+        </w:rPr>
+      </w:pPr>
+      <w:r>
+        <w:rPr>
+          <w:rFonts w:hint="eastAsia"/>
+          <w:lang w:val="en-US" w:eastAsia="zh-CN"/>
+        </w:rPr>
+        <w:t>SCM(供应商管理)</w:t>
       </w:r>
     </w:p>
     <w:p>
@@ -2392,6 +2441,12 @@
             <w:insideH w:val="single" w:color="000000" w:sz="4" w:space="0"/>
             <w:insideV w:val="single" w:color="000000" w:sz="4" w:space="0"/>
           </w:tblBorders>
+          <w:tblCellMar>
+            <w:top w:w="0" w:type="dxa"/>
+            <w:left w:w="0" w:type="dxa"/>
+            <w:bottom w:w="0" w:type="dxa"/>
+            <w:right w:w="0" w:type="dxa"/>
+          </w:tblCellMar>
         </w:tblPrEx>
         <w:trPr>
           <w:trHeight w:val="403" w:hRule="atLeast"/>
@@ -3708,7 +3763,7 @@
         <w:bidi w:val="0"/>
         <w:ind w:firstLine="420" w:firstLineChars="0"/>
         <w:rPr>
-          <w:rFonts w:hint="default"/>
+          <w:rFonts w:hint="eastAsia"/>
           <w:lang w:val="en-US" w:eastAsia="zh-CN"/>
         </w:rPr>
       </w:pPr>
@@ -3722,6 +3777,32 @@
     </w:p>
     <w:p>
       <w:pPr>
+        <w:bidi w:val="0"/>
+        <w:ind w:firstLine="420" w:firstLineChars="0"/>
+        <w:rPr>
+          <w:rFonts w:hint="eastAsia"/>
+          <w:lang w:val="en-US" w:eastAsia="zh-CN"/>
+        </w:rPr>
+      </w:pPr>
+    </w:p>
+    <w:p>
+      <w:pPr>
+        <w:bidi w:val="0"/>
+        <w:rPr>
+          <w:rFonts w:hint="default"/>
+          <w:lang w:val="en-US" w:eastAsia="zh-CN"/>
+        </w:rPr>
+      </w:pPr>
+      <w:r>
+        <w:rPr>
+          <w:rFonts w:hint="eastAsia"/>
+          <w:lang w:val="en-US" w:eastAsia="zh-CN"/>
+        </w:rPr>
+        <w:t>地址索引计算中：逻辑地址下标从0开始</w:t>
+      </w:r>
+    </w:p>
+    <w:p>
+      <w:pPr>
         <w:pStyle w:val="2"/>
         <w:bidi w:val="0"/>
         <w:rPr>
@@ -4072,7 +4153,7 @@
           <w:rFonts w:hint="eastAsia"/>
           <w:lang w:val="en-US" w:eastAsia="zh-CN"/>
         </w:rPr>
-        <w:t>逻辑视图：提供什么服务</w:t>
+        <w:t>逻辑视图：提供什么服务、接口(对象模型和对象的关系)</w:t>
       </w:r>
     </w:p>
     <w:p>
@@ -4359,16 +4440,16 @@
         <w:bidi w:val="0"/>
         <w:ind w:firstLine="420" w:firstLineChars="0"/>
         <w:rPr>
-          <w:rFonts w:hint="eastAsia"/>
-          <w:lang w:val="en-US" w:eastAsia="zh-CN"/>
-        </w:rPr>
-      </w:pPr>
-      <w:r>
-        <w:rPr>
-          <w:rFonts w:hint="eastAsia"/>
-          <w:lang w:val="en-US" w:eastAsia="zh-CN"/>
-        </w:rPr>
-        <w:t>形式化方法：基于数学</w:t>
+          <w:rFonts w:hint="default"/>
+          <w:lang w:val="en-US" w:eastAsia="zh-CN"/>
+        </w:rPr>
+      </w:pPr>
+      <w:r>
+        <w:rPr>
+          <w:rFonts w:hint="eastAsia"/>
+          <w:lang w:val="en-US" w:eastAsia="zh-CN"/>
+        </w:rPr>
+        <w:t>形式化方法：基于数学，难以应用</w:t>
       </w:r>
     </w:p>
     <w:p>
@@ -4887,7 +4968,7 @@
           <w:rFonts w:hint="eastAsia"/>
           <w:lang w:val="en-US" w:eastAsia="zh-CN"/>
         </w:rPr>
-        <w:t>可用性：(允许宕机多久，多久内修复)</w:t>
+        <w:t>可用性：(允许宕机多久，多久内修复，心跳机制)</w:t>
       </w:r>
     </w:p>
     <w:p>
@@ -5735,12 +5816,6 @@
       </w:pPr>
     </w:p>
     <w:p>
-      <w:pPr>
-        <w:rPr>
-          <w:rFonts w:hint="default"/>
-          <w:lang w:val="en-US" w:eastAsia="zh-CN"/>
-        </w:rPr>
-      </w:pPr>
       <w:r>
         <w:drawing>
           <wp:inline distT="0" distB="0" distL="114300" distR="114300">
@@ -5785,6 +5860,86 @@
         </w:drawing>
       </w:r>
     </w:p>
+    <w:p/>
+    <w:p>
+      <w:pPr>
+        <w:rPr>
+          <w:rFonts w:hint="eastAsia"/>
+          <w:lang w:val="en-US" w:eastAsia="zh-CN"/>
+        </w:rPr>
+      </w:pPr>
+      <w:r>
+        <w:rPr>
+          <w:rFonts w:hint="eastAsia"/>
+          <w:lang w:val="en-US" w:eastAsia="zh-CN"/>
+        </w:rPr>
+        <w:t>维护方式</w:t>
+      </w:r>
+    </w:p>
+    <w:p>
+      <w:pPr>
+        <w:ind w:firstLine="420" w:firstLineChars="0"/>
+        <w:rPr>
+          <w:rFonts w:hint="default"/>
+          <w:lang w:val="en-US" w:eastAsia="zh-CN"/>
+        </w:rPr>
+      </w:pPr>
+      <w:r>
+        <w:rPr>
+          <w:rFonts w:hint="eastAsia"/>
+          <w:lang w:val="en-US" w:eastAsia="zh-CN"/>
+        </w:rPr>
+        <w:t>完善性维护：满足用户提出的新需求</w:t>
+      </w:r>
+    </w:p>
+    <w:p>
+      <w:pPr>
+        <w:ind w:firstLine="420" w:firstLineChars="0"/>
+        <w:rPr>
+          <w:rFonts w:hint="default"/>
+          <w:lang w:val="en-US" w:eastAsia="zh-CN"/>
+        </w:rPr>
+      </w:pPr>
+      <w:r>
+        <w:rPr>
+          <w:rFonts w:hint="eastAsia"/>
+          <w:lang w:val="en-US" w:eastAsia="zh-CN"/>
+        </w:rPr>
+        <w:t>适应性维护：适应外部环境做出的维护(法律，依赖版本升级)</w:t>
+      </w:r>
+    </w:p>
+    <w:p>
+      <w:pPr>
+        <w:ind w:firstLine="420" w:firstLineChars="0"/>
+        <w:rPr>
+          <w:rFonts w:hint="default"/>
+          <w:lang w:val="en-US" w:eastAsia="zh-CN"/>
+        </w:rPr>
+      </w:pPr>
+      <w:r>
+        <w:rPr>
+          <w:rFonts w:hint="eastAsia"/>
+          <w:lang w:val="en-US" w:eastAsia="zh-CN"/>
+        </w:rPr>
+        <w:t>正确性维护: 修复测试中未发现的问题</w:t>
+      </w:r>
+    </w:p>
+    <w:p>
+      <w:pPr>
+        <w:ind w:firstLine="420" w:firstLineChars="0"/>
+        <w:rPr>
+          <w:rFonts w:hint="default"/>
+          <w:lang w:val="en-US" w:eastAsia="zh-CN"/>
+        </w:rPr>
+      </w:pPr>
+      <w:r>
+        <w:rPr>
+          <w:rFonts w:hint="eastAsia"/>
+          <w:lang w:val="en-US" w:eastAsia="zh-CN"/>
+        </w:rPr>
+        <w:t>预防性维护：提高软件的可靠性、可扩展性，为未来打下基础</w:t>
+      </w:r>
+    </w:p>
     <w:p>
       <w:pPr>
         <w:pStyle w:val="2"/>
@@ -5952,7 +6107,7 @@
           <w:rFonts w:hint="eastAsia"/>
           <w:lang w:val="en-US" w:eastAsia="zh-CN"/>
         </w:rPr>
-        <w:t>黑盒测试：不关注代码逻辑；边界值分析，等价类划分，因果图，功能测试</w:t>
+        <w:t>黑盒测试：不关注代码逻辑；边界值分析，等价类划分(输入条件哪些有效， 哪些无效)，因果图，功能测试</w:t>
       </w:r>
     </w:p>
     <w:p>
@@ -7010,245 +7165,238 @@
     </w:p>
     <w:p>
       <w:pPr>
-        <w:pStyle w:val="4"/>
-        <w:keepNext w:val="0"/>
-        <w:keepLines w:val="0"/>
-        <w:widowControl/>
-        <w:suppressLineNumbers w:val="0"/>
-        <w:spacing w:before="60" w:beforeAutospacing="0" w:after="60" w:afterAutospacing="0" w:line="20" w:lineRule="atLeast"/>
-        <w:ind w:left="0" w:right="0"/>
-        <w:jc w:val="left"/>
-        <w:rPr>
-          <w:rFonts w:hint="eastAsia" w:eastAsia="宋体"/>
-          <w:b w:val="0"/>
-          <w:bCs w:val="0"/>
-          <w:i w:val="0"/>
-          <w:iCs w:val="0"/>
-          <w:color w:val="333333"/>
-          <w:spacing w:val="0"/>
-          <w:w w:val="100"/>
-          <w:sz w:val="22"/>
-          <w:szCs w:val="22"/>
-          <w:vertAlign w:val="baseline"/>
-          <w:lang w:val="en-US" w:eastAsia="zh-CN"/>
-        </w:rPr>
-      </w:pPr>
-      <w:r>
-        <w:rPr>
-          <w:b w:val="0"/>
-          <w:bCs w:val="0"/>
-          <w:i w:val="0"/>
-          <w:iCs w:val="0"/>
-          <w:color w:val="333333"/>
-          <w:spacing w:val="0"/>
-          <w:w w:val="100"/>
-          <w:sz w:val="22"/>
-          <w:szCs w:val="22"/>
-          <w:vertAlign w:val="baseline"/>
-        </w:rPr>
-        <w:t>BACB</w:t>
-      </w:r>
-      <w:r>
-        <w:rPr>
-          <w:rFonts w:hint="eastAsia"/>
-          <w:b w:val="0"/>
-          <w:bCs w:val="0"/>
-          <w:i w:val="0"/>
-          <w:iCs w:val="0"/>
-          <w:color w:val="333333"/>
-          <w:spacing w:val="0"/>
-          <w:w w:val="100"/>
-          <w:sz w:val="22"/>
-          <w:szCs w:val="22"/>
-          <w:vertAlign w:val="baseline"/>
-          <w:lang w:val="en-US" w:eastAsia="zh-CN"/>
-        </w:rPr>
-        <w:t>D</w:t>
-      </w:r>
-    </w:p>
-    <w:p>
-      <w:pPr>
-        <w:pStyle w:val="4"/>
-        <w:keepNext w:val="0"/>
-        <w:keepLines w:val="0"/>
-        <w:widowControl/>
-        <w:suppressLineNumbers w:val="0"/>
-        <w:spacing w:before="60" w:beforeAutospacing="0" w:after="60" w:afterAutospacing="0" w:line="20" w:lineRule="atLeast"/>
-        <w:ind w:left="0" w:right="0"/>
-        <w:jc w:val="left"/>
-        <w:rPr>
-          <w:rFonts w:hint="default"/>
-          <w:b w:val="0"/>
-          <w:bCs w:val="0"/>
-          <w:i w:val="0"/>
-          <w:iCs w:val="0"/>
-          <w:color w:val="333333"/>
-          <w:spacing w:val="0"/>
-          <w:w w:val="100"/>
-          <w:sz w:val="22"/>
-          <w:szCs w:val="22"/>
-          <w:vertAlign w:val="baseline"/>
-          <w:lang w:val="en-US" w:eastAsia="zh-CN"/>
-        </w:rPr>
-      </w:pPr>
-      <w:r>
-        <w:rPr>
-          <w:rFonts w:hint="eastAsia"/>
-          <w:b w:val="0"/>
-          <w:bCs w:val="0"/>
-          <w:i w:val="0"/>
-          <w:iCs w:val="0"/>
-          <w:color w:val="333333"/>
-          <w:spacing w:val="0"/>
-          <w:w w:val="100"/>
-          <w:sz w:val="22"/>
-          <w:szCs w:val="22"/>
-          <w:vertAlign w:val="baseline"/>
-          <w:lang w:val="en-US" w:eastAsia="zh-CN"/>
-        </w:rPr>
-        <w:t>CADAA</w:t>
-      </w:r>
-    </w:p>
-    <w:p>
-      <w:pPr>
-        <w:ind w:firstLine="0" w:firstLineChars="0"/>
-        <w:rPr>
-          <w:rFonts w:hint="default"/>
-          <w:lang w:val="en-US" w:eastAsia="zh-CN"/>
-        </w:rPr>
-      </w:pPr>
-      <w:r>
-        <w:rPr>
-          <w:rFonts w:hint="eastAsia"/>
-          <w:lang w:val="en-US" w:eastAsia="zh-CN"/>
-        </w:rPr>
-        <w:t>BBCBA</w:t>
-      </w:r>
-    </w:p>
-    <w:p>
-      <w:pPr>
-        <w:ind w:firstLine="0" w:firstLineChars="0"/>
-        <w:rPr>
-          <w:rFonts w:hint="eastAsia"/>
-          <w:lang w:val="en-US" w:eastAsia="zh-CN"/>
-        </w:rPr>
-      </w:pPr>
-      <w:r>
-        <w:rPr>
-          <w:rFonts w:hint="eastAsia"/>
-          <w:lang w:val="en-US" w:eastAsia="zh-CN"/>
-        </w:rPr>
-        <w:t>BADCC</w:t>
-      </w:r>
-    </w:p>
-    <w:p>
-      <w:pPr>
-        <w:ind w:firstLine="0" w:firstLineChars="0"/>
-        <w:rPr>
-          <w:rFonts w:hint="eastAsia"/>
-          <w:lang w:val="en-US" w:eastAsia="zh-CN"/>
-        </w:rPr>
-      </w:pPr>
-    </w:p>
-    <w:p>
-      <w:pPr>
-        <w:ind w:firstLine="0" w:firstLineChars="0"/>
-        <w:rPr>
-          <w:rFonts w:hint="default"/>
-          <w:lang w:val="en-US" w:eastAsia="zh-CN"/>
-        </w:rPr>
-      </w:pPr>
-    </w:p>
-    <w:p>
-      <w:pPr>
-        <w:ind w:firstLine="0" w:firstLineChars="0"/>
-        <w:rPr>
-          <w:rFonts w:hint="eastAsia"/>
-          <w:lang w:val="en-US" w:eastAsia="zh-CN"/>
-        </w:rPr>
-      </w:pPr>
-      <w:r>
-        <w:rPr>
-          <w:rFonts w:hint="eastAsia"/>
-          <w:lang w:val="en-US" w:eastAsia="zh-CN"/>
-        </w:rPr>
-        <w:t>ADBAC</w:t>
-      </w:r>
-    </w:p>
-    <w:p>
-      <w:pPr>
-        <w:ind w:firstLine="0" w:firstLineChars="0"/>
-        <w:rPr>
-          <w:rFonts w:hint="eastAsia"/>
-          <w:lang w:val="en-US" w:eastAsia="zh-CN"/>
-        </w:rPr>
-      </w:pPr>
-      <w:r>
-        <w:rPr>
-          <w:rFonts w:hint="eastAsia"/>
-          <w:lang w:val="en-US" w:eastAsia="zh-CN"/>
-        </w:rPr>
-        <w:t>DCBAC</w:t>
-      </w:r>
-    </w:p>
-    <w:p>
-      <w:pPr>
-        <w:ind w:firstLine="0" w:firstLineChars="0"/>
-        <w:rPr>
-          <w:rFonts w:hint="eastAsia"/>
-          <w:lang w:val="en-US" w:eastAsia="zh-CN"/>
-        </w:rPr>
-      </w:pPr>
-      <w:r>
-        <w:rPr>
-          <w:rFonts w:hint="default"/>
-          <w:lang w:val="en-US" w:eastAsia="zh-CN"/>
-        </w:rPr>
-        <w:t>BB</w:t>
-      </w:r>
-      <w:r>
-        <w:rPr>
-          <w:rFonts w:hint="eastAsia"/>
-          <w:lang w:val="en-US" w:eastAsia="zh-CN"/>
-        </w:rPr>
-        <w:t>ADC</w:t>
-      </w:r>
-    </w:p>
-    <w:p>
-      <w:pPr>
-        <w:ind w:firstLine="0" w:firstLineChars="0"/>
-        <w:rPr>
-          <w:rFonts w:hint="default"/>
-          <w:lang w:val="en-US" w:eastAsia="zh-CN"/>
-        </w:rPr>
-      </w:pPr>
-      <w:r>
-        <w:rPr>
-          <w:rFonts w:hint="eastAsia"/>
-          <w:lang w:val="en-US" w:eastAsia="zh-CN"/>
-        </w:rPr>
-        <w:t>DCBAC</w:t>
+        <w:ind w:firstLine="0" w:firstLineChars="0"/>
+        <w:rPr>
+          <w:rFonts w:hint="eastAsia"/>
+          <w:lang w:val="en-US" w:eastAsia="zh-CN"/>
+        </w:rPr>
+      </w:pPr>
+      <w:r>
+        <w:rPr>
+          <w:rFonts w:hint="eastAsia"/>
+          <w:lang w:val="en-US" w:eastAsia="zh-CN"/>
+        </w:rPr>
+        <w:t>BBCDC</w:t>
+      </w:r>
+    </w:p>
+    <w:p>
+      <w:pPr>
+        <w:ind w:firstLine="0" w:firstLineChars="0"/>
+        <w:rPr>
+          <w:rFonts w:hint="eastAsia"/>
+          <w:lang w:val="en-US" w:eastAsia="zh-CN"/>
+        </w:rPr>
+      </w:pPr>
+      <w:r>
+        <w:rPr>
+          <w:rFonts w:hint="eastAsia"/>
+          <w:lang w:val="en-US" w:eastAsia="zh-CN"/>
+        </w:rPr>
+        <w:t>CBDDA</w:t>
+      </w:r>
+    </w:p>
+    <w:p>
+      <w:pPr>
+        <w:ind w:firstLine="0" w:firstLineChars="0"/>
+        <w:rPr>
+          <w:rFonts w:hint="eastAsia"/>
+          <w:lang w:val="en-US" w:eastAsia="zh-CN"/>
+        </w:rPr>
+      </w:pPr>
+      <w:r>
+        <w:rPr>
+          <w:rFonts w:hint="eastAsia"/>
+          <w:lang w:val="en-US" w:eastAsia="zh-CN"/>
+        </w:rPr>
+        <w:t>CDCDA</w:t>
+      </w:r>
+    </w:p>
+    <w:p>
+      <w:pPr>
+        <w:ind w:firstLine="0" w:firstLineChars="0"/>
+        <w:rPr>
+          <w:rFonts w:hint="eastAsia"/>
+          <w:lang w:val="en-US" w:eastAsia="zh-CN"/>
+        </w:rPr>
+      </w:pPr>
+      <w:r>
+        <w:rPr>
+          <w:rFonts w:hint="eastAsia"/>
+          <w:lang w:val="en-US" w:eastAsia="zh-CN"/>
+        </w:rPr>
+        <w:t>BDAAB</w:t>
+      </w:r>
+    </w:p>
+    <w:p>
+      <w:pPr>
+        <w:ind w:firstLine="0" w:firstLineChars="0"/>
+        <w:rPr>
+          <w:rFonts w:hint="eastAsia"/>
+          <w:lang w:val="en-US" w:eastAsia="zh-CN"/>
+        </w:rPr>
+      </w:pPr>
+    </w:p>
+    <w:p>
+      <w:pPr>
+        <w:ind w:firstLine="0" w:firstLineChars="0"/>
+        <w:rPr>
+          <w:rFonts w:hint="eastAsia"/>
+          <w:lang w:val="en-US" w:eastAsia="zh-CN"/>
+        </w:rPr>
+      </w:pPr>
+      <w:r>
+        <w:rPr>
+          <w:rFonts w:hint="eastAsia"/>
+          <w:lang w:val="en-US" w:eastAsia="zh-CN"/>
+        </w:rPr>
+        <w:t>DCDCA</w:t>
+      </w:r>
+    </w:p>
+    <w:p>
+      <w:pPr>
+        <w:ind w:firstLine="0" w:firstLineChars="0"/>
+        <w:rPr>
+          <w:rFonts w:hint="eastAsia"/>
+          <w:lang w:val="en-US" w:eastAsia="zh-CN"/>
+        </w:rPr>
+      </w:pPr>
+      <w:r>
+        <w:rPr>
+          <w:rFonts w:hint="eastAsia"/>
+          <w:lang w:val="en-US" w:eastAsia="zh-CN"/>
+        </w:rPr>
+        <w:t>BADDC</w:t>
+      </w:r>
+    </w:p>
+    <w:p>
+      <w:pPr>
+        <w:ind w:firstLine="0" w:firstLineChars="0"/>
+        <w:rPr>
+          <w:rFonts w:hint="eastAsia"/>
+          <w:lang w:val="en-US" w:eastAsia="zh-CN"/>
+        </w:rPr>
+      </w:pPr>
+      <w:r>
+        <w:rPr>
+          <w:rFonts w:hint="eastAsia"/>
+          <w:lang w:val="en-US" w:eastAsia="zh-CN"/>
+        </w:rPr>
+        <w:t>ABBBD</w:t>
+      </w:r>
+    </w:p>
+    <w:p>
+      <w:pPr>
+        <w:ind w:firstLine="0" w:firstLineChars="0"/>
+        <w:rPr>
+          <w:rFonts w:hint="eastAsia"/>
+          <w:lang w:val="en-US" w:eastAsia="zh-CN"/>
+        </w:rPr>
+      </w:pPr>
+      <w:r>
+        <w:rPr>
+          <w:rFonts w:hint="eastAsia"/>
+          <w:lang w:val="en-US" w:eastAsia="zh-CN"/>
+        </w:rPr>
+        <w:t>DDABC</w:t>
+      </w:r>
+    </w:p>
+    <w:p>
+      <w:pPr>
+        <w:ind w:firstLine="0" w:firstLineChars="0"/>
+        <w:rPr>
+          <w:rFonts w:hint="default"/>
+          <w:lang w:val="en-US" w:eastAsia="zh-CN"/>
+        </w:rPr>
+      </w:pPr>
+      <w:r>
+        <w:rPr>
+          <w:rFonts w:hint="eastAsia"/>
+          <w:lang w:val="en-US" w:eastAsia="zh-CN"/>
+        </w:rPr>
+        <w:t>ACBDC</w:t>
+      </w:r>
+    </w:p>
+    <w:p>
+      <w:pPr>
+        <w:ind w:firstLine="0" w:firstLineChars="0"/>
+        <w:rPr>
+          <w:rFonts w:hint="eastAsia"/>
+          <w:lang w:val="en-US" w:eastAsia="zh-CN"/>
+        </w:rPr>
+      </w:pPr>
+      <w:r>
+        <w:rPr>
+          <w:rFonts w:hint="eastAsia"/>
+          <w:lang w:val="en-US" w:eastAsia="zh-CN"/>
+        </w:rPr>
+        <w:t>ADDCD</w:t>
+      </w:r>
+    </w:p>
+    <w:p>
+      <w:pPr>
+        <w:ind w:firstLine="0" w:firstLineChars="0"/>
+        <w:rPr>
+          <w:rFonts w:hint="eastAsia"/>
+          <w:lang w:val="en-US" w:eastAsia="zh-CN"/>
+        </w:rPr>
+      </w:pPr>
+      <w:r>
+        <w:rPr>
+          <w:rFonts w:hint="eastAsia"/>
+          <w:lang w:val="en-US" w:eastAsia="zh-CN"/>
+        </w:rPr>
+        <w:t>DCCDB</w:t>
+      </w:r>
+    </w:p>
+    <w:p>
+      <w:pPr>
+        <w:ind w:firstLine="0" w:firstLineChars="0"/>
+        <w:rPr>
+          <w:rFonts w:hint="eastAsia"/>
+          <w:lang w:val="en-US" w:eastAsia="zh-CN"/>
+        </w:rPr>
+      </w:pPr>
+      <w:r>
+        <w:rPr>
+          <w:rFonts w:hint="eastAsia"/>
+          <w:lang w:val="en-US" w:eastAsia="zh-CN"/>
+        </w:rPr>
+        <w:t>ABCAB</w:t>
+      </w:r>
+    </w:p>
+    <w:p>
+      <w:pPr>
+        <w:ind w:firstLine="0" w:firstLineChars="0"/>
+        <w:rPr>
+          <w:rFonts w:hint="eastAsia"/>
+          <w:lang w:val="en-US" w:eastAsia="zh-CN"/>
+        </w:rPr>
+      </w:pPr>
+      <w:r>
+        <w:rPr>
+          <w:rFonts w:hint="eastAsia"/>
+          <w:lang w:val="en-US" w:eastAsia="zh-CN"/>
+        </w:rPr>
+        <w:t>ABBCB</w:t>
+      </w:r>
+    </w:p>
+    <w:p>
+      <w:pPr>
+        <w:ind w:firstLine="0" w:firstLineChars="0"/>
+        <w:rPr>
+          <w:rFonts w:hint="default"/>
+          <w:lang w:val="en-US" w:eastAsia="zh-CN"/>
+        </w:rPr>
+      </w:pPr>
+      <w:r>
+        <w:rPr>
+          <w:rFonts w:hint="eastAsia"/>
+          <w:lang w:val="en-US" w:eastAsia="zh-CN"/>
+        </w:rPr>
+        <w:t>CAAAA</w:t>
       </w:r>
       <w:bookmarkStart w:id="4" w:name="_GoBack"/>
       <w:bookmarkEnd w:id="4"/>
-    </w:p>
-    <w:p>
-      <w:pPr>
-        <w:ind w:firstLine="0" w:firstLineChars="0"/>
-        <w:rPr>
-          <w:rFonts w:hint="eastAsia"/>
-          <w:lang w:val="en-US" w:eastAsia="zh-CN"/>
-        </w:rPr>
-      </w:pPr>
-    </w:p>
-    <w:p>
-      <w:pPr>
-        <w:ind w:firstLine="0" w:firstLineChars="0"/>
-        <w:rPr>
-          <w:rFonts w:hint="default"/>
-          <w:lang w:val="en-US" w:eastAsia="zh-CN"/>
-        </w:rPr>
-      </w:pPr>
     </w:p>
     <w:sectPr>
       <w:pgSz w:w="11906" w:h="16838"/>

--- a/软考/软考笔记.docx
+++ b/软考/软考笔记.docx
@@ -490,6 +490,40 @@
           <w:lang w:val="en-US" w:eastAsia="zh-CN"/>
         </w:rPr>
         <w:t>C2:将一组构件绑定在一起</w:t>
+      </w:r>
+    </w:p>
+    <w:p>
+      <w:pPr>
+        <w:bidi w:val="0"/>
+        <w:ind w:firstLine="420" w:firstLineChars="0"/>
+        <w:rPr>
+          <w:rFonts w:hint="eastAsia"/>
+          <w:lang w:val="en-US" w:eastAsia="zh-CN"/>
+        </w:rPr>
+      </w:pPr>
+      <w:r>
+        <w:rPr>
+          <w:rFonts w:hint="eastAsia"/>
+          <w:lang w:val="en-US" w:eastAsia="zh-CN"/>
+        </w:rPr>
+        <w:t>隐式调用：灵活，性能低</w:t>
+      </w:r>
+    </w:p>
+    <w:p>
+      <w:pPr>
+        <w:bidi w:val="0"/>
+        <w:ind w:firstLine="420" w:firstLineChars="0"/>
+        <w:rPr>
+          <w:rFonts w:hint="default"/>
+          <w:lang w:val="en-US" w:eastAsia="zh-CN"/>
+        </w:rPr>
+      </w:pPr>
+      <w:r>
+        <w:rPr>
+          <w:rFonts w:hint="eastAsia"/>
+          <w:lang w:val="en-US" w:eastAsia="zh-CN"/>
+        </w:rPr>
+        <w:t>显示调用：不灵活，性能好</w:t>
       </w:r>
     </w:p>
     <w:p>
@@ -3257,10 +3291,53 @@
       <w:pPr>
         <w:bidi w:val="0"/>
         <w:rPr>
-          <w:rFonts w:hint="default"/>
-          <w:lang w:val="en-US" w:eastAsia="zh-CN"/>
-        </w:rPr>
-      </w:pPr>
+          <w:rFonts w:hint="eastAsia"/>
+          <w:lang w:val="en-US" w:eastAsia="zh-CN"/>
+        </w:rPr>
+      </w:pPr>
+      <w:r>
+        <w:rPr>
+          <w:rFonts w:hint="eastAsia"/>
+          <w:lang w:val="en-US" w:eastAsia="zh-CN"/>
+        </w:rPr>
+        <w:t>证书认证</w:t>
+      </w:r>
+    </w:p>
+    <w:p>
+      <w:pPr>
+        <w:bidi w:val="0"/>
+        <w:ind w:firstLine="420" w:firstLineChars="0"/>
+        <w:rPr>
+          <w:rFonts w:hint="eastAsia"/>
+          <w:lang w:val="en-US" w:eastAsia="zh-CN"/>
+        </w:rPr>
+      </w:pPr>
+      <w:r>
+        <w:rPr>
+          <w:rFonts w:hint="eastAsia"/>
+          <w:lang w:val="en-US" w:eastAsia="zh-CN"/>
+        </w:rPr>
+        <w:t>证书机构：生成数字证书</w:t>
+      </w:r>
+    </w:p>
+    <w:p>
+      <w:pPr>
+        <w:bidi w:val="0"/>
+        <w:ind w:firstLine="420" w:firstLineChars="0"/>
+        <w:rPr>
+          <w:rFonts w:hint="default"/>
+          <w:lang w:val="en-US" w:eastAsia="zh-CN"/>
+        </w:rPr>
+      </w:pPr>
+      <w:r>
+        <w:rPr>
+          <w:rFonts w:hint="eastAsia"/>
+          <w:lang w:val="en-US" w:eastAsia="zh-CN"/>
+        </w:rPr>
+        <w:t>注册机构：验证申请数字证书用户的身份</w:t>
+      </w:r>
+      <w:bookmarkStart w:id="4" w:name="_GoBack"/>
+      <w:bookmarkEnd w:id="4"/>
     </w:p>
     <w:p>
       <w:pPr>
@@ -5147,6 +5224,22 @@
           <w:lang w:val="en-US" w:eastAsia="zh-CN"/>
         </w:rPr>
         <w:t>行为型：剩下的</w:t>
+      </w:r>
+    </w:p>
+    <w:p>
+      <w:pPr>
+        <w:ind w:left="420" w:leftChars="0" w:firstLine="420" w:firstLineChars="0"/>
+        <w:rPr>
+          <w:rFonts w:hint="default"/>
+          <w:lang w:val="en-US" w:eastAsia="zh-CN"/>
+        </w:rPr>
+      </w:pPr>
+      <w:r>
+        <w:rPr>
+          <w:rFonts w:hint="eastAsia"/>
+          <w:lang w:val="en-US" w:eastAsia="zh-CN"/>
+        </w:rPr>
+        <w:t>状态:根据不同状态灵活找对应类中的方法</w:t>
       </w:r>
     </w:p>
     <w:p>
@@ -7158,245 +7251,10 @@
       <w:pPr>
         <w:ind w:firstLine="0" w:firstLineChars="0"/>
         <w:rPr>
-          <w:rFonts w:hint="eastAsia"/>
-          <w:lang w:val="en-US" w:eastAsia="zh-CN"/>
-        </w:rPr>
-      </w:pPr>
-    </w:p>
-    <w:p>
-      <w:pPr>
-        <w:ind w:firstLine="0" w:firstLineChars="0"/>
-        <w:rPr>
-          <w:rFonts w:hint="eastAsia"/>
-          <w:lang w:val="en-US" w:eastAsia="zh-CN"/>
-        </w:rPr>
-      </w:pPr>
-      <w:r>
-        <w:rPr>
-          <w:rFonts w:hint="eastAsia"/>
-          <w:lang w:val="en-US" w:eastAsia="zh-CN"/>
-        </w:rPr>
-        <w:t>BBCDC</w:t>
-      </w:r>
-    </w:p>
-    <w:p>
-      <w:pPr>
-        <w:ind w:firstLine="0" w:firstLineChars="0"/>
-        <w:rPr>
-          <w:rFonts w:hint="eastAsia"/>
-          <w:lang w:val="en-US" w:eastAsia="zh-CN"/>
-        </w:rPr>
-      </w:pPr>
-      <w:r>
-        <w:rPr>
-          <w:rFonts w:hint="eastAsia"/>
-          <w:lang w:val="en-US" w:eastAsia="zh-CN"/>
-        </w:rPr>
-        <w:t>CBDDA</w:t>
-      </w:r>
-    </w:p>
-    <w:p>
-      <w:pPr>
-        <w:ind w:firstLine="0" w:firstLineChars="0"/>
-        <w:rPr>
-          <w:rFonts w:hint="eastAsia"/>
-          <w:lang w:val="en-US" w:eastAsia="zh-CN"/>
-        </w:rPr>
-      </w:pPr>
-      <w:r>
-        <w:rPr>
-          <w:rFonts w:hint="eastAsia"/>
-          <w:lang w:val="en-US" w:eastAsia="zh-CN"/>
-        </w:rPr>
-        <w:t>CDCDA</w:t>
-      </w:r>
-    </w:p>
-    <w:p>
-      <w:pPr>
-        <w:ind w:firstLine="0" w:firstLineChars="0"/>
-        <w:rPr>
-          <w:rFonts w:hint="eastAsia"/>
-          <w:lang w:val="en-US" w:eastAsia="zh-CN"/>
-        </w:rPr>
-      </w:pPr>
-      <w:r>
-        <w:rPr>
-          <w:rFonts w:hint="eastAsia"/>
-          <w:lang w:val="en-US" w:eastAsia="zh-CN"/>
-        </w:rPr>
-        <w:t>BDAAB</w:t>
-      </w:r>
-    </w:p>
-    <w:p>
-      <w:pPr>
-        <w:ind w:firstLine="0" w:firstLineChars="0"/>
-        <w:rPr>
-          <w:rFonts w:hint="eastAsia"/>
-          <w:lang w:val="en-US" w:eastAsia="zh-CN"/>
-        </w:rPr>
-      </w:pPr>
-    </w:p>
-    <w:p>
-      <w:pPr>
-        <w:ind w:firstLine="0" w:firstLineChars="0"/>
-        <w:rPr>
-          <w:rFonts w:hint="eastAsia"/>
-          <w:lang w:val="en-US" w:eastAsia="zh-CN"/>
-        </w:rPr>
-      </w:pPr>
-      <w:r>
-        <w:rPr>
-          <w:rFonts w:hint="eastAsia"/>
-          <w:lang w:val="en-US" w:eastAsia="zh-CN"/>
-        </w:rPr>
-        <w:t>DCDCA</w:t>
-      </w:r>
-    </w:p>
-    <w:p>
-      <w:pPr>
-        <w:ind w:firstLine="0" w:firstLineChars="0"/>
-        <w:rPr>
-          <w:rFonts w:hint="eastAsia"/>
-          <w:lang w:val="en-US" w:eastAsia="zh-CN"/>
-        </w:rPr>
-      </w:pPr>
-      <w:r>
-        <w:rPr>
-          <w:rFonts w:hint="eastAsia"/>
-          <w:lang w:val="en-US" w:eastAsia="zh-CN"/>
-        </w:rPr>
-        <w:t>BADDC</w:t>
-      </w:r>
-    </w:p>
-    <w:p>
-      <w:pPr>
-        <w:ind w:firstLine="0" w:firstLineChars="0"/>
-        <w:rPr>
-          <w:rFonts w:hint="eastAsia"/>
-          <w:lang w:val="en-US" w:eastAsia="zh-CN"/>
-        </w:rPr>
-      </w:pPr>
-      <w:r>
-        <w:rPr>
-          <w:rFonts w:hint="eastAsia"/>
-          <w:lang w:val="en-US" w:eastAsia="zh-CN"/>
-        </w:rPr>
-        <w:t>ABBBD</w:t>
-      </w:r>
-    </w:p>
-    <w:p>
-      <w:pPr>
-        <w:ind w:firstLine="0" w:firstLineChars="0"/>
-        <w:rPr>
-          <w:rFonts w:hint="eastAsia"/>
-          <w:lang w:val="en-US" w:eastAsia="zh-CN"/>
-        </w:rPr>
-      </w:pPr>
-      <w:r>
-        <w:rPr>
-          <w:rFonts w:hint="eastAsia"/>
-          <w:lang w:val="en-US" w:eastAsia="zh-CN"/>
-        </w:rPr>
-        <w:t>DDABC</w:t>
-      </w:r>
-    </w:p>
-    <w:p>
-      <w:pPr>
-        <w:ind w:firstLine="0" w:firstLineChars="0"/>
-        <w:rPr>
-          <w:rFonts w:hint="default"/>
-          <w:lang w:val="en-US" w:eastAsia="zh-CN"/>
-        </w:rPr>
-      </w:pPr>
-      <w:r>
-        <w:rPr>
-          <w:rFonts w:hint="eastAsia"/>
-          <w:lang w:val="en-US" w:eastAsia="zh-CN"/>
-        </w:rPr>
-        <w:t>ACBDC</w:t>
-      </w:r>
-    </w:p>
-    <w:p>
-      <w:pPr>
-        <w:ind w:firstLine="0" w:firstLineChars="0"/>
-        <w:rPr>
-          <w:rFonts w:hint="eastAsia"/>
-          <w:lang w:val="en-US" w:eastAsia="zh-CN"/>
-        </w:rPr>
-      </w:pPr>
-      <w:r>
-        <w:rPr>
-          <w:rFonts w:hint="eastAsia"/>
-          <w:lang w:val="en-US" w:eastAsia="zh-CN"/>
-        </w:rPr>
-        <w:t>ADDCD</w:t>
-      </w:r>
-    </w:p>
-    <w:p>
-      <w:pPr>
-        <w:ind w:firstLine="0" w:firstLineChars="0"/>
-        <w:rPr>
-          <w:rFonts w:hint="eastAsia"/>
-          <w:lang w:val="en-US" w:eastAsia="zh-CN"/>
-        </w:rPr>
-      </w:pPr>
-      <w:r>
-        <w:rPr>
-          <w:rFonts w:hint="eastAsia"/>
-          <w:lang w:val="en-US" w:eastAsia="zh-CN"/>
-        </w:rPr>
-        <w:t>DCCDB</w:t>
-      </w:r>
-    </w:p>
-    <w:p>
-      <w:pPr>
-        <w:ind w:firstLine="0" w:firstLineChars="0"/>
-        <w:rPr>
-          <w:rFonts w:hint="eastAsia"/>
-          <w:lang w:val="en-US" w:eastAsia="zh-CN"/>
-        </w:rPr>
-      </w:pPr>
-      <w:r>
-        <w:rPr>
-          <w:rFonts w:hint="eastAsia"/>
-          <w:lang w:val="en-US" w:eastAsia="zh-CN"/>
-        </w:rPr>
-        <w:t>ABCAB</w:t>
-      </w:r>
-    </w:p>
-    <w:p>
-      <w:pPr>
-        <w:ind w:firstLine="0" w:firstLineChars="0"/>
-        <w:rPr>
-          <w:rFonts w:hint="eastAsia"/>
-          <w:lang w:val="en-US" w:eastAsia="zh-CN"/>
-        </w:rPr>
-      </w:pPr>
-      <w:r>
-        <w:rPr>
-          <w:rFonts w:hint="eastAsia"/>
-          <w:lang w:val="en-US" w:eastAsia="zh-CN"/>
-        </w:rPr>
-        <w:t>ABBCB</w:t>
-      </w:r>
-    </w:p>
-    <w:p>
-      <w:pPr>
-        <w:ind w:firstLine="0" w:firstLineChars="0"/>
-        <w:rPr>
-          <w:rFonts w:hint="default"/>
-          <w:lang w:val="en-US" w:eastAsia="zh-CN"/>
-        </w:rPr>
-      </w:pPr>
-      <w:r>
-        <w:rPr>
-          <w:rFonts w:hint="eastAsia"/>
-          <w:lang w:val="en-US" w:eastAsia="zh-CN"/>
-        </w:rPr>
-        <w:t>CAAAA</w:t>
-      </w:r>
-      <w:bookmarkStart w:id="4" w:name="_GoBack"/>
-      <w:bookmarkEnd w:id="4"/>
+          <w:rFonts w:hint="default"/>
+          <w:lang w:val="en-US" w:eastAsia="zh-CN"/>
+        </w:rPr>
+      </w:pPr>
     </w:p>
     <w:sectPr>
       <w:pgSz w:w="11906" w:h="16838"/>

--- a/软考/软考笔记.docx
+++ b/软考/软考笔记.docx
@@ -421,7 +421,7 @@
           <w:rFonts w:hint="eastAsia"/>
           <w:lang w:val="en-US" w:eastAsia="zh-CN"/>
         </w:rPr>
-        <w:t>数据共享(黑板变体)：构建中心数据库进行转换处理</w:t>
+        <w:t>数据共享(黑板变体)：构建中心数据库进行转换处理，处理简单问题</w:t>
       </w:r>
     </w:p>
     <w:p>
@@ -490,40 +490,6 @@
           <w:lang w:val="en-US" w:eastAsia="zh-CN"/>
         </w:rPr>
         <w:t>C2:将一组构件绑定在一起</w:t>
-      </w:r>
-    </w:p>
-    <w:p>
-      <w:pPr>
-        <w:bidi w:val="0"/>
-        <w:ind w:firstLine="420" w:firstLineChars="0"/>
-        <w:rPr>
-          <w:rFonts w:hint="eastAsia"/>
-          <w:lang w:val="en-US" w:eastAsia="zh-CN"/>
-        </w:rPr>
-      </w:pPr>
-      <w:r>
-        <w:rPr>
-          <w:rFonts w:hint="eastAsia"/>
-          <w:lang w:val="en-US" w:eastAsia="zh-CN"/>
-        </w:rPr>
-        <w:t>隐式调用：灵活，性能低</w:t>
-      </w:r>
-    </w:p>
-    <w:p>
-      <w:pPr>
-        <w:bidi w:val="0"/>
-        <w:ind w:firstLine="420" w:firstLineChars="0"/>
-        <w:rPr>
-          <w:rFonts w:hint="default"/>
-          <w:lang w:val="en-US" w:eastAsia="zh-CN"/>
-        </w:rPr>
-      </w:pPr>
-      <w:r>
-        <w:rPr>
-          <w:rFonts w:hint="eastAsia"/>
-          <w:lang w:val="en-US" w:eastAsia="zh-CN"/>
-        </w:rPr>
-        <w:t>显示调用：不灵活，性能好</w:t>
       </w:r>
     </w:p>
     <w:p>
@@ -951,6 +917,13 @@
           <w:lang w:val="en-US" w:eastAsia="zh-CN"/>
         </w:rPr>
       </w:pPr>
+      <w:r>
+        <w:rPr>
+          <w:rFonts w:hint="eastAsia"/>
+          <w:lang w:val="en-US" w:eastAsia="zh-CN"/>
+        </w:rPr>
+        <w:t>语法树(实现层)-依赖(结构层)</w:t>
+      </w:r>
     </w:p>
     <w:p>
       <w:pPr>
@@ -1334,9 +1307,33 @@
     <w:p>
       <w:pPr>
         <w:bidi w:val="0"/>
-        <w:ind w:firstLine="420" w:firstLineChars="0"/>
-        <w:rPr>
-          <w:rFonts w:hint="eastAsia"/>
+        <w:rPr>
+          <w:rFonts w:hint="eastAsia"/>
+          <w:lang w:val="en-US" w:eastAsia="zh-CN"/>
+        </w:rPr>
+      </w:pPr>
+    </w:p>
+    <w:p>
+      <w:pPr>
+        <w:bidi w:val="0"/>
+        <w:rPr>
+          <w:rFonts w:hint="eastAsia"/>
+          <w:lang w:val="en-US" w:eastAsia="zh-CN"/>
+        </w:rPr>
+      </w:pPr>
+      <w:r>
+        <w:rPr>
+          <w:rFonts w:hint="eastAsia"/>
+          <w:lang w:val="en-US" w:eastAsia="zh-CN"/>
+        </w:rPr>
+        <w:t>ADL(架构描述语言)： 组件、组件接口、连接件、架构配置</w:t>
+      </w:r>
+    </w:p>
+    <w:p>
+      <w:pPr>
+        <w:bidi w:val="0"/>
+        <w:rPr>
+          <w:rFonts w:hint="default"/>
           <w:lang w:val="en-US" w:eastAsia="zh-CN"/>
         </w:rPr>
       </w:pPr>
@@ -1407,7 +1404,7 @@
         <w:bidi w:val="0"/>
         <w:ind w:firstLine="0" w:firstLineChars="0"/>
         <w:rPr>
-          <w:rFonts w:hint="default"/>
+          <w:rFonts w:hint="eastAsia"/>
           <w:lang w:val="en-US" w:eastAsia="zh-CN"/>
         </w:rPr>
       </w:pPr>
@@ -1424,6 +1421,57 @@
         <w:bidi w:val="0"/>
         <w:ind w:firstLine="420" w:firstLineChars="0"/>
         <w:rPr>
+          <w:rFonts w:hint="default"/>
+          <w:lang w:val="en-US" w:eastAsia="zh-CN"/>
+        </w:rPr>
+      </w:pPr>
+      <w:r>
+        <w:rPr>
+          <w:rFonts w:hint="eastAsia"/>
+          <w:b/>
+          <w:bCs/>
+          <w:lang w:val="en-US" w:eastAsia="zh-CN"/>
+        </w:rPr>
+        <w:t>需求收集</w:t>
+      </w:r>
+      <w:r>
+        <w:rPr>
+          <w:rFonts w:hint="eastAsia"/>
+          <w:lang w:val="en-US" w:eastAsia="zh-CN"/>
+        </w:rPr>
+        <w:t>、</w:t>
+      </w:r>
+      <w:r>
+        <w:rPr>
+          <w:rFonts w:hint="eastAsia"/>
+          <w:b/>
+          <w:bCs/>
+          <w:lang w:val="en-US" w:eastAsia="zh-CN"/>
+        </w:rPr>
+        <w:t>架构视图</w:t>
+      </w:r>
+      <w:r>
+        <w:rPr>
+          <w:rFonts w:hint="eastAsia"/>
+          <w:lang w:val="en-US" w:eastAsia="zh-CN"/>
+        </w:rPr>
+        <w:t>描述、属性构造、分析后对质量属性进行</w:t>
+      </w:r>
+      <w:r>
+        <w:rPr>
+          <w:rFonts w:hint="eastAsia"/>
+          <w:b/>
+          <w:bCs/>
+          <w:lang w:val="en-US" w:eastAsia="zh-CN"/>
+        </w:rPr>
+        <w:t>权衡和折中</w:t>
+      </w:r>
+    </w:p>
+    <w:p>
+      <w:pPr>
+        <w:bidi w:val="0"/>
+        <w:ind w:firstLine="420" w:firstLineChars="0"/>
+        <w:rPr>
           <w:rFonts w:hint="eastAsia"/>
           <w:lang w:val="en-US" w:eastAsia="zh-CN"/>
         </w:rPr>
@@ -1468,23 +1516,6 @@
           <w:lang w:val="en-US" w:eastAsia="zh-CN"/>
         </w:rPr>
         <w:t>最开始关注的属性：性能、安全性、可修改性、可用性</w:t>
-      </w:r>
-    </w:p>
-    <w:p>
-      <w:pPr>
-        <w:bidi w:val="0"/>
-        <w:ind w:firstLine="420" w:firstLineChars="0"/>
-        <w:rPr>
-          <w:rFonts w:hint="eastAsia"/>
-          <w:lang w:val="en-US" w:eastAsia="zh-CN"/>
-        </w:rPr>
-      </w:pPr>
-      <w:r>
-        <w:rPr>
-          <w:rFonts w:hint="eastAsia"/>
-          <w:lang w:val="en-US" w:eastAsia="zh-CN"/>
-        </w:rPr>
-        <w:t>会对质量属性进行权衡和折中</w:t>
       </w:r>
     </w:p>
     <w:p>
@@ -1522,7 +1553,16 @@
           <w:rFonts w:hint="eastAsia" w:ascii="宋体" w:hAnsi="宋体" w:eastAsia="宋体"/>
           <w:szCs w:val="21"/>
         </w:rPr>
-        <w:t>实现质量属性与商业需求、采用软件模板设计软件结构</w:t>
+        <w:t>实现质量属性与商业需求、采用软件模</w:t>
+      </w:r>
+      <w:bookmarkStart w:id="4" w:name="_GoBack"/>
+      <w:bookmarkEnd w:id="4"/>
+      <w:r>
+        <w:rPr>
+          <w:rFonts w:hint="eastAsia" w:ascii="宋体" w:hAnsi="宋体" w:eastAsia="宋体"/>
+          <w:szCs w:val="21"/>
+        </w:rPr>
+        <w:t>板设计软件结构</w:t>
       </w:r>
     </w:p>
     <w:p>
@@ -3291,53 +3331,69 @@
       <w:pPr>
         <w:bidi w:val="0"/>
         <w:rPr>
-          <w:rFonts w:hint="eastAsia"/>
-          <w:lang w:val="en-US" w:eastAsia="zh-CN"/>
-        </w:rPr>
-      </w:pPr>
-      <w:r>
-        <w:rPr>
-          <w:rFonts w:hint="eastAsia"/>
-          <w:lang w:val="en-US" w:eastAsia="zh-CN"/>
-        </w:rPr>
-        <w:t>证书认证</w:t>
-      </w:r>
-    </w:p>
-    <w:p>
-      <w:pPr>
-        <w:bidi w:val="0"/>
-        <w:ind w:firstLine="420" w:firstLineChars="0"/>
-        <w:rPr>
-          <w:rFonts w:hint="eastAsia"/>
-          <w:lang w:val="en-US" w:eastAsia="zh-CN"/>
-        </w:rPr>
-      </w:pPr>
-      <w:r>
-        <w:rPr>
-          <w:rFonts w:hint="eastAsia"/>
-          <w:lang w:val="en-US" w:eastAsia="zh-CN"/>
-        </w:rPr>
-        <w:t>证书机构：生成数字证书</w:t>
-      </w:r>
-    </w:p>
-    <w:p>
-      <w:pPr>
-        <w:bidi w:val="0"/>
-        <w:ind w:firstLine="420" w:firstLineChars="0"/>
-        <w:rPr>
-          <w:rFonts w:hint="default"/>
-          <w:lang w:val="en-US" w:eastAsia="zh-CN"/>
-        </w:rPr>
-      </w:pPr>
-      <w:r>
-        <w:rPr>
-          <w:rFonts w:hint="eastAsia"/>
-          <w:lang w:val="en-US" w:eastAsia="zh-CN"/>
-        </w:rPr>
-        <w:t>注册机构：验证申请数字证书用户的身份</w:t>
-      </w:r>
-      <w:bookmarkStart w:id="4" w:name="_GoBack"/>
-      <w:bookmarkEnd w:id="4"/>
+          <w:rFonts w:hint="default"/>
+          <w:lang w:val="en-US" w:eastAsia="zh-CN"/>
+        </w:rPr>
+      </w:pPr>
+    </w:p>
+    <w:p>
+      <w:pPr>
+        <w:bidi w:val="0"/>
+        <w:rPr>
+          <w:rFonts w:hint="default"/>
+          <w:lang w:val="en-US" w:eastAsia="zh-CN"/>
+        </w:rPr>
+      </w:pPr>
+    </w:p>
+    <w:p>
+      <w:pPr>
+        <w:bidi w:val="0"/>
+        <w:rPr>
+          <w:rFonts w:hint="eastAsia"/>
+          <w:lang w:val="en-US" w:eastAsia="zh-CN"/>
+        </w:rPr>
+      </w:pPr>
+      <w:r>
+        <w:rPr>
+          <w:rFonts w:hint="eastAsia"/>
+          <w:lang w:val="en-US" w:eastAsia="zh-CN"/>
+        </w:rPr>
+        <w:t>DNS查询</w:t>
+      </w:r>
+    </w:p>
+    <w:p>
+      <w:pPr>
+        <w:bidi w:val="0"/>
+        <w:ind w:firstLine="420" w:firstLineChars="0"/>
+        <w:rPr>
+          <w:rFonts w:hint="default"/>
+          <w:lang w:val="en-US" w:eastAsia="zh-CN"/>
+        </w:rPr>
+      </w:pPr>
+      <w:r>
+        <w:rPr>
+          <w:rFonts w:hint="eastAsia"/>
+          <w:lang w:val="en-US" w:eastAsia="zh-CN"/>
+        </w:rPr>
+        <w:t>递归查询:用户发起后，本地服务器进行的查询</w:t>
+      </w:r>
+    </w:p>
+    <w:p>
+      <w:pPr>
+        <w:bidi w:val="0"/>
+        <w:ind w:firstLine="420" w:firstLineChars="0"/>
+        <w:rPr>
+          <w:rFonts w:hint="default"/>
+          <w:lang w:val="en-US" w:eastAsia="zh-CN"/>
+        </w:rPr>
+      </w:pPr>
+      <w:r>
+        <w:rPr>
+          <w:rFonts w:hint="eastAsia"/>
+          <w:lang w:val="en-US" w:eastAsia="zh-CN"/>
+        </w:rPr>
+        <w:t>迭代查询:服务器之间的查询</w:t>
+      </w:r>
     </w:p>
     <w:p>
       <w:pPr>
@@ -3474,6 +3530,13 @@
           <w:lang w:val="en-US" w:eastAsia="zh-CN"/>
         </w:rPr>
       </w:pPr>
+      <w:r>
+        <w:rPr>
+          <w:rFonts w:hint="eastAsia"/>
+          <w:lang w:val="en-US" w:eastAsia="zh-CN"/>
+        </w:rPr>
+        <w:t>一个字节=8位bit</w:t>
+      </w:r>
     </w:p>
     <w:p>
       <w:pPr>
@@ -4709,7 +4772,7 @@
     <w:p>
       <w:pPr>
         <w:rPr>
-          <w:rFonts w:hint="default" w:eastAsiaTheme="minorEastAsia"/>
+          <w:rFonts w:hint="eastAsia"/>
           <w:lang w:val="en-US" w:eastAsia="zh-CN"/>
         </w:rPr>
       </w:pPr>
@@ -4723,6 +4786,51 @@
     </w:p>
     <w:p>
       <w:pPr>
+        <w:rPr>
+          <w:rFonts w:hint="eastAsia"/>
+          <w:lang w:val="en-US" w:eastAsia="zh-CN"/>
+        </w:rPr>
+      </w:pPr>
+      <w:r>
+        <w:rPr>
+          <w:rFonts w:hint="eastAsia"/>
+          <w:lang w:val="en-US" w:eastAsia="zh-CN"/>
+        </w:rPr>
+        <w:t>数据模型(ER图)</w:t>
+      </w:r>
+    </w:p>
+    <w:p>
+      <w:pPr>
+        <w:rPr>
+          <w:rFonts w:hint="eastAsia"/>
+          <w:lang w:val="en-US" w:eastAsia="zh-CN"/>
+        </w:rPr>
+      </w:pPr>
+      <w:r>
+        <w:rPr>
+          <w:rFonts w:hint="eastAsia"/>
+          <w:lang w:val="en-US" w:eastAsia="zh-CN"/>
+        </w:rPr>
+        <w:t>功能模型(DFD)</w:t>
+      </w:r>
+    </w:p>
+    <w:p>
+      <w:pPr>
+        <w:rPr>
+          <w:rFonts w:hint="default"/>
+          <w:lang w:val="en-US" w:eastAsia="zh-CN"/>
+        </w:rPr>
+      </w:pPr>
+      <w:r>
+        <w:rPr>
+          <w:rFonts w:hint="eastAsia"/>
+          <w:lang w:val="en-US" w:eastAsia="zh-CN"/>
+        </w:rPr>
+        <w:t>行为模型(状态转换图)</w:t>
+      </w:r>
+    </w:p>
+    <w:p>
+      <w:pPr>
         <w:ind w:firstLine="0" w:firstLineChars="0"/>
         <w:rPr>
           <w:rFonts w:hint="eastAsia"/>
@@ -5207,7 +5315,23 @@
           <w:rFonts w:hint="eastAsia"/>
           <w:lang w:val="en-US" w:eastAsia="zh-CN"/>
         </w:rPr>
-        <w:t>结构型：桥接(抽象和实现分离)，适配器，组合，装饰，外观，享元，代理</w:t>
+        <w:t>结构型：桥接(抽象和实现分离)，适配器，组合，</w:t>
+      </w:r>
+    </w:p>
+    <w:p>
+      <w:pPr>
+        <w:ind w:left="420" w:leftChars="0" w:firstLine="420" w:firstLineChars="0"/>
+        <w:rPr>
+          <w:rFonts w:hint="eastAsia"/>
+          <w:lang w:val="en-US" w:eastAsia="zh-CN"/>
+        </w:rPr>
+      </w:pPr>
+      <w:r>
+        <w:rPr>
+          <w:rFonts w:hint="eastAsia"/>
+          <w:lang w:val="en-US" w:eastAsia="zh-CN"/>
+        </w:rPr>
+        <w:t>装饰(比继承更灵活)，外观，享元，代理</w:t>
       </w:r>
     </w:p>
     <w:p>
@@ -5228,22 +5352,6 @@
     </w:p>
     <w:p>
       <w:pPr>
-        <w:ind w:left="420" w:leftChars="0" w:firstLine="420" w:firstLineChars="0"/>
-        <w:rPr>
-          <w:rFonts w:hint="default"/>
-          <w:lang w:val="en-US" w:eastAsia="zh-CN"/>
-        </w:rPr>
-      </w:pPr>
-      <w:r>
-        <w:rPr>
-          <w:rFonts w:hint="eastAsia"/>
-          <w:lang w:val="en-US" w:eastAsia="zh-CN"/>
-        </w:rPr>
-        <w:t>状态:根据不同状态灵活找对应类中的方法</w:t>
-      </w:r>
-    </w:p>
-    <w:p>
-      <w:pPr>
         <w:ind w:firstLine="0" w:firstLineChars="0"/>
         <w:rPr>
           <w:rFonts w:hint="eastAsia"/>
@@ -5296,7 +5404,7 @@
           <w:rFonts w:hint="eastAsia"/>
           <w:lang w:val="en-US" w:eastAsia="zh-CN"/>
         </w:rPr>
-        <w:t>敏感点：修改一个属性会影响其他属性</w:t>
+        <w:t>敏感点：修改某部分会影响XX属性(关注单个质量属性)</w:t>
       </w:r>
     </w:p>
     <w:p>
@@ -6054,6 +6162,22 @@
       <w:pPr>
         <w:ind w:firstLine="420" w:firstLineChars="0"/>
         <w:rPr>
+          <w:rFonts w:hint="default"/>
+          <w:lang w:val="en-US" w:eastAsia="zh-CN"/>
+        </w:rPr>
+      </w:pPr>
+      <w:r>
+        <w:rPr>
+          <w:rFonts w:hint="eastAsia"/>
+          <w:lang w:val="en-US" w:eastAsia="zh-CN"/>
+        </w:rPr>
+        <w:t>基准测试：最频繁的核心程序作为计算机性能评价程序</w:t>
+      </w:r>
+    </w:p>
+    <w:p>
+      <w:pPr>
+        <w:ind w:firstLine="420" w:firstLineChars="0"/>
+        <w:rPr>
           <w:rFonts w:hint="eastAsia"/>
           <w:lang w:val="en-US" w:eastAsia="zh-CN"/>
         </w:rPr>
@@ -7255,6 +7379,111 @@
           <w:lang w:val="en-US" w:eastAsia="zh-CN"/>
         </w:rPr>
       </w:pPr>
+    </w:p>
+    <w:p>
+      <w:pPr>
+        <w:ind w:firstLine="0" w:firstLineChars="0"/>
+        <w:rPr>
+          <w:rFonts w:hint="eastAsia"/>
+          <w:lang w:val="en-US" w:eastAsia="zh-CN"/>
+        </w:rPr>
+      </w:pPr>
+      <w:r>
+        <w:rPr>
+          <w:rFonts w:hint="eastAsia"/>
+          <w:lang w:val="en-US" w:eastAsia="zh-CN"/>
+        </w:rPr>
+        <w:t>BCABC</w:t>
+      </w:r>
+    </w:p>
+    <w:p>
+      <w:pPr>
+        <w:ind w:firstLine="0" w:firstLineChars="0"/>
+        <w:rPr>
+          <w:rFonts w:hint="eastAsia"/>
+          <w:lang w:val="en-US" w:eastAsia="zh-CN"/>
+        </w:rPr>
+      </w:pPr>
+      <w:r>
+        <w:rPr>
+          <w:rFonts w:hint="eastAsia"/>
+          <w:lang w:val="en-US" w:eastAsia="zh-CN"/>
+        </w:rPr>
+        <w:t>CCBDB</w:t>
+      </w:r>
+    </w:p>
+    <w:p>
+      <w:pPr>
+        <w:ind w:firstLine="0" w:firstLineChars="0"/>
+        <w:rPr>
+          <w:rFonts w:hint="eastAsia"/>
+          <w:lang w:val="en-US" w:eastAsia="zh-CN"/>
+        </w:rPr>
+      </w:pPr>
+      <w:r>
+        <w:rPr>
+          <w:rFonts w:hint="eastAsia"/>
+          <w:lang w:val="en-US" w:eastAsia="zh-CN"/>
+        </w:rPr>
+        <w:t>CDCDB</w:t>
+      </w:r>
+    </w:p>
+    <w:p>
+      <w:pPr>
+        <w:ind w:firstLine="0" w:firstLineChars="0"/>
+        <w:rPr>
+          <w:rFonts w:hint="eastAsia"/>
+          <w:lang w:val="en-US" w:eastAsia="zh-CN"/>
+        </w:rPr>
+      </w:pPr>
+      <w:r>
+        <w:rPr>
+          <w:rFonts w:hint="eastAsia"/>
+          <w:lang w:val="en-US" w:eastAsia="zh-CN"/>
+        </w:rPr>
+        <w:t>BACBB</w:t>
+      </w:r>
+    </w:p>
+    <w:p>
+      <w:pPr>
+        <w:ind w:firstLine="0" w:firstLineChars="0"/>
+        <w:rPr>
+          <w:rFonts w:hint="eastAsia"/>
+          <w:lang w:val="en-US" w:eastAsia="zh-CN"/>
+        </w:rPr>
+      </w:pPr>
+    </w:p>
+    <w:p>
+      <w:pPr>
+        <w:ind w:firstLine="0" w:firstLineChars="0"/>
+        <w:rPr>
+          <w:rFonts w:hint="eastAsia"/>
+          <w:lang w:val="en-US" w:eastAsia="zh-CN"/>
+        </w:rPr>
+      </w:pPr>
+      <w:r>
+        <w:rPr>
+          <w:rFonts w:hint="eastAsia"/>
+          <w:lang w:val="en-US" w:eastAsia="zh-CN"/>
+        </w:rPr>
+        <w:t>CDDAA</w:t>
+      </w:r>
+    </w:p>
+    <w:p>
+      <w:pPr>
+        <w:ind w:firstLine="0" w:firstLineChars="0"/>
+        <w:rPr>
+          <w:rFonts w:hint="default"/>
+          <w:lang w:val="en-US" w:eastAsia="zh-CN"/>
+        </w:rPr>
+      </w:pPr>
+      <w:r>
+        <w:rPr>
+          <w:rFonts w:hint="eastAsia"/>
+          <w:lang w:val="en-US" w:eastAsia="zh-CN"/>
+        </w:rPr>
+        <w:t>A</w:t>
+      </w:r>
     </w:p>
     <w:sectPr>
       <w:pgSz w:w="11906" w:h="16838"/>

--- a/软考/软考笔记.docx
+++ b/软考/软考笔记.docx
@@ -353,7 +353,7 @@
           <w:rFonts w:hint="eastAsia"/>
           <w:lang w:val="en-US" w:eastAsia="zh-CN"/>
         </w:rPr>
-        <w:t>解释器：前端输入脚本，后端进行解析，并执行对应操作(支持在运行时用户定义行为和能力)</w:t>
+        <w:t>解释器：前端输入脚本，后端进行解析，并执行对应操作(支持在运行时用户定义行为和能力)，形成新业务</w:t>
       </w:r>
     </w:p>
     <w:p>
@@ -1553,16 +1553,7 @@
           <w:rFonts w:hint="eastAsia" w:ascii="宋体" w:hAnsi="宋体" w:eastAsia="宋体"/>
           <w:szCs w:val="21"/>
         </w:rPr>
-        <w:t>实现质量属性与商业需求、采用软件模</w:t>
-      </w:r>
-      <w:bookmarkStart w:id="4" w:name="_GoBack"/>
-      <w:bookmarkEnd w:id="4"/>
-      <w:r>
-        <w:rPr>
-          <w:rFonts w:hint="eastAsia" w:ascii="宋体" w:hAnsi="宋体" w:eastAsia="宋体"/>
-          <w:szCs w:val="21"/>
-        </w:rPr>
-        <w:t>板设计软件结构</w:t>
+        <w:t>实现质量属性与商业需求、采用软件模板设计软件结构</w:t>
       </w:r>
     </w:p>
     <w:p>
@@ -3929,7 +3920,7 @@
       <w:pPr>
         <w:bidi w:val="0"/>
         <w:rPr>
-          <w:rFonts w:hint="default"/>
+          <w:rFonts w:hint="eastAsia"/>
           <w:lang w:val="en-US" w:eastAsia="zh-CN"/>
         </w:rPr>
       </w:pPr>
@@ -3943,6 +3934,47 @@
     </w:p>
     <w:p>
       <w:pPr>
+        <w:bidi w:val="0"/>
+        <w:rPr>
+          <w:rFonts w:hint="eastAsia"/>
+          <w:lang w:val="en-US" w:eastAsia="zh-CN"/>
+        </w:rPr>
+      </w:pPr>
+    </w:p>
+    <w:p>
+      <w:pPr>
+        <w:bidi w:val="0"/>
+        <w:rPr>
+          <w:rFonts w:hint="eastAsia"/>
+          <w:lang w:val="en-US" w:eastAsia="zh-CN"/>
+        </w:rPr>
+      </w:pPr>
+      <w:r>
+        <w:rPr>
+          <w:rFonts w:hint="eastAsia"/>
+          <w:lang w:val="en-US" w:eastAsia="zh-CN"/>
+        </w:rPr>
+        <w:t>SOC(片上系统)：包括完整系统</w:t>
+      </w:r>
+    </w:p>
+    <w:p>
+      <w:pPr>
+        <w:bidi w:val="0"/>
+        <w:rPr>
+          <w:rFonts w:hint="default"/>
+          <w:lang w:val="en-US" w:eastAsia="zh-CN"/>
+        </w:rPr>
+      </w:pPr>
+      <w:r>
+        <w:rPr>
+          <w:rFonts w:hint="eastAsia"/>
+          <w:lang w:val="en-US" w:eastAsia="zh-CN"/>
+        </w:rPr>
+        <w:t>RTOS(实时操作系统)：可以根据环境对内核进行裁剪/重新配置</w:t>
+      </w:r>
+    </w:p>
+    <w:p>
+      <w:pPr>
         <w:pStyle w:val="2"/>
         <w:bidi w:val="0"/>
         <w:rPr>
@@ -4331,6 +4363,38 @@
     <w:p>
       <w:pPr>
         <w:ind w:firstLine="420" w:firstLineChars="0"/>
+        <w:rPr>
+          <w:rFonts w:hint="default"/>
+          <w:lang w:val="en-US" w:eastAsia="zh-CN"/>
+        </w:rPr>
+      </w:pPr>
+    </w:p>
+    <w:p>
+      <w:pPr>
+        <w:rPr>
+          <w:rFonts w:hint="default"/>
+          <w:lang w:val="en-US" w:eastAsia="zh-CN"/>
+        </w:rPr>
+      </w:pPr>
+      <w:r>
+        <w:rPr>
+          <w:rFonts w:hint="eastAsia"/>
+          <w:b/>
+          <w:bCs/>
+          <w:lang w:val="en-US" w:eastAsia="zh-CN"/>
+        </w:rPr>
+        <w:t>二阶段提交</w:t>
+      </w:r>
+      <w:r>
+        <w:rPr>
+          <w:rFonts w:hint="eastAsia"/>
+          <w:lang w:val="en-US" w:eastAsia="zh-CN"/>
+        </w:rPr>
+        <w:t>：分布式事务，执行一个步骤，所有服务节点都执行(但未提交)，表决(确定每个节点都执行成功)后再提交</w:t>
+      </w:r>
+    </w:p>
+    <w:p>
+      <w:pPr>
         <w:rPr>
           <w:rFonts w:hint="default"/>
           <w:lang w:val="en-US" w:eastAsia="zh-CN"/>
@@ -5720,32 +5784,32 @@
       <w:pPr>
         <w:ind w:firstLine="0" w:firstLineChars="0"/>
         <w:rPr>
-          <w:rFonts w:hint="eastAsia"/>
-          <w:lang w:val="en-US" w:eastAsia="zh-CN"/>
-        </w:rPr>
-      </w:pPr>
-      <w:r>
-        <w:rPr>
-          <w:rFonts w:hint="eastAsia"/>
-          <w:lang w:val="en-US" w:eastAsia="zh-CN"/>
-        </w:rPr>
-        <w:t>构件</w:t>
-      </w:r>
-    </w:p>
-    <w:p>
-      <w:pPr>
-        <w:ind w:firstLine="420" w:firstLineChars="0"/>
-        <w:rPr>
-          <w:rFonts w:hint="default"/>
-          <w:lang w:val="en-US" w:eastAsia="zh-CN"/>
-        </w:rPr>
-      </w:pPr>
-      <w:r>
-        <w:rPr>
-          <w:rFonts w:hint="eastAsia"/>
-          <w:lang w:val="en-US" w:eastAsia="zh-CN"/>
-        </w:rPr>
-        <w:t>独立部署单元，外部不可见状态</w:t>
+          <w:rFonts w:hint="default"/>
+          <w:lang w:val="en-US" w:eastAsia="zh-CN"/>
+        </w:rPr>
+      </w:pPr>
+      <w:r>
+        <w:rPr>
+          <w:rFonts w:hint="eastAsia"/>
+          <w:lang w:val="en-US" w:eastAsia="zh-CN"/>
+        </w:rPr>
+        <w:t>构件(bean)</w:t>
+      </w:r>
+    </w:p>
+    <w:p>
+      <w:pPr>
+        <w:ind w:firstLine="420" w:firstLineChars="0"/>
+        <w:rPr>
+          <w:rFonts w:hint="default"/>
+          <w:lang w:val="en-US" w:eastAsia="zh-CN"/>
+        </w:rPr>
+      </w:pPr>
+      <w:r>
+        <w:rPr>
+          <w:rFonts w:hint="eastAsia"/>
+          <w:lang w:val="en-US" w:eastAsia="zh-CN"/>
+        </w:rPr>
+        <w:t>独立部署单元(一组原子构建)，没有对外可见状态</w:t>
       </w:r>
     </w:p>
     <w:p>
@@ -6219,7 +6283,7 @@
           <w:rFonts w:hint="eastAsia"/>
           <w:lang w:val="en-US" w:eastAsia="zh-CN"/>
         </w:rPr>
-        <w:t>确认/系统/验收测试： 根据需求文档</w:t>
+        <w:t>确认(有效性)/系统/验收测试： 根据需求文档</w:t>
       </w:r>
     </w:p>
     <w:p>
@@ -6905,23 +6969,55 @@
           <w:rFonts w:hint="eastAsia"/>
           <w:lang w:val="en-US" w:eastAsia="zh-CN"/>
         </w:rPr>
-        <w:t>第二范式：非主键字段必须完全依赖主键(学号key-课程号key, 成绩，课程名称； 要拆成2个表)</w:t>
-      </w:r>
-    </w:p>
-    <w:p>
-      <w:pPr>
-        <w:ind w:firstLine="420" w:firstLineChars="0"/>
-        <w:rPr>
-          <w:rFonts w:hint="eastAsia"/>
-          <w:lang w:val="en-US" w:eastAsia="zh-CN"/>
-        </w:rPr>
-      </w:pPr>
-      <w:r>
-        <w:rPr>
-          <w:rFonts w:hint="eastAsia"/>
-          <w:lang w:val="en-US" w:eastAsia="zh-CN"/>
-        </w:rPr>
-        <w:t>第三范式：非主键字段之间不能相互依赖(学号key-院系-院地址； 要拆成两个表)</w:t>
+        <w:t>第二范式(</w:t>
+      </w:r>
+      <w:r>
+        <w:rPr>
+          <w:rFonts w:hint="eastAsia"/>
+          <w:b/>
+          <w:bCs/>
+          <w:lang w:val="en-US" w:eastAsia="zh-CN"/>
+        </w:rPr>
+        <w:t>不能有对非主属性的部分依赖</w:t>
+      </w:r>
+      <w:r>
+        <w:rPr>
+          <w:rFonts w:hint="eastAsia"/>
+          <w:lang w:val="en-US" w:eastAsia="zh-CN"/>
+        </w:rPr>
+        <w:t>)：非主键字段必须完全依赖主键(学号key-课程号key, 成绩，课程名称； 要拆成2个表)</w:t>
+      </w:r>
+    </w:p>
+    <w:p>
+      <w:pPr>
+        <w:ind w:firstLine="420" w:firstLineChars="0"/>
+        <w:rPr>
+          <w:rFonts w:hint="eastAsia"/>
+          <w:lang w:val="en-US" w:eastAsia="zh-CN"/>
+        </w:rPr>
+      </w:pPr>
+      <w:r>
+        <w:rPr>
+          <w:rFonts w:hint="eastAsia"/>
+          <w:lang w:val="en-US" w:eastAsia="zh-CN"/>
+        </w:rPr>
+        <w:t>第三范式(</w:t>
+      </w:r>
+      <w:r>
+        <w:rPr>
+          <w:rFonts w:hint="eastAsia"/>
+          <w:b/>
+          <w:bCs/>
+          <w:lang w:val="en-US" w:eastAsia="zh-CN"/>
+        </w:rPr>
+        <w:t>不能存在传递依赖</w:t>
+      </w:r>
+      <w:r>
+        <w:rPr>
+          <w:rFonts w:hint="eastAsia"/>
+          <w:lang w:val="en-US" w:eastAsia="zh-CN"/>
+        </w:rPr>
+        <w:t>)：非主键字段之间不能相互依赖(学号key-院系-院地址； 要拆成两个表)</w:t>
       </w:r>
     </w:p>
     <w:p>
@@ -7384,106 +7480,154 @@
       <w:pPr>
         <w:ind w:firstLine="0" w:firstLineChars="0"/>
         <w:rPr>
-          <w:rFonts w:hint="eastAsia"/>
-          <w:lang w:val="en-US" w:eastAsia="zh-CN"/>
-        </w:rPr>
-      </w:pPr>
-      <w:r>
-        <w:rPr>
-          <w:rFonts w:hint="eastAsia"/>
-          <w:lang w:val="en-US" w:eastAsia="zh-CN"/>
-        </w:rPr>
-        <w:t>BCABC</w:t>
-      </w:r>
-    </w:p>
-    <w:p>
-      <w:pPr>
-        <w:ind w:firstLine="0" w:firstLineChars="0"/>
-        <w:rPr>
-          <w:rFonts w:hint="eastAsia"/>
-          <w:lang w:val="en-US" w:eastAsia="zh-CN"/>
-        </w:rPr>
-      </w:pPr>
-      <w:r>
-        <w:rPr>
-          <w:rFonts w:hint="eastAsia"/>
-          <w:lang w:val="en-US" w:eastAsia="zh-CN"/>
-        </w:rPr>
-        <w:t>CCBDB</w:t>
-      </w:r>
-    </w:p>
-    <w:p>
-      <w:pPr>
-        <w:ind w:firstLine="0" w:firstLineChars="0"/>
-        <w:rPr>
-          <w:rFonts w:hint="eastAsia"/>
-          <w:lang w:val="en-US" w:eastAsia="zh-CN"/>
-        </w:rPr>
-      </w:pPr>
-      <w:r>
-        <w:rPr>
-          <w:rFonts w:hint="eastAsia"/>
-          <w:lang w:val="en-US" w:eastAsia="zh-CN"/>
-        </w:rPr>
-        <w:t>CDCDB</w:t>
-      </w:r>
-    </w:p>
-    <w:p>
-      <w:pPr>
-        <w:ind w:firstLine="0" w:firstLineChars="0"/>
-        <w:rPr>
-          <w:rFonts w:hint="eastAsia"/>
-          <w:lang w:val="en-US" w:eastAsia="zh-CN"/>
-        </w:rPr>
-      </w:pPr>
-      <w:r>
-        <w:rPr>
-          <w:rFonts w:hint="eastAsia"/>
-          <w:lang w:val="en-US" w:eastAsia="zh-CN"/>
-        </w:rPr>
-        <w:t>BACBB</w:t>
-      </w:r>
-    </w:p>
-    <w:p>
-      <w:pPr>
-        <w:ind w:firstLine="0" w:firstLineChars="0"/>
-        <w:rPr>
-          <w:rFonts w:hint="eastAsia"/>
-          <w:lang w:val="en-US" w:eastAsia="zh-CN"/>
-        </w:rPr>
-      </w:pPr>
-    </w:p>
-    <w:p>
-      <w:pPr>
-        <w:ind w:firstLine="0" w:firstLineChars="0"/>
-        <w:rPr>
-          <w:rFonts w:hint="eastAsia"/>
-          <w:lang w:val="en-US" w:eastAsia="zh-CN"/>
-        </w:rPr>
-      </w:pPr>
-      <w:r>
-        <w:rPr>
-          <w:rFonts w:hint="eastAsia"/>
-          <w:lang w:val="en-US" w:eastAsia="zh-CN"/>
-        </w:rPr>
-        <w:t>CDDAA</w:t>
-      </w:r>
-    </w:p>
-    <w:p>
-      <w:pPr>
-        <w:ind w:firstLine="0" w:firstLineChars="0"/>
-        <w:rPr>
-          <w:rFonts w:hint="default"/>
-          <w:lang w:val="en-US" w:eastAsia="zh-CN"/>
-        </w:rPr>
-      </w:pPr>
-      <w:r>
-        <w:rPr>
-          <w:rFonts w:hint="eastAsia"/>
-          <w:lang w:val="en-US" w:eastAsia="zh-CN"/>
-        </w:rPr>
-        <w:t>A</w:t>
-      </w:r>
+          <w:rFonts w:hint="default"/>
+          <w:lang w:val="en-US" w:eastAsia="zh-CN"/>
+        </w:rPr>
+      </w:pPr>
+    </w:p>
+    <w:p>
+      <w:pPr>
+        <w:ind w:firstLine="0" w:firstLineChars="0"/>
+        <w:rPr>
+          <w:rFonts w:hint="default"/>
+          <w:lang w:val="en-US" w:eastAsia="zh-CN"/>
+        </w:rPr>
+      </w:pPr>
+    </w:p>
+    <w:p>
+      <w:pPr>
+        <w:ind w:firstLine="0" w:firstLineChars="0"/>
+        <w:rPr>
+          <w:rFonts w:hint="default"/>
+          <w:lang w:val="en-US" w:eastAsia="zh-CN"/>
+        </w:rPr>
+      </w:pPr>
+      <w:r>
+        <w:rPr>
+          <w:rFonts w:hint="eastAsia"/>
+          <w:lang w:val="en-US" w:eastAsia="zh-CN"/>
+        </w:rPr>
+        <w:t>ERP系统中的模块</w:t>
+      </w:r>
+    </w:p>
+    <w:p>
+      <w:pPr>
+        <w:ind w:firstLine="0" w:firstLineChars="0"/>
+        <w:rPr>
+          <w:rFonts w:hint="default"/>
+          <w:lang w:val="en-US" w:eastAsia="zh-CN"/>
+        </w:rPr>
+      </w:pPr>
+    </w:p>
+    <w:p>
+      <w:pPr>
+        <w:ind w:firstLine="0" w:firstLineChars="0"/>
+        <w:rPr>
+          <w:rFonts w:hint="eastAsia"/>
+          <w:lang w:val="en-US" w:eastAsia="zh-CN"/>
+        </w:rPr>
+      </w:pPr>
+    </w:p>
+    <w:p>
+      <w:pPr>
+        <w:ind w:firstLine="0" w:firstLineChars="0"/>
+        <w:rPr>
+          <w:rFonts w:hint="eastAsia"/>
+          <w:lang w:val="en-US" w:eastAsia="zh-CN"/>
+        </w:rPr>
+      </w:pPr>
+    </w:p>
+    <w:p>
+      <w:pPr>
+        <w:ind w:firstLine="0" w:firstLineChars="0"/>
+        <w:rPr>
+          <w:rFonts w:hint="default"/>
+          <w:lang w:val="en-US" w:eastAsia="zh-CN"/>
+        </w:rPr>
+      </w:pPr>
+    </w:p>
+    <w:p>
+      <w:pPr>
+        <w:ind w:firstLine="0" w:firstLineChars="0"/>
+        <w:rPr>
+          <w:rFonts w:hint="default"/>
+          <w:lang w:val="en-US" w:eastAsia="zh-CN"/>
+        </w:rPr>
+      </w:pPr>
+    </w:p>
+    <w:p>
+      <w:pPr>
+        <w:ind w:firstLine="0" w:firstLineChars="0"/>
+        <w:rPr>
+          <w:rFonts w:hint="default"/>
+          <w:lang w:val="en-US" w:eastAsia="zh-CN"/>
+        </w:rPr>
+      </w:pPr>
+    </w:p>
+    <w:p>
+      <w:pPr>
+        <w:ind w:firstLine="0" w:firstLineChars="0"/>
+        <w:rPr>
+          <w:rFonts w:hint="default"/>
+          <w:lang w:val="en-US" w:eastAsia="zh-CN"/>
+        </w:rPr>
+      </w:pPr>
+    </w:p>
+    <w:p>
+      <w:pPr>
+        <w:ind w:firstLine="0" w:firstLineChars="0"/>
+        <w:rPr>
+          <w:rFonts w:hint="default"/>
+          <w:lang w:val="en-US" w:eastAsia="zh-CN"/>
+        </w:rPr>
+      </w:pPr>
+      <w:bookmarkStart w:id="4" w:name="_GoBack"/>
+      <w:bookmarkEnd w:id="4"/>
+    </w:p>
+    <w:p>
+      <w:pPr>
+        <w:ind w:firstLine="0" w:firstLineChars="0"/>
+        <w:rPr>
+          <w:rFonts w:hint="default"/>
+          <w:lang w:val="en-US" w:eastAsia="zh-CN"/>
+        </w:rPr>
+      </w:pPr>
+    </w:p>
+    <w:p>
+      <w:pPr>
+        <w:ind w:firstLine="0" w:firstLineChars="0"/>
+        <w:rPr>
+          <w:rFonts w:hint="default"/>
+          <w:lang w:val="en-US" w:eastAsia="zh-CN"/>
+        </w:rPr>
+      </w:pPr>
+    </w:p>
+    <w:p>
+      <w:pPr>
+        <w:ind w:firstLine="0" w:firstLineChars="0"/>
+        <w:rPr>
+          <w:rFonts w:hint="default"/>
+          <w:lang w:val="en-US" w:eastAsia="zh-CN"/>
+        </w:rPr>
+      </w:pPr>
+    </w:p>
+    <w:p>
+      <w:pPr>
+        <w:ind w:firstLine="0" w:firstLineChars="0"/>
+        <w:rPr>
+          <w:rFonts w:hint="default"/>
+          <w:lang w:val="en-US" w:eastAsia="zh-CN"/>
+        </w:rPr>
+      </w:pPr>
+    </w:p>
+    <w:p>
+      <w:pPr>
+        <w:ind w:firstLine="0" w:firstLineChars="0"/>
+        <w:rPr>
+          <w:rFonts w:hint="default"/>
+          <w:lang w:val="en-US" w:eastAsia="zh-CN"/>
+        </w:rPr>
+      </w:pPr>
     </w:p>
     <w:sectPr>
       <w:pgSz w:w="11906" w:h="16838"/>

--- a/软考/软考笔记.docx
+++ b/软考/软考笔记.docx
@@ -206,6 +206,16 @@
     <w:p>
       <w:pPr>
         <w:bidi w:val="0"/>
+        <w:ind w:left="420" w:leftChars="0" w:firstLine="420" w:firstLineChars="0"/>
+        <w:rPr>
+          <w:rFonts w:hint="eastAsia"/>
+          <w:lang w:val="en-US" w:eastAsia="zh-CN"/>
+        </w:rPr>
+      </w:pPr>
+    </w:p>
+    <w:p>
+      <w:pPr>
+        <w:bidi w:val="0"/>
         <w:ind w:left="420" w:leftChars="0" w:firstLine="0" w:firstLineChars="0"/>
         <w:rPr>
           <w:rFonts w:hint="default"/>
@@ -274,6 +284,16 @@
     <w:p>
       <w:pPr>
         <w:bidi w:val="0"/>
+        <w:ind w:left="420" w:leftChars="0" w:firstLine="420" w:firstLineChars="0"/>
+        <w:rPr>
+          <w:rFonts w:hint="eastAsia"/>
+          <w:lang w:val="en-US" w:eastAsia="zh-CN"/>
+        </w:rPr>
+      </w:pPr>
+    </w:p>
+    <w:p>
+      <w:pPr>
+        <w:bidi w:val="0"/>
         <w:ind w:left="420" w:leftChars="0" w:firstLine="0" w:firstLineChars="0"/>
         <w:rPr>
           <w:rFonts w:hint="eastAsia"/>
@@ -310,7 +330,7 @@
         <w:bidi w:val="0"/>
         <w:ind w:left="420" w:leftChars="0" w:firstLine="420" w:firstLineChars="0"/>
         <w:rPr>
-          <w:rFonts w:hint="default"/>
+          <w:rFonts w:hint="eastAsia"/>
           <w:lang w:val="en-US" w:eastAsia="zh-CN"/>
         </w:rPr>
       </w:pPr>
@@ -325,6 +345,16 @@
     <w:p>
       <w:pPr>
         <w:bidi w:val="0"/>
+        <w:ind w:left="420" w:leftChars="0" w:firstLine="420" w:firstLineChars="0"/>
+        <w:rPr>
+          <w:rFonts w:hint="default"/>
+          <w:lang w:val="en-US" w:eastAsia="zh-CN"/>
+        </w:rPr>
+      </w:pPr>
+    </w:p>
+    <w:p>
+      <w:pPr>
+        <w:bidi w:val="0"/>
         <w:ind w:left="420" w:leftChars="0" w:firstLine="0" w:firstLineChars="0"/>
         <w:rPr>
           <w:rFonts w:hint="eastAsia"/>
@@ -446,7 +476,7 @@
         <w:bidi w:val="0"/>
         <w:ind w:left="420" w:leftChars="0" w:firstLine="420" w:firstLineChars="0"/>
         <w:rPr>
-          <w:rFonts w:hint="default"/>
+          <w:rFonts w:hint="eastAsia"/>
           <w:lang w:val="en-US" w:eastAsia="zh-CN"/>
         </w:rPr>
       </w:pPr>
@@ -457,6 +487,16 @@
         </w:rPr>
         <w:t>超文本系统：只有链接展示静态资源</w:t>
       </w:r>
+    </w:p>
+    <w:p>
+      <w:pPr>
+        <w:bidi w:val="0"/>
+        <w:ind w:left="420" w:leftChars="0" w:firstLine="420" w:firstLineChars="0"/>
+        <w:rPr>
+          <w:rFonts w:hint="default"/>
+          <w:lang w:val="en-US" w:eastAsia="zh-CN"/>
+        </w:rPr>
+      </w:pPr>
     </w:p>
     <w:p>
       <w:pPr>
@@ -922,7 +962,7 @@
           <w:rFonts w:hint="eastAsia"/>
           <w:lang w:val="en-US" w:eastAsia="zh-CN"/>
         </w:rPr>
-        <w:t>语法树(实现层)-依赖(结构层)</w:t>
+        <w:t>语法树(实现层)-依赖(结构层)-功能间的关系(功能级)</w:t>
       </w:r>
     </w:p>
     <w:p>
@@ -1890,7 +1930,7 @@
           <w:rFonts w:hint="eastAsia"/>
           <w:lang w:val="en-US" w:eastAsia="zh-CN"/>
         </w:rPr>
-        <w:t>领域实现阶段：实现可复用构建(架构)</w:t>
+        <w:t>领域实现阶段：开发和组织可重用信息，对架构进行实现</w:t>
       </w:r>
     </w:p>
     <w:p>
@@ -2287,6 +2327,23 @@
           <w:lang w:val="en-US" w:eastAsia="zh-CN"/>
         </w:rPr>
         <w:t>物联网分层：感知层，网络层，应用层</w:t>
+      </w:r>
+    </w:p>
+    <w:p>
+      <w:pPr>
+        <w:bidi w:val="0"/>
+        <w:ind w:firstLine="0" w:firstLineChars="0"/>
+        <w:rPr>
+          <w:rFonts w:hint="default"/>
+          <w:lang w:val="en-US" w:eastAsia="zh-CN"/>
+        </w:rPr>
+      </w:pPr>
+      <w:r>
+        <w:rPr>
+          <w:rFonts w:hint="eastAsia"/>
+          <w:lang w:val="en-US" w:eastAsia="zh-CN"/>
+        </w:rPr>
+        <w:t>ESB企业服务总线：基于SOA(面向服务的体系结构)</w:t>
       </w:r>
     </w:p>
     <w:p>
@@ -3526,7 +3583,16 @@
           <w:rFonts w:hint="eastAsia"/>
           <w:lang w:val="en-US" w:eastAsia="zh-CN"/>
         </w:rPr>
-        <w:t>一个字节=8位bit</w:t>
+        <w:t>一个字节(B</w:t>
+      </w:r>
+      <w:bookmarkStart w:id="4" w:name="_GoBack"/>
+      <w:bookmarkEnd w:id="4"/>
+      <w:r>
+        <w:rPr>
+          <w:rFonts w:hint="eastAsia"/>
+          <w:lang w:val="en-US" w:eastAsia="zh-CN"/>
+        </w:rPr>
+        <w:t>)=8位bit</w:t>
       </w:r>
     </w:p>
     <w:p>
@@ -4940,6 +5006,31 @@
           <w:rFonts w:hint="eastAsia"/>
           <w:lang w:val="en-US" w:eastAsia="zh-CN"/>
         </w:rPr>
+        <w:t>关键成功因素法：对关键成功因素识别，性能指标识别，确定系统开发的优先次序</w:t>
+      </w:r>
+    </w:p>
+    <w:p>
+      <w:pPr>
+        <w:ind w:firstLine="0" w:firstLineChars="0"/>
+        <w:rPr>
+          <w:rFonts w:hint="default"/>
+          <w:lang w:val="en-US" w:eastAsia="zh-CN"/>
+        </w:rPr>
+      </w:pPr>
+    </w:p>
+    <w:p>
+      <w:pPr>
+        <w:ind w:firstLine="0" w:firstLineChars="0"/>
+        <w:rPr>
+          <w:rFonts w:hint="eastAsia"/>
+          <w:lang w:val="en-US" w:eastAsia="zh-CN"/>
+        </w:rPr>
+      </w:pPr>
+      <w:r>
+        <w:rPr>
+          <w:rFonts w:hint="eastAsia"/>
+          <w:lang w:val="en-US" w:eastAsia="zh-CN"/>
+        </w:rPr>
         <w:t>需求跟踪</w:t>
       </w:r>
     </w:p>
@@ -5354,16 +5445,96 @@
       <w:pPr>
         <w:ind w:firstLine="420" w:firstLineChars="0"/>
         <w:rPr>
-          <w:rFonts w:hint="default"/>
-          <w:lang w:val="en-US" w:eastAsia="zh-CN"/>
-        </w:rPr>
-      </w:pPr>
-      <w:r>
-        <w:rPr>
-          <w:rFonts w:hint="eastAsia"/>
-          <w:lang w:val="en-US" w:eastAsia="zh-CN"/>
-        </w:rPr>
-        <w:t>创建型：单例，原型(在不明确细节的情况下创建对象)，工厂方法，抽象工厂，建造者(构建与表示分离)</w:t>
+          <w:rFonts w:hint="eastAsia"/>
+          <w:lang w:val="en-US" w:eastAsia="zh-CN"/>
+        </w:rPr>
+      </w:pPr>
+      <w:r>
+        <w:rPr>
+          <w:rFonts w:hint="eastAsia"/>
+          <w:lang w:val="en-US" w:eastAsia="zh-CN"/>
+        </w:rPr>
+        <w:t>创建型：</w:t>
+      </w:r>
+    </w:p>
+    <w:p>
+      <w:pPr>
+        <w:ind w:left="420" w:leftChars="0" w:firstLine="420" w:firstLineChars="0"/>
+        <w:rPr>
+          <w:rFonts w:hint="eastAsia"/>
+          <w:lang w:val="en-US" w:eastAsia="zh-CN"/>
+        </w:rPr>
+      </w:pPr>
+      <w:r>
+        <w:rPr>
+          <w:rFonts w:hint="eastAsia"/>
+          <w:lang w:val="en-US" w:eastAsia="zh-CN"/>
+        </w:rPr>
+        <w:t>单例，</w:t>
+      </w:r>
+    </w:p>
+    <w:p>
+      <w:pPr>
+        <w:ind w:left="420" w:leftChars="0" w:firstLine="420" w:firstLineChars="0"/>
+        <w:rPr>
+          <w:rFonts w:hint="eastAsia"/>
+          <w:lang w:val="en-US" w:eastAsia="zh-CN"/>
+        </w:rPr>
+      </w:pPr>
+      <w:r>
+        <w:rPr>
+          <w:rFonts w:hint="eastAsia"/>
+          <w:lang w:val="en-US" w:eastAsia="zh-CN"/>
+        </w:rPr>
+        <w:t>原型(在不明确细节的情况下创建对象)，</w:t>
+      </w:r>
+    </w:p>
+    <w:p>
+      <w:pPr>
+        <w:ind w:left="420" w:leftChars="0" w:firstLine="420" w:firstLineChars="0"/>
+        <w:rPr>
+          <w:rFonts w:hint="eastAsia"/>
+          <w:lang w:val="en-US" w:eastAsia="zh-CN"/>
+        </w:rPr>
+      </w:pPr>
+      <w:r>
+        <w:rPr>
+          <w:rFonts w:hint="eastAsia"/>
+          <w:lang w:val="en-US" w:eastAsia="zh-CN"/>
+        </w:rPr>
+        <w:t>工厂方法，</w:t>
+      </w:r>
+    </w:p>
+    <w:p>
+      <w:pPr>
+        <w:ind w:left="420" w:leftChars="0" w:firstLine="420" w:firstLineChars="0"/>
+        <w:rPr>
+          <w:rFonts w:hint="eastAsia"/>
+          <w:lang w:val="en-US" w:eastAsia="zh-CN"/>
+        </w:rPr>
+      </w:pPr>
+      <w:r>
+        <w:rPr>
+          <w:rFonts w:hint="eastAsia"/>
+          <w:lang w:val="en-US" w:eastAsia="zh-CN"/>
+        </w:rPr>
+        <w:t>抽象工厂，</w:t>
+      </w:r>
+    </w:p>
+    <w:p>
+      <w:pPr>
+        <w:ind w:left="420" w:leftChars="0" w:firstLine="420" w:firstLineChars="0"/>
+        <w:rPr>
+          <w:rFonts w:hint="default"/>
+          <w:lang w:val="en-US" w:eastAsia="zh-CN"/>
+        </w:rPr>
+      </w:pPr>
+      <w:r>
+        <w:rPr>
+          <w:rFonts w:hint="eastAsia"/>
+          <w:lang w:val="en-US" w:eastAsia="zh-CN"/>
+        </w:rPr>
+        <w:t>建造者(构建与表示分离)</w:t>
       </w:r>
     </w:p>
     <w:p>
@@ -5402,16 +5573,16 @@
       <w:pPr>
         <w:ind w:firstLine="420" w:firstLineChars="0"/>
         <w:rPr>
-          <w:rFonts w:hint="eastAsia"/>
-          <w:lang w:val="en-US" w:eastAsia="zh-CN"/>
-        </w:rPr>
-      </w:pPr>
-      <w:r>
-        <w:rPr>
-          <w:rFonts w:hint="eastAsia"/>
-          <w:lang w:val="en-US" w:eastAsia="zh-CN"/>
-        </w:rPr>
-        <w:t>行为型：剩下的</w:t>
+          <w:rFonts w:hint="default"/>
+          <w:lang w:val="en-US" w:eastAsia="zh-CN"/>
+        </w:rPr>
+      </w:pPr>
+      <w:r>
+        <w:rPr>
+          <w:rFonts w:hint="eastAsia"/>
+          <w:lang w:val="en-US" w:eastAsia="zh-CN"/>
+        </w:rPr>
+        <w:t>行为型：命令(将请求封装成独立的对象)</w:t>
       </w:r>
     </w:p>
     <w:p>
@@ -6340,6 +6511,70 @@
           <w:rFonts w:hint="eastAsia"/>
           <w:lang w:val="en-US" w:eastAsia="zh-CN"/>
         </w:rPr>
+        <w:t>强度测试：系统资源差时的</w:t>
+      </w:r>
+      <w:r>
+        <w:rPr>
+          <w:rFonts w:hint="eastAsia"/>
+          <w:b/>
+          <w:bCs/>
+          <w:lang w:val="en-US" w:eastAsia="zh-CN"/>
+        </w:rPr>
+        <w:t>极限运行状况(</w:t>
+      </w:r>
+      <w:r>
+        <w:rPr>
+          <w:rFonts w:hint="eastAsia"/>
+          <w:lang w:val="en-US" w:eastAsia="zh-CN"/>
+        </w:rPr>
+        <w:t>cpu很差)</w:t>
+      </w:r>
+    </w:p>
+    <w:p>
+      <w:pPr>
+        <w:ind w:firstLine="420" w:firstLineChars="0"/>
+        <w:rPr>
+          <w:rFonts w:hint="default"/>
+          <w:lang w:val="en-US" w:eastAsia="zh-CN"/>
+        </w:rPr>
+      </w:pPr>
+      <w:r>
+        <w:rPr>
+          <w:rFonts w:hint="eastAsia"/>
+          <w:lang w:val="en-US" w:eastAsia="zh-CN"/>
+        </w:rPr>
+        <w:t>容量测试：最大在线用户数量</w:t>
+      </w:r>
+    </w:p>
+    <w:p>
+      <w:pPr>
+        <w:ind w:firstLine="420" w:firstLineChars="0"/>
+        <w:rPr>
+          <w:rFonts w:hint="default"/>
+          <w:lang w:val="en-US" w:eastAsia="zh-CN"/>
+        </w:rPr>
+      </w:pPr>
+      <w:r>
+        <w:rPr>
+          <w:rFonts w:hint="eastAsia"/>
+          <w:lang w:val="en-US" w:eastAsia="zh-CN"/>
+        </w:rPr>
+        <w:t>负载测试：超负荷环境中能否运行</w:t>
+      </w:r>
+    </w:p>
+    <w:p>
+      <w:pPr>
+        <w:ind w:firstLine="420" w:firstLineChars="0"/>
+        <w:rPr>
+          <w:rFonts w:hint="default"/>
+          <w:lang w:val="en-US" w:eastAsia="zh-CN"/>
+        </w:rPr>
+      </w:pPr>
+      <w:r>
+        <w:rPr>
+          <w:rFonts w:hint="eastAsia"/>
+          <w:lang w:val="en-US" w:eastAsia="zh-CN"/>
+        </w:rPr>
         <w:t>压力测试：能有多少并发</w:t>
       </w:r>
     </w:p>
@@ -6889,24 +7124,33 @@
           <w:rFonts w:hint="eastAsia"/>
           <w:lang w:val="en-US" w:eastAsia="zh-CN"/>
         </w:rPr>
-        <w:t>自然连接：结果中会去除重复的字段</w:t>
-      </w:r>
-    </w:p>
-    <w:p>
-      <w:pPr>
-        <w:ind w:firstLine="0" w:firstLineChars="0"/>
-        <w:rPr>
-          <w:rFonts w:hint="eastAsia"/>
-          <w:lang w:val="en-US" w:eastAsia="zh-CN"/>
-        </w:rPr>
-      </w:pPr>
-      <w:r>
-        <w:rPr>
-          <w:rFonts w:hint="eastAsia"/>
-          <w:lang w:val="en-US" w:eastAsia="zh-CN"/>
-        </w:rPr>
-        <w:t>笛卡尔积</w:t>
-      </w:r>
+        <w:t>笛卡尔积(×): 对符合条件的数据进行组合</w:t>
+      </w:r>
+    </w:p>
+    <w:p>
+      <w:pPr>
+        <w:ind w:firstLine="0" w:firstLineChars="0"/>
+        <w:rPr>
+          <w:rFonts w:hint="eastAsia"/>
+          <w:lang w:val="en-US" w:eastAsia="zh-CN"/>
+        </w:rPr>
+      </w:pPr>
+      <w:r>
+        <w:rPr>
+          <w:rFonts w:hint="eastAsia"/>
+          <w:lang w:val="en-US" w:eastAsia="zh-CN"/>
+        </w:rPr>
+        <w:t>自然连接 (⋈) ：在笛卡尔积的基础上，结果中会去除重复的列字段</w:t>
+      </w:r>
+    </w:p>
+    <w:p>
+      <w:pPr>
+        <w:ind w:firstLine="0" w:firstLineChars="0"/>
+        <w:rPr>
+          <w:rFonts w:hint="default"/>
+          <w:lang w:val="en-US" w:eastAsia="zh-CN"/>
+        </w:rPr>
+      </w:pPr>
     </w:p>
     <w:p>
       <w:pPr>
@@ -6923,6 +7167,15 @@
         </w:rPr>
         <w:t>数据库事务特性：原子性，一致性，隔离性，持久性</w:t>
       </w:r>
+    </w:p>
+    <w:p>
+      <w:pPr>
+        <w:ind w:firstLine="0" w:firstLineChars="0"/>
+        <w:rPr>
+          <w:rFonts w:hint="eastAsia"/>
+          <w:lang w:val="en-US" w:eastAsia="zh-CN"/>
+        </w:rPr>
+      </w:pPr>
     </w:p>
     <w:p>
       <w:pPr>
@@ -7523,66 +7776,46 @@
       <w:pPr>
         <w:ind w:firstLine="0" w:firstLineChars="0"/>
         <w:rPr>
-          <w:rFonts w:hint="eastAsia"/>
-          <w:lang w:val="en-US" w:eastAsia="zh-CN"/>
-        </w:rPr>
-      </w:pPr>
-    </w:p>
-    <w:p>
-      <w:pPr>
-        <w:ind w:firstLine="0" w:firstLineChars="0"/>
-        <w:rPr>
-          <w:rFonts w:hint="eastAsia"/>
-          <w:lang w:val="en-US" w:eastAsia="zh-CN"/>
-        </w:rPr>
-      </w:pPr>
-    </w:p>
-    <w:p>
-      <w:pPr>
-        <w:ind w:firstLine="0" w:firstLineChars="0"/>
-        <w:rPr>
-          <w:rFonts w:hint="default"/>
-          <w:lang w:val="en-US" w:eastAsia="zh-CN"/>
-        </w:rPr>
-      </w:pPr>
-    </w:p>
-    <w:p>
-      <w:pPr>
-        <w:ind w:firstLine="0" w:firstLineChars="0"/>
-        <w:rPr>
-          <w:rFonts w:hint="default"/>
-          <w:lang w:val="en-US" w:eastAsia="zh-CN"/>
-        </w:rPr>
-      </w:pPr>
-    </w:p>
-    <w:p>
-      <w:pPr>
-        <w:ind w:firstLine="0" w:firstLineChars="0"/>
-        <w:rPr>
-          <w:rFonts w:hint="default"/>
-          <w:lang w:val="en-US" w:eastAsia="zh-CN"/>
-        </w:rPr>
-      </w:pPr>
-    </w:p>
-    <w:p>
-      <w:pPr>
-        <w:ind w:firstLine="0" w:firstLineChars="0"/>
-        <w:rPr>
-          <w:rFonts w:hint="default"/>
-          <w:lang w:val="en-US" w:eastAsia="zh-CN"/>
-        </w:rPr>
-      </w:pPr>
-    </w:p>
-    <w:p>
-      <w:pPr>
-        <w:ind w:firstLine="0" w:firstLineChars="0"/>
-        <w:rPr>
-          <w:rFonts w:hint="default"/>
-          <w:lang w:val="en-US" w:eastAsia="zh-CN"/>
-        </w:rPr>
-      </w:pPr>
-      <w:bookmarkStart w:id="4" w:name="_GoBack"/>
-      <w:bookmarkEnd w:id="4"/>
+          <w:rFonts w:hint="default"/>
+          <w:lang w:val="en-US" w:eastAsia="zh-CN"/>
+        </w:rPr>
+      </w:pPr>
+    </w:p>
+    <w:p>
+      <w:pPr>
+        <w:ind w:firstLine="0" w:firstLineChars="0"/>
+        <w:rPr>
+          <w:rFonts w:hint="default"/>
+          <w:lang w:val="en-US" w:eastAsia="zh-CN"/>
+        </w:rPr>
+      </w:pPr>
+    </w:p>
+    <w:p>
+      <w:pPr>
+        <w:ind w:firstLine="0" w:firstLineChars="0"/>
+        <w:rPr>
+          <w:rFonts w:hint="default"/>
+          <w:lang w:val="en-US" w:eastAsia="zh-CN"/>
+        </w:rPr>
+      </w:pPr>
+    </w:p>
+    <w:p>
+      <w:pPr>
+        <w:ind w:firstLine="0" w:firstLineChars="0"/>
+        <w:rPr>
+          <w:rFonts w:hint="default"/>
+          <w:lang w:val="en-US" w:eastAsia="zh-CN"/>
+        </w:rPr>
+      </w:pPr>
+    </w:p>
+    <w:p>
+      <w:pPr>
+        <w:ind w:firstLine="0" w:firstLineChars="0"/>
+        <w:rPr>
+          <w:rFonts w:hint="default"/>
+          <w:lang w:val="en-US" w:eastAsia="zh-CN"/>
+        </w:rPr>
+      </w:pPr>
     </w:p>
     <w:p>
       <w:pPr>

--- a/软考/软考笔记.docx
+++ b/软考/软考笔记.docx
@@ -111,7 +111,7 @@
           <w:rFonts w:hint="eastAsia"/>
           <w:lang w:val="en-US" w:eastAsia="zh-CN"/>
         </w:rPr>
-        <w:t>微内核(分布式中)：降低可移植性和可靠性，提高灵活性和可移植性</w:t>
+        <w:t>微内核(分布式中)：降低性能和可靠性，提高灵活性和可移植性</w:t>
       </w:r>
     </w:p>
     <w:p>
@@ -3583,16 +3583,7 @@
           <w:rFonts w:hint="eastAsia"/>
           <w:lang w:val="en-US" w:eastAsia="zh-CN"/>
         </w:rPr>
-        <w:t>一个字节(B</w:t>
-      </w:r>
-      <w:bookmarkStart w:id="4" w:name="_GoBack"/>
-      <w:bookmarkEnd w:id="4"/>
-      <w:r>
-        <w:rPr>
-          <w:rFonts w:hint="eastAsia"/>
-          <w:lang w:val="en-US" w:eastAsia="zh-CN"/>
-        </w:rPr>
-        <w:t>)=8位bit</w:t>
+        <w:t>一个字节(B)=8位bit</w:t>
       </w:r>
     </w:p>
     <w:p>
@@ -7181,6 +7172,38 @@
       <w:pPr>
         <w:ind w:firstLine="0" w:firstLineChars="0"/>
         <w:rPr>
+          <w:rFonts w:hint="default"/>
+          <w:lang w:val="en-US" w:eastAsia="zh-CN"/>
+        </w:rPr>
+      </w:pPr>
+      <w:r>
+        <w:rPr>
+          <w:rFonts w:hint="eastAsia"/>
+          <w:lang w:val="en-US" w:eastAsia="zh-CN"/>
+        </w:rPr>
+        <w:t>部分函数依赖: (A,B) -&gt; C,  只有A不能确定C</w:t>
+      </w:r>
+    </w:p>
+    <w:p>
+      <w:pPr>
+        <w:ind w:firstLine="0" w:firstLineChars="0"/>
+        <w:rPr>
+          <w:rFonts w:hint="default"/>
+          <w:lang w:val="en-US" w:eastAsia="zh-CN"/>
+        </w:rPr>
+      </w:pPr>
+      <w:r>
+        <w:rPr>
+          <w:rFonts w:hint="eastAsia"/>
+          <w:lang w:val="en-US" w:eastAsia="zh-CN"/>
+        </w:rPr>
+        <w:t>传递函数依赖： A-&gt;B  , B-&gt;c</w:t>
+      </w:r>
+    </w:p>
+    <w:p>
+      <w:pPr>
+        <w:ind w:firstLine="0" w:firstLineChars="0"/>
+        <w:rPr>
           <w:rFonts w:hint="eastAsia"/>
           <w:lang w:val="en-US" w:eastAsia="zh-CN"/>
         </w:rPr>
@@ -7231,31 +7254,10 @@
           <w:bCs/>
           <w:lang w:val="en-US" w:eastAsia="zh-CN"/>
         </w:rPr>
-        <w:t>不能有对非主属性的部分依赖</w:t>
-      </w:r>
-      <w:r>
-        <w:rPr>
-          <w:rFonts w:hint="eastAsia"/>
-          <w:lang w:val="en-US" w:eastAsia="zh-CN"/>
-        </w:rPr>
-        <w:t>)：非主键字段必须完全依赖主键(学号key-课程号key, 成绩，课程名称； 要拆成2个表)</w:t>
-      </w:r>
-    </w:p>
-    <w:p>
-      <w:pPr>
-        <w:ind w:firstLine="420" w:firstLineChars="0"/>
-        <w:rPr>
-          <w:rFonts w:hint="eastAsia"/>
-          <w:lang w:val="en-US" w:eastAsia="zh-CN"/>
-        </w:rPr>
-      </w:pPr>
-      <w:r>
-        <w:rPr>
-          <w:rFonts w:hint="eastAsia"/>
-          <w:lang w:val="en-US" w:eastAsia="zh-CN"/>
-        </w:rPr>
-        <w:t>第三范式(</w:t>
-      </w:r>
+        <w:t>不能有</w:t>
+      </w:r>
+      <w:bookmarkStart w:id="4" w:name="_GoBack"/>
+      <w:bookmarkEnd w:id="4"/>
       <w:r>
         <w:rPr>
           <w:rFonts w:hint="eastAsia"/>
@@ -7263,14 +7265,46 @@
           <w:bCs/>
           <w:lang w:val="en-US" w:eastAsia="zh-CN"/>
         </w:rPr>
-        <w:t>不能存在传递依赖</w:t>
-      </w:r>
-      <w:r>
-        <w:rPr>
-          <w:rFonts w:hint="eastAsia"/>
-          <w:lang w:val="en-US" w:eastAsia="zh-CN"/>
-        </w:rPr>
-        <w:t>)：非主键字段之间不能相互依赖(学号key-院系-院地址； 要拆成两个表)</w:t>
+        <w:t>非主属性对主属性的部分函数依赖</w:t>
+      </w:r>
+      <w:r>
+        <w:rPr>
+          <w:rFonts w:hint="eastAsia"/>
+          <w:lang w:val="en-US" w:eastAsia="zh-CN"/>
+        </w:rPr>
+        <w:t>)：(学号，姓名，课程号，成绩)  学号是主键，只根据学号不能完全确定成绩，非主属性成绩还依赖课程号</w:t>
+      </w:r>
+    </w:p>
+    <w:p>
+      <w:pPr>
+        <w:ind w:firstLine="420" w:firstLineChars="0"/>
+        <w:rPr>
+          <w:rFonts w:hint="default"/>
+          <w:lang w:val="en-US" w:eastAsia="zh-CN"/>
+        </w:rPr>
+      </w:pPr>
+      <w:r>
+        <w:rPr>
+          <w:rFonts w:hint="eastAsia"/>
+          <w:lang w:val="en-US" w:eastAsia="zh-CN"/>
+        </w:rPr>
+        <w:t>第三范式(</w:t>
+      </w:r>
+      <w:r>
+        <w:rPr>
+          <w:rFonts w:hint="eastAsia"/>
+          <w:b/>
+          <w:bCs/>
+          <w:lang w:val="en-US" w:eastAsia="zh-CN"/>
+        </w:rPr>
+        <w:t>不能有非主属性对主属性的传递依赖</w:t>
+      </w:r>
+      <w:r>
+        <w:rPr>
+          <w:rFonts w:hint="eastAsia"/>
+          <w:lang w:val="en-US" w:eastAsia="zh-CN"/>
+        </w:rPr>
+        <w:t>)：(学号-系名) 学号不能确定系名，系名还要系号确定</w:t>
       </w:r>
     </w:p>
     <w:p>
@@ -7318,7 +7352,7 @@
       <w:pPr>
         <w:ind w:firstLine="0" w:firstLineChars="0"/>
         <w:rPr>
-          <w:rFonts w:hint="default"/>
+          <w:rFonts w:hint="eastAsia"/>
           <w:lang w:val="en-US" w:eastAsia="zh-CN"/>
         </w:rPr>
       </w:pPr>
@@ -7328,6 +7362,22 @@
           <w:lang w:val="en-US" w:eastAsia="zh-CN"/>
         </w:rPr>
         <w:t>是否是无损连接：连接后(不会有数据多)</w:t>
+      </w:r>
+    </w:p>
+    <w:p>
+      <w:pPr>
+        <w:ind w:firstLine="420" w:firstLineChars="0"/>
+        <w:rPr>
+          <w:rFonts w:hint="default"/>
+          <w:lang w:val="en-US" w:eastAsia="zh-CN"/>
+        </w:rPr>
+      </w:pPr>
+      <w:r>
+        <w:rPr>
+          <w:rFonts w:hint="eastAsia"/>
+          <w:lang w:val="en-US" w:eastAsia="zh-CN"/>
+        </w:rPr>
+        <w:t>当分解为2个后， R1∩R2 -&gt;(R1-R2) 是已知的依赖 则是无损连接</w:t>
       </w:r>
     </w:p>
     <w:p>

--- a/软考/软考笔记.docx
+++ b/软考/软考笔记.docx
@@ -3278,12 +3278,6 @@
             <w:insideH w:val="single" w:color="000000" w:sz="4" w:space="0"/>
             <w:insideV w:val="single" w:color="000000" w:sz="4" w:space="0"/>
           </w:tblBorders>
-          <w:tblCellMar>
-            <w:top w:w="0" w:type="dxa"/>
-            <w:left w:w="0" w:type="dxa"/>
-            <w:bottom w:w="0" w:type="dxa"/>
-            <w:right w:w="0" w:type="dxa"/>
-          </w:tblCellMar>
         </w:tblPrEx>
         <w:trPr>
           <w:trHeight w:val="408" w:hRule="atLeast"/>
@@ -7254,18 +7248,7 @@
           <w:bCs/>
           <w:lang w:val="en-US" w:eastAsia="zh-CN"/>
         </w:rPr>
-        <w:t>不能有</w:t>
-      </w:r>
-      <w:bookmarkStart w:id="4" w:name="_GoBack"/>
-      <w:bookmarkEnd w:id="4"/>
-      <w:r>
-        <w:rPr>
-          <w:rFonts w:hint="eastAsia"/>
-          <w:b/>
-          <w:bCs/>
-          <w:lang w:val="en-US" w:eastAsia="zh-CN"/>
-        </w:rPr>
-        <w:t>非主属性对主属性的部分函数依赖</w:t>
+        <w:t>不能有非主属性对主属性的部分函数依赖</w:t>
       </w:r>
       <w:r>
         <w:rPr>
@@ -7826,19 +7809,44 @@
       <w:pPr>
         <w:ind w:firstLine="0" w:firstLineChars="0"/>
         <w:rPr>
-          <w:rFonts w:hint="default"/>
-          <w:lang w:val="en-US" w:eastAsia="zh-CN"/>
-        </w:rPr>
-      </w:pPr>
-    </w:p>
-    <w:p>
-      <w:pPr>
-        <w:ind w:firstLine="0" w:firstLineChars="0"/>
-        <w:rPr>
-          <w:rFonts w:hint="default"/>
-          <w:lang w:val="en-US" w:eastAsia="zh-CN"/>
-        </w:rPr>
-      </w:pPr>
+          <w:rFonts w:hint="eastAsia"/>
+          <w:lang w:val="en-US" w:eastAsia="zh-CN"/>
+        </w:rPr>
+      </w:pPr>
+      <w:r>
+        <w:rPr>
+          <w:rFonts w:hint="eastAsia"/>
+          <w:lang w:val="en-US" w:eastAsia="zh-CN"/>
+        </w:rPr>
+        <w:t>BCADC</w:t>
+      </w:r>
+    </w:p>
+    <w:p>
+      <w:pPr>
+        <w:ind w:firstLine="0" w:firstLineChars="0"/>
+        <w:rPr>
+          <w:rFonts w:hint="default"/>
+          <w:lang w:val="en-US" w:eastAsia="zh-CN"/>
+        </w:rPr>
+      </w:pPr>
+      <w:r>
+        <w:rPr>
+          <w:rFonts w:hint="eastAsia"/>
+          <w:lang w:val="en-US" w:eastAsia="zh-CN"/>
+        </w:rPr>
+        <w:t>DACDA</w:t>
+      </w:r>
+    </w:p>
+    <w:p>
+      <w:pPr>
+        <w:ind w:firstLine="0" w:firstLineChars="0"/>
+        <w:rPr>
+          <w:rFonts w:hint="default"/>
+          <w:lang w:val="en-US" w:eastAsia="zh-CN"/>
+        </w:rPr>
+      </w:pPr>
+      <w:bookmarkStart w:id="4" w:name="_GoBack"/>
+      <w:bookmarkEnd w:id="4"/>
     </w:p>
     <w:p>
       <w:pPr>

--- a/软考/软考笔记.docx
+++ b/软考/软考笔记.docx
@@ -1307,32 +1307,32 @@
           <w:rFonts w:hint="eastAsia"/>
           <w:lang w:val="en-US" w:eastAsia="zh-CN"/>
         </w:rPr>
-        <w:t>数据保密性：避免数据泄露</w:t>
-      </w:r>
-    </w:p>
-    <w:p>
-      <w:pPr>
-        <w:bidi w:val="0"/>
-        <w:ind w:firstLine="420" w:firstLineChars="0"/>
-        <w:rPr>
-          <w:rFonts w:hint="default"/>
-          <w:lang w:val="en-US" w:eastAsia="zh-CN"/>
-        </w:rPr>
-      </w:pPr>
-      <w:r>
-        <w:rPr>
-          <w:rFonts w:hint="eastAsia"/>
-          <w:lang w:val="en-US" w:eastAsia="zh-CN"/>
-        </w:rPr>
-        <w:t>数据完整性：避免数据被篡改</w:t>
-      </w:r>
-    </w:p>
-    <w:p>
-      <w:pPr>
-        <w:bidi w:val="0"/>
-        <w:ind w:firstLine="420" w:firstLineChars="0"/>
-        <w:rPr>
-          <w:rFonts w:hint="eastAsia"/>
+        <w:t>数据保密(机密)性：避免数据泄露给未授权的用户</w:t>
+      </w:r>
+    </w:p>
+    <w:p>
+      <w:pPr>
+        <w:bidi w:val="0"/>
+        <w:ind w:firstLine="420" w:firstLineChars="0"/>
+        <w:rPr>
+          <w:rFonts w:hint="default"/>
+          <w:lang w:val="en-US" w:eastAsia="zh-CN"/>
+        </w:rPr>
+      </w:pPr>
+      <w:r>
+        <w:rPr>
+          <w:rFonts w:hint="eastAsia"/>
+          <w:lang w:val="en-US" w:eastAsia="zh-CN"/>
+        </w:rPr>
+        <w:t>数据完整性：避免数据被篡改(非法的修改)</w:t>
+      </w:r>
+    </w:p>
+    <w:p>
+      <w:pPr>
+        <w:bidi w:val="0"/>
+        <w:ind w:firstLine="420" w:firstLineChars="0"/>
+        <w:rPr>
+          <w:rFonts w:hint="default"/>
           <w:lang w:val="en-US" w:eastAsia="zh-CN"/>
         </w:rPr>
       </w:pPr>
@@ -1749,7 +1749,32 @@
           <w:rFonts w:hint="eastAsia"/>
           <w:lang w:val="en-US" w:eastAsia="zh-CN"/>
         </w:rPr>
-        <w:t>ABSD基于体系结构的软件设计(自顶向下,开发代码前先设计架构，如支持200并发要如何设计)</w:t>
+        <w:t>ABSD基于体系结构的软件设计(</w:t>
+      </w:r>
+      <w:r>
+        <w:rPr>
+          <w:rFonts w:hint="eastAsia"/>
+          <w:b/>
+          <w:bCs/>
+          <w:lang w:val="en-US" w:eastAsia="zh-CN"/>
+        </w:rPr>
+        <w:t>自顶向下</w:t>
+      </w:r>
+      <w:r>
+        <w:rPr>
+          <w:rFonts w:hint="eastAsia"/>
+          <w:b w:val="0"/>
+          <w:bCs w:val="0"/>
+          <w:lang w:val="en-US" w:eastAsia="zh-CN"/>
+        </w:rPr>
+        <w:t>,</w:t>
+      </w:r>
+      <w:r>
+        <w:rPr>
+          <w:rFonts w:hint="eastAsia"/>
+          <w:lang w:val="en-US" w:eastAsia="zh-CN"/>
+        </w:rPr>
+        <w:t>开发代码前先设计架构，如支持200并发要如何设计)</w:t>
       </w:r>
     </w:p>
     <w:p>
@@ -2191,7 +2216,32 @@
           <w:rFonts w:hint="eastAsia"/>
           <w:lang w:val="en-US" w:eastAsia="zh-CN"/>
         </w:rPr>
-        <w:t>管理级(重复)：项目级管理，类似项目有迹可循</w:t>
+        <w:t>管理级(重复)：项目级管理，类似项目有迹可循,有审查管理</w:t>
+      </w:r>
+      <w:r>
+        <w:rPr>
+          <w:rFonts w:hint="eastAsia"/>
+          <w:b/>
+          <w:bCs/>
+          <w:lang w:val="en-US" w:eastAsia="zh-CN"/>
+        </w:rPr>
+        <w:t>体系</w:t>
+      </w:r>
+      <w:r>
+        <w:rPr>
+          <w:rFonts w:hint="eastAsia"/>
+          <w:lang w:val="en-US" w:eastAsia="zh-CN"/>
+        </w:rPr>
+        <w:t>和</w:t>
+      </w:r>
+      <w:r>
+        <w:rPr>
+          <w:rFonts w:hint="eastAsia"/>
+          <w:b/>
+          <w:bCs/>
+          <w:lang w:val="en-US" w:eastAsia="zh-CN"/>
+        </w:rPr>
+        <w:t>制度</w:t>
       </w:r>
     </w:p>
     <w:p>
@@ -2334,7 +2384,7 @@
         <w:bidi w:val="0"/>
         <w:ind w:firstLine="0" w:firstLineChars="0"/>
         <w:rPr>
-          <w:rFonts w:hint="default"/>
+          <w:rFonts w:hint="eastAsia"/>
           <w:lang w:val="en-US" w:eastAsia="zh-CN"/>
         </w:rPr>
       </w:pPr>
@@ -2344,6 +2394,83 @@
           <w:lang w:val="en-US" w:eastAsia="zh-CN"/>
         </w:rPr>
         <w:t>ESB企业服务总线：基于SOA(面向服务的体系结构)</w:t>
+      </w:r>
+    </w:p>
+    <w:p>
+      <w:pPr>
+        <w:bidi w:val="0"/>
+        <w:ind w:firstLine="0" w:firstLineChars="0"/>
+        <w:rPr>
+          <w:rFonts w:hint="eastAsia"/>
+          <w:lang w:val="en-US" w:eastAsia="zh-CN"/>
+        </w:rPr>
+      </w:pPr>
+      <w:r>
+        <w:rPr>
+          <w:rFonts w:hint="eastAsia"/>
+          <w:lang w:val="en-US" w:eastAsia="zh-CN"/>
+        </w:rPr>
+        <w:t>SDN软件定义架构：</w:t>
+      </w:r>
+    </w:p>
+    <w:p>
+      <w:pPr>
+        <w:bidi w:val="0"/>
+        <w:ind w:firstLine="420" w:firstLineChars="0"/>
+        <w:rPr>
+          <w:rFonts w:hint="default"/>
+          <w:lang w:val="en-US" w:eastAsia="zh-CN"/>
+        </w:rPr>
+      </w:pPr>
+      <w:r>
+        <w:rPr>
+          <w:rFonts w:hint="eastAsia"/>
+          <w:lang w:val="en-US" w:eastAsia="zh-CN"/>
+        </w:rPr>
+        <w:t>业务层:北向接口,  业务层&lt;-&gt; 控制层</w:t>
+      </w:r>
+    </w:p>
+    <w:p>
+      <w:pPr>
+        <w:bidi w:val="0"/>
+        <w:ind w:firstLine="420" w:firstLineChars="0"/>
+        <w:rPr>
+          <w:rFonts w:hint="default"/>
+          <w:lang w:val="en-US" w:eastAsia="zh-CN"/>
+        </w:rPr>
+      </w:pPr>
+      <w:r>
+        <w:rPr>
+          <w:rFonts w:hint="eastAsia"/>
+          <w:lang w:val="en-US" w:eastAsia="zh-CN"/>
+        </w:rPr>
+        <w:t>控制层:南向接口， 控制层&lt;-&gt;转发层</w:t>
+      </w:r>
+    </w:p>
+    <w:p>
+      <w:pPr>
+        <w:bidi w:val="0"/>
+        <w:ind w:firstLine="420" w:firstLineChars="0"/>
+        <w:rPr>
+          <w:rFonts w:hint="default"/>
+          <w:lang w:val="en-US" w:eastAsia="zh-CN"/>
+        </w:rPr>
+      </w:pPr>
+      <w:r>
+        <w:rPr>
+          <w:rFonts w:hint="eastAsia"/>
+          <w:lang w:val="en-US" w:eastAsia="zh-CN"/>
+        </w:rPr>
+        <w:t>转发层(基础设施层</w:t>
+      </w:r>
+      <w:bookmarkStart w:id="4" w:name="_GoBack"/>
+      <w:bookmarkEnd w:id="4"/>
+      <w:r>
+        <w:rPr>
+          <w:rFonts w:hint="eastAsia"/>
+          <w:lang w:val="en-US" w:eastAsia="zh-CN"/>
+        </w:rPr>
+        <w:t>)</w:t>
       </w:r>
     </w:p>
     <w:p>
@@ -3278,6 +3405,12 @@
             <w:insideH w:val="single" w:color="000000" w:sz="4" w:space="0"/>
             <w:insideV w:val="single" w:color="000000" w:sz="4" w:space="0"/>
           </w:tblBorders>
+          <w:tblCellMar>
+            <w:top w:w="0" w:type="dxa"/>
+            <w:left w:w="0" w:type="dxa"/>
+            <w:bottom w:w="0" w:type="dxa"/>
+            <w:right w:w="0" w:type="dxa"/>
+          </w:tblCellMar>
         </w:tblPrEx>
         <w:trPr>
           <w:trHeight w:val="408" w:hRule="atLeast"/>
@@ -3996,16 +4129,16 @@
       <w:pPr>
         <w:bidi w:val="0"/>
         <w:rPr>
-          <w:rFonts w:hint="eastAsia"/>
-          <w:lang w:val="en-US" w:eastAsia="zh-CN"/>
-        </w:rPr>
-      </w:pPr>
-      <w:r>
-        <w:rPr>
-          <w:rFonts w:hint="eastAsia"/>
-          <w:lang w:val="en-US" w:eastAsia="zh-CN"/>
-        </w:rPr>
-        <w:t>SOC(片上系统)：包括完整系统</w:t>
+          <w:rFonts w:hint="default"/>
+          <w:lang w:val="en-US" w:eastAsia="zh-CN"/>
+        </w:rPr>
+      </w:pPr>
+      <w:r>
+        <w:rPr>
+          <w:rFonts w:hint="eastAsia"/>
+          <w:lang w:val="en-US" w:eastAsia="zh-CN"/>
+        </w:rPr>
+        <w:t>SOC(片上系统)：包括完整系统(处理器，存储，外设等)</w:t>
       </w:r>
     </w:p>
     <w:p>
@@ -4360,7 +4493,7 @@
           <w:rFonts w:hint="eastAsia"/>
           <w:lang w:val="en-US" w:eastAsia="zh-CN"/>
         </w:rPr>
-        <w:t>物理(部署)视图：服务器部署</w:t>
+        <w:t>配置(物理/部署)视图：服务器部署(硬件)</w:t>
       </w:r>
     </w:p>
     <w:p>
@@ -4880,24 +5013,63 @@
       <w:r>
         <w:rPr>
           <w:rFonts w:hint="eastAsia"/>
-        </w:rPr>
-        <w:t>自顶而下、模块化的过程。</w:t>
-      </w:r>
-    </w:p>
-    <w:p>
-      <w:pPr>
-        <w:rPr>
-          <w:rFonts w:hint="eastAsia"/>
-          <w:lang w:val="en-US" w:eastAsia="zh-CN"/>
-        </w:rPr>
-      </w:pPr>
-      <w:r>
-        <w:rPr>
-          <w:rFonts w:hint="eastAsia"/>
-          <w:lang w:val="en-US" w:eastAsia="zh-CN"/>
-        </w:rPr>
-        <w:t>面向对象设计：自底向上</w:t>
-      </w:r>
+          <w:b/>
+          <w:bCs/>
+        </w:rPr>
+        <w:t>自顶而下</w:t>
+      </w:r>
+      <w:r>
+        <w:rPr>
+          <w:rFonts w:hint="eastAsia"/>
+        </w:rPr>
+        <w:t>、模块化的过程。</w:t>
+      </w:r>
+    </w:p>
+    <w:p>
+      <w:pPr>
+        <w:rPr>
+          <w:rFonts w:hint="eastAsia"/>
+          <w:b/>
+          <w:bCs/>
+          <w:lang w:val="en-US" w:eastAsia="zh-CN"/>
+        </w:rPr>
+      </w:pPr>
+      <w:r>
+        <w:rPr>
+          <w:rFonts w:hint="eastAsia"/>
+          <w:lang w:val="en-US" w:eastAsia="zh-CN"/>
+        </w:rPr>
+        <w:t>面向对象设计：</w:t>
+      </w:r>
+      <w:r>
+        <w:rPr>
+          <w:rFonts w:hint="eastAsia"/>
+          <w:b/>
+          <w:bCs/>
+          <w:lang w:val="en-US" w:eastAsia="zh-CN"/>
+        </w:rPr>
+        <w:t>自底向上</w:t>
+      </w:r>
+    </w:p>
+    <w:p>
+      <w:pPr>
+        <w:rPr>
+          <w:rFonts w:hint="eastAsia"/>
+          <w:b/>
+          <w:bCs/>
+          <w:lang w:val="en-US" w:eastAsia="zh-CN"/>
+        </w:rPr>
+      </w:pPr>
+    </w:p>
+    <w:p>
+      <w:pPr>
+        <w:rPr>
+          <w:rFonts w:hint="eastAsia"/>
+          <w:b/>
+          <w:bCs/>
+          <w:lang w:val="en-US" w:eastAsia="zh-CN"/>
+        </w:rPr>
+      </w:pPr>
     </w:p>
     <w:p>
       <w:pPr>
@@ -5583,16 +5755,41 @@
       <w:pPr>
         <w:ind w:firstLine="0" w:firstLineChars="0"/>
         <w:rPr>
-          <w:rFonts w:hint="default"/>
-          <w:lang w:val="en-US" w:eastAsia="zh-CN"/>
-        </w:rPr>
-      </w:pPr>
-      <w:r>
-        <w:rPr>
-          <w:rFonts w:hint="eastAsia"/>
-          <w:lang w:val="en-US" w:eastAsia="zh-CN"/>
-        </w:rPr>
-        <w:t>权衡点：影响多个质量属性并进行权衡</w:t>
+          <w:rFonts w:hint="eastAsia"/>
+          <w:lang w:val="en-US" w:eastAsia="zh-CN"/>
+        </w:rPr>
+      </w:pPr>
+    </w:p>
+    <w:p>
+      <w:pPr>
+        <w:ind w:firstLine="0" w:firstLineChars="0"/>
+        <w:rPr>
+          <w:rFonts w:hint="default"/>
+          <w:lang w:val="en-US" w:eastAsia="zh-CN"/>
+        </w:rPr>
+      </w:pPr>
+      <w:r>
+        <w:rPr>
+          <w:rFonts w:hint="eastAsia"/>
+          <w:lang w:val="en-US" w:eastAsia="zh-CN"/>
+        </w:rPr>
+        <w:t>权衡点：影响</w:t>
+      </w:r>
+      <w:r>
+        <w:rPr>
+          <w:rFonts w:hint="eastAsia"/>
+          <w:b/>
+          <w:bCs/>
+          <w:lang w:val="en-US" w:eastAsia="zh-CN"/>
+        </w:rPr>
+        <w:t>多个</w:t>
+      </w:r>
+      <w:r>
+        <w:rPr>
+          <w:rFonts w:hint="eastAsia"/>
+          <w:lang w:val="en-US" w:eastAsia="zh-CN"/>
+        </w:rPr>
+        <w:t>质量属性并进行权衡(必须要多个)</w:t>
       </w:r>
     </w:p>
     <w:p>
@@ -5615,17 +5812,42 @@
       <w:pPr>
         <w:ind w:firstLine="0" w:firstLineChars="0"/>
         <w:rPr>
-          <w:rFonts w:hint="default"/>
-          <w:lang w:val="en-US" w:eastAsia="zh-CN"/>
-        </w:rPr>
-      </w:pPr>
-      <w:r>
-        <w:rPr>
-          <w:rFonts w:hint="eastAsia"/>
-          <w:lang w:val="en-US" w:eastAsia="zh-CN"/>
-        </w:rPr>
-        <w:t>敏感点：修改某部分会影响XX属性(关注单个质量属性)</w:t>
-      </w:r>
+          <w:rFonts w:hint="eastAsia"/>
+          <w:lang w:val="en-US" w:eastAsia="zh-CN"/>
+        </w:rPr>
+      </w:pPr>
+      <w:r>
+        <w:rPr>
+          <w:rFonts w:hint="eastAsia"/>
+          <w:lang w:val="en-US" w:eastAsia="zh-CN"/>
+        </w:rPr>
+        <w:t>敏感点：修改某部分会影响XX属性</w:t>
+      </w:r>
+    </w:p>
+    <w:p>
+      <w:pPr>
+        <w:ind w:firstLine="0" w:firstLineChars="0"/>
+        <w:rPr>
+          <w:rFonts w:hint="default"/>
+          <w:lang w:val="en-US" w:eastAsia="zh-CN"/>
+        </w:rPr>
+      </w:pPr>
+      <w:r>
+        <w:rPr>
+          <w:rFonts w:hint="eastAsia"/>
+          <w:lang w:val="en-US" w:eastAsia="zh-CN"/>
+        </w:rPr>
+        <w:t>权衡点是影响多个质量属性的特性， 是多个质量属性的敏感点</w:t>
+      </w:r>
+    </w:p>
+    <w:p>
+      <w:pPr>
+        <w:ind w:firstLine="0" w:firstLineChars="0"/>
+        <w:rPr>
+          <w:rFonts w:hint="eastAsia"/>
+          <w:lang w:val="en-US" w:eastAsia="zh-CN"/>
+        </w:rPr>
+      </w:pPr>
     </w:p>
     <w:p>
       <w:pPr>
@@ -6801,26 +7023,33 @@
           <w:rFonts w:hint="eastAsia"/>
           <w:lang w:val="en-US" w:eastAsia="zh-CN"/>
         </w:rPr>
-        <w:t>环路复杂度=边数-节点数+2    或 环数+1</w:t>
-      </w:r>
-    </w:p>
-    <w:p>
-      <w:pPr>
-        <w:ind w:firstLine="0" w:firstLineChars="0"/>
-        <w:rPr>
-          <w:rFonts w:hint="default"/>
-          <w:lang w:val="en-US" w:eastAsia="zh-CN"/>
-        </w:rPr>
-      </w:pPr>
-    </w:p>
-    <w:p>
-      <w:pPr>
-        <w:ind w:firstLine="0" w:firstLineChars="0"/>
-        <w:rPr>
-          <w:rFonts w:hint="default"/>
-          <w:lang w:val="en-US" w:eastAsia="zh-CN"/>
-        </w:rPr>
-      </w:pPr>
+        <w:t>环路复杂度=分支数 + 1</w:t>
+      </w:r>
+    </w:p>
+    <w:p>
+      <w:pPr>
+        <w:ind w:firstLine="0" w:firstLineChars="0"/>
+        <w:rPr>
+          <w:rFonts w:hint="default"/>
+          <w:lang w:val="en-US" w:eastAsia="zh-CN"/>
+        </w:rPr>
+      </w:pPr>
+    </w:p>
+    <w:p>
+      <w:pPr>
+        <w:ind w:firstLine="0" w:firstLineChars="0"/>
+        <w:rPr>
+          <w:rFonts w:hint="default"/>
+          <w:lang w:val="en-US" w:eastAsia="zh-CN"/>
+        </w:rPr>
+      </w:pPr>
+      <w:r>
+        <w:rPr>
+          <w:rFonts w:hint="eastAsia"/>
+          <w:lang w:val="en-US" w:eastAsia="zh-CN"/>
+        </w:rPr>
+        <w:t>f</w:t>
+      </w:r>
     </w:p>
     <w:p>
       <w:pPr>
@@ -7809,44 +8038,10 @@
       <w:pPr>
         <w:ind w:firstLine="0" w:firstLineChars="0"/>
         <w:rPr>
-          <w:rFonts w:hint="eastAsia"/>
-          <w:lang w:val="en-US" w:eastAsia="zh-CN"/>
-        </w:rPr>
-      </w:pPr>
-      <w:r>
-        <w:rPr>
-          <w:rFonts w:hint="eastAsia"/>
-          <w:lang w:val="en-US" w:eastAsia="zh-CN"/>
-        </w:rPr>
-        <w:t>BCADC</w:t>
-      </w:r>
-    </w:p>
-    <w:p>
-      <w:pPr>
-        <w:ind w:firstLine="0" w:firstLineChars="0"/>
-        <w:rPr>
-          <w:rFonts w:hint="default"/>
-          <w:lang w:val="en-US" w:eastAsia="zh-CN"/>
-        </w:rPr>
-      </w:pPr>
-      <w:r>
-        <w:rPr>
-          <w:rFonts w:hint="eastAsia"/>
-          <w:lang w:val="en-US" w:eastAsia="zh-CN"/>
-        </w:rPr>
-        <w:t>DACDA</w:t>
-      </w:r>
-    </w:p>
-    <w:p>
-      <w:pPr>
-        <w:ind w:firstLine="0" w:firstLineChars="0"/>
-        <w:rPr>
-          <w:rFonts w:hint="default"/>
-          <w:lang w:val="en-US" w:eastAsia="zh-CN"/>
-        </w:rPr>
-      </w:pPr>
-      <w:bookmarkStart w:id="4" w:name="_GoBack"/>
-      <w:bookmarkEnd w:id="4"/>
+          <w:rFonts w:hint="default"/>
+          <w:lang w:val="en-US" w:eastAsia="zh-CN"/>
+        </w:rPr>
+      </w:pPr>
     </w:p>
     <w:p>
       <w:pPr>

--- a/软考/软考笔记.docx
+++ b/软考/软考笔记.docx
@@ -391,17 +391,37 @@
         <w:bidi w:val="0"/>
         <w:ind w:left="420" w:leftChars="0" w:firstLine="420" w:firstLineChars="0"/>
         <w:rPr>
-          <w:rFonts w:hint="default"/>
-          <w:lang w:val="en-US" w:eastAsia="zh-CN"/>
-        </w:rPr>
-      </w:pPr>
-      <w:r>
-        <w:rPr>
-          <w:rFonts w:hint="eastAsia"/>
-          <w:lang w:val="en-US" w:eastAsia="zh-CN"/>
-        </w:rPr>
-        <w:t>基于规则：根据规则(温度传感器，高于26度)执行动作(开启制冷)，</w:t>
-      </w:r>
+          <w:rFonts w:hint="eastAsia" w:eastAsiaTheme="minorEastAsia"/>
+          <w:lang w:val="en-US" w:eastAsia="zh-CN"/>
+        </w:rPr>
+      </w:pPr>
+      <w:r>
+        <w:rPr>
+          <w:rFonts w:hint="eastAsia"/>
+          <w:lang w:val="en-US" w:eastAsia="zh-CN"/>
+        </w:rPr>
+        <w:t>基于规则(专家)：根据规则(温度传感器，高于26度)执行动作(开启制冷)，工作内存(</w:t>
+      </w:r>
+      <w:r>
+        <w:t>存储推理的数据和中间结果</w:t>
+      </w:r>
+      <w:r>
+        <w:rPr>
+          <w:rFonts w:hint="eastAsia"/>
+          <w:lang w:val="en-US" w:eastAsia="zh-CN"/>
+        </w:rPr>
+        <w:t>)</w:t>
+      </w:r>
+    </w:p>
+    <w:p>
+      <w:pPr>
+        <w:bidi w:val="0"/>
+        <w:ind w:left="420" w:leftChars="0" w:firstLine="420" w:firstLineChars="0"/>
+        <w:rPr>
+          <w:rFonts w:hint="default"/>
+          <w:lang w:val="en-US" w:eastAsia="zh-CN"/>
+        </w:rPr>
+      </w:pPr>
     </w:p>
     <w:p>
       <w:pPr>
@@ -491,7 +511,6 @@
     <w:p>
       <w:pPr>
         <w:bidi w:val="0"/>
-        <w:ind w:left="420" w:leftChars="0" w:firstLine="420" w:firstLineChars="0"/>
         <w:rPr>
           <w:rFonts w:hint="default"/>
           <w:lang w:val="en-US" w:eastAsia="zh-CN"/>
@@ -908,15 +927,32 @@
         <w:bidi w:val="0"/>
         <w:ind w:firstLine="0" w:firstLineChars="0"/>
         <w:rPr>
-          <w:rFonts w:hint="eastAsia"/>
-          <w:lang w:val="en-US" w:eastAsia="zh-CN"/>
-        </w:rPr>
-      </w:pPr>
-    </w:p>
-    <w:p>
-      <w:pPr>
-        <w:rPr>
-          <w:rFonts w:hint="default"/>
+          <w:rFonts w:hint="default"/>
+          <w:lang w:val="en-US" w:eastAsia="zh-CN"/>
+        </w:rPr>
+      </w:pPr>
+      <w:r>
+        <w:rPr>
+          <w:rFonts w:hint="eastAsia"/>
+          <w:lang w:val="en-US" w:eastAsia="zh-CN"/>
+        </w:rPr>
+        <w:t>COM+:企业级分布式组件模型</w:t>
+      </w:r>
+    </w:p>
+    <w:p>
+      <w:pPr>
+        <w:bidi w:val="0"/>
+        <w:ind w:firstLine="0" w:firstLineChars="0"/>
+        <w:rPr>
+          <w:rFonts w:hint="eastAsia"/>
+          <w:lang w:val="en-US" w:eastAsia="zh-CN"/>
+        </w:rPr>
+      </w:pPr>
+    </w:p>
+    <w:p>
+      <w:pPr>
+        <w:rPr>
+          <w:rFonts w:hint="default" w:eastAsiaTheme="minorEastAsia"/>
           <w:lang w:val="en-US" w:eastAsia="zh-CN"/>
         </w:rPr>
       </w:pPr>
@@ -946,6 +982,13 @@
           <w:rFonts w:hint="eastAsia"/>
         </w:rPr>
         <w:t>通信；保证交易一致性；提供负载均衡和高可用</w:t>
+      </w:r>
+      <w:r>
+        <w:rPr>
+          <w:rFonts w:hint="eastAsia"/>
+          <w:lang w:val="en-US" w:eastAsia="zh-CN"/>
+        </w:rPr>
+        <w:t>(无安全)</w:t>
       </w:r>
     </w:p>
     <w:p>
@@ -2461,16 +2504,7 @@
           <w:rFonts w:hint="eastAsia"/>
           <w:lang w:val="en-US" w:eastAsia="zh-CN"/>
         </w:rPr>
-        <w:t>转发层(基础设施层</w:t>
-      </w:r>
-      <w:bookmarkStart w:id="4" w:name="_GoBack"/>
-      <w:bookmarkEnd w:id="4"/>
-      <w:r>
-        <w:rPr>
-          <w:rFonts w:hint="eastAsia"/>
-          <w:lang w:val="en-US" w:eastAsia="zh-CN"/>
-        </w:rPr>
-        <w:t>)</w:t>
+        <w:t>转发层(基础设施层)</w:t>
       </w:r>
     </w:p>
     <w:p>
@@ -3998,7 +4032,7 @@
           <w:rFonts w:hint="eastAsia"/>
           <w:lang w:val="en-US" w:eastAsia="zh-CN"/>
         </w:rPr>
-        <w:t>磁盘最短吊臂算法：先柱面最近，再扇区最近，再磁头</w:t>
+        <w:t>磁盘最短吊臂算法：先柱面最近，再扇区(从小到大)，再磁头(从小大)</w:t>
       </w:r>
     </w:p>
     <w:p>
@@ -4711,284 +4745,84 @@
           <w:rFonts w:hint="eastAsia"/>
           <w:lang w:val="en-US" w:eastAsia="zh-CN"/>
         </w:rPr>
-        <w:t>增量模型：尽早得到用户反馈</w:t>
-      </w:r>
-    </w:p>
-    <w:p>
-      <w:pPr>
-        <w:bidi w:val="0"/>
-        <w:ind w:firstLine="420" w:firstLineChars="0"/>
-        <w:rPr>
-          <w:rFonts w:hint="default"/>
-          <w:lang w:val="en-US" w:eastAsia="zh-CN"/>
-        </w:rPr>
-      </w:pPr>
-      <w:r>
-        <w:rPr>
-          <w:rFonts w:hint="default"/>
-          <w:lang w:val="en-US" w:eastAsia="zh-CN"/>
-        </w:rPr>
-        <w:t>构件模型</w:t>
-      </w:r>
-      <w:r>
-        <w:rPr>
-          <w:rFonts w:hint="eastAsia"/>
-          <w:lang w:val="en-US" w:eastAsia="zh-CN"/>
-        </w:rPr>
-        <w:t>:重用，</w:t>
-      </w:r>
-      <w:r>
-        <w:rPr>
-          <w:rFonts w:hint="default"/>
-          <w:lang w:val="en-US" w:eastAsia="zh-CN"/>
-        </w:rPr>
-        <w:t>提高软件可靠性和易维护性</w:t>
-      </w:r>
-    </w:p>
-    <w:p>
-      <w:pPr>
-        <w:bidi w:val="0"/>
-        <w:ind w:firstLine="420" w:firstLineChars="0"/>
-        <w:rPr>
-          <w:rFonts w:hint="default"/>
-          <w:lang w:val="en-US" w:eastAsia="zh-CN"/>
-        </w:rPr>
-      </w:pPr>
-      <w:r>
-        <w:rPr>
-          <w:rFonts w:hint="default"/>
-          <w:lang w:val="en-US" w:eastAsia="zh-CN"/>
-        </w:rPr>
-        <w:t>喷泉模型</w:t>
-      </w:r>
-      <w:r>
-        <w:rPr>
-          <w:rFonts w:hint="eastAsia"/>
-          <w:lang w:val="en-US" w:eastAsia="zh-CN"/>
-        </w:rPr>
-        <w:t>：用户需求为动力，面向对象开发</w:t>
-      </w:r>
-    </w:p>
-    <w:p>
-      <w:pPr>
-        <w:bidi w:val="0"/>
-        <w:ind w:firstLine="420" w:firstLineChars="0"/>
-        <w:rPr>
-          <w:rFonts w:hint="default" w:eastAsiaTheme="minorEastAsia"/>
-          <w:lang w:val="en-US" w:eastAsia="zh-CN"/>
-        </w:rPr>
-      </w:pPr>
-      <w:r>
-        <w:t>快速应用开发</w:t>
-      </w:r>
-      <w:r>
-        <w:rPr>
-          <w:rFonts w:hint="eastAsia"/>
-          <w:lang w:eastAsia="zh-CN"/>
-        </w:rPr>
-        <w:t>：</w:t>
-      </w:r>
-      <w:r>
-        <w:t>模块化程度高</w:t>
-      </w:r>
-      <w:r>
-        <w:rPr>
-          <w:rFonts w:hint="eastAsia"/>
-          <w:lang w:eastAsia="zh-CN"/>
-        </w:rPr>
-        <w:t>，</w:t>
-      </w:r>
-      <w:r>
-        <w:rPr>
-          <w:rFonts w:hint="eastAsia"/>
-          <w:lang w:val="en-US" w:eastAsia="zh-CN"/>
-        </w:rPr>
-        <w:t>基于构件</w:t>
-      </w:r>
-    </w:p>
-    <w:p>
-      <w:pPr>
-        <w:bidi w:val="0"/>
-        <w:ind w:firstLine="420" w:firstLineChars="0"/>
-        <w:rPr>
-          <w:rFonts w:hint="default"/>
-          <w:lang w:val="en-US" w:eastAsia="zh-CN"/>
-        </w:rPr>
-      </w:pPr>
-      <w:r>
-        <w:rPr>
-          <w:rFonts w:hint="eastAsia"/>
-          <w:lang w:val="en-US" w:eastAsia="zh-CN"/>
-        </w:rPr>
-        <w:t>W模型:开发和测试同时进行</w:t>
-      </w:r>
-    </w:p>
-    <w:p>
-      <w:pPr>
-        <w:bidi w:val="0"/>
-        <w:ind w:firstLine="420" w:firstLineChars="0"/>
-        <w:rPr>
-          <w:rFonts w:hint="default"/>
-          <w:lang w:val="en-US" w:eastAsia="zh-CN"/>
-        </w:rPr>
-      </w:pPr>
-      <w:r>
-        <w:rPr>
-          <w:rFonts w:hint="eastAsia"/>
-          <w:lang w:val="en-US" w:eastAsia="zh-CN"/>
-        </w:rPr>
-        <w:t>形式化方法：基于数学，难以应用</w:t>
-      </w:r>
-    </w:p>
-    <w:p>
-      <w:pPr>
-        <w:bidi w:val="0"/>
-        <w:ind w:firstLine="420" w:firstLineChars="0"/>
-        <w:rPr>
-          <w:rFonts w:hint="default"/>
-          <w:lang w:val="en-US" w:eastAsia="zh-CN"/>
-        </w:rPr>
-      </w:pPr>
-      <w:r>
-        <w:rPr>
-          <w:rFonts w:hint="default"/>
-          <w:lang w:val="en-US" w:eastAsia="zh-CN"/>
-        </w:rPr>
-        <w:t>敏捷开发</w:t>
-      </w:r>
-      <w:r>
-        <w:rPr>
-          <w:rFonts w:hint="eastAsia"/>
-          <w:lang w:val="en-US" w:eastAsia="zh-CN"/>
-        </w:rPr>
-        <w:t>:</w:t>
-      </w:r>
-      <w:r>
-        <w:rPr>
-          <w:rFonts w:hint="default"/>
-          <w:lang w:val="en-US" w:eastAsia="zh-CN"/>
-        </w:rPr>
-        <w:t>是适应性</w:t>
-      </w:r>
-      <w:r>
-        <w:rPr>
-          <w:rFonts w:hint="eastAsia"/>
-          <w:lang w:val="en-US" w:eastAsia="zh-CN"/>
-        </w:rPr>
-        <w:t>的，以人为中心，</w:t>
-      </w:r>
-      <w:r>
-        <w:rPr>
-          <w:rFonts w:hint="default"/>
-          <w:lang w:val="en-US" w:eastAsia="zh-CN"/>
-        </w:rPr>
-        <w:t>原型</w:t>
-      </w:r>
-      <w:r>
-        <w:rPr>
-          <w:rFonts w:hint="eastAsia"/>
-          <w:lang w:val="en-US" w:eastAsia="zh-CN"/>
-        </w:rPr>
-        <w:t>模型为</w:t>
-      </w:r>
-      <w:r>
-        <w:rPr>
-          <w:rFonts w:hint="default"/>
-          <w:lang w:val="en-US" w:eastAsia="zh-CN"/>
-        </w:rPr>
-        <w:t>基础，增量式开发</w:t>
-      </w:r>
-    </w:p>
-    <w:p>
-      <w:pPr>
-        <w:bidi w:val="0"/>
-        <w:ind w:left="420" w:leftChars="0" w:firstLine="420" w:firstLineChars="0"/>
-        <w:rPr>
-          <w:rFonts w:hint="default"/>
-          <w:lang w:val="en-US" w:eastAsia="zh-CN"/>
-        </w:rPr>
-      </w:pPr>
-      <w:r>
-        <w:rPr>
-          <w:rFonts w:hint="eastAsia"/>
-          <w:lang w:val="en-US" w:eastAsia="zh-CN"/>
-        </w:rPr>
-        <w:t>极限编程：交流，朴素，反馈，勇气</w:t>
-      </w:r>
-    </w:p>
-    <w:p>
-      <w:pPr>
-        <w:bidi w:val="0"/>
-        <w:ind w:left="420" w:leftChars="0" w:firstLine="420" w:firstLineChars="0"/>
-        <w:rPr>
-          <w:rFonts w:hint="eastAsia"/>
-          <w:lang w:val="en-US" w:eastAsia="zh-CN"/>
-        </w:rPr>
-      </w:pPr>
-      <w:r>
-        <w:rPr>
-          <w:rFonts w:hint="eastAsia"/>
-          <w:lang w:val="en-US" w:eastAsia="zh-CN"/>
-        </w:rPr>
-        <w:t>水晶法：以人为中心</w:t>
-      </w:r>
-    </w:p>
-    <w:p>
-      <w:pPr>
-        <w:bidi w:val="0"/>
-        <w:ind w:left="420" w:leftChars="0" w:firstLine="420" w:firstLineChars="0"/>
-        <w:rPr>
-          <w:rFonts w:hint="default"/>
-          <w:lang w:val="en-US" w:eastAsia="zh-CN"/>
-        </w:rPr>
-      </w:pPr>
-      <w:r>
-        <w:rPr>
-          <w:rFonts w:hint="eastAsia"/>
-          <w:lang w:val="en-US" w:eastAsia="zh-CN"/>
-        </w:rPr>
-        <w:t>并列争球法：增量迭代，按需求优先级实现</w:t>
-      </w:r>
-    </w:p>
-    <w:p>
-      <w:pPr>
-        <w:bidi w:val="0"/>
-        <w:ind w:left="420" w:leftChars="0" w:firstLine="420" w:firstLineChars="0"/>
-        <w:rPr>
-          <w:rFonts w:hint="eastAsia"/>
-          <w:lang w:val="en-US" w:eastAsia="zh-CN"/>
-        </w:rPr>
-      </w:pPr>
-      <w:r>
-        <w:rPr>
-          <w:rFonts w:hint="eastAsia"/>
-          <w:lang w:val="en-US" w:eastAsia="zh-CN"/>
-        </w:rPr>
-        <w:t>特征驱动：人，过程，技术</w:t>
-      </w:r>
-    </w:p>
-    <w:p>
-      <w:pPr>
-        <w:ind w:firstLine="0" w:firstLineChars="0"/>
-        <w:rPr>
-          <w:rFonts w:hint="eastAsia"/>
-          <w:lang w:val="en-US" w:eastAsia="zh-CN"/>
-        </w:rPr>
-      </w:pPr>
-    </w:p>
-    <w:p>
-      <w:pPr>
-        <w:rPr>
-          <w:rFonts w:hint="eastAsia"/>
-        </w:rPr>
-      </w:pPr>
+        <w:t>增量模型：尽早得到用户</w:t>
+      </w:r>
       <w:r>
         <w:rPr>
           <w:rFonts w:hint="eastAsia"/>
           <w:b/>
           <w:bCs/>
-        </w:rPr>
-        <w:t>软件结构化设计</w:t>
+          <w:lang w:val="en-US" w:eastAsia="zh-CN"/>
+        </w:rPr>
+        <w:t>反馈</w:t>
+      </w:r>
+    </w:p>
+    <w:p>
+      <w:pPr>
+        <w:bidi w:val="0"/>
+        <w:ind w:firstLine="420" w:firstLineChars="0"/>
+        <w:rPr>
+          <w:rFonts w:hint="default"/>
+          <w:lang w:val="en-US" w:eastAsia="zh-CN"/>
+        </w:rPr>
+      </w:pPr>
+      <w:r>
+        <w:rPr>
+          <w:rFonts w:hint="default"/>
+          <w:lang w:val="en-US" w:eastAsia="zh-CN"/>
+        </w:rPr>
+        <w:t>构件模型</w:t>
+      </w:r>
+      <w:r>
+        <w:rPr>
+          <w:rFonts w:hint="eastAsia"/>
+          <w:lang w:val="en-US" w:eastAsia="zh-CN"/>
+        </w:rPr>
+        <w:t>:重用，</w:t>
+      </w:r>
+      <w:r>
+        <w:rPr>
+          <w:rFonts w:hint="default"/>
+          <w:lang w:val="en-US" w:eastAsia="zh-CN"/>
+        </w:rPr>
+        <w:t>提高软件可靠性和易维护性</w:t>
+      </w:r>
+    </w:p>
+    <w:p>
+      <w:pPr>
+        <w:bidi w:val="0"/>
+        <w:ind w:firstLine="420" w:firstLineChars="0"/>
+        <w:rPr>
+          <w:rFonts w:hint="default"/>
+          <w:lang w:val="en-US" w:eastAsia="zh-CN"/>
+        </w:rPr>
+      </w:pPr>
+      <w:r>
+        <w:rPr>
+          <w:rFonts w:hint="default"/>
+          <w:lang w:val="en-US" w:eastAsia="zh-CN"/>
+        </w:rPr>
+        <w:t>喷泉模型</w:t>
+      </w:r>
+      <w:r>
+        <w:rPr>
+          <w:rFonts w:hint="eastAsia"/>
+          <w:lang w:val="en-US" w:eastAsia="zh-CN"/>
+        </w:rPr>
+        <w:t>：用户需求为动力，面向对象开发</w:t>
+      </w:r>
+    </w:p>
+    <w:p>
+      <w:pPr>
+        <w:bidi w:val="0"/>
+        <w:ind w:firstLine="420" w:firstLineChars="0"/>
+        <w:rPr>
+          <w:rFonts w:hint="default" w:eastAsiaTheme="minorEastAsia"/>
+          <w:lang w:val="en-US" w:eastAsia="zh-CN"/>
+        </w:rPr>
+      </w:pPr>
+      <w:r>
+        <w:t>快速应用开发</w:t>
       </w:r>
       <w:r>
         <w:rPr>
@@ -4998,10 +4832,7 @@
         <w:t>：</w:t>
       </w:r>
       <w:r>
-        <w:rPr>
-          <w:rFonts w:hint="eastAsia"/>
-        </w:rPr>
-        <w:t>架构设计、接口设计、数据设计和过程设计。面向数据流</w:t>
+        <w:t>模块化程度高</w:t>
       </w:r>
       <w:r>
         <w:rPr>
@@ -5010,56 +4841,258 @@
         </w:rPr>
         <w:t>，</w:t>
       </w:r>
+      <w:r>
+        <w:rPr>
+          <w:rFonts w:hint="eastAsia"/>
+          <w:lang w:val="en-US" w:eastAsia="zh-CN"/>
+        </w:rPr>
+        <w:t>基于构件</w:t>
+      </w:r>
+    </w:p>
+    <w:p>
+      <w:pPr>
+        <w:bidi w:val="0"/>
+        <w:ind w:firstLine="420" w:firstLineChars="0"/>
+        <w:rPr>
+          <w:rFonts w:hint="default"/>
+          <w:lang w:val="en-US" w:eastAsia="zh-CN"/>
+        </w:rPr>
+      </w:pPr>
+      <w:r>
+        <w:rPr>
+          <w:rFonts w:hint="eastAsia"/>
+          <w:lang w:val="en-US" w:eastAsia="zh-CN"/>
+        </w:rPr>
+        <w:t>W模型:开发和测试同时进行</w:t>
+      </w:r>
+    </w:p>
+    <w:p>
+      <w:pPr>
+        <w:bidi w:val="0"/>
+        <w:ind w:firstLine="420" w:firstLineChars="0"/>
+        <w:rPr>
+          <w:rFonts w:hint="default"/>
+          <w:lang w:val="en-US" w:eastAsia="zh-CN"/>
+        </w:rPr>
+      </w:pPr>
+      <w:r>
+        <w:rPr>
+          <w:rFonts w:hint="eastAsia"/>
+          <w:lang w:val="en-US" w:eastAsia="zh-CN"/>
+        </w:rPr>
+        <w:t>形式化方法：基于数学，难以应用</w:t>
+      </w:r>
+    </w:p>
+    <w:p>
+      <w:pPr>
+        <w:bidi w:val="0"/>
+        <w:ind w:firstLine="420" w:firstLineChars="0"/>
+        <w:rPr>
+          <w:rFonts w:hint="default"/>
+          <w:lang w:val="en-US" w:eastAsia="zh-CN"/>
+        </w:rPr>
+      </w:pPr>
+      <w:r>
+        <w:rPr>
+          <w:rFonts w:hint="default"/>
+          <w:lang w:val="en-US" w:eastAsia="zh-CN"/>
+        </w:rPr>
+        <w:t>敏捷开发</w:t>
+      </w:r>
+      <w:r>
+        <w:rPr>
+          <w:rFonts w:hint="eastAsia"/>
+          <w:lang w:val="en-US" w:eastAsia="zh-CN"/>
+        </w:rPr>
+        <w:t>:</w:t>
+      </w:r>
+      <w:r>
+        <w:rPr>
+          <w:rFonts w:hint="default"/>
+          <w:lang w:val="en-US" w:eastAsia="zh-CN"/>
+        </w:rPr>
+        <w:t>是适应性</w:t>
+      </w:r>
+      <w:r>
+        <w:rPr>
+          <w:rFonts w:hint="eastAsia"/>
+          <w:lang w:val="en-US" w:eastAsia="zh-CN"/>
+        </w:rPr>
+        <w:t>的，以人为中心，</w:t>
+      </w:r>
+      <w:r>
+        <w:rPr>
+          <w:rFonts w:hint="default"/>
+          <w:lang w:val="en-US" w:eastAsia="zh-CN"/>
+        </w:rPr>
+        <w:t>原型</w:t>
+      </w:r>
+      <w:r>
+        <w:rPr>
+          <w:rFonts w:hint="eastAsia"/>
+          <w:lang w:val="en-US" w:eastAsia="zh-CN"/>
+        </w:rPr>
+        <w:t>模型为</w:t>
+      </w:r>
+      <w:r>
+        <w:rPr>
+          <w:rFonts w:hint="default"/>
+          <w:lang w:val="en-US" w:eastAsia="zh-CN"/>
+        </w:rPr>
+        <w:t>基础，增量式开发</w:t>
+      </w:r>
+    </w:p>
+    <w:p>
+      <w:pPr>
+        <w:bidi w:val="0"/>
+        <w:ind w:left="420" w:leftChars="0" w:firstLine="420" w:firstLineChars="0"/>
+        <w:rPr>
+          <w:rFonts w:hint="default"/>
+          <w:lang w:val="en-US" w:eastAsia="zh-CN"/>
+        </w:rPr>
+      </w:pPr>
+      <w:r>
+        <w:rPr>
+          <w:rFonts w:hint="eastAsia"/>
+          <w:lang w:val="en-US" w:eastAsia="zh-CN"/>
+        </w:rPr>
+        <w:t>极限编程：交流，朴素，反馈，勇气</w:t>
+      </w:r>
+    </w:p>
+    <w:p>
+      <w:pPr>
+        <w:bidi w:val="0"/>
+        <w:ind w:left="420" w:leftChars="0" w:firstLine="420" w:firstLineChars="0"/>
+        <w:rPr>
+          <w:rFonts w:hint="eastAsia"/>
+          <w:lang w:val="en-US" w:eastAsia="zh-CN"/>
+        </w:rPr>
+      </w:pPr>
+      <w:r>
+        <w:rPr>
+          <w:rFonts w:hint="eastAsia"/>
+          <w:lang w:val="en-US" w:eastAsia="zh-CN"/>
+        </w:rPr>
+        <w:t>水晶法：以人为中心</w:t>
+      </w:r>
+    </w:p>
+    <w:p>
+      <w:pPr>
+        <w:bidi w:val="0"/>
+        <w:ind w:left="420" w:leftChars="0" w:firstLine="420" w:firstLineChars="0"/>
+        <w:rPr>
+          <w:rFonts w:hint="default"/>
+          <w:lang w:val="en-US" w:eastAsia="zh-CN"/>
+        </w:rPr>
+      </w:pPr>
+      <w:r>
+        <w:rPr>
+          <w:rFonts w:hint="eastAsia"/>
+          <w:lang w:val="en-US" w:eastAsia="zh-CN"/>
+        </w:rPr>
+        <w:t>并列争球法：增量迭代，按需求优先级实现</w:t>
+      </w:r>
+    </w:p>
+    <w:p>
+      <w:pPr>
+        <w:bidi w:val="0"/>
+        <w:ind w:left="420" w:leftChars="0" w:firstLine="420" w:firstLineChars="0"/>
+        <w:rPr>
+          <w:rFonts w:hint="eastAsia"/>
+          <w:lang w:val="en-US" w:eastAsia="zh-CN"/>
+        </w:rPr>
+      </w:pPr>
+      <w:r>
+        <w:rPr>
+          <w:rFonts w:hint="eastAsia"/>
+          <w:lang w:val="en-US" w:eastAsia="zh-CN"/>
+        </w:rPr>
+        <w:t>特征驱动：人，过程，技术</w:t>
+      </w:r>
+    </w:p>
+    <w:p>
+      <w:pPr>
+        <w:ind w:firstLine="0" w:firstLineChars="0"/>
+        <w:rPr>
+          <w:rFonts w:hint="eastAsia"/>
+          <w:lang w:val="en-US" w:eastAsia="zh-CN"/>
+        </w:rPr>
+      </w:pPr>
+    </w:p>
+    <w:p>
+      <w:pPr>
+        <w:rPr>
+          <w:rFonts w:hint="eastAsia"/>
+        </w:rPr>
+      </w:pPr>
       <w:r>
         <w:rPr>
           <w:rFonts w:hint="eastAsia"/>
           <w:b/>
           <w:bCs/>
         </w:rPr>
-        <w:t>自顶而下</w:t>
-      </w:r>
-      <w:r>
-        <w:rPr>
-          <w:rFonts w:hint="eastAsia"/>
-        </w:rPr>
-        <w:t>、模块化的过程。</w:t>
-      </w:r>
-    </w:p>
-    <w:p>
-      <w:pPr>
+        <w:t>软件结构化设计</w:t>
+      </w:r>
+      <w:r>
+        <w:rPr>
+          <w:rFonts w:hint="eastAsia"/>
+          <w:lang w:eastAsia="zh-CN"/>
+        </w:rPr>
+        <w:t>：</w:t>
+      </w:r>
+      <w:r>
+        <w:rPr>
+          <w:rFonts w:hint="eastAsia"/>
+        </w:rPr>
+        <w:t>架构设计、接口设计、数据设计和过程设计。面向数据流</w:t>
+      </w:r>
+      <w:r>
+        <w:rPr>
+          <w:rFonts w:hint="eastAsia"/>
+          <w:lang w:eastAsia="zh-CN"/>
+        </w:rPr>
+        <w:t>，</w:t>
+      </w:r>
+      <w:r>
         <w:rPr>
           <w:rFonts w:hint="eastAsia"/>
           <w:b/>
           <w:bCs/>
-          <w:lang w:val="en-US" w:eastAsia="zh-CN"/>
-        </w:rPr>
-      </w:pPr>
-      <w:r>
-        <w:rPr>
-          <w:rFonts w:hint="eastAsia"/>
-          <w:lang w:val="en-US" w:eastAsia="zh-CN"/>
-        </w:rPr>
-        <w:t>面向对象设计：</w:t>
-      </w:r>
-      <w:r>
+        </w:rPr>
+        <w:t>自顶而下</w:t>
+      </w:r>
+      <w:r>
+        <w:rPr>
+          <w:rFonts w:hint="eastAsia"/>
+        </w:rPr>
+        <w:t>、模块化的过程。</w:t>
+      </w:r>
+    </w:p>
+    <w:p>
+      <w:pPr>
         <w:rPr>
           <w:rFonts w:hint="eastAsia"/>
           <w:b/>
           <w:bCs/>
           <w:lang w:val="en-US" w:eastAsia="zh-CN"/>
         </w:rPr>
-        <w:t>自底向上</w:t>
-      </w:r>
-    </w:p>
-    <w:p>
-      <w:pPr>
+      </w:pPr>
+      <w:r>
+        <w:rPr>
+          <w:rFonts w:hint="eastAsia"/>
+          <w:lang w:val="en-US" w:eastAsia="zh-CN"/>
+        </w:rPr>
+        <w:t>面向对象设计：</w:t>
+      </w:r>
+      <w:r>
         <w:rPr>
           <w:rFonts w:hint="eastAsia"/>
           <w:b/>
           <w:bCs/>
           <w:lang w:val="en-US" w:eastAsia="zh-CN"/>
         </w:rPr>
-      </w:pPr>
+        <w:t>自底向上</w:t>
+      </w:r>
     </w:p>
     <w:p>
       <w:pPr>
@@ -5075,713 +5108,723 @@
       <w:pPr>
         <w:rPr>
           <w:rFonts w:hint="eastAsia"/>
-          <w:lang w:val="en-US" w:eastAsia="zh-CN"/>
-        </w:rPr>
-      </w:pPr>
-      <w:r>
-        <w:rPr>
-          <w:rFonts w:hint="eastAsia"/>
-          <w:lang w:val="en-US" w:eastAsia="zh-CN"/>
-        </w:rPr>
-        <w:t>数据模型(ER图)</w:t>
-      </w:r>
-    </w:p>
-    <w:p>
-      <w:pPr>
-        <w:rPr>
-          <w:rFonts w:hint="eastAsia"/>
-          <w:lang w:val="en-US" w:eastAsia="zh-CN"/>
-        </w:rPr>
-      </w:pPr>
-      <w:r>
-        <w:rPr>
-          <w:rFonts w:hint="eastAsia"/>
-          <w:lang w:val="en-US" w:eastAsia="zh-CN"/>
-        </w:rPr>
-        <w:t>功能模型(DFD)</w:t>
-      </w:r>
-    </w:p>
-    <w:p>
-      <w:pPr>
-        <w:rPr>
-          <w:rFonts w:hint="default"/>
-          <w:lang w:val="en-US" w:eastAsia="zh-CN"/>
-        </w:rPr>
-      </w:pPr>
-      <w:r>
-        <w:rPr>
-          <w:rFonts w:hint="eastAsia"/>
-          <w:lang w:val="en-US" w:eastAsia="zh-CN"/>
-        </w:rPr>
-        <w:t>行为模型(状态转换图)</w:t>
-      </w:r>
-    </w:p>
-    <w:p>
-      <w:pPr>
-        <w:ind w:firstLine="0" w:firstLineChars="0"/>
-        <w:rPr>
-          <w:rFonts w:hint="eastAsia"/>
-          <w:lang w:val="en-US" w:eastAsia="zh-CN"/>
-        </w:rPr>
-      </w:pPr>
-    </w:p>
-    <w:p>
-      <w:pPr>
-        <w:ind w:firstLine="0" w:firstLineChars="0"/>
-        <w:rPr>
-          <w:rFonts w:hint="eastAsia"/>
-          <w:lang w:val="en-US" w:eastAsia="zh-CN"/>
-        </w:rPr>
-      </w:pPr>
-      <w:r>
-        <w:rPr>
-          <w:rFonts w:hint="eastAsia"/>
-          <w:lang w:val="en-US" w:eastAsia="zh-CN"/>
-        </w:rPr>
-        <w:t>净室软件：基于函数和抽样理论，开发前解决缺陷，一次成功</w:t>
-      </w:r>
-    </w:p>
-    <w:p>
-      <w:pPr>
-        <w:ind w:firstLine="0" w:firstLineChars="0"/>
-        <w:rPr>
-          <w:rFonts w:hint="eastAsia"/>
-          <w:lang w:val="en-US" w:eastAsia="zh-CN"/>
-        </w:rPr>
-      </w:pPr>
-    </w:p>
-    <w:p>
-      <w:pPr>
-        <w:ind w:firstLine="0" w:firstLineChars="0"/>
-        <w:rPr>
-          <w:rFonts w:hint="eastAsia"/>
-          <w:lang w:val="en-US" w:eastAsia="zh-CN"/>
-        </w:rPr>
-      </w:pPr>
-      <w:r>
-        <w:rPr>
-          <w:rFonts w:hint="eastAsia"/>
-          <w:lang w:val="en-US" w:eastAsia="zh-CN"/>
-        </w:rPr>
-        <w:t>关键成功因素法：对关键成功因素识别，性能指标识别，确定系统开发的优先次序</w:t>
-      </w:r>
-    </w:p>
-    <w:p>
-      <w:pPr>
-        <w:ind w:firstLine="0" w:firstLineChars="0"/>
-        <w:rPr>
-          <w:rFonts w:hint="default"/>
-          <w:lang w:val="en-US" w:eastAsia="zh-CN"/>
-        </w:rPr>
-      </w:pPr>
-    </w:p>
-    <w:p>
-      <w:pPr>
-        <w:ind w:firstLine="0" w:firstLineChars="0"/>
-        <w:rPr>
-          <w:rFonts w:hint="eastAsia"/>
-          <w:lang w:val="en-US" w:eastAsia="zh-CN"/>
-        </w:rPr>
-      </w:pPr>
-      <w:r>
-        <w:rPr>
-          <w:rFonts w:hint="eastAsia"/>
-          <w:lang w:val="en-US" w:eastAsia="zh-CN"/>
-        </w:rPr>
-        <w:t>需求跟踪</w:t>
-      </w:r>
-    </w:p>
-    <w:p>
-      <w:pPr>
-        <w:ind w:firstLine="420" w:firstLineChars="0"/>
-        <w:rPr>
-          <w:rFonts w:hint="default"/>
-          <w:lang w:val="en-US" w:eastAsia="zh-CN"/>
-        </w:rPr>
-      </w:pPr>
-      <w:r>
-        <w:rPr>
-          <w:rFonts w:hint="eastAsia"/>
-          <w:lang w:val="en-US" w:eastAsia="zh-CN"/>
-        </w:rPr>
-        <w:t>正向跟踪:从需求上找根因</w:t>
-      </w:r>
-    </w:p>
-    <w:p>
-      <w:pPr>
-        <w:ind w:firstLine="420" w:firstLineChars="0"/>
-        <w:rPr>
-          <w:rFonts w:hint="eastAsia"/>
-          <w:lang w:val="en-US" w:eastAsia="zh-CN"/>
-        </w:rPr>
-      </w:pPr>
-      <w:r>
-        <w:rPr>
-          <w:rFonts w:hint="eastAsia"/>
-          <w:lang w:val="en-US" w:eastAsia="zh-CN"/>
-        </w:rPr>
-        <w:t>逆向跟踪：从代码推理需求</w:t>
-      </w:r>
-    </w:p>
-    <w:p>
-      <w:pPr>
-        <w:ind w:firstLine="0" w:firstLineChars="0"/>
-        <w:rPr>
-          <w:rFonts w:hint="default"/>
-          <w:lang w:val="en-US" w:eastAsia="zh-CN"/>
-        </w:rPr>
-      </w:pPr>
-    </w:p>
-    <w:p>
-      <w:pPr>
-        <w:ind w:firstLine="0" w:firstLineChars="0"/>
-        <w:rPr>
-          <w:rFonts w:hint="eastAsia"/>
-          <w:lang w:val="en-US" w:eastAsia="zh-CN"/>
-        </w:rPr>
-      </w:pPr>
-      <w:r>
-        <w:rPr>
-          <w:rFonts w:hint="eastAsia"/>
-          <w:lang w:val="en-US" w:eastAsia="zh-CN"/>
-        </w:rPr>
-        <w:t>用例图</w:t>
-      </w:r>
-    </w:p>
-    <w:p>
-      <w:pPr>
-        <w:ind w:firstLine="420" w:firstLineChars="0"/>
-        <w:rPr>
-          <w:rFonts w:hint="eastAsia"/>
-          <w:lang w:val="en-US" w:eastAsia="zh-CN"/>
-        </w:rPr>
-      </w:pPr>
-      <w:r>
-        <w:rPr>
-          <w:rFonts w:hint="eastAsia"/>
-          <w:lang w:val="en-US" w:eastAsia="zh-CN"/>
-        </w:rPr>
-        <w:t>参与者：</w:t>
-      </w:r>
-    </w:p>
-    <w:p>
-      <w:pPr>
-        <w:ind w:left="420" w:leftChars="0" w:firstLine="420" w:firstLineChars="0"/>
-        <w:rPr>
-          <w:rFonts w:hint="eastAsia"/>
-          <w:lang w:val="en-US" w:eastAsia="zh-CN"/>
-        </w:rPr>
-      </w:pPr>
-      <w:r>
-        <w:rPr>
-          <w:rFonts w:hint="eastAsia"/>
-          <w:lang w:val="en-US" w:eastAsia="zh-CN"/>
-        </w:rPr>
-        <w:t>关联关系：参与者A和用例B关联</w:t>
-      </w:r>
-    </w:p>
-    <w:p>
-      <w:pPr>
-        <w:ind w:left="420" w:leftChars="0" w:firstLine="420" w:firstLineChars="0"/>
-        <w:rPr>
-          <w:rFonts w:hint="default"/>
-          <w:lang w:val="en-US" w:eastAsia="zh-CN"/>
-        </w:rPr>
-      </w:pPr>
-      <w:r>
-        <w:rPr>
-          <w:rFonts w:hint="eastAsia"/>
-          <w:lang w:val="en-US" w:eastAsia="zh-CN"/>
-        </w:rPr>
-        <w:t>泛化(继承)关系:管理员角色继承用户所有权限</w:t>
-      </w:r>
-    </w:p>
-    <w:p>
-      <w:pPr>
-        <w:ind w:firstLine="420" w:firstLineChars="0"/>
-        <w:rPr>
-          <w:rFonts w:hint="eastAsia"/>
-          <w:lang w:val="en-US" w:eastAsia="zh-CN"/>
-        </w:rPr>
-      </w:pPr>
-      <w:r>
-        <w:rPr>
-          <w:rFonts w:hint="eastAsia"/>
-          <w:lang w:val="en-US" w:eastAsia="zh-CN"/>
-        </w:rPr>
-        <w:t>用例间：</w:t>
-      </w:r>
-    </w:p>
-    <w:p>
-      <w:pPr>
-        <w:ind w:left="420" w:leftChars="0" w:firstLine="420" w:firstLineChars="0"/>
-        <w:rPr>
-          <w:rFonts w:hint="default"/>
-          <w:lang w:val="en-US" w:eastAsia="zh-CN"/>
-        </w:rPr>
-      </w:pPr>
-      <w:r>
-        <w:rPr>
-          <w:rFonts w:hint="eastAsia"/>
-          <w:lang w:val="en-US" w:eastAsia="zh-CN"/>
-        </w:rPr>
-        <w:t>包含关系：A包含B的行为</w:t>
-      </w:r>
-    </w:p>
-    <w:p>
-      <w:pPr>
-        <w:ind w:left="420" w:leftChars="0" w:firstLine="420" w:firstLineChars="0"/>
-        <w:rPr>
-          <w:rFonts w:hint="default"/>
-          <w:lang w:val="en-US" w:eastAsia="zh-CN"/>
-        </w:rPr>
-      </w:pPr>
-      <w:r>
-        <w:rPr>
-          <w:rFonts w:hint="eastAsia"/>
-          <w:lang w:val="en-US" w:eastAsia="zh-CN"/>
-        </w:rPr>
-        <w:t>扩展关系：A比B在行为上有功能的扩展(异常时)</w:t>
-      </w:r>
-    </w:p>
-    <w:p>
-      <w:pPr>
-        <w:ind w:left="420" w:leftChars="0" w:firstLine="420" w:firstLineChars="0"/>
-        <w:rPr>
-          <w:rFonts w:hint="default"/>
-          <w:lang w:val="en-US" w:eastAsia="zh-CN"/>
-        </w:rPr>
-      </w:pPr>
-      <w:bookmarkStart w:id="2" w:name="OLE_LINK3"/>
-      <w:r>
-        <w:rPr>
-          <w:rFonts w:hint="eastAsia"/>
-          <w:lang w:val="en-US" w:eastAsia="zh-CN"/>
-        </w:rPr>
-        <w:t>泛化(继承)关系：A是B的一个子类</w:t>
-      </w:r>
-    </w:p>
-    <w:bookmarkEnd w:id="2"/>
-    <w:p>
-      <w:pPr>
-        <w:rPr>
-          <w:rFonts w:hint="default"/>
-          <w:lang w:val="en-US" w:eastAsia="zh-CN"/>
-        </w:rPr>
-      </w:pPr>
-    </w:p>
-    <w:p>
-      <w:pPr>
-        <w:ind w:firstLine="420" w:firstLineChars="0"/>
-        <w:rPr>
-          <w:rFonts w:hint="default"/>
-          <w:lang w:val="en-US" w:eastAsia="zh-CN"/>
-        </w:rPr>
-      </w:pPr>
-    </w:p>
-    <w:p>
-      <w:pPr>
-        <w:ind w:firstLine="0" w:firstLineChars="0"/>
-        <w:rPr>
-          <w:rFonts w:hint="eastAsia"/>
-          <w:lang w:val="en-US" w:eastAsia="zh-CN"/>
-        </w:rPr>
-      </w:pPr>
-      <w:r>
-        <w:rPr>
-          <w:rFonts w:hint="eastAsia"/>
-          <w:lang w:val="en-US" w:eastAsia="zh-CN"/>
-        </w:rPr>
-        <w:t>时期的维度：开发期质量属性，运行期质量属性</w:t>
-      </w:r>
-    </w:p>
-    <w:p>
-      <w:pPr>
-        <w:ind w:firstLine="420" w:firstLineChars="0"/>
-        <w:rPr>
-          <w:rFonts w:hint="default"/>
-          <w:lang w:val="en-US" w:eastAsia="zh-CN"/>
-        </w:rPr>
-      </w:pPr>
-    </w:p>
-    <w:p>
-      <w:pPr>
-        <w:ind w:firstLine="0" w:firstLineChars="0"/>
-        <w:rPr>
-          <w:rFonts w:hint="eastAsia"/>
-          <w:lang w:val="en-US" w:eastAsia="zh-CN"/>
-        </w:rPr>
-      </w:pPr>
-      <w:r>
-        <w:rPr>
-          <w:rFonts w:hint="eastAsia"/>
-          <w:lang w:val="en-US" w:eastAsia="zh-CN"/>
-        </w:rPr>
-        <w:t>架构评估中的质量属性：</w:t>
-      </w:r>
-    </w:p>
-    <w:p>
-      <w:pPr>
-        <w:ind w:firstLine="0" w:firstLineChars="0"/>
-        <w:rPr>
-          <w:rFonts w:hint="default"/>
-          <w:lang w:val="en-US" w:eastAsia="zh-CN"/>
-        </w:rPr>
-      </w:pPr>
-      <w:r>
-        <w:rPr>
-          <w:rFonts w:hint="eastAsia"/>
-          <w:lang w:val="en-US" w:eastAsia="zh-CN"/>
-        </w:rPr>
-        <w:t>性能：给定时间内处理任务的效率</w:t>
-      </w:r>
-    </w:p>
-    <w:p>
-      <w:pPr>
-        <w:ind w:firstLine="0" w:firstLineChars="0"/>
-        <w:rPr>
-          <w:rFonts w:hint="default"/>
-          <w:lang w:val="en-US" w:eastAsia="zh-CN"/>
-        </w:rPr>
-      </w:pPr>
-      <w:r>
-        <w:rPr>
-          <w:rFonts w:hint="eastAsia"/>
-          <w:lang w:val="en-US" w:eastAsia="zh-CN"/>
-        </w:rPr>
-        <w:t>可靠性：能连续提供服正常服务(多久坏一次)</w:t>
-      </w:r>
-    </w:p>
-    <w:p>
-      <w:pPr>
-        <w:ind w:firstLine="0" w:firstLineChars="0"/>
-        <w:rPr>
-          <w:rFonts w:hint="default"/>
-          <w:lang w:val="en-US" w:eastAsia="zh-CN"/>
-        </w:rPr>
-      </w:pPr>
-      <w:r>
-        <w:rPr>
-          <w:rFonts w:hint="eastAsia"/>
-          <w:lang w:val="en-US" w:eastAsia="zh-CN"/>
-        </w:rPr>
-        <w:t>可用性：(允许宕机多久，多久内修复，心跳机制)</w:t>
-      </w:r>
-    </w:p>
-    <w:p>
-      <w:pPr>
-        <w:ind w:firstLine="0" w:firstLineChars="0"/>
-        <w:rPr>
-          <w:rFonts w:hint="default"/>
-          <w:lang w:val="en-US" w:eastAsia="zh-CN"/>
-        </w:rPr>
-      </w:pPr>
-      <w:r>
-        <w:rPr>
-          <w:rFonts w:hint="eastAsia"/>
-          <w:lang w:val="en-US" w:eastAsia="zh-CN"/>
-        </w:rPr>
-        <w:t>安全性：审计，非法修改数据，破坏系统</w:t>
-      </w:r>
-    </w:p>
-    <w:p>
-      <w:pPr>
-        <w:ind w:firstLine="0" w:firstLineChars="0"/>
-        <w:rPr>
-          <w:rFonts w:hint="default"/>
-          <w:lang w:val="en-US" w:eastAsia="zh-CN"/>
-        </w:rPr>
-      </w:pPr>
-      <w:r>
-        <w:rPr>
-          <w:rFonts w:hint="eastAsia"/>
-          <w:lang w:val="en-US" w:eastAsia="zh-CN"/>
-        </w:rPr>
-        <w:t>可修改性：改变系统的成本(时间，人力，资金)</w:t>
-      </w:r>
-    </w:p>
-    <w:p>
-      <w:pPr>
-        <w:ind w:firstLine="0" w:firstLineChars="0"/>
-        <w:rPr>
-          <w:rFonts w:hint="default"/>
-          <w:lang w:val="en-US" w:eastAsia="zh-CN"/>
-        </w:rPr>
-      </w:pPr>
-      <w:r>
-        <w:rPr>
-          <w:rFonts w:hint="eastAsia"/>
-          <w:lang w:val="en-US" w:eastAsia="zh-CN"/>
-        </w:rPr>
-        <w:t>功能性：满足用户的需求</w:t>
-      </w:r>
-    </w:p>
-    <w:p>
-      <w:pPr>
-        <w:ind w:firstLine="0" w:firstLineChars="0"/>
-        <w:rPr>
-          <w:rFonts w:hint="default"/>
-          <w:lang w:val="en-US" w:eastAsia="zh-CN"/>
-        </w:rPr>
-      </w:pPr>
-      <w:r>
-        <w:rPr>
-          <w:rFonts w:hint="eastAsia"/>
-          <w:lang w:val="en-US" w:eastAsia="zh-CN"/>
-        </w:rPr>
-        <w:t>可变性：通过配置即可满足不同用户</w:t>
-      </w:r>
-    </w:p>
-    <w:p>
-      <w:pPr>
-        <w:ind w:firstLine="0" w:firstLineChars="0"/>
-        <w:rPr>
-          <w:rFonts w:hint="eastAsia"/>
-          <w:lang w:val="en-US" w:eastAsia="zh-CN"/>
-        </w:rPr>
-      </w:pPr>
-      <w:r>
-        <w:rPr>
-          <w:rFonts w:hint="eastAsia"/>
-          <w:lang w:val="en-US" w:eastAsia="zh-CN"/>
-        </w:rPr>
-        <w:t>互操作性:和其他的系统/服务的接口进行交互</w:t>
-      </w:r>
-    </w:p>
-    <w:p>
-      <w:pPr>
-        <w:ind w:firstLine="0" w:firstLineChars="0"/>
-        <w:rPr>
-          <w:rFonts w:hint="default"/>
-          <w:lang w:val="en-US" w:eastAsia="zh-CN"/>
-        </w:rPr>
-      </w:pPr>
-      <w:r>
-        <w:rPr>
-          <w:rFonts w:hint="eastAsia"/>
-          <w:lang w:val="en-US" w:eastAsia="zh-CN"/>
-        </w:rPr>
-        <w:t>易用性：</w:t>
-      </w:r>
-    </w:p>
-    <w:p>
-      <w:pPr>
-        <w:ind w:firstLine="420" w:firstLineChars="0"/>
-        <w:rPr>
-          <w:rFonts w:hint="eastAsia"/>
-          <w:lang w:val="en-US" w:eastAsia="zh-CN"/>
-        </w:rPr>
-      </w:pPr>
-    </w:p>
-    <w:p>
-      <w:pPr>
-        <w:ind w:firstLine="0" w:firstLineChars="0"/>
-        <w:rPr>
-          <w:rFonts w:hint="eastAsia"/>
-          <w:lang w:val="en-US" w:eastAsia="zh-CN"/>
-        </w:rPr>
-      </w:pPr>
-    </w:p>
-    <w:p>
-      <w:pPr>
-        <w:ind w:firstLine="0" w:firstLineChars="0"/>
-        <w:rPr>
-          <w:rFonts w:hint="eastAsia"/>
-          <w:lang w:val="en-US" w:eastAsia="zh-CN"/>
-        </w:rPr>
-      </w:pPr>
-      <w:r>
-        <w:rPr>
-          <w:rFonts w:hint="eastAsia"/>
-          <w:lang w:val="en-US" w:eastAsia="zh-CN"/>
-        </w:rPr>
-        <w:t>设计模式</w:t>
-      </w:r>
-    </w:p>
-    <w:p>
-      <w:pPr>
-        <w:ind w:firstLine="420" w:firstLineChars="0"/>
-        <w:rPr>
-          <w:rFonts w:hint="eastAsia"/>
-          <w:lang w:val="en-US" w:eastAsia="zh-CN"/>
-        </w:rPr>
-      </w:pPr>
-      <w:r>
-        <w:rPr>
-          <w:rFonts w:hint="eastAsia"/>
-          <w:lang w:val="en-US" w:eastAsia="zh-CN"/>
-        </w:rPr>
-        <w:t>创建型：</w:t>
-      </w:r>
-    </w:p>
-    <w:p>
-      <w:pPr>
-        <w:ind w:left="420" w:leftChars="0" w:firstLine="420" w:firstLineChars="0"/>
-        <w:rPr>
-          <w:rFonts w:hint="eastAsia"/>
-          <w:lang w:val="en-US" w:eastAsia="zh-CN"/>
-        </w:rPr>
-      </w:pPr>
-      <w:r>
-        <w:rPr>
-          <w:rFonts w:hint="eastAsia"/>
-          <w:lang w:val="en-US" w:eastAsia="zh-CN"/>
-        </w:rPr>
-        <w:t>单例，</w:t>
-      </w:r>
-    </w:p>
-    <w:p>
-      <w:pPr>
-        <w:ind w:left="420" w:leftChars="0" w:firstLine="420" w:firstLineChars="0"/>
-        <w:rPr>
-          <w:rFonts w:hint="eastAsia"/>
-          <w:lang w:val="en-US" w:eastAsia="zh-CN"/>
-        </w:rPr>
-      </w:pPr>
-      <w:r>
-        <w:rPr>
-          <w:rFonts w:hint="eastAsia"/>
-          <w:lang w:val="en-US" w:eastAsia="zh-CN"/>
-        </w:rPr>
-        <w:t>原型(在不明确细节的情况下创建对象)，</w:t>
-      </w:r>
-    </w:p>
-    <w:p>
-      <w:pPr>
-        <w:ind w:left="420" w:leftChars="0" w:firstLine="420" w:firstLineChars="0"/>
-        <w:rPr>
-          <w:rFonts w:hint="eastAsia"/>
-          <w:lang w:val="en-US" w:eastAsia="zh-CN"/>
-        </w:rPr>
-      </w:pPr>
-      <w:r>
-        <w:rPr>
-          <w:rFonts w:hint="eastAsia"/>
-          <w:lang w:val="en-US" w:eastAsia="zh-CN"/>
-        </w:rPr>
-        <w:t>工厂方法，</w:t>
-      </w:r>
-    </w:p>
-    <w:p>
-      <w:pPr>
-        <w:ind w:left="420" w:leftChars="0" w:firstLine="420" w:firstLineChars="0"/>
-        <w:rPr>
-          <w:rFonts w:hint="eastAsia"/>
-          <w:lang w:val="en-US" w:eastAsia="zh-CN"/>
-        </w:rPr>
-      </w:pPr>
-      <w:r>
-        <w:rPr>
-          <w:rFonts w:hint="eastAsia"/>
-          <w:lang w:val="en-US" w:eastAsia="zh-CN"/>
-        </w:rPr>
-        <w:t>抽象工厂，</w:t>
-      </w:r>
-    </w:p>
-    <w:p>
-      <w:pPr>
-        <w:ind w:left="420" w:leftChars="0" w:firstLine="420" w:firstLineChars="0"/>
-        <w:rPr>
-          <w:rFonts w:hint="default"/>
-          <w:lang w:val="en-US" w:eastAsia="zh-CN"/>
-        </w:rPr>
-      </w:pPr>
-      <w:r>
-        <w:rPr>
-          <w:rFonts w:hint="eastAsia"/>
-          <w:lang w:val="en-US" w:eastAsia="zh-CN"/>
-        </w:rPr>
-        <w:t>建造者(构建与表示分离)</w:t>
-      </w:r>
-    </w:p>
-    <w:p>
-      <w:pPr>
-        <w:ind w:firstLine="420" w:firstLineChars="0"/>
-        <w:rPr>
-          <w:rFonts w:hint="eastAsia"/>
-          <w:lang w:val="en-US" w:eastAsia="zh-CN"/>
-        </w:rPr>
-      </w:pPr>
-      <w:r>
-        <w:rPr>
-          <w:rFonts w:hint="eastAsia"/>
-          <w:lang w:val="en-US" w:eastAsia="zh-CN"/>
-        </w:rPr>
-        <w:t>结构型：桥接(抽象和实现分离)，适配器，组合，</w:t>
-      </w:r>
-    </w:p>
-    <w:p>
-      <w:pPr>
-        <w:ind w:left="420" w:leftChars="0" w:firstLine="420" w:firstLineChars="0"/>
-        <w:rPr>
-          <w:rFonts w:hint="eastAsia"/>
-          <w:lang w:val="en-US" w:eastAsia="zh-CN"/>
-        </w:rPr>
-      </w:pPr>
-      <w:r>
-        <w:rPr>
-          <w:rFonts w:hint="eastAsia"/>
-          <w:lang w:val="en-US" w:eastAsia="zh-CN"/>
-        </w:rPr>
-        <w:t>装饰(比继承更灵活)，外观，享元，代理</w:t>
-      </w:r>
-    </w:p>
-    <w:p>
-      <w:pPr>
-        <w:ind w:firstLine="420" w:firstLineChars="0"/>
-        <w:rPr>
-          <w:rFonts w:hint="default"/>
-          <w:lang w:val="en-US" w:eastAsia="zh-CN"/>
-        </w:rPr>
-      </w:pPr>
-      <w:r>
-        <w:rPr>
-          <w:rFonts w:hint="eastAsia"/>
-          <w:lang w:val="en-US" w:eastAsia="zh-CN"/>
-        </w:rPr>
-        <w:t>行为型：命令(将请求封装成独立的对象)</w:t>
-      </w:r>
-    </w:p>
-    <w:p>
-      <w:pPr>
-        <w:ind w:firstLine="0" w:firstLineChars="0"/>
-        <w:rPr>
-          <w:rFonts w:hint="eastAsia"/>
-          <w:lang w:val="en-US" w:eastAsia="zh-CN"/>
-        </w:rPr>
-      </w:pPr>
-    </w:p>
-    <w:p>
-      <w:pPr>
-        <w:ind w:firstLine="0" w:firstLineChars="0"/>
-        <w:rPr>
-          <w:rFonts w:hint="eastAsia"/>
-          <w:lang w:val="en-US" w:eastAsia="zh-CN"/>
-        </w:rPr>
-      </w:pPr>
-    </w:p>
-    <w:p>
-      <w:pPr>
-        <w:ind w:firstLine="0" w:firstLineChars="0"/>
-        <w:rPr>
-          <w:rFonts w:hint="default"/>
-          <w:lang w:val="en-US" w:eastAsia="zh-CN"/>
-        </w:rPr>
-      </w:pPr>
-      <w:r>
-        <w:rPr>
-          <w:rFonts w:hint="eastAsia"/>
-          <w:lang w:val="en-US" w:eastAsia="zh-CN"/>
-        </w:rPr>
-        <w:t>权衡点：影响</w:t>
-      </w:r>
-      <w:r>
-        <w:rPr>
-          <w:rFonts w:hint="eastAsia"/>
           <w:b/>
           <w:bCs/>
           <w:lang w:val="en-US" w:eastAsia="zh-CN"/>
         </w:rPr>
+      </w:pPr>
+    </w:p>
+    <w:p>
+      <w:pPr>
+        <w:rPr>
+          <w:rFonts w:hint="eastAsia"/>
+          <w:lang w:val="en-US" w:eastAsia="zh-CN"/>
+        </w:rPr>
+      </w:pPr>
+      <w:r>
+        <w:rPr>
+          <w:rFonts w:hint="eastAsia"/>
+          <w:lang w:val="en-US" w:eastAsia="zh-CN"/>
+        </w:rPr>
+        <w:t>数据模型(ER图)</w:t>
+      </w:r>
+    </w:p>
+    <w:p>
+      <w:pPr>
+        <w:rPr>
+          <w:rFonts w:hint="eastAsia"/>
+          <w:lang w:val="en-US" w:eastAsia="zh-CN"/>
+        </w:rPr>
+      </w:pPr>
+      <w:r>
+        <w:rPr>
+          <w:rFonts w:hint="eastAsia"/>
+          <w:lang w:val="en-US" w:eastAsia="zh-CN"/>
+        </w:rPr>
+        <w:t>功能模型(DFD)</w:t>
+      </w:r>
+    </w:p>
+    <w:p>
+      <w:pPr>
+        <w:rPr>
+          <w:rFonts w:hint="default"/>
+          <w:lang w:val="en-US" w:eastAsia="zh-CN"/>
+        </w:rPr>
+      </w:pPr>
+      <w:r>
+        <w:rPr>
+          <w:rFonts w:hint="eastAsia"/>
+          <w:lang w:val="en-US" w:eastAsia="zh-CN"/>
+        </w:rPr>
+        <w:t>行为模型(状态转换图)</w:t>
+      </w:r>
+    </w:p>
+    <w:p>
+      <w:pPr>
+        <w:ind w:firstLine="0" w:firstLineChars="0"/>
+        <w:rPr>
+          <w:rFonts w:hint="eastAsia"/>
+          <w:lang w:val="en-US" w:eastAsia="zh-CN"/>
+        </w:rPr>
+      </w:pPr>
+    </w:p>
+    <w:p>
+      <w:pPr>
+        <w:ind w:firstLine="0" w:firstLineChars="0"/>
+        <w:rPr>
+          <w:rFonts w:hint="eastAsia"/>
+          <w:lang w:val="en-US" w:eastAsia="zh-CN"/>
+        </w:rPr>
+      </w:pPr>
+      <w:r>
+        <w:rPr>
+          <w:rFonts w:hint="eastAsia"/>
+          <w:lang w:val="en-US" w:eastAsia="zh-CN"/>
+        </w:rPr>
+        <w:t>净室软件：基于函数和抽样理论，开发前解决缺陷，一次成功</w:t>
+      </w:r>
+    </w:p>
+    <w:p>
+      <w:pPr>
+        <w:ind w:firstLine="0" w:firstLineChars="0"/>
+        <w:rPr>
+          <w:rFonts w:hint="eastAsia"/>
+          <w:lang w:val="en-US" w:eastAsia="zh-CN"/>
+        </w:rPr>
+      </w:pPr>
+    </w:p>
+    <w:p>
+      <w:pPr>
+        <w:ind w:firstLine="0" w:firstLineChars="0"/>
+        <w:rPr>
+          <w:rFonts w:hint="eastAsia"/>
+          <w:lang w:val="en-US" w:eastAsia="zh-CN"/>
+        </w:rPr>
+      </w:pPr>
+      <w:r>
+        <w:rPr>
+          <w:rFonts w:hint="eastAsia"/>
+          <w:lang w:val="en-US" w:eastAsia="zh-CN"/>
+        </w:rPr>
+        <w:t>关键成功因素法：对关键成功因素识别，性能指标识别，确定系统开发的优先次序</w:t>
+      </w:r>
+    </w:p>
+    <w:p>
+      <w:pPr>
+        <w:ind w:firstLine="0" w:firstLineChars="0"/>
+        <w:rPr>
+          <w:rFonts w:hint="default"/>
+          <w:lang w:val="en-US" w:eastAsia="zh-CN"/>
+        </w:rPr>
+      </w:pPr>
+    </w:p>
+    <w:p>
+      <w:pPr>
+        <w:ind w:firstLine="0" w:firstLineChars="0"/>
+        <w:rPr>
+          <w:rFonts w:hint="eastAsia"/>
+          <w:lang w:val="en-US" w:eastAsia="zh-CN"/>
+        </w:rPr>
+      </w:pPr>
+      <w:r>
+        <w:rPr>
+          <w:rFonts w:hint="eastAsia"/>
+          <w:lang w:val="en-US" w:eastAsia="zh-CN"/>
+        </w:rPr>
+        <w:t>需求跟踪</w:t>
+      </w:r>
+    </w:p>
+    <w:p>
+      <w:pPr>
+        <w:ind w:firstLine="420" w:firstLineChars="0"/>
+        <w:rPr>
+          <w:rFonts w:hint="default"/>
+          <w:lang w:val="en-US" w:eastAsia="zh-CN"/>
+        </w:rPr>
+      </w:pPr>
+      <w:r>
+        <w:rPr>
+          <w:rFonts w:hint="eastAsia"/>
+          <w:lang w:val="en-US" w:eastAsia="zh-CN"/>
+        </w:rPr>
+        <w:t>正向跟踪:从需求上找根因</w:t>
+      </w:r>
+    </w:p>
+    <w:p>
+      <w:pPr>
+        <w:ind w:firstLine="420" w:firstLineChars="0"/>
+        <w:rPr>
+          <w:rFonts w:hint="eastAsia"/>
+          <w:lang w:val="en-US" w:eastAsia="zh-CN"/>
+        </w:rPr>
+      </w:pPr>
+      <w:r>
+        <w:rPr>
+          <w:rFonts w:hint="eastAsia"/>
+          <w:lang w:val="en-US" w:eastAsia="zh-CN"/>
+        </w:rPr>
+        <w:t>逆向跟踪：从代码推理需求</w:t>
+      </w:r>
+    </w:p>
+    <w:p>
+      <w:pPr>
+        <w:ind w:firstLine="0" w:firstLineChars="0"/>
+        <w:rPr>
+          <w:rFonts w:hint="default"/>
+          <w:lang w:val="en-US" w:eastAsia="zh-CN"/>
+        </w:rPr>
+      </w:pPr>
+    </w:p>
+    <w:p>
+      <w:pPr>
+        <w:ind w:firstLine="0" w:firstLineChars="0"/>
+        <w:rPr>
+          <w:rFonts w:hint="eastAsia"/>
+          <w:lang w:val="en-US" w:eastAsia="zh-CN"/>
+        </w:rPr>
+      </w:pPr>
+      <w:r>
+        <w:rPr>
+          <w:rFonts w:hint="eastAsia"/>
+          <w:lang w:val="en-US" w:eastAsia="zh-CN"/>
+        </w:rPr>
+        <w:t>用例图</w:t>
+      </w:r>
+    </w:p>
+    <w:p>
+      <w:pPr>
+        <w:ind w:firstLine="420" w:firstLineChars="0"/>
+        <w:rPr>
+          <w:rFonts w:hint="eastAsia"/>
+          <w:lang w:val="en-US" w:eastAsia="zh-CN"/>
+        </w:rPr>
+      </w:pPr>
+      <w:r>
+        <w:rPr>
+          <w:rFonts w:hint="eastAsia"/>
+          <w:lang w:val="en-US" w:eastAsia="zh-CN"/>
+        </w:rPr>
+        <w:t>参与者：</w:t>
+      </w:r>
+    </w:p>
+    <w:p>
+      <w:pPr>
+        <w:ind w:left="420" w:leftChars="0" w:firstLine="420" w:firstLineChars="0"/>
+        <w:rPr>
+          <w:rFonts w:hint="eastAsia"/>
+          <w:lang w:val="en-US" w:eastAsia="zh-CN"/>
+        </w:rPr>
+      </w:pPr>
+      <w:r>
+        <w:rPr>
+          <w:rFonts w:hint="eastAsia"/>
+          <w:lang w:val="en-US" w:eastAsia="zh-CN"/>
+        </w:rPr>
+        <w:t>关联关系：参与者A和用例B关联</w:t>
+      </w:r>
+    </w:p>
+    <w:p>
+      <w:pPr>
+        <w:ind w:left="420" w:leftChars="0" w:firstLine="420" w:firstLineChars="0"/>
+        <w:rPr>
+          <w:rFonts w:hint="default"/>
+          <w:lang w:val="en-US" w:eastAsia="zh-CN"/>
+        </w:rPr>
+      </w:pPr>
+      <w:r>
+        <w:rPr>
+          <w:rFonts w:hint="eastAsia"/>
+          <w:lang w:val="en-US" w:eastAsia="zh-CN"/>
+        </w:rPr>
+        <w:t>泛化(继承)关系:管理员角色继承用户所有权限</w:t>
+      </w:r>
+    </w:p>
+    <w:p>
+      <w:pPr>
+        <w:ind w:firstLine="420" w:firstLineChars="0"/>
+        <w:rPr>
+          <w:rFonts w:hint="eastAsia"/>
+          <w:lang w:val="en-US" w:eastAsia="zh-CN"/>
+        </w:rPr>
+      </w:pPr>
+      <w:r>
+        <w:rPr>
+          <w:rFonts w:hint="eastAsia"/>
+          <w:lang w:val="en-US" w:eastAsia="zh-CN"/>
+        </w:rPr>
+        <w:t>用例间：</w:t>
+      </w:r>
+    </w:p>
+    <w:p>
+      <w:pPr>
+        <w:ind w:left="420" w:leftChars="0" w:firstLine="420" w:firstLineChars="0"/>
+        <w:rPr>
+          <w:rFonts w:hint="default"/>
+          <w:lang w:val="en-US" w:eastAsia="zh-CN"/>
+        </w:rPr>
+      </w:pPr>
+      <w:r>
+        <w:rPr>
+          <w:rFonts w:hint="eastAsia"/>
+          <w:lang w:val="en-US" w:eastAsia="zh-CN"/>
+        </w:rPr>
+        <w:t>包含关系：A包含B的行为</w:t>
+      </w:r>
+    </w:p>
+    <w:p>
+      <w:pPr>
+        <w:ind w:left="420" w:leftChars="0" w:firstLine="420" w:firstLineChars="0"/>
+        <w:rPr>
+          <w:rFonts w:hint="default"/>
+          <w:lang w:val="en-US" w:eastAsia="zh-CN"/>
+        </w:rPr>
+      </w:pPr>
+      <w:r>
+        <w:rPr>
+          <w:rFonts w:hint="eastAsia"/>
+          <w:lang w:val="en-US" w:eastAsia="zh-CN"/>
+        </w:rPr>
+        <w:t>扩展关系：A比B在行为上有功能的扩展(异常时)</w:t>
+      </w:r>
+    </w:p>
+    <w:p>
+      <w:pPr>
+        <w:ind w:left="420" w:leftChars="0" w:firstLine="420" w:firstLineChars="0"/>
+        <w:rPr>
+          <w:rFonts w:hint="default"/>
+          <w:lang w:val="en-US" w:eastAsia="zh-CN"/>
+        </w:rPr>
+      </w:pPr>
+      <w:bookmarkStart w:id="2" w:name="OLE_LINK3"/>
+      <w:r>
+        <w:rPr>
+          <w:rFonts w:hint="eastAsia"/>
+          <w:lang w:val="en-US" w:eastAsia="zh-CN"/>
+        </w:rPr>
+        <w:t>泛化(继承)关系：A是B的一个子类</w:t>
+      </w:r>
+    </w:p>
+    <w:bookmarkEnd w:id="2"/>
+    <w:p>
+      <w:pPr>
+        <w:rPr>
+          <w:rFonts w:hint="default"/>
+          <w:lang w:val="en-US" w:eastAsia="zh-CN"/>
+        </w:rPr>
+      </w:pPr>
+    </w:p>
+    <w:p>
+      <w:pPr>
+        <w:ind w:firstLine="420" w:firstLineChars="0"/>
+        <w:rPr>
+          <w:rFonts w:hint="default"/>
+          <w:lang w:val="en-US" w:eastAsia="zh-CN"/>
+        </w:rPr>
+      </w:pPr>
+    </w:p>
+    <w:p>
+      <w:pPr>
+        <w:ind w:firstLine="0" w:firstLineChars="0"/>
+        <w:rPr>
+          <w:rFonts w:hint="eastAsia"/>
+          <w:lang w:val="en-US" w:eastAsia="zh-CN"/>
+        </w:rPr>
+      </w:pPr>
+      <w:r>
+        <w:rPr>
+          <w:rFonts w:hint="eastAsia"/>
+          <w:lang w:val="en-US" w:eastAsia="zh-CN"/>
+        </w:rPr>
+        <w:t>时期的维度：开发期质量属性，运行期质量属性</w:t>
+      </w:r>
+    </w:p>
+    <w:p>
+      <w:pPr>
+        <w:ind w:firstLine="420" w:firstLineChars="0"/>
+        <w:rPr>
+          <w:rFonts w:hint="default"/>
+          <w:lang w:val="en-US" w:eastAsia="zh-CN"/>
+        </w:rPr>
+      </w:pPr>
+    </w:p>
+    <w:p>
+      <w:pPr>
+        <w:ind w:firstLine="0" w:firstLineChars="0"/>
+        <w:rPr>
+          <w:rFonts w:hint="eastAsia"/>
+          <w:lang w:val="en-US" w:eastAsia="zh-CN"/>
+        </w:rPr>
+      </w:pPr>
+      <w:r>
+        <w:rPr>
+          <w:rFonts w:hint="eastAsia"/>
+          <w:lang w:val="en-US" w:eastAsia="zh-CN"/>
+        </w:rPr>
+        <w:t>架构评估中的质量属性：</w:t>
+      </w:r>
+    </w:p>
+    <w:p>
+      <w:pPr>
+        <w:ind w:firstLine="0" w:firstLineChars="0"/>
+        <w:rPr>
+          <w:rFonts w:hint="default"/>
+          <w:lang w:val="en-US" w:eastAsia="zh-CN"/>
+        </w:rPr>
+      </w:pPr>
+      <w:r>
+        <w:rPr>
+          <w:rFonts w:hint="eastAsia"/>
+          <w:lang w:val="en-US" w:eastAsia="zh-CN"/>
+        </w:rPr>
+        <w:t>性能：给定时间内处理任务的效率</w:t>
+      </w:r>
+    </w:p>
+    <w:p>
+      <w:pPr>
+        <w:ind w:firstLine="0" w:firstLineChars="0"/>
+        <w:rPr>
+          <w:rFonts w:hint="default"/>
+          <w:lang w:val="en-US" w:eastAsia="zh-CN"/>
+        </w:rPr>
+      </w:pPr>
+      <w:r>
+        <w:rPr>
+          <w:rFonts w:hint="eastAsia"/>
+          <w:lang w:val="en-US" w:eastAsia="zh-CN"/>
+        </w:rPr>
+        <w:t>可靠性：能连续提供服正常服务(多久坏一次)</w:t>
+      </w:r>
+    </w:p>
+    <w:p>
+      <w:pPr>
+        <w:ind w:firstLine="0" w:firstLineChars="0"/>
+        <w:rPr>
+          <w:rFonts w:hint="default"/>
+          <w:lang w:val="en-US" w:eastAsia="zh-CN"/>
+        </w:rPr>
+      </w:pPr>
+      <w:r>
+        <w:rPr>
+          <w:rFonts w:hint="eastAsia"/>
+          <w:lang w:val="en-US" w:eastAsia="zh-CN"/>
+        </w:rPr>
+        <w:t>可用性：(允许宕机多久，多久内修复，心跳机制)</w:t>
+      </w:r>
+    </w:p>
+    <w:p>
+      <w:pPr>
+        <w:ind w:firstLine="0" w:firstLineChars="0"/>
+        <w:rPr>
+          <w:rFonts w:hint="default"/>
+          <w:lang w:val="en-US" w:eastAsia="zh-CN"/>
+        </w:rPr>
+      </w:pPr>
+      <w:r>
+        <w:rPr>
+          <w:rFonts w:hint="eastAsia"/>
+          <w:lang w:val="en-US" w:eastAsia="zh-CN"/>
+        </w:rPr>
+        <w:t>安全性：审计，非法修改数据，破坏系统</w:t>
+      </w:r>
+    </w:p>
+    <w:p>
+      <w:pPr>
+        <w:ind w:firstLine="0" w:firstLineChars="0"/>
+        <w:rPr>
+          <w:rFonts w:hint="default"/>
+          <w:lang w:val="en-US" w:eastAsia="zh-CN"/>
+        </w:rPr>
+      </w:pPr>
+      <w:r>
+        <w:rPr>
+          <w:rFonts w:hint="eastAsia"/>
+          <w:lang w:val="en-US" w:eastAsia="zh-CN"/>
+        </w:rPr>
+        <w:t>可修改性：改变系统的成本(时间，人力，资金)</w:t>
+      </w:r>
+    </w:p>
+    <w:p>
+      <w:pPr>
+        <w:ind w:firstLine="0" w:firstLineChars="0"/>
+        <w:rPr>
+          <w:rFonts w:hint="default"/>
+          <w:lang w:val="en-US" w:eastAsia="zh-CN"/>
+        </w:rPr>
+      </w:pPr>
+      <w:r>
+        <w:rPr>
+          <w:rFonts w:hint="eastAsia"/>
+          <w:lang w:val="en-US" w:eastAsia="zh-CN"/>
+        </w:rPr>
+        <w:t>功能性：满足用户的需求</w:t>
+      </w:r>
+    </w:p>
+    <w:p>
+      <w:pPr>
+        <w:ind w:firstLine="0" w:firstLineChars="0"/>
+        <w:rPr>
+          <w:rFonts w:hint="default"/>
+          <w:lang w:val="en-US" w:eastAsia="zh-CN"/>
+        </w:rPr>
+      </w:pPr>
+      <w:r>
+        <w:rPr>
+          <w:rFonts w:hint="eastAsia"/>
+          <w:lang w:val="en-US" w:eastAsia="zh-CN"/>
+        </w:rPr>
+        <w:t>可变性：通过配置即可满足不同用户</w:t>
+      </w:r>
+    </w:p>
+    <w:p>
+      <w:pPr>
+        <w:ind w:firstLine="0" w:firstLineChars="0"/>
+        <w:rPr>
+          <w:rFonts w:hint="eastAsia"/>
+          <w:lang w:val="en-US" w:eastAsia="zh-CN"/>
+        </w:rPr>
+      </w:pPr>
+      <w:r>
+        <w:rPr>
+          <w:rFonts w:hint="eastAsia"/>
+          <w:lang w:val="en-US" w:eastAsia="zh-CN"/>
+        </w:rPr>
+        <w:t>互操作性:和其他的系统/服务的接口进行交互</w:t>
+      </w:r>
+    </w:p>
+    <w:p>
+      <w:pPr>
+        <w:ind w:firstLine="0" w:firstLineChars="0"/>
+        <w:rPr>
+          <w:rFonts w:hint="default"/>
+          <w:lang w:val="en-US" w:eastAsia="zh-CN"/>
+        </w:rPr>
+      </w:pPr>
+      <w:r>
+        <w:rPr>
+          <w:rFonts w:hint="eastAsia"/>
+          <w:lang w:val="en-US" w:eastAsia="zh-CN"/>
+        </w:rPr>
+        <w:t>易用性：</w:t>
+      </w:r>
+    </w:p>
+    <w:p>
+      <w:pPr>
+        <w:ind w:firstLine="420" w:firstLineChars="0"/>
+        <w:rPr>
+          <w:rFonts w:hint="eastAsia"/>
+          <w:lang w:val="en-US" w:eastAsia="zh-CN"/>
+        </w:rPr>
+      </w:pPr>
+    </w:p>
+    <w:p>
+      <w:pPr>
+        <w:ind w:firstLine="0" w:firstLineChars="0"/>
+        <w:rPr>
+          <w:rFonts w:hint="eastAsia"/>
+          <w:lang w:val="en-US" w:eastAsia="zh-CN"/>
+        </w:rPr>
+      </w:pPr>
+    </w:p>
+    <w:p>
+      <w:pPr>
+        <w:ind w:firstLine="0" w:firstLineChars="0"/>
+        <w:rPr>
+          <w:rFonts w:hint="eastAsia"/>
+          <w:lang w:val="en-US" w:eastAsia="zh-CN"/>
+        </w:rPr>
+      </w:pPr>
+      <w:r>
+        <w:rPr>
+          <w:rFonts w:hint="eastAsia"/>
+          <w:lang w:val="en-US" w:eastAsia="zh-CN"/>
+        </w:rPr>
+        <w:t>设计模式</w:t>
+      </w:r>
+    </w:p>
+    <w:p>
+      <w:pPr>
+        <w:ind w:firstLine="420" w:firstLineChars="0"/>
+        <w:rPr>
+          <w:rFonts w:hint="eastAsia"/>
+          <w:lang w:val="en-US" w:eastAsia="zh-CN"/>
+        </w:rPr>
+      </w:pPr>
+      <w:r>
+        <w:rPr>
+          <w:rFonts w:hint="eastAsia"/>
+          <w:lang w:val="en-US" w:eastAsia="zh-CN"/>
+        </w:rPr>
+        <w:t>创建型：</w:t>
+      </w:r>
+    </w:p>
+    <w:p>
+      <w:pPr>
+        <w:ind w:left="420" w:leftChars="0" w:firstLine="420" w:firstLineChars="0"/>
+        <w:rPr>
+          <w:rFonts w:hint="eastAsia"/>
+          <w:lang w:val="en-US" w:eastAsia="zh-CN"/>
+        </w:rPr>
+      </w:pPr>
+      <w:r>
+        <w:rPr>
+          <w:rFonts w:hint="eastAsia"/>
+          <w:lang w:val="en-US" w:eastAsia="zh-CN"/>
+        </w:rPr>
+        <w:t>单例，</w:t>
+      </w:r>
+    </w:p>
+    <w:p>
+      <w:pPr>
+        <w:ind w:left="420" w:leftChars="0" w:firstLine="420" w:firstLineChars="0"/>
+        <w:rPr>
+          <w:rFonts w:hint="eastAsia"/>
+          <w:lang w:val="en-US" w:eastAsia="zh-CN"/>
+        </w:rPr>
+      </w:pPr>
+      <w:r>
+        <w:rPr>
+          <w:rFonts w:hint="eastAsia"/>
+          <w:lang w:val="en-US" w:eastAsia="zh-CN"/>
+        </w:rPr>
+        <w:t>原型(在不明确细节的情况下创建对象)，</w:t>
+      </w:r>
+    </w:p>
+    <w:p>
+      <w:pPr>
+        <w:ind w:left="420" w:leftChars="0" w:firstLine="420" w:firstLineChars="0"/>
+        <w:rPr>
+          <w:rFonts w:hint="eastAsia"/>
+          <w:lang w:val="en-US" w:eastAsia="zh-CN"/>
+        </w:rPr>
+      </w:pPr>
+      <w:r>
+        <w:rPr>
+          <w:rFonts w:hint="eastAsia"/>
+          <w:lang w:val="en-US" w:eastAsia="zh-CN"/>
+        </w:rPr>
+        <w:t>工厂方法，</w:t>
+      </w:r>
+    </w:p>
+    <w:p>
+      <w:pPr>
+        <w:ind w:left="420" w:leftChars="0" w:firstLine="420" w:firstLineChars="0"/>
+        <w:rPr>
+          <w:rFonts w:hint="eastAsia"/>
+          <w:lang w:val="en-US" w:eastAsia="zh-CN"/>
+        </w:rPr>
+      </w:pPr>
+      <w:r>
+        <w:rPr>
+          <w:rFonts w:hint="eastAsia"/>
+          <w:lang w:val="en-US" w:eastAsia="zh-CN"/>
+        </w:rPr>
+        <w:t>抽象工厂，</w:t>
+      </w:r>
+    </w:p>
+    <w:p>
+      <w:pPr>
+        <w:ind w:left="420" w:leftChars="0" w:firstLine="420" w:firstLineChars="0"/>
+        <w:rPr>
+          <w:rFonts w:hint="default"/>
+          <w:lang w:val="en-US" w:eastAsia="zh-CN"/>
+        </w:rPr>
+      </w:pPr>
+      <w:r>
+        <w:rPr>
+          <w:rFonts w:hint="eastAsia"/>
+          <w:lang w:val="en-US" w:eastAsia="zh-CN"/>
+        </w:rPr>
+        <w:t>建造者(构建与表示分离)</w:t>
+      </w:r>
+    </w:p>
+    <w:p>
+      <w:pPr>
+        <w:ind w:firstLine="420" w:firstLineChars="0"/>
+        <w:rPr>
+          <w:rFonts w:hint="eastAsia"/>
+          <w:lang w:val="en-US" w:eastAsia="zh-CN"/>
+        </w:rPr>
+      </w:pPr>
+      <w:r>
+        <w:rPr>
+          <w:rFonts w:hint="eastAsia"/>
+          <w:lang w:val="en-US" w:eastAsia="zh-CN"/>
+        </w:rPr>
+        <w:t>结构型：桥接(抽象和实现分离)，适配器，组合，</w:t>
+      </w:r>
+    </w:p>
+    <w:p>
+      <w:pPr>
+        <w:ind w:left="420" w:leftChars="0" w:firstLine="420" w:firstLineChars="0"/>
+        <w:rPr>
+          <w:rFonts w:hint="eastAsia"/>
+          <w:lang w:val="en-US" w:eastAsia="zh-CN"/>
+        </w:rPr>
+      </w:pPr>
+      <w:r>
+        <w:rPr>
+          <w:rFonts w:hint="eastAsia"/>
+          <w:lang w:val="en-US" w:eastAsia="zh-CN"/>
+        </w:rPr>
+        <w:t>装饰(比继承更灵活)，外观，享元，代理</w:t>
+      </w:r>
+    </w:p>
+    <w:p>
+      <w:pPr>
+        <w:ind w:firstLine="420" w:firstLineChars="0"/>
+        <w:rPr>
+          <w:rFonts w:hint="default"/>
+          <w:lang w:val="en-US" w:eastAsia="zh-CN"/>
+        </w:rPr>
+      </w:pPr>
+      <w:r>
+        <w:rPr>
+          <w:rFonts w:hint="eastAsia"/>
+          <w:lang w:val="en-US" w:eastAsia="zh-CN"/>
+        </w:rPr>
+        <w:t>行为型：命令(将请求封装成独立的对象)</w:t>
+      </w:r>
+    </w:p>
+    <w:p>
+      <w:pPr>
+        <w:ind w:firstLine="0" w:firstLineChars="0"/>
+        <w:rPr>
+          <w:rFonts w:hint="eastAsia"/>
+          <w:lang w:val="en-US" w:eastAsia="zh-CN"/>
+        </w:rPr>
+      </w:pPr>
+    </w:p>
+    <w:p>
+      <w:pPr>
+        <w:ind w:firstLine="0" w:firstLineChars="0"/>
+        <w:rPr>
+          <w:rFonts w:hint="eastAsia"/>
+          <w:lang w:val="en-US" w:eastAsia="zh-CN"/>
+        </w:rPr>
+      </w:pPr>
+    </w:p>
+    <w:p>
+      <w:pPr>
+        <w:ind w:firstLine="0" w:firstLineChars="0"/>
+        <w:rPr>
+          <w:rFonts w:hint="default"/>
+          <w:lang w:val="en-US" w:eastAsia="zh-CN"/>
+        </w:rPr>
+      </w:pPr>
+      <w:r>
+        <w:rPr>
+          <w:rFonts w:hint="eastAsia"/>
+          <w:lang w:val="en-US" w:eastAsia="zh-CN"/>
+        </w:rPr>
+        <w:t>权衡点：一个决策影响</w:t>
+      </w:r>
+      <w:r>
+        <w:rPr>
+          <w:rFonts w:hint="eastAsia"/>
+          <w:b/>
+          <w:bCs/>
+          <w:lang w:val="en-US" w:eastAsia="zh-CN"/>
+        </w:rPr>
         <w:t>多个</w:t>
       </w:r>
       <w:r>
@@ -5789,7 +5832,7 @@
           <w:rFonts w:hint="eastAsia"/>
           <w:lang w:val="en-US" w:eastAsia="zh-CN"/>
         </w:rPr>
-        <w:t>质量属性并进行权衡(必须要多个)</w:t>
+        <w:t>质量属性，并进行权衡</w:t>
       </w:r>
     </w:p>
     <w:p>
@@ -5812,16 +5855,32 @@
       <w:pPr>
         <w:ind w:firstLine="0" w:firstLineChars="0"/>
         <w:rPr>
-          <w:rFonts w:hint="eastAsia"/>
-          <w:lang w:val="en-US" w:eastAsia="zh-CN"/>
-        </w:rPr>
-      </w:pPr>
-      <w:r>
-        <w:rPr>
-          <w:rFonts w:hint="eastAsia"/>
-          <w:lang w:val="en-US" w:eastAsia="zh-CN"/>
-        </w:rPr>
-        <w:t>敏感点：修改某部分会影响XX属性</w:t>
+          <w:rFonts w:hint="default"/>
+          <w:lang w:val="en-US" w:eastAsia="zh-CN"/>
+        </w:rPr>
+      </w:pPr>
+      <w:r>
+        <w:rPr>
+          <w:rFonts w:hint="eastAsia"/>
+          <w:lang w:val="en-US" w:eastAsia="zh-CN"/>
+        </w:rPr>
+        <w:t>敏感点：一个决策影响</w:t>
+      </w:r>
+      <w:r>
+        <w:rPr>
+          <w:rFonts w:hint="eastAsia"/>
+          <w:b/>
+          <w:bCs/>
+          <w:lang w:val="en-US" w:eastAsia="zh-CN"/>
+        </w:rPr>
+        <w:t>一个</w:t>
+      </w:r>
+      <w:r>
+        <w:rPr>
+          <w:rFonts w:hint="eastAsia"/>
+          <w:lang w:val="en-US" w:eastAsia="zh-CN"/>
+        </w:rPr>
+        <w:t>质量属性</w:t>
       </w:r>
     </w:p>
     <w:p>
@@ -7768,19 +7827,51 @@
       <w:pPr>
         <w:ind w:firstLine="0" w:firstLineChars="0"/>
         <w:rPr>
-          <w:rFonts w:hint="default"/>
-          <w:lang w:val="en-US" w:eastAsia="zh-CN"/>
-        </w:rPr>
-      </w:pPr>
-    </w:p>
-    <w:p>
-      <w:pPr>
-        <w:ind w:firstLine="0" w:firstLineChars="0"/>
-        <w:rPr>
-          <w:rFonts w:hint="eastAsia"/>
-          <w:lang w:val="en-US" w:eastAsia="zh-CN"/>
-        </w:rPr>
-      </w:pPr>
+          <w:rFonts w:hint="eastAsia"/>
+          <w:lang w:val="en-US" w:eastAsia="zh-CN"/>
+        </w:rPr>
+      </w:pPr>
+    </w:p>
+    <w:p>
+      <w:pPr>
+        <w:ind w:firstLine="0" w:firstLineChars="0"/>
+        <w:rPr>
+          <w:rFonts w:hint="default"/>
+          <w:lang w:val="en-US" w:eastAsia="zh-CN"/>
+        </w:rPr>
+      </w:pPr>
+      <w:r>
+        <w:rPr>
+          <w:rFonts w:hint="eastAsia"/>
+          <w:lang w:val="en-US" w:eastAsia="zh-CN"/>
+        </w:rPr>
+        <w:t>刺激：什么质量属性场景的刺激(可用性   易用性 性能等)</w:t>
+      </w:r>
+    </w:p>
+    <w:p>
+      <w:pPr>
+        <w:ind w:firstLine="0" w:firstLineChars="0"/>
+        <w:rPr>
+          <w:rFonts w:hint="default"/>
+          <w:lang w:val="en-US" w:eastAsia="zh-CN"/>
+        </w:rPr>
+      </w:pPr>
+    </w:p>
+    <w:p>
+      <w:pPr>
+        <w:ind w:firstLine="0" w:firstLineChars="0"/>
+        <w:rPr>
+          <w:rFonts w:hint="default"/>
+          <w:lang w:val="en-US" w:eastAsia="zh-CN"/>
+        </w:rPr>
+      </w:pPr>
+      <w:r>
+        <w:rPr>
+          <w:rFonts w:hint="eastAsia"/>
+          <w:lang w:val="en-US" w:eastAsia="zh-CN"/>
+        </w:rPr>
+        <w:t>Uml2.0</w:t>
+      </w:r>
     </w:p>
     <w:p>
       <w:pPr>
@@ -8033,90 +8124,11 @@
           <w:lang w:val="en-US" w:eastAsia="zh-CN"/>
         </w:rPr>
       </w:pPr>
-    </w:p>
-    <w:p>
-      <w:pPr>
-        <w:ind w:firstLine="0" w:firstLineChars="0"/>
-        <w:rPr>
-          <w:rFonts w:hint="default"/>
-          <w:lang w:val="en-US" w:eastAsia="zh-CN"/>
-        </w:rPr>
-      </w:pPr>
-    </w:p>
-    <w:p>
-      <w:pPr>
-        <w:ind w:firstLine="0" w:firstLineChars="0"/>
-        <w:rPr>
-          <w:rFonts w:hint="default"/>
-          <w:lang w:val="en-US" w:eastAsia="zh-CN"/>
-        </w:rPr>
-      </w:pPr>
-    </w:p>
-    <w:p>
-      <w:pPr>
-        <w:ind w:firstLine="0" w:firstLineChars="0"/>
-        <w:rPr>
-          <w:rFonts w:hint="default"/>
-          <w:lang w:val="en-US" w:eastAsia="zh-CN"/>
-        </w:rPr>
-      </w:pPr>
-    </w:p>
-    <w:p>
-      <w:pPr>
-        <w:ind w:firstLine="0" w:firstLineChars="0"/>
-        <w:rPr>
-          <w:rFonts w:hint="default"/>
-          <w:lang w:val="en-US" w:eastAsia="zh-CN"/>
-        </w:rPr>
-      </w:pPr>
-    </w:p>
-    <w:p>
-      <w:pPr>
-        <w:ind w:firstLine="0" w:firstLineChars="0"/>
-        <w:rPr>
-          <w:rFonts w:hint="default"/>
-          <w:lang w:val="en-US" w:eastAsia="zh-CN"/>
-        </w:rPr>
-      </w:pPr>
-    </w:p>
-    <w:p>
-      <w:pPr>
-        <w:ind w:firstLine="0" w:firstLineChars="0"/>
-        <w:rPr>
-          <w:rFonts w:hint="default"/>
-          <w:lang w:val="en-US" w:eastAsia="zh-CN"/>
-        </w:rPr>
-      </w:pPr>
-    </w:p>
-    <w:p>
-      <w:pPr>
-        <w:ind w:firstLine="0" w:firstLineChars="0"/>
-        <w:rPr>
-          <w:rFonts w:hint="default"/>
-          <w:lang w:val="en-US" w:eastAsia="zh-CN"/>
-        </w:rPr>
-      </w:pPr>
-    </w:p>
-    <w:p>
-      <w:pPr>
-        <w:ind w:firstLine="0" w:firstLineChars="0"/>
-        <w:rPr>
-          <w:rFonts w:hint="default"/>
-          <w:lang w:val="en-US" w:eastAsia="zh-CN"/>
-        </w:rPr>
-      </w:pPr>
-    </w:p>
-    <w:p>
-      <w:pPr>
-        <w:ind w:firstLine="0" w:firstLineChars="0"/>
-        <w:rPr>
-          <w:rFonts w:hint="default"/>
-          <w:lang w:val="en-US" w:eastAsia="zh-CN"/>
-        </w:rPr>
-      </w:pPr>
+      <w:bookmarkStart w:id="4" w:name="_GoBack"/>
+      <w:bookmarkEnd w:id="4"/>
     </w:p>
     <w:sectPr>
-      <w:pgSz w:w="11906" w:h="16838"/>
+      <w:pgSz w:w="16838" w:h="23811"/>
       <w:pgMar w:top="1440" w:right="1800" w:bottom="1440" w:left="1800" w:header="851" w:footer="992" w:gutter="0"/>
       <w:cols w:space="425" w:num="1"/>
       <w:docGrid w:type="lines" w:linePitch="312" w:charSpace="0"/>

--- a/软考/软考笔记.docx
+++ b/软考/软考笔记.docx
@@ -1826,6 +1826,8 @@
         <w:ind w:firstLine="420" w:firstLineChars="0"/>
         <w:rPr>
           <w:rFonts w:hint="default"/>
+          <w:b/>
+          <w:bCs/>
           <w:lang w:val="en-US" w:eastAsia="zh-CN"/>
         </w:rPr>
       </w:pPr>
@@ -1833,6 +1835,8 @@
       <w:r>
         <w:rPr>
           <w:rFonts w:hint="eastAsia"/>
+          <w:b/>
+          <w:bCs/>
           <w:lang w:val="en-US" w:eastAsia="zh-CN"/>
         </w:rPr>
         <w:t>需求</w:t>
@@ -1841,6 +1845,8 @@
       <w:r>
         <w:rPr>
           <w:rFonts w:hint="eastAsia"/>
+          <w:b/>
+          <w:bCs/>
           <w:lang w:val="en-US" w:eastAsia="zh-CN"/>
         </w:rPr>
         <w:t>:来自系统质量目标，系统商业目标，开发者的商业目标</w:t>
@@ -1921,7 +1927,23 @@
           <w:rFonts w:hint="eastAsia"/>
           <w:lang w:val="en-US" w:eastAsia="zh-CN"/>
         </w:rPr>
-        <w:t>DSSA特定领域软件体系结构</w:t>
+        <w:t>DSSA</w:t>
+      </w:r>
+      <w:r>
+        <w:rPr>
+          <w:rFonts w:hint="eastAsia"/>
+          <w:b/>
+          <w:bCs/>
+          <w:lang w:val="en-US" w:eastAsia="zh-CN"/>
+        </w:rPr>
+        <w:t>特定领域</w:t>
+      </w:r>
+      <w:r>
+        <w:rPr>
+          <w:rFonts w:hint="eastAsia"/>
+          <w:lang w:val="en-US" w:eastAsia="zh-CN"/>
+        </w:rPr>
+        <w:t>软件体系结构</w:t>
       </w:r>
     </w:p>
     <w:p>
@@ -2055,7 +2077,7 @@
           <w:rFonts w:hint="eastAsia" w:ascii="宋体" w:hAnsi="宋体" w:eastAsia="宋体"/>
           <w:szCs w:val="21"/>
         </w:rPr>
-        <w:t>一个词汇表</w:t>
+        <w:t>词汇表</w:t>
       </w:r>
       <w:r>
         <w:rPr>
@@ -2419,7 +2441,7 @@
           <w:rFonts w:hint="eastAsia"/>
           <w:lang w:val="en-US" w:eastAsia="zh-CN"/>
         </w:rPr>
-        <w:t>物联网分层：感知层，网络层，应用层</w:t>
+        <w:t>物联网分层：感知层，网络传输层，应用层</w:t>
       </w:r>
     </w:p>
     <w:p>
@@ -3592,7 +3614,7 @@
         <w:bidi w:val="0"/>
         <w:ind w:firstLine="420" w:firstLineChars="0"/>
         <w:rPr>
-          <w:rFonts w:hint="default"/>
+          <w:rFonts w:hint="eastAsia"/>
           <w:lang w:val="en-US" w:eastAsia="zh-CN"/>
         </w:rPr>
       </w:pPr>
@@ -3606,6 +3628,67 @@
     </w:p>
     <w:p>
       <w:pPr>
+        <w:bidi w:val="0"/>
+        <w:ind w:firstLine="420" w:firstLineChars="0"/>
+        <w:rPr>
+          <w:rFonts w:hint="eastAsia"/>
+          <w:lang w:val="en-US" w:eastAsia="zh-CN"/>
+        </w:rPr>
+      </w:pPr>
+    </w:p>
+    <w:p>
+      <w:pPr>
+        <w:bidi w:val="0"/>
+        <w:ind w:firstLine="0" w:firstLineChars="0"/>
+        <w:rPr>
+          <w:rFonts w:hint="eastAsia"/>
+          <w:lang w:val="en-US" w:eastAsia="zh-CN"/>
+        </w:rPr>
+      </w:pPr>
+      <w:r>
+        <w:rPr>
+          <w:rFonts w:hint="eastAsia"/>
+          <w:lang w:val="en-US" w:eastAsia="zh-CN"/>
+        </w:rPr>
+        <w:t>加密</w:t>
+      </w:r>
+    </w:p>
+    <w:p>
+      <w:pPr>
+        <w:bidi w:val="0"/>
+        <w:ind w:firstLine="420" w:firstLineChars="0"/>
+        <w:rPr>
+          <w:rFonts w:hint="default"/>
+          <w:lang w:val="en-US" w:eastAsia="zh-CN"/>
+        </w:rPr>
+      </w:pPr>
+      <w:r>
+        <w:rPr>
+          <w:rFonts w:hint="eastAsia"/>
+          <w:lang w:val="en-US" w:eastAsia="zh-CN"/>
+        </w:rPr>
+        <w:t>不对称加密：RSA,ECC</w:t>
+      </w:r>
+    </w:p>
+    <w:p>
+      <w:pPr>
+        <w:bidi w:val="0"/>
+        <w:ind w:firstLine="420" w:firstLineChars="0"/>
+        <w:rPr>
+          <w:rFonts w:hint="default"/>
+          <w:lang w:val="en-US" w:eastAsia="zh-CN"/>
+        </w:rPr>
+      </w:pPr>
+      <w:r>
+        <w:rPr>
+          <w:rFonts w:hint="eastAsia"/>
+          <w:lang w:val="en-US" w:eastAsia="zh-CN"/>
+        </w:rPr>
+        <w:t>对称加密：AES , DES, 3DES, SM4</w:t>
+      </w:r>
+    </w:p>
+    <w:p>
+      <w:pPr>
         <w:pStyle w:val="2"/>
         <w:bidi w:val="0"/>
         <w:rPr>
@@ -3976,32 +4059,32 @@
       <w:pPr>
         <w:ind w:firstLine="420" w:firstLineChars="0"/>
         <w:rPr>
-          <w:rFonts w:hint="default"/>
-          <w:lang w:val="en-US" w:eastAsia="zh-CN"/>
-        </w:rPr>
-      </w:pPr>
-      <w:r>
-        <w:rPr>
-          <w:rFonts w:hint="eastAsia"/>
-          <w:lang w:val="en-US" w:eastAsia="zh-CN"/>
-        </w:rPr>
-        <w:t>DMA方式：交给DMA控制器，过程不用cpu处理(开始和结束需要cpu)</w:t>
-      </w:r>
-    </w:p>
-    <w:p>
-      <w:pPr>
-        <w:ind w:firstLine="420" w:firstLineChars="0"/>
-        <w:rPr>
-          <w:rFonts w:hint="eastAsia"/>
-          <w:lang w:val="en-US" w:eastAsia="zh-CN"/>
-        </w:rPr>
-      </w:pPr>
-      <w:r>
-        <w:rPr>
-          <w:rFonts w:hint="eastAsia"/>
-          <w:lang w:val="en-US" w:eastAsia="zh-CN"/>
-        </w:rPr>
-        <w:t>通道技术：数据传输不依赖cpu,传输完成后向cpu发出中断信号</w:t>
+          <w:rFonts w:hint="eastAsia"/>
+          <w:lang w:val="en-US" w:eastAsia="zh-CN"/>
+        </w:rPr>
+      </w:pPr>
+      <w:r>
+        <w:rPr>
+          <w:rFonts w:hint="eastAsia"/>
+          <w:lang w:val="en-US" w:eastAsia="zh-CN"/>
+        </w:rPr>
+        <w:t>DMA方式：开始/结束要cpu处理，中间过程交给DMA控制器</w:t>
+      </w:r>
+    </w:p>
+    <w:p>
+      <w:pPr>
+        <w:ind w:firstLine="420" w:firstLineChars="0"/>
+        <w:rPr>
+          <w:rFonts w:hint="default"/>
+          <w:lang w:val="en-US" w:eastAsia="zh-CN"/>
+        </w:rPr>
+      </w:pPr>
+      <w:r>
+        <w:rPr>
+          <w:rFonts w:hint="eastAsia"/>
+          <w:lang w:val="en-US" w:eastAsia="zh-CN"/>
+        </w:rPr>
+        <w:t>通道技术(内存和外设的通道)：开始/结束要cpu来建立/关闭通道，中间过程交给通道</w:t>
       </w:r>
     </w:p>
     <w:p>
@@ -4019,6 +4102,14 @@
         </w:rPr>
         <w:t>Spooling假脱机技术：共享打印机，用户以为独占设备，提高并行效率(复用)</w:t>
       </w:r>
+    </w:p>
+    <w:p>
+      <w:pPr>
+        <w:rPr>
+          <w:rFonts w:hint="eastAsia"/>
+          <w:lang w:val="en-US" w:eastAsia="zh-CN"/>
+        </w:rPr>
+      </w:pPr>
     </w:p>
     <w:p>
       <w:pPr>
@@ -4809,7 +4900,16 @@
           <w:rFonts w:hint="eastAsia"/>
           <w:lang w:val="en-US" w:eastAsia="zh-CN"/>
         </w:rPr>
-        <w:t>：用户需求为动力，面向对象开发</w:t>
+        <w:t>：用户需求为动力，</w:t>
+      </w:r>
+      <w:r>
+        <w:rPr>
+          <w:rFonts w:hint="eastAsia"/>
+          <w:b/>
+          <w:bCs/>
+          <w:lang w:val="en-US" w:eastAsia="zh-CN"/>
+        </w:rPr>
+        <w:t>面向对象开发</w:t>
       </w:r>
     </w:p>
     <w:p>
@@ -4863,7 +4963,16 @@
           <w:rFonts w:hint="eastAsia"/>
           <w:lang w:val="en-US" w:eastAsia="zh-CN"/>
         </w:rPr>
-        <w:t>W模型:开发和测试同时进行</w:t>
+        <w:t>W模型:开发和测试</w:t>
+      </w:r>
+      <w:r>
+        <w:rPr>
+          <w:rFonts w:hint="eastAsia"/>
+          <w:b/>
+          <w:bCs/>
+          <w:lang w:val="en-US" w:eastAsia="zh-CN"/>
+        </w:rPr>
+        <w:t>同时进行</w:t>
       </w:r>
     </w:p>
     <w:p>
@@ -6736,16 +6845,16 @@
       <w:pPr>
         <w:ind w:firstLine="420" w:firstLineChars="0"/>
         <w:rPr>
-          <w:rFonts w:hint="eastAsia"/>
-          <w:lang w:val="en-US" w:eastAsia="zh-CN"/>
-        </w:rPr>
-      </w:pPr>
-      <w:r>
-        <w:rPr>
-          <w:rFonts w:hint="eastAsia"/>
-          <w:lang w:val="en-US" w:eastAsia="zh-CN"/>
-        </w:rPr>
-        <w:t>AB测试：随机分组访问不同版本</w:t>
+          <w:rFonts w:hint="default"/>
+          <w:lang w:val="en-US" w:eastAsia="zh-CN"/>
+        </w:rPr>
+      </w:pPr>
+      <w:r>
+        <w:rPr>
+          <w:rFonts w:hint="eastAsia"/>
+          <w:lang w:val="en-US" w:eastAsia="zh-CN"/>
+        </w:rPr>
+        <w:t>A/B测试：控制变量时，将用户随机分成A组(对照组，原方案)，B组(实验组，改动后的方案)</w:t>
       </w:r>
     </w:p>
     <w:p>
@@ -7026,49 +7135,58 @@
       <w:pPr>
         <w:ind w:firstLine="0" w:firstLineChars="0"/>
         <w:rPr>
-          <w:rFonts w:hint="eastAsia"/>
-          <w:lang w:val="en-US" w:eastAsia="zh-CN"/>
-        </w:rPr>
-      </w:pPr>
-      <w:r>
-        <w:rPr>
-          <w:rFonts w:hint="eastAsia"/>
-          <w:lang w:val="en-US" w:eastAsia="zh-CN"/>
-        </w:rPr>
-        <w:t>MTTF: 平均两次故障间运行的时间</w:t>
-      </w:r>
-    </w:p>
-    <w:p>
-      <w:pPr>
-        <w:ind w:firstLine="0" w:firstLineChars="0"/>
-        <w:rPr>
-          <w:rFonts w:hint="eastAsia"/>
-          <w:lang w:val="en-US" w:eastAsia="zh-CN"/>
-        </w:rPr>
-      </w:pPr>
-      <w:r>
-        <w:rPr>
-          <w:rFonts w:hint="eastAsia"/>
-          <w:lang w:val="en-US" w:eastAsia="zh-CN"/>
-        </w:rPr>
-        <w:t>MTTR:平均修复时间</w:t>
-      </w:r>
-    </w:p>
-    <w:p>
-      <w:pPr>
-        <w:ind w:firstLine="0" w:firstLineChars="0"/>
-        <w:rPr>
-          <w:rFonts w:hint="default"/>
-          <w:lang w:val="en-US" w:eastAsia="zh-CN"/>
-        </w:rPr>
-      </w:pPr>
-      <w:r>
-        <w:rPr>
-          <w:rFonts w:hint="eastAsia"/>
-          <w:lang w:val="en-US" w:eastAsia="zh-CN"/>
-        </w:rPr>
-        <w:t>MTBF:平均故障间隔(MTTF+MTTR)</w:t>
-      </w:r>
+          <w:rFonts w:hint="default"/>
+          <w:lang w:val="en-US" w:eastAsia="zh-CN"/>
+        </w:rPr>
+      </w:pPr>
+      <w:r>
+        <w:rPr>
+          <w:rFonts w:hint="eastAsia"/>
+          <w:lang w:val="en-US" w:eastAsia="zh-CN"/>
+        </w:rPr>
+        <w:t>MTTF(mean time to fail): 平均运行时间(多久出一次问题)</w:t>
+      </w:r>
+    </w:p>
+    <w:p>
+      <w:pPr>
+        <w:ind w:firstLine="0" w:firstLineChars="0"/>
+        <w:rPr>
+          <w:rFonts w:hint="default"/>
+          <w:lang w:val="en-US" w:eastAsia="zh-CN"/>
+        </w:rPr>
+      </w:pPr>
+      <w:r>
+        <w:rPr>
+          <w:rFonts w:hint="eastAsia"/>
+          <w:lang w:val="en-US" w:eastAsia="zh-CN"/>
+        </w:rPr>
+        <w:t>MTTR(mean time to repair):平均修复时间</w:t>
+      </w:r>
+    </w:p>
+    <w:p>
+      <w:pPr>
+        <w:ind w:firstLine="0" w:firstLineChars="0"/>
+        <w:rPr>
+          <w:rFonts w:hint="eastAsia"/>
+          <w:lang w:val="en-US" w:eastAsia="zh-CN"/>
+        </w:rPr>
+      </w:pPr>
+      <w:r>
+        <w:rPr>
+          <w:rFonts w:hint="eastAsia"/>
+          <w:lang w:val="en-US" w:eastAsia="zh-CN"/>
+        </w:rPr>
+        <w:t>MTBF(mean time between fair):平均故障间隔(MTTF+MTTR)</w:t>
+      </w:r>
+    </w:p>
+    <w:p>
+      <w:pPr>
+        <w:ind w:firstLine="0" w:firstLineChars="0"/>
+        <w:rPr>
+          <w:rFonts w:hint="default"/>
+          <w:lang w:val="en-US" w:eastAsia="zh-CN"/>
+        </w:rPr>
+      </w:pPr>
     </w:p>
     <w:p>
       <w:pPr>
@@ -7083,31 +7201,6 @@
           <w:lang w:val="en-US" w:eastAsia="zh-CN"/>
         </w:rPr>
         <w:t>环路复杂度=分支数 + 1</w:t>
-      </w:r>
-    </w:p>
-    <w:p>
-      <w:pPr>
-        <w:ind w:firstLine="0" w:firstLineChars="0"/>
-        <w:rPr>
-          <w:rFonts w:hint="default"/>
-          <w:lang w:val="en-US" w:eastAsia="zh-CN"/>
-        </w:rPr>
-      </w:pPr>
-    </w:p>
-    <w:p>
-      <w:pPr>
-        <w:ind w:firstLine="0" w:firstLineChars="0"/>
-        <w:rPr>
-          <w:rFonts w:hint="default"/>
-          <w:lang w:val="en-US" w:eastAsia="zh-CN"/>
-        </w:rPr>
-      </w:pPr>
-      <w:r>
-        <w:rPr>
-          <w:rFonts w:hint="eastAsia"/>
-          <w:lang w:val="en-US" w:eastAsia="zh-CN"/>
-        </w:rPr>
-        <w:t>f</w:t>
       </w:r>
     </w:p>
     <w:p>
@@ -7582,16 +7675,66 @@
       <w:pPr>
         <w:ind w:firstLine="420" w:firstLineChars="0"/>
         <w:rPr>
-          <w:rFonts w:hint="eastAsia"/>
-          <w:lang w:val="en-US" w:eastAsia="zh-CN"/>
-        </w:rPr>
-      </w:pPr>
-      <w:r>
-        <w:rPr>
-          <w:rFonts w:hint="eastAsia"/>
-          <w:lang w:val="en-US" w:eastAsia="zh-CN"/>
-        </w:rPr>
-        <w:t>第四范式：消除非主属性对码的全部依赖</w:t>
+          <w:rFonts w:hint="default"/>
+          <w:lang w:val="en-US" w:eastAsia="zh-CN"/>
+        </w:rPr>
+      </w:pPr>
+      <w:r>
+        <w:rPr>
+          <w:rFonts w:hint="eastAsia"/>
+          <w:lang w:val="en-US" w:eastAsia="zh-CN"/>
+        </w:rPr>
+        <w:t>BCNF:消除</w:t>
+      </w:r>
+      <w:r>
+        <w:rPr>
+          <w:rFonts w:hint="eastAsia"/>
+          <w:b/>
+          <w:bCs/>
+          <w:lang w:val="en-US" w:eastAsia="zh-CN"/>
+        </w:rPr>
+        <w:t>函数依赖带来的冗余</w:t>
+      </w:r>
+      <w:r>
+        <w:rPr>
+          <w:rFonts w:hint="eastAsia"/>
+          <w:b w:val="0"/>
+          <w:bCs w:val="0"/>
+          <w:lang w:val="en-US" w:eastAsia="zh-CN"/>
+        </w:rPr>
+        <w:t>(学生，课程，导师)， 课程和导师是冗余的</w:t>
+      </w:r>
+    </w:p>
+    <w:p>
+      <w:pPr>
+        <w:ind w:firstLine="420" w:firstLineChars="0"/>
+        <w:rPr>
+          <w:rFonts w:hint="default"/>
+          <w:lang w:val="en-US" w:eastAsia="zh-CN"/>
+        </w:rPr>
+      </w:pPr>
+      <w:r>
+        <w:rPr>
+          <w:rFonts w:hint="eastAsia"/>
+          <w:lang w:val="en-US" w:eastAsia="zh-CN"/>
+        </w:rPr>
+        <w:t>第四范式：消除</w:t>
+      </w:r>
+      <w:r>
+        <w:rPr>
+          <w:rFonts w:hint="eastAsia"/>
+          <w:b/>
+          <w:bCs/>
+          <w:lang w:val="en-US" w:eastAsia="zh-CN"/>
+        </w:rPr>
+        <w:t>多值依赖</w:t>
+      </w:r>
+      <w:r>
+        <w:rPr>
+          <w:rFonts w:hint="eastAsia"/>
+          <w:lang w:val="en-US" w:eastAsia="zh-CN"/>
+        </w:rPr>
+        <w:t>(学生，课程，联系方式)， 课程和联系方式都是一对多，需要拆成两个表</w:t>
       </w:r>
     </w:p>
     <w:p>
@@ -7881,12 +8024,18 @@
     <w:p>
       <w:pPr>
         <w:ind w:firstLine="0" w:firstLineChars="0"/>
-      </w:pPr>
-    </w:p>
-    <w:p>
-      <w:pPr>
-        <w:ind w:firstLine="0" w:firstLineChars="0"/>
-      </w:pPr>
+        <w:rPr>
+          <w:rFonts w:hint="default" w:eastAsiaTheme="minorEastAsia"/>
+          <w:lang w:val="en-US" w:eastAsia="zh-CN"/>
+        </w:rPr>
+      </w:pPr>
+      <w:r>
+        <w:rPr>
+          <w:rFonts w:hint="eastAsia"/>
+          <w:lang w:val="en-US" w:eastAsia="zh-CN"/>
+        </w:rPr>
+        <w:t>论文：项目背景， 问题诊断， 架构选型，量化成效等内容</w:t>
+      </w:r>
     </w:p>
     <w:p>
       <w:pPr>
@@ -8104,7 +8253,7 @@
       <w:pPr>
         <w:ind w:firstLine="0" w:firstLineChars="0"/>
         <w:rPr>
-          <w:rFonts w:hint="default"/>
+          <w:rFonts w:hint="eastAsia"/>
           <w:lang w:val="en-US" w:eastAsia="zh-CN"/>
         </w:rPr>
       </w:pPr>
@@ -8115,6 +8264,15 @@
         </w:rPr>
         <w:t>ERP系统中的模块</w:t>
       </w:r>
+    </w:p>
+    <w:p>
+      <w:pPr>
+        <w:ind w:firstLine="0" w:firstLineChars="0"/>
+        <w:rPr>
+          <w:rFonts w:hint="eastAsia"/>
+          <w:lang w:val="en-US" w:eastAsia="zh-CN"/>
+        </w:rPr>
+      </w:pPr>
     </w:p>
     <w:p>
       <w:pPr>
@@ -8126,6 +8284,24 @@
       </w:pPr>
       <w:bookmarkStart w:id="4" w:name="_GoBack"/>
       <w:bookmarkEnd w:id="4"/>
+    </w:p>
+    <w:p>
+      <w:pPr>
+        <w:ind w:firstLine="0" w:firstLineChars="0"/>
+        <w:rPr>
+          <w:rFonts w:hint="default"/>
+          <w:lang w:val="en-US" w:eastAsia="zh-CN"/>
+        </w:rPr>
+      </w:pPr>
+    </w:p>
+    <w:p>
+      <w:pPr>
+        <w:ind w:firstLine="0" w:firstLineChars="0"/>
+        <w:rPr>
+          <w:rFonts w:hint="default"/>
+          <w:lang w:val="en-US" w:eastAsia="zh-CN"/>
+        </w:rPr>
+      </w:pPr>
     </w:p>
     <w:sectPr>
       <w:pgSz w:w="16838" w:h="23811"/>

--- a/软考/软考笔记.docx
+++ b/软考/软考笔记.docx
@@ -183,1346 +183,35 @@
           <w:rFonts w:hint="eastAsia"/>
           <w:lang w:val="en-US" w:eastAsia="zh-CN"/>
         </w:rPr>
-        <w:t>批处理：对多个任务批量处理,可以同时执行</w:t>
-      </w:r>
-    </w:p>
-    <w:p>
-      <w:pPr>
-        <w:bidi w:val="0"/>
-        <w:ind w:left="420" w:leftChars="0" w:firstLine="420" w:firstLineChars="0"/>
-        <w:rPr>
-          <w:rFonts w:hint="eastAsia"/>
-          <w:lang w:val="en-US" w:eastAsia="zh-CN"/>
-        </w:rPr>
-      </w:pPr>
-      <w:r>
-        <w:rPr>
-          <w:rFonts w:hint="eastAsia"/>
-          <w:lang w:val="en-US" w:eastAsia="zh-CN"/>
-        </w:rPr>
-        <w:t>管道-过滤器：执行有先后顺序的步骤，数据流驱动</w:t>
-      </w:r>
-    </w:p>
-    <w:p>
-      <w:pPr>
-        <w:bidi w:val="0"/>
-        <w:ind w:left="420" w:leftChars="0" w:firstLine="420" w:firstLineChars="0"/>
-        <w:rPr>
-          <w:rFonts w:hint="eastAsia"/>
-          <w:lang w:val="en-US" w:eastAsia="zh-CN"/>
-        </w:rPr>
-      </w:pPr>
-    </w:p>
-    <w:p>
-      <w:pPr>
-        <w:bidi w:val="0"/>
-        <w:ind w:left="420" w:leftChars="0" w:firstLine="0" w:firstLineChars="0"/>
-        <w:rPr>
-          <w:rFonts w:hint="default"/>
-          <w:lang w:val="en-US" w:eastAsia="zh-CN"/>
-        </w:rPr>
-      </w:pPr>
-      <w:r>
-        <w:rPr>
-          <w:rFonts w:hint="eastAsia"/>
-          <w:lang w:val="en-US" w:eastAsia="zh-CN"/>
-        </w:rPr>
-        <w:t>调用返回风格：调用其他服务，等返回后再继续，单线程，会阻塞</w:t>
-      </w:r>
-    </w:p>
-    <w:p>
-      <w:pPr>
-        <w:bidi w:val="0"/>
-        <w:ind w:left="420" w:leftChars="0" w:firstLine="420" w:firstLineChars="0"/>
-        <w:rPr>
-          <w:rFonts w:hint="default"/>
-          <w:lang w:val="en-US" w:eastAsia="zh-CN"/>
-        </w:rPr>
-      </w:pPr>
-      <w:r>
-        <w:rPr>
-          <w:rFonts w:hint="eastAsia"/>
-          <w:lang w:val="en-US" w:eastAsia="zh-CN"/>
-        </w:rPr>
-        <w:t>主/子程序：统一入口，不同功能对应不同子程序执行后，再执行主程序</w:t>
-      </w:r>
-    </w:p>
-    <w:p>
-      <w:pPr>
-        <w:bidi w:val="0"/>
-        <w:ind w:left="420" w:leftChars="0" w:firstLine="420" w:firstLineChars="0"/>
-        <w:rPr>
-          <w:rFonts w:hint="default"/>
-          <w:lang w:val="en-US" w:eastAsia="zh-CN"/>
-        </w:rPr>
-      </w:pPr>
-      <w:r>
-        <w:rPr>
-          <w:rFonts w:hint="eastAsia"/>
-          <w:lang w:val="en-US" w:eastAsia="zh-CN"/>
-        </w:rPr>
-        <w:t>面向对象：java中的调用返回</w:t>
-      </w:r>
-    </w:p>
-    <w:p>
-      <w:pPr>
-        <w:bidi w:val="0"/>
-        <w:ind w:left="420" w:leftChars="0" w:firstLine="420" w:firstLineChars="0"/>
-        <w:rPr>
-          <w:rFonts w:hint="eastAsia"/>
-          <w:lang w:val="en-US" w:eastAsia="zh-CN"/>
-        </w:rPr>
-      </w:pPr>
-      <w:r>
-        <w:rPr>
-          <w:rFonts w:hint="eastAsia"/>
-          <w:lang w:val="en-US" w:eastAsia="zh-CN"/>
-        </w:rPr>
-        <w:t>层次结构：降低性能</w:t>
-      </w:r>
-    </w:p>
-    <w:p>
-      <w:pPr>
-        <w:bidi w:val="0"/>
-        <w:ind w:left="420" w:leftChars="0" w:firstLine="420" w:firstLineChars="0"/>
-        <w:rPr>
-          <w:rFonts w:hint="eastAsia"/>
-          <w:lang w:val="en-US" w:eastAsia="zh-CN"/>
-        </w:rPr>
-      </w:pPr>
-    </w:p>
-    <w:p>
-      <w:pPr>
-        <w:bidi w:val="0"/>
-        <w:ind w:left="420" w:leftChars="0" w:firstLine="0" w:firstLineChars="0"/>
-        <w:rPr>
-          <w:rFonts w:hint="eastAsia"/>
-          <w:lang w:val="en-US" w:eastAsia="zh-CN"/>
-        </w:rPr>
-      </w:pPr>
-      <w:r>
-        <w:rPr>
-          <w:rFonts w:hint="eastAsia"/>
-          <w:lang w:val="en-US" w:eastAsia="zh-CN"/>
-        </w:rPr>
-        <w:t>独立构件风格</w:t>
-      </w:r>
-    </w:p>
-    <w:p>
-      <w:pPr>
-        <w:bidi w:val="0"/>
-        <w:ind w:left="420" w:leftChars="0" w:firstLine="420" w:firstLineChars="0"/>
-        <w:rPr>
-          <w:rFonts w:hint="default"/>
-          <w:lang w:val="en-US" w:eastAsia="zh-CN"/>
-        </w:rPr>
-      </w:pPr>
-      <w:r>
-        <w:rPr>
-          <w:rFonts w:hint="eastAsia"/>
-          <w:lang w:val="en-US" w:eastAsia="zh-CN"/>
-        </w:rPr>
-        <w:t>进程通信: 两个独立的进程，RPC/接口调用来进行消息传递</w:t>
-      </w:r>
-    </w:p>
-    <w:p>
-      <w:pPr>
-        <w:bidi w:val="0"/>
-        <w:ind w:left="420" w:leftChars="0" w:firstLine="420" w:firstLineChars="0"/>
-        <w:rPr>
-          <w:rFonts w:hint="eastAsia"/>
-          <w:lang w:val="en-US" w:eastAsia="zh-CN"/>
-        </w:rPr>
-      </w:pPr>
-      <w:r>
-        <w:rPr>
-          <w:rFonts w:hint="eastAsia"/>
-          <w:lang w:val="en-US" w:eastAsia="zh-CN"/>
-        </w:rPr>
-        <w:t>事件驱动：通过MQ驱动其他消费者处理，解耦</w:t>
-      </w:r>
-    </w:p>
-    <w:p>
-      <w:pPr>
-        <w:bidi w:val="0"/>
-        <w:ind w:left="420" w:leftChars="0" w:firstLine="420" w:firstLineChars="0"/>
-        <w:rPr>
-          <w:rFonts w:hint="default"/>
-          <w:lang w:val="en-US" w:eastAsia="zh-CN"/>
-        </w:rPr>
-      </w:pPr>
-    </w:p>
-    <w:p>
-      <w:pPr>
-        <w:bidi w:val="0"/>
-        <w:ind w:left="420" w:leftChars="0" w:firstLine="0" w:firstLineChars="0"/>
-        <w:rPr>
-          <w:rFonts w:hint="eastAsia"/>
-          <w:lang w:val="en-US" w:eastAsia="zh-CN"/>
-        </w:rPr>
-      </w:pPr>
-      <w:r>
-        <w:rPr>
-          <w:rFonts w:hint="eastAsia"/>
-          <w:lang w:val="en-US" w:eastAsia="zh-CN"/>
-        </w:rPr>
-        <w:t>虚拟机风格</w:t>
-      </w:r>
-    </w:p>
-    <w:p>
-      <w:pPr>
-        <w:bidi w:val="0"/>
-        <w:ind w:left="420" w:leftChars="0" w:firstLine="420" w:firstLineChars="0"/>
-        <w:rPr>
-          <w:rFonts w:hint="default"/>
-          <w:lang w:val="en-US" w:eastAsia="zh-CN"/>
-        </w:rPr>
-      </w:pPr>
-      <w:r>
-        <w:rPr>
-          <w:rFonts w:hint="eastAsia"/>
-          <w:lang w:val="en-US" w:eastAsia="zh-CN"/>
-        </w:rPr>
-        <w:t>解释器：前端输入脚本，后端进行解析，并执行对应操作(支持在运行时用户定义行为和能力)，形成新业务</w:t>
-      </w:r>
-    </w:p>
-    <w:p>
-      <w:pPr>
-        <w:bidi w:val="0"/>
-        <w:ind w:left="420" w:leftChars="0" w:firstLine="420" w:firstLineChars="0"/>
-        <w:rPr>
-          <w:rFonts w:hint="eastAsia" w:eastAsiaTheme="minorEastAsia"/>
-          <w:lang w:val="en-US" w:eastAsia="zh-CN"/>
-        </w:rPr>
-      </w:pPr>
-      <w:r>
-        <w:rPr>
-          <w:rFonts w:hint="eastAsia"/>
-          <w:lang w:val="en-US" w:eastAsia="zh-CN"/>
-        </w:rPr>
-        <w:t>基于规则(专家)：根据规则(温度传感器，高于26度)执行动作(开启制冷)，工作内存(</w:t>
-      </w:r>
-      <w:r>
-        <w:t>存储推理的数据和中间结果</w:t>
-      </w:r>
-      <w:r>
-        <w:rPr>
-          <w:rFonts w:hint="eastAsia"/>
-          <w:lang w:val="en-US" w:eastAsia="zh-CN"/>
-        </w:rPr>
-        <w:t>)</w:t>
-      </w:r>
-    </w:p>
-    <w:p>
-      <w:pPr>
-        <w:bidi w:val="0"/>
-        <w:ind w:left="420" w:leftChars="0" w:firstLine="420" w:firstLineChars="0"/>
-        <w:rPr>
-          <w:rFonts w:hint="default"/>
-          <w:lang w:val="en-US" w:eastAsia="zh-CN"/>
-        </w:rPr>
-      </w:pPr>
-    </w:p>
-    <w:p>
-      <w:pPr>
-        <w:bidi w:val="0"/>
-        <w:ind w:firstLine="420" w:firstLineChars="0"/>
-        <w:rPr>
-          <w:rFonts w:hint="default"/>
-          <w:lang w:val="en-US" w:eastAsia="zh-CN"/>
-        </w:rPr>
-      </w:pPr>
-      <w:r>
-        <w:rPr>
-          <w:rFonts w:hint="eastAsia"/>
-          <w:lang w:val="en-US" w:eastAsia="zh-CN"/>
-        </w:rPr>
-        <w:t>仓库风格:数据存在中心，各组件访问数据仓库进行协作，避免相互传递</w:t>
-      </w:r>
-    </w:p>
-    <w:p>
-      <w:pPr>
-        <w:bidi w:val="0"/>
-        <w:ind w:left="420" w:leftChars="0" w:firstLine="420" w:firstLineChars="0"/>
-        <w:rPr>
-          <w:rFonts w:hint="eastAsia"/>
-          <w:lang w:val="en-US" w:eastAsia="zh-CN"/>
-        </w:rPr>
-      </w:pPr>
-      <w:r>
-        <w:rPr>
-          <w:rFonts w:hint="eastAsia"/>
-          <w:lang w:val="en-US" w:eastAsia="zh-CN"/>
-        </w:rPr>
-        <w:t>黑板系统：通过中央数据( cpu的共享内存)来协作，灵活，多条件多数据源下处理复杂问题(语音识别等)</w:t>
-      </w:r>
-    </w:p>
-    <w:p>
-      <w:pPr>
-        <w:bidi w:val="0"/>
-        <w:ind w:left="420" w:leftChars="0" w:firstLine="420" w:firstLineChars="0"/>
-        <w:rPr>
-          <w:rFonts w:hint="default"/>
-          <w:lang w:val="en-US" w:eastAsia="zh-CN"/>
-        </w:rPr>
-      </w:pPr>
-      <w:r>
-        <w:rPr>
-          <w:rFonts w:hint="eastAsia"/>
-          <w:lang w:val="en-US" w:eastAsia="zh-CN"/>
-        </w:rPr>
-        <w:t>数据共享(黑板变体)：构建中心数据库进行转换处理，处理简单问题</w:t>
-      </w:r>
-    </w:p>
-    <w:p>
-      <w:pPr>
-        <w:bidi w:val="0"/>
-        <w:ind w:left="420" w:leftChars="0" w:firstLine="420" w:firstLineChars="0"/>
-        <w:rPr>
-          <w:rFonts w:hint="default"/>
-          <w:lang w:val="en-US" w:eastAsia="zh-CN"/>
-        </w:rPr>
-      </w:pPr>
-      <w:r>
-        <w:rPr>
-          <w:rFonts w:hint="eastAsia"/>
-          <w:lang w:val="en-US" w:eastAsia="zh-CN"/>
-        </w:rPr>
-        <w:t>数据库系统: 数据存在数据库中</w:t>
-      </w:r>
-    </w:p>
-    <w:p>
-      <w:pPr>
-        <w:bidi w:val="0"/>
-        <w:ind w:left="420" w:leftChars="0" w:firstLine="420" w:firstLineChars="0"/>
-        <w:rPr>
-          <w:rFonts w:hint="eastAsia"/>
-          <w:lang w:val="en-US" w:eastAsia="zh-CN"/>
-        </w:rPr>
-      </w:pPr>
-      <w:r>
-        <w:rPr>
-          <w:rFonts w:hint="eastAsia"/>
-          <w:lang w:val="en-US" w:eastAsia="zh-CN"/>
-        </w:rPr>
-        <w:t>超文本系统：只有链接展示静态资源</w:t>
-      </w:r>
-    </w:p>
-    <w:p>
-      <w:pPr>
-        <w:bidi w:val="0"/>
-        <w:rPr>
-          <w:rFonts w:hint="default"/>
-          <w:lang w:val="en-US" w:eastAsia="zh-CN"/>
-        </w:rPr>
-      </w:pPr>
-    </w:p>
-    <w:p>
-      <w:pPr>
-        <w:bidi w:val="0"/>
-        <w:ind w:firstLine="420" w:firstLineChars="0"/>
-        <w:rPr>
-          <w:rFonts w:hint="eastAsia"/>
-          <w:lang w:val="en-US" w:eastAsia="zh-CN"/>
-        </w:rPr>
-      </w:pPr>
-      <w:r>
-        <w:rPr>
-          <w:rFonts w:hint="eastAsia"/>
-          <w:lang w:val="en-US" w:eastAsia="zh-CN"/>
-        </w:rPr>
-        <w:t>C/S：服务器提供服务和数据，客户端和用户交互</w:t>
-      </w:r>
-    </w:p>
-    <w:p>
-      <w:pPr>
-        <w:bidi w:val="0"/>
-        <w:ind w:firstLine="420" w:firstLineChars="0"/>
-        <w:rPr>
-          <w:rFonts w:hint="eastAsia"/>
-          <w:lang w:val="en-US" w:eastAsia="zh-CN"/>
-        </w:rPr>
-      </w:pPr>
-      <w:r>
-        <w:rPr>
-          <w:rFonts w:hint="eastAsia"/>
-          <w:lang w:val="en-US" w:eastAsia="zh-CN"/>
-        </w:rPr>
-        <w:t>C2:将一组构件绑定在一起</w:t>
-      </w:r>
-    </w:p>
-    <w:p>
-      <w:pPr>
-        <w:bidi w:val="0"/>
-        <w:ind w:firstLine="420" w:firstLineChars="0"/>
-        <w:rPr>
-          <w:rFonts w:hint="eastAsia"/>
-          <w:lang w:val="en-US" w:eastAsia="zh-CN"/>
-        </w:rPr>
-      </w:pPr>
-    </w:p>
-    <w:p>
-      <w:pPr>
-        <w:bidi w:val="0"/>
-        <w:ind w:firstLine="420" w:firstLineChars="0"/>
-        <w:rPr>
-          <w:rFonts w:hint="default"/>
-          <w:lang w:val="en-US" w:eastAsia="zh-CN"/>
-        </w:rPr>
-      </w:pPr>
-      <w:r>
-        <w:rPr>
-          <w:rFonts w:hint="eastAsia"/>
-          <w:lang w:val="en-US" w:eastAsia="zh-CN"/>
-        </w:rPr>
-        <w:t>闭环(过程)控制结构；检测-比较-修正的反馈控制系统，多个协作构件组成，适合简单任务，</w:t>
-      </w:r>
-    </w:p>
-    <w:p>
-      <w:pPr>
-        <w:bidi w:val="0"/>
-        <w:ind w:firstLine="0" w:firstLineChars="0"/>
-        <w:rPr>
-          <w:rFonts w:hint="eastAsia"/>
-          <w:lang w:val="en-US" w:eastAsia="zh-CN"/>
-        </w:rPr>
-      </w:pPr>
-    </w:p>
-    <w:p>
-      <w:pPr>
-        <w:bidi w:val="0"/>
-        <w:ind w:firstLine="0" w:firstLineChars="0"/>
-        <w:rPr>
-          <w:rFonts w:hint="eastAsia"/>
-          <w:lang w:val="en-US" w:eastAsia="zh-CN"/>
-        </w:rPr>
-      </w:pPr>
-      <w:r>
-        <w:rPr>
-          <w:rFonts w:hint="eastAsia"/>
-          <w:lang w:val="en-US" w:eastAsia="zh-CN"/>
-        </w:rPr>
-        <w:t>RESTful</w:t>
-      </w:r>
-    </w:p>
-    <w:p>
-      <w:pPr>
-        <w:bidi w:val="0"/>
-        <w:ind w:firstLine="420" w:firstLineChars="0"/>
-        <w:rPr>
-          <w:rFonts w:hint="eastAsia"/>
-          <w:lang w:val="en-US" w:eastAsia="zh-CN"/>
-        </w:rPr>
-      </w:pPr>
-      <w:r>
-        <w:rPr>
-          <w:rFonts w:hint="eastAsia"/>
-          <w:lang w:val="en-US" w:eastAsia="zh-CN"/>
-        </w:rPr>
-        <w:t>GET:查询用</w:t>
-      </w:r>
-    </w:p>
-    <w:p>
-      <w:pPr>
-        <w:bidi w:val="0"/>
-        <w:ind w:firstLine="420" w:firstLineChars="0"/>
-        <w:rPr>
-          <w:rFonts w:hint="eastAsia"/>
-          <w:lang w:val="en-US" w:eastAsia="zh-CN"/>
-        </w:rPr>
-      </w:pPr>
-      <w:r>
-        <w:rPr>
-          <w:rFonts w:hint="eastAsia"/>
-          <w:lang w:val="en-US" w:eastAsia="zh-CN"/>
-        </w:rPr>
-        <w:t>POST:对数据整体更新</w:t>
-      </w:r>
-    </w:p>
-    <w:p>
-      <w:pPr>
-        <w:bidi w:val="0"/>
-        <w:ind w:firstLine="420" w:firstLineChars="0"/>
-        <w:rPr>
-          <w:rFonts w:hint="default"/>
-          <w:lang w:val="en-US" w:eastAsia="zh-CN"/>
-        </w:rPr>
-      </w:pPr>
-      <w:r>
-        <w:rPr>
-          <w:rFonts w:hint="eastAsia"/>
-          <w:lang w:val="en-US" w:eastAsia="zh-CN"/>
-        </w:rPr>
-        <w:t>PUT:新增数据</w:t>
-      </w:r>
-    </w:p>
-    <w:p>
-      <w:pPr>
-        <w:bidi w:val="0"/>
-        <w:ind w:firstLine="420" w:firstLineChars="0"/>
-        <w:rPr>
-          <w:rFonts w:hint="eastAsia"/>
-          <w:lang w:val="en-US" w:eastAsia="zh-CN"/>
-        </w:rPr>
-      </w:pPr>
-      <w:r>
-        <w:rPr>
-          <w:rFonts w:hint="eastAsia"/>
-          <w:lang w:val="en-US" w:eastAsia="zh-CN"/>
-        </w:rPr>
-        <w:t>PATCH:对数据部分更新</w:t>
-      </w:r>
-    </w:p>
-    <w:p>
-      <w:pPr>
-        <w:bidi w:val="0"/>
-        <w:ind w:firstLine="0" w:firstLineChars="0"/>
-        <w:rPr>
-          <w:rFonts w:hint="eastAsia"/>
-          <w:lang w:val="en-US" w:eastAsia="zh-CN"/>
-        </w:rPr>
-      </w:pPr>
-    </w:p>
-    <w:p>
-      <w:pPr>
-        <w:bidi w:val="0"/>
-        <w:ind w:firstLine="0" w:firstLineChars="0"/>
-        <w:rPr>
-          <w:rFonts w:hint="eastAsia"/>
-          <w:lang w:val="en-US" w:eastAsia="zh-CN"/>
-        </w:rPr>
-      </w:pPr>
-      <w:r>
-        <w:rPr>
-          <w:rFonts w:hint="eastAsia"/>
-          <w:lang w:val="en-US" w:eastAsia="zh-CN"/>
-        </w:rPr>
-        <w:t>工业大模型</w:t>
-      </w:r>
-    </w:p>
-    <w:p>
-      <w:pPr>
-        <w:bidi w:val="0"/>
-        <w:ind w:firstLine="420" w:firstLineChars="0"/>
-        <w:rPr>
-          <w:rFonts w:hint="default"/>
-          <w:lang w:val="en-US" w:eastAsia="zh-CN"/>
-        </w:rPr>
-      </w:pPr>
-      <w:r>
-        <w:rPr>
-          <w:rFonts w:hint="eastAsia"/>
-          <w:lang w:val="en-US" w:eastAsia="zh-CN"/>
-        </w:rPr>
-        <w:t>基础设施层：提供算力，网络保障</w:t>
-      </w:r>
-    </w:p>
-    <w:p>
-      <w:pPr>
-        <w:bidi w:val="0"/>
-        <w:ind w:firstLine="420" w:firstLineChars="0"/>
-        <w:rPr>
-          <w:rFonts w:hint="default"/>
-          <w:lang w:val="en-US" w:eastAsia="zh-CN"/>
-        </w:rPr>
-      </w:pPr>
-      <w:r>
-        <w:rPr>
-          <w:rFonts w:hint="eastAsia"/>
-          <w:lang w:val="en-US" w:eastAsia="zh-CN"/>
-        </w:rPr>
-        <w:t>基座层：数据分析，形成知识图谱</w:t>
-      </w:r>
-    </w:p>
-    <w:p>
-      <w:pPr>
-        <w:bidi w:val="0"/>
-        <w:ind w:firstLine="420" w:firstLineChars="0"/>
-        <w:rPr>
-          <w:rFonts w:hint="default"/>
-          <w:lang w:val="en-US" w:eastAsia="zh-CN"/>
-        </w:rPr>
-      </w:pPr>
-      <w:r>
-        <w:rPr>
-          <w:rFonts w:hint="eastAsia"/>
-          <w:lang w:val="en-US" w:eastAsia="zh-CN"/>
-        </w:rPr>
-        <w:t>模型层：模型训练，调整</w:t>
-      </w:r>
-    </w:p>
-    <w:p>
-      <w:pPr>
-        <w:bidi w:val="0"/>
-        <w:ind w:firstLine="420" w:firstLineChars="0"/>
-        <w:rPr>
-          <w:rFonts w:hint="default"/>
-          <w:lang w:val="en-US" w:eastAsia="zh-CN"/>
-        </w:rPr>
-      </w:pPr>
-      <w:r>
-        <w:rPr>
-          <w:rFonts w:hint="eastAsia"/>
-          <w:lang w:val="en-US" w:eastAsia="zh-CN"/>
-        </w:rPr>
-        <w:t>交互层：人机协同</w:t>
-      </w:r>
-    </w:p>
-    <w:p>
-      <w:pPr>
-        <w:bidi w:val="0"/>
-        <w:ind w:firstLine="420" w:firstLineChars="0"/>
-        <w:rPr>
-          <w:rFonts w:hint="default"/>
-          <w:lang w:val="en-US" w:eastAsia="zh-CN"/>
-        </w:rPr>
-      </w:pPr>
-      <w:r>
-        <w:rPr>
-          <w:rFonts w:hint="eastAsia"/>
-          <w:lang w:val="en-US" w:eastAsia="zh-CN"/>
-        </w:rPr>
-        <w:t>应用层：不同场景下的不同应用</w:t>
-      </w:r>
-    </w:p>
-    <w:p>
-      <w:pPr>
-        <w:bidi w:val="0"/>
-        <w:ind w:firstLine="0" w:firstLineChars="0"/>
-        <w:rPr>
-          <w:rFonts w:hint="eastAsia"/>
-          <w:lang w:val="en-US" w:eastAsia="zh-CN"/>
-        </w:rPr>
-      </w:pPr>
-    </w:p>
-    <w:p>
-      <w:pPr>
-        <w:bidi w:val="0"/>
-        <w:ind w:firstLine="0" w:firstLineChars="0"/>
-        <w:rPr>
-          <w:rFonts w:hint="default"/>
-          <w:lang w:val="en-US" w:eastAsia="zh-CN"/>
-        </w:rPr>
-      </w:pPr>
-      <w:r>
-        <w:rPr>
-          <w:rFonts w:hint="eastAsia"/>
-          <w:lang w:val="en-US" w:eastAsia="zh-CN"/>
-        </w:rPr>
-        <w:t>数据中台：风险控制、数据治理、用户画像(用户的各种信息标签的整理)</w:t>
-      </w:r>
-    </w:p>
-    <w:p>
-      <w:pPr>
-        <w:bidi w:val="0"/>
-        <w:rPr>
-          <w:rFonts w:hint="default"/>
-          <w:lang w:val="en-US" w:eastAsia="zh-CN"/>
-        </w:rPr>
-      </w:pPr>
-    </w:p>
-    <w:p>
-      <w:pPr>
-        <w:bidi w:val="0"/>
-        <w:rPr>
-          <w:rFonts w:hint="default"/>
-          <w:lang w:val="en-US" w:eastAsia="zh-CN"/>
-        </w:rPr>
-      </w:pPr>
-      <w:r>
-        <w:rPr>
-          <w:rFonts w:hint="eastAsia"/>
-          <w:lang w:val="en-US" w:eastAsia="zh-CN"/>
-        </w:rPr>
-        <w:t>SOA(面向服务架构)：将软件分成各个微服务</w:t>
-      </w:r>
-    </w:p>
-    <w:p>
-      <w:pPr>
-        <w:bidi w:val="0"/>
-        <w:ind w:firstLine="420" w:firstLineChars="0"/>
-        <w:rPr>
-          <w:rFonts w:hint="default"/>
-          <w:lang w:val="en-US" w:eastAsia="zh-CN"/>
-        </w:rPr>
-      </w:pPr>
-      <w:r>
-        <w:rPr>
-          <w:rFonts w:hint="eastAsia"/>
-          <w:lang w:val="en-US" w:eastAsia="zh-CN"/>
-        </w:rPr>
-        <w:t>ESB:一条总线(消息+服务+路由)将所有应用，服务连起来</w:t>
-      </w:r>
-    </w:p>
-    <w:p>
-      <w:pPr>
-        <w:bidi w:val="0"/>
-        <w:ind w:firstLine="420" w:firstLineChars="0"/>
-        <w:rPr>
-          <w:rFonts w:hint="default"/>
-          <w:lang w:val="en-US" w:eastAsia="zh-CN"/>
-        </w:rPr>
-      </w:pPr>
-      <w:r>
-        <w:rPr>
-          <w:rFonts w:hint="eastAsia"/>
-          <w:lang w:val="en-US" w:eastAsia="zh-CN"/>
-        </w:rPr>
-        <w:t>服务治理：负载均衡，超时重置，限流</w:t>
-      </w:r>
-    </w:p>
-    <w:p>
-      <w:pPr>
-        <w:bidi w:val="0"/>
-        <w:ind w:firstLine="420" w:firstLineChars="0"/>
-        <w:rPr>
-          <w:rFonts w:hint="eastAsia"/>
-          <w:lang w:val="en-US" w:eastAsia="zh-CN"/>
-        </w:rPr>
-      </w:pPr>
-      <w:r>
-        <w:rPr>
-          <w:rFonts w:hint="eastAsia"/>
-          <w:lang w:val="en-US" w:eastAsia="zh-CN"/>
-        </w:rPr>
-        <w:t>服务注册与发现</w:t>
-      </w:r>
-    </w:p>
-    <w:p>
-      <w:pPr>
-        <w:bidi w:val="0"/>
-        <w:ind w:firstLine="0" w:firstLineChars="0"/>
-        <w:rPr>
-          <w:rFonts w:hint="eastAsia"/>
-          <w:lang w:val="en-US" w:eastAsia="zh-CN"/>
-        </w:rPr>
-      </w:pPr>
-      <w:r>
-        <w:rPr>
-          <w:rFonts w:hint="eastAsia"/>
-          <w:lang w:val="en-US" w:eastAsia="zh-CN"/>
-        </w:rPr>
-        <w:t>WSDL网页服务描述语言： 服务的作用，如何访问，位于何处</w:t>
-      </w:r>
-    </w:p>
-    <w:p>
-      <w:pPr>
-        <w:bidi w:val="0"/>
-        <w:ind w:firstLine="0" w:firstLineChars="0"/>
-        <w:rPr>
-          <w:rFonts w:hint="eastAsia"/>
-          <w:lang w:val="en-US" w:eastAsia="zh-CN"/>
-        </w:rPr>
-      </w:pPr>
-      <w:r>
-        <w:rPr>
-          <w:rFonts w:hint="eastAsia"/>
-          <w:lang w:val="en-US" w:eastAsia="zh-CN"/>
-        </w:rPr>
-        <w:t>EJB:企业级的java Bean(构件/实例)，用于分布式，面向对象的系统</w:t>
-      </w:r>
-    </w:p>
-    <w:p>
-      <w:pPr>
-        <w:bidi w:val="0"/>
-        <w:ind w:firstLine="0" w:firstLineChars="0"/>
-        <w:rPr>
-          <w:rFonts w:hint="default"/>
-          <w:lang w:val="en-US" w:eastAsia="zh-CN"/>
-        </w:rPr>
-      </w:pPr>
-      <w:r>
-        <w:rPr>
-          <w:rFonts w:hint="eastAsia"/>
-          <w:lang w:val="en-US" w:eastAsia="zh-CN"/>
-        </w:rPr>
-        <w:t>COM+:企业级分布式组件模型</w:t>
-      </w:r>
-    </w:p>
-    <w:p>
-      <w:pPr>
-        <w:bidi w:val="0"/>
-        <w:ind w:firstLine="0" w:firstLineChars="0"/>
-        <w:rPr>
-          <w:rFonts w:hint="eastAsia"/>
-          <w:lang w:val="en-US" w:eastAsia="zh-CN"/>
-        </w:rPr>
-      </w:pPr>
-    </w:p>
-    <w:p>
-      <w:pPr>
-        <w:rPr>
-          <w:rFonts w:hint="default" w:eastAsiaTheme="minorEastAsia"/>
-          <w:lang w:val="en-US" w:eastAsia="zh-CN"/>
-        </w:rPr>
-      </w:pPr>
+        <w:t>批处理：对多个任务批量处理</w:t>
+      </w:r>
       <w:r>
         <w:rPr>
           <w:rFonts w:hint="eastAsia"/>
           <w:b/>
           <w:bCs/>
-        </w:rPr>
-        <w:t>中间件</w:t>
-      </w:r>
-      <w:r>
-        <w:rPr>
-          <w:rFonts w:hint="eastAsia"/>
-        </w:rPr>
-        <w:t>：</w:t>
-      </w:r>
-      <w:r>
-        <w:rPr>
-          <w:rFonts w:hint="eastAsia"/>
-          <w:lang w:val="en-US" w:eastAsia="zh-CN"/>
-        </w:rPr>
-        <w:t>提供</w:t>
-      </w:r>
-      <w:r>
-        <w:rPr>
-          <w:rFonts w:hint="eastAsia"/>
-        </w:rPr>
-        <w:t>通信；保证交易一致性；提供负载均衡和高可用</w:t>
-      </w:r>
-      <w:r>
-        <w:rPr>
-          <w:rFonts w:hint="eastAsia"/>
-          <w:lang w:val="en-US" w:eastAsia="zh-CN"/>
-        </w:rPr>
-        <w:t>(无安全)</w:t>
-      </w:r>
-    </w:p>
-    <w:p>
-      <w:pPr>
-        <w:bidi w:val="0"/>
-        <w:ind w:firstLine="0" w:firstLineChars="0"/>
-        <w:rPr>
-          <w:rFonts w:hint="default"/>
-          <w:lang w:val="en-US" w:eastAsia="zh-CN"/>
-        </w:rPr>
-      </w:pPr>
-      <w:r>
-        <w:rPr>
-          <w:rFonts w:hint="eastAsia"/>
-          <w:lang w:val="en-US" w:eastAsia="zh-CN"/>
-        </w:rPr>
-        <w:t>语法树(实现层)-依赖(结构层)-功能间的关系(功能级)</w:t>
-      </w:r>
-    </w:p>
-    <w:p>
-      <w:pPr>
-        <w:pStyle w:val="2"/>
-        <w:bidi w:val="0"/>
-        <w:rPr>
-          <w:rFonts w:hint="eastAsia"/>
-          <w:lang w:val="en-US" w:eastAsia="zh-CN"/>
-        </w:rPr>
-      </w:pPr>
-      <w:r>
-        <w:rPr>
-          <w:rFonts w:hint="eastAsia"/>
-          <w:lang w:val="en-US" w:eastAsia="zh-CN"/>
-        </w:rPr>
-        <w:t>管理架构</w:t>
-      </w:r>
-    </w:p>
-    <w:p>
-      <w:pPr>
-        <w:bidi w:val="0"/>
-        <w:rPr>
-          <w:rFonts w:hint="eastAsia"/>
-          <w:lang w:val="en-US" w:eastAsia="zh-CN"/>
-        </w:rPr>
-      </w:pPr>
-      <w:r>
-        <w:rPr>
-          <w:rFonts w:hint="eastAsia"/>
-          <w:lang w:val="en-US" w:eastAsia="zh-CN"/>
-        </w:rPr>
-        <w:t>ERP(资源管理)资源流：物流，资金流，信息流</w:t>
-      </w:r>
-    </w:p>
-    <w:p>
-      <w:pPr>
-        <w:bidi w:val="0"/>
-        <w:rPr>
-          <w:rFonts w:hint="eastAsia"/>
-          <w:lang w:val="en-US" w:eastAsia="zh-CN"/>
-        </w:rPr>
-      </w:pPr>
-      <w:r>
-        <w:rPr>
-          <w:rFonts w:hint="eastAsia"/>
-          <w:lang w:val="en-US" w:eastAsia="zh-CN"/>
-        </w:rPr>
-        <w:t>CRM(客户关系管理)</w:t>
-      </w:r>
-    </w:p>
-    <w:p>
-      <w:pPr>
-        <w:bidi w:val="0"/>
-        <w:rPr>
-          <w:rFonts w:hint="default"/>
-          <w:lang w:val="en-US" w:eastAsia="zh-CN"/>
-        </w:rPr>
-      </w:pPr>
-      <w:r>
-        <w:rPr>
-          <w:rFonts w:hint="eastAsia"/>
-          <w:lang w:val="en-US" w:eastAsia="zh-CN"/>
-        </w:rPr>
-        <w:t>SCM(供应商管理)</w:t>
-      </w:r>
-    </w:p>
-    <w:p>
-      <w:pPr>
-        <w:bidi w:val="0"/>
-        <w:rPr>
-          <w:rFonts w:hint="eastAsia"/>
-          <w:lang w:val="en-US" w:eastAsia="zh-CN"/>
-        </w:rPr>
-      </w:pPr>
-    </w:p>
-    <w:p>
-      <w:pPr>
-        <w:rPr>
-          <w:rFonts w:hint="eastAsia"/>
-          <w:lang w:val="en-US" w:eastAsia="zh-CN"/>
-        </w:rPr>
-      </w:pPr>
-      <w:r>
-        <w:rPr>
-          <w:rFonts w:hint="eastAsia"/>
-          <w:lang w:val="en-US" w:eastAsia="zh-CN"/>
-        </w:rPr>
-        <w:t>RUP：用例驱动，迭代增量的开发过程</w:t>
-      </w:r>
-    </w:p>
-    <w:p>
-      <w:pPr>
-        <w:ind w:firstLine="420" w:firstLineChars="0"/>
-        <w:rPr>
-          <w:rFonts w:hint="default"/>
-          <w:lang w:val="en-US" w:eastAsia="zh-CN"/>
-        </w:rPr>
-      </w:pPr>
-      <w:r>
-        <w:rPr>
-          <w:rFonts w:hint="eastAsia"/>
-          <w:lang w:val="en-US" w:eastAsia="zh-CN"/>
-        </w:rPr>
-        <w:t>步骤：</w:t>
-      </w:r>
-      <w:r>
-        <w:t>建模</w:t>
-      </w:r>
-      <w:r>
-        <w:rPr>
-          <w:rFonts w:hint="eastAsia"/>
-          <w:lang w:eastAsia="zh-CN"/>
-        </w:rPr>
-        <w:t>、</w:t>
-      </w:r>
-      <w:r>
-        <w:t>需求</w:t>
-      </w:r>
-      <w:r>
-        <w:rPr>
-          <w:rFonts w:hint="eastAsia"/>
-          <w:lang w:eastAsia="zh-CN"/>
-        </w:rPr>
-        <w:t>、</w:t>
-      </w:r>
-      <w:r>
-        <w:t>分析设计</w:t>
-      </w:r>
-      <w:r>
-        <w:rPr>
-          <w:rFonts w:hint="eastAsia"/>
-          <w:lang w:eastAsia="zh-CN"/>
-        </w:rPr>
-        <w:t>、</w:t>
-      </w:r>
-      <w:r>
-        <w:t>实现</w:t>
-      </w:r>
-      <w:r>
-        <w:rPr>
-          <w:rFonts w:hint="eastAsia"/>
-          <w:lang w:eastAsia="zh-CN"/>
-        </w:rPr>
-        <w:t>、</w:t>
-      </w:r>
-      <w:r>
-        <w:t>测试</w:t>
-      </w:r>
-      <w:r>
-        <w:rPr>
-          <w:rFonts w:hint="eastAsia"/>
-          <w:lang w:eastAsia="zh-CN"/>
-        </w:rPr>
-        <w:t>、</w:t>
-      </w:r>
-      <w:r>
-        <w:t>部署</w:t>
-      </w:r>
-      <w:r>
-        <w:rPr>
-          <w:rFonts w:hint="eastAsia"/>
-          <w:lang w:eastAsia="zh-CN"/>
-        </w:rPr>
-        <w:t>、</w:t>
-      </w:r>
-      <w:r>
-        <w:t>配置和变更管理</w:t>
-      </w:r>
-      <w:r>
-        <w:rPr>
-          <w:rFonts w:hint="eastAsia"/>
-          <w:lang w:eastAsia="zh-CN"/>
-        </w:rPr>
-        <w:t>、</w:t>
-      </w:r>
-      <w:r>
-        <w:t>项目管</w:t>
-      </w:r>
-      <w:r>
-        <w:rPr>
-          <w:rFonts w:hint="eastAsia"/>
-          <w:lang w:eastAsia="zh-CN"/>
-        </w:rPr>
-        <w:t>、</w:t>
-      </w:r>
-      <w:r>
-        <w:t>环境</w:t>
-      </w:r>
-    </w:p>
-    <w:p>
-      <w:pPr>
-        <w:ind w:firstLine="420" w:firstLineChars="0"/>
-        <w:rPr>
-          <w:rFonts w:hint="eastAsia"/>
-          <w:lang w:val="en-US" w:eastAsia="zh-CN"/>
-        </w:rPr>
-      </w:pPr>
-      <w:r>
-        <w:rPr>
-          <w:rFonts w:hint="eastAsia"/>
-          <w:lang w:val="en-US" w:eastAsia="zh-CN"/>
-        </w:rPr>
-        <w:t>软件开发阶段</w:t>
-      </w:r>
-    </w:p>
-    <w:p>
-      <w:pPr>
+          <w:lang w:val="en-US" w:eastAsia="zh-CN"/>
+        </w:rPr>
+        <w:t>,顺序执行</w:t>
+      </w:r>
+    </w:p>
+    <w:p>
+      <w:pPr>
+        <w:bidi w:val="0"/>
         <w:ind w:left="420" w:leftChars="0" w:firstLine="420" w:firstLineChars="0"/>
         <w:rPr>
           <w:rFonts w:hint="default"/>
-          <w:lang w:val="en-US" w:eastAsia="zh-CN"/>
-        </w:rPr>
-      </w:pPr>
-      <w:r>
-        <w:rPr>
-          <w:rFonts w:hint="eastAsia"/>
-          <w:lang w:val="en-US" w:eastAsia="zh-CN"/>
-        </w:rPr>
-        <w:t>初始：需求分析，可行性</w:t>
-      </w:r>
-    </w:p>
-    <w:p>
-      <w:pPr>
-        <w:ind w:left="420" w:leftChars="0" w:firstLine="420" w:firstLineChars="0"/>
-        <w:rPr>
-          <w:rFonts w:hint="default"/>
-          <w:lang w:val="en-US" w:eastAsia="zh-CN"/>
-        </w:rPr>
-      </w:pPr>
-      <w:r>
-        <w:rPr>
-          <w:rFonts w:hint="eastAsia"/>
-          <w:lang w:val="en-US" w:eastAsia="zh-CN"/>
-        </w:rPr>
-        <w:t>细化：设计体系，制定工作计划，识别风险</w:t>
-      </w:r>
-    </w:p>
-    <w:p>
-      <w:pPr>
-        <w:ind w:left="420" w:leftChars="0" w:firstLine="420" w:firstLineChars="0"/>
-        <w:rPr>
-          <w:rFonts w:hint="default"/>
-          <w:lang w:val="en-US" w:eastAsia="zh-CN"/>
-        </w:rPr>
-      </w:pPr>
-      <w:r>
-        <w:rPr>
-          <w:rFonts w:hint="eastAsia"/>
-          <w:lang w:val="en-US" w:eastAsia="zh-CN"/>
-        </w:rPr>
-        <w:t>构建：开发，实现</w:t>
-      </w:r>
-    </w:p>
-    <w:p>
-      <w:pPr>
-        <w:ind w:left="420" w:leftChars="0" w:firstLine="420" w:firstLineChars="0"/>
-        <w:rPr>
-          <w:rFonts w:hint="eastAsia"/>
-          <w:lang w:val="en-US" w:eastAsia="zh-CN"/>
-        </w:rPr>
-      </w:pPr>
-      <w:r>
-        <w:rPr>
-          <w:rFonts w:hint="eastAsia"/>
-          <w:lang w:val="en-US" w:eastAsia="zh-CN"/>
-        </w:rPr>
-        <w:t>交付：部署，交付</w:t>
-      </w:r>
-    </w:p>
-    <w:p>
-      <w:pPr>
-        <w:ind w:left="420" w:leftChars="0" w:firstLine="420" w:firstLineChars="0"/>
-        <w:rPr>
-          <w:rFonts w:hint="default"/>
-          <w:lang w:val="en-US" w:eastAsia="zh-CN"/>
-        </w:rPr>
-      </w:pPr>
-    </w:p>
-    <w:p>
-      <w:pPr>
-        <w:bidi w:val="0"/>
-        <w:ind w:firstLine="0" w:firstLineChars="0"/>
-        <w:rPr>
-          <w:rFonts w:hint="eastAsia"/>
-          <w:lang w:val="en-US" w:eastAsia="zh-CN"/>
-        </w:rPr>
-      </w:pPr>
-      <w:r>
-        <w:rPr>
-          <w:rFonts w:hint="eastAsia"/>
-          <w:lang w:val="en-US" w:eastAsia="zh-CN"/>
-        </w:rPr>
-        <w:t>开放系统的安全服务：</w:t>
-      </w:r>
-    </w:p>
-    <w:p>
-      <w:pPr>
-        <w:bidi w:val="0"/>
-        <w:ind w:firstLine="420" w:firstLineChars="0"/>
-        <w:rPr>
-          <w:rFonts w:hint="default"/>
-          <w:lang w:val="en-US" w:eastAsia="zh-CN"/>
-        </w:rPr>
-      </w:pPr>
-      <w:r>
-        <w:rPr>
-          <w:rFonts w:hint="eastAsia"/>
-          <w:lang w:val="en-US" w:eastAsia="zh-CN"/>
-        </w:rPr>
-        <w:t>认证：登录</w:t>
-      </w:r>
-    </w:p>
-    <w:p>
-      <w:pPr>
-        <w:bidi w:val="0"/>
-        <w:ind w:firstLine="420" w:firstLineChars="0"/>
-        <w:rPr>
-          <w:rFonts w:hint="default"/>
-          <w:lang w:val="en-US" w:eastAsia="zh-CN"/>
-        </w:rPr>
-      </w:pPr>
-      <w:r>
-        <w:rPr>
-          <w:rFonts w:hint="eastAsia"/>
-          <w:lang w:val="en-US" w:eastAsia="zh-CN"/>
-        </w:rPr>
-        <w:t>访问控制：不同角色能访问的数据等级不同</w:t>
-      </w:r>
-    </w:p>
-    <w:p>
-      <w:pPr>
-        <w:bidi w:val="0"/>
-        <w:ind w:firstLine="420" w:firstLineChars="0"/>
-        <w:rPr>
-          <w:rFonts w:hint="default"/>
-          <w:lang w:val="en-US" w:eastAsia="zh-CN"/>
-        </w:rPr>
-      </w:pPr>
-      <w:r>
-        <w:rPr>
-          <w:rFonts w:hint="eastAsia"/>
-          <w:lang w:val="en-US" w:eastAsia="zh-CN"/>
-        </w:rPr>
-        <w:t>数据保密(机密)性：避免数据泄露给未授权的用户</w:t>
-      </w:r>
-    </w:p>
-    <w:p>
-      <w:pPr>
-        <w:bidi w:val="0"/>
-        <w:ind w:firstLine="420" w:firstLineChars="0"/>
-        <w:rPr>
-          <w:rFonts w:hint="default"/>
-          <w:lang w:val="en-US" w:eastAsia="zh-CN"/>
-        </w:rPr>
-      </w:pPr>
-      <w:r>
-        <w:rPr>
-          <w:rFonts w:hint="eastAsia"/>
-          <w:lang w:val="en-US" w:eastAsia="zh-CN"/>
-        </w:rPr>
-        <w:t>数据完整性：避免数据被篡改(非法的修改)</w:t>
-      </w:r>
-    </w:p>
-    <w:p>
-      <w:pPr>
-        <w:bidi w:val="0"/>
-        <w:ind w:firstLine="420" w:firstLineChars="0"/>
-        <w:rPr>
-          <w:rFonts w:hint="default"/>
-          <w:lang w:val="en-US" w:eastAsia="zh-CN"/>
-        </w:rPr>
-      </w:pPr>
-      <w:r>
-        <w:rPr>
-          <w:rFonts w:hint="eastAsia"/>
-          <w:lang w:val="en-US" w:eastAsia="zh-CN"/>
-        </w:rPr>
-        <w:t>不可否认：避免否认数据发送/接收过的事实</w:t>
-      </w:r>
-    </w:p>
-    <w:p>
-      <w:pPr>
-        <w:bidi w:val="0"/>
-        <w:rPr>
-          <w:rFonts w:hint="eastAsia"/>
-          <w:lang w:val="en-US" w:eastAsia="zh-CN"/>
-        </w:rPr>
-      </w:pPr>
-    </w:p>
-    <w:p>
-      <w:pPr>
-        <w:bidi w:val="0"/>
-        <w:rPr>
-          <w:rFonts w:hint="eastAsia"/>
-          <w:lang w:val="en-US" w:eastAsia="zh-CN"/>
-        </w:rPr>
-      </w:pPr>
-      <w:r>
-        <w:rPr>
-          <w:rFonts w:hint="eastAsia"/>
-          <w:lang w:val="en-US" w:eastAsia="zh-CN"/>
-        </w:rPr>
-        <w:t>ADL(架构描述语言)： 组件、组件接口、连接件、架构配置</w:t>
-      </w:r>
-    </w:p>
-    <w:p>
-      <w:pPr>
-        <w:bidi w:val="0"/>
-        <w:rPr>
-          <w:rFonts w:hint="default"/>
-          <w:lang w:val="en-US" w:eastAsia="zh-CN"/>
-        </w:rPr>
-      </w:pPr>
-    </w:p>
-    <w:p>
-      <w:pPr>
-        <w:bidi w:val="0"/>
-        <w:ind w:firstLine="0" w:firstLineChars="0"/>
-        <w:rPr>
-          <w:rFonts w:hint="eastAsia"/>
-          <w:lang w:val="en-US" w:eastAsia="zh-CN"/>
-        </w:rPr>
-      </w:pPr>
-      <w:r>
-        <w:rPr>
-          <w:rFonts w:hint="eastAsia"/>
-          <w:lang w:val="en-US" w:eastAsia="zh-CN"/>
-        </w:rPr>
-        <w:t>SAAM软件架构分析方法:</w:t>
-      </w:r>
-    </w:p>
-    <w:p>
-      <w:pPr>
-        <w:bidi w:val="0"/>
-        <w:ind w:firstLine="420" w:firstLineChars="0"/>
-        <w:rPr>
-          <w:rFonts w:hint="default"/>
-          <w:lang w:val="en-US" w:eastAsia="zh-CN"/>
-        </w:rPr>
-      </w:pPr>
-      <w:r>
-        <w:rPr>
-          <w:rFonts w:hint="eastAsia"/>
-          <w:lang w:val="en-US" w:eastAsia="zh-CN"/>
-        </w:rPr>
-        <w:t>关注单个场景的单个质量属性</w:t>
-      </w:r>
-    </w:p>
-    <w:p>
-      <w:pPr>
-        <w:bidi w:val="0"/>
-        <w:ind w:firstLine="420" w:firstLineChars="0"/>
-        <w:rPr>
-          <w:rFonts w:hint="eastAsia"/>
-          <w:lang w:val="en-US" w:eastAsia="zh-CN"/>
-        </w:rPr>
-      </w:pPr>
-      <w:r>
-        <w:rPr>
-          <w:rFonts w:hint="eastAsia"/>
-          <w:lang w:val="en-US" w:eastAsia="zh-CN"/>
-        </w:rPr>
-        <w:t>输入：问题描述，需求说明，架构(体系结构)描述</w:t>
-      </w:r>
-    </w:p>
-    <w:p>
-      <w:pPr>
-        <w:bidi w:val="0"/>
-        <w:ind w:firstLine="420" w:firstLineChars="0"/>
-        <w:rPr>
-          <w:rFonts w:hint="eastAsia"/>
-          <w:lang w:val="en-US" w:eastAsia="zh-CN"/>
-        </w:rPr>
-      </w:pPr>
-    </w:p>
-    <w:p>
-      <w:pPr>
-        <w:bidi w:val="0"/>
-        <w:ind w:firstLine="0" w:firstLineChars="0"/>
-        <w:rPr>
-          <w:rFonts w:hint="eastAsia"/>
-          <w:lang w:val="en-US" w:eastAsia="zh-CN"/>
-        </w:rPr>
-      </w:pPr>
-      <w:r>
-        <w:rPr>
-          <w:rFonts w:hint="eastAsia"/>
-          <w:lang w:val="en-US" w:eastAsia="zh-CN"/>
-        </w:rPr>
-        <w:t>ATAM:质量属性效用树(基于SAAM)</w:t>
-      </w:r>
-    </w:p>
-    <w:p>
-      <w:pPr>
-        <w:bidi w:val="0"/>
-        <w:ind w:firstLine="420" w:firstLineChars="0"/>
-        <w:rPr>
-          <w:rFonts w:hint="default"/>
-          <w:lang w:val="en-US" w:eastAsia="zh-CN"/>
-        </w:rPr>
-      </w:pPr>
-      <w:r>
-        <w:rPr>
-          <w:rFonts w:hint="eastAsia"/>
           <w:b/>
           <w:bCs/>
           <w:lang w:val="en-US" w:eastAsia="zh-CN"/>
         </w:rPr>
-        <w:t>需求收集</w:t>
-      </w:r>
-      <w:r>
-        <w:rPr>
-          <w:rFonts w:hint="eastAsia"/>
-          <w:lang w:val="en-US" w:eastAsia="zh-CN"/>
-        </w:rPr>
-        <w:t>、</w:t>
+      </w:pPr>
+      <w:r>
+        <w:rPr>
+          <w:rFonts w:hint="eastAsia"/>
+          <w:lang w:val="en-US" w:eastAsia="zh-CN"/>
+        </w:rPr>
+        <w:t>管道-过滤器：执行有先后顺序的步骤，数据流驱动，</w:t>
       </w:r>
       <w:r>
         <w:rPr>
@@ -1531,20 +220,1351 @@
           <w:bCs/>
           <w:lang w:val="en-US" w:eastAsia="zh-CN"/>
         </w:rPr>
-        <w:t>架构视图</w:t>
-      </w:r>
-      <w:r>
-        <w:rPr>
-          <w:rFonts w:hint="eastAsia"/>
-          <w:lang w:val="en-US" w:eastAsia="zh-CN"/>
-        </w:rPr>
-        <w:t>描述、属性构造、分析后对质量属性进行</w:t>
-      </w:r>
+        <w:t>支持并行(流水线)</w:t>
+      </w:r>
+    </w:p>
+    <w:p>
+      <w:pPr>
+        <w:bidi w:val="0"/>
+        <w:ind w:left="420" w:leftChars="0" w:firstLine="420" w:firstLineChars="0"/>
+        <w:rPr>
+          <w:rFonts w:hint="eastAsia"/>
+          <w:lang w:val="en-US" w:eastAsia="zh-CN"/>
+        </w:rPr>
+      </w:pPr>
+    </w:p>
+    <w:p>
+      <w:pPr>
+        <w:bidi w:val="0"/>
+        <w:ind w:left="420" w:leftChars="0" w:firstLine="0" w:firstLineChars="0"/>
+        <w:rPr>
+          <w:rFonts w:hint="default"/>
+          <w:lang w:val="en-US" w:eastAsia="zh-CN"/>
+        </w:rPr>
+      </w:pPr>
+      <w:r>
+        <w:rPr>
+          <w:rFonts w:hint="eastAsia"/>
+          <w:lang w:val="en-US" w:eastAsia="zh-CN"/>
+        </w:rPr>
+        <w:t>调用返回风格：调用其他服务，等返回后再继续，单线程，会阻塞</w:t>
+      </w:r>
+    </w:p>
+    <w:p>
+      <w:pPr>
+        <w:bidi w:val="0"/>
+        <w:ind w:left="420" w:leftChars="0" w:firstLine="420" w:firstLineChars="0"/>
+        <w:rPr>
+          <w:rFonts w:hint="default"/>
+          <w:lang w:val="en-US" w:eastAsia="zh-CN"/>
+        </w:rPr>
+      </w:pPr>
+      <w:r>
+        <w:rPr>
+          <w:rFonts w:hint="eastAsia"/>
+          <w:lang w:val="en-US" w:eastAsia="zh-CN"/>
+        </w:rPr>
+        <w:t>主/子程序：统一入口，不同功能对应不同子程序执行后，再执行主程序</w:t>
+      </w:r>
+    </w:p>
+    <w:p>
+      <w:pPr>
+        <w:bidi w:val="0"/>
+        <w:ind w:left="420" w:leftChars="0" w:firstLine="420" w:firstLineChars="0"/>
+        <w:rPr>
+          <w:rFonts w:hint="default"/>
+          <w:lang w:val="en-US" w:eastAsia="zh-CN"/>
+        </w:rPr>
+      </w:pPr>
+      <w:r>
+        <w:rPr>
+          <w:rFonts w:hint="eastAsia"/>
+          <w:lang w:val="en-US" w:eastAsia="zh-CN"/>
+        </w:rPr>
+        <w:t>面向对象：java中的调用返回</w:t>
+      </w:r>
+    </w:p>
+    <w:p>
+      <w:pPr>
+        <w:bidi w:val="0"/>
+        <w:ind w:left="420" w:leftChars="0" w:firstLine="420" w:firstLineChars="0"/>
+        <w:rPr>
+          <w:rFonts w:hint="eastAsia"/>
+          <w:lang w:val="en-US" w:eastAsia="zh-CN"/>
+        </w:rPr>
+      </w:pPr>
+      <w:r>
+        <w:rPr>
+          <w:rFonts w:hint="eastAsia"/>
+          <w:lang w:val="en-US" w:eastAsia="zh-CN"/>
+        </w:rPr>
+        <w:t>层次结构：降低性能</w:t>
+      </w:r>
+    </w:p>
+    <w:p>
+      <w:pPr>
+        <w:bidi w:val="0"/>
+        <w:ind w:left="420" w:leftChars="0" w:firstLine="420" w:firstLineChars="0"/>
+        <w:rPr>
+          <w:rFonts w:hint="eastAsia"/>
+          <w:lang w:val="en-US" w:eastAsia="zh-CN"/>
+        </w:rPr>
+      </w:pPr>
+    </w:p>
+    <w:p>
+      <w:pPr>
+        <w:bidi w:val="0"/>
+        <w:ind w:left="420" w:leftChars="0" w:firstLine="0" w:firstLineChars="0"/>
+        <w:rPr>
+          <w:rFonts w:hint="eastAsia"/>
+          <w:lang w:val="en-US" w:eastAsia="zh-CN"/>
+        </w:rPr>
+      </w:pPr>
+      <w:r>
+        <w:rPr>
+          <w:rFonts w:hint="eastAsia"/>
+          <w:lang w:val="en-US" w:eastAsia="zh-CN"/>
+        </w:rPr>
+        <w:t>独立构件风格</w:t>
+      </w:r>
+    </w:p>
+    <w:p>
+      <w:pPr>
+        <w:bidi w:val="0"/>
+        <w:ind w:left="420" w:leftChars="0" w:firstLine="420" w:firstLineChars="0"/>
+        <w:rPr>
+          <w:rFonts w:hint="default"/>
+          <w:lang w:val="en-US" w:eastAsia="zh-CN"/>
+        </w:rPr>
+      </w:pPr>
+      <w:r>
+        <w:rPr>
+          <w:rFonts w:hint="eastAsia"/>
+          <w:lang w:val="en-US" w:eastAsia="zh-CN"/>
+        </w:rPr>
+        <w:t>进程通信: 两个独立的进程，RPC/接口调用来进行消息传递</w:t>
+      </w:r>
+    </w:p>
+    <w:p>
+      <w:pPr>
+        <w:bidi w:val="0"/>
+        <w:ind w:left="420" w:leftChars="0" w:firstLine="420" w:firstLineChars="0"/>
+        <w:rPr>
+          <w:rFonts w:hint="eastAsia"/>
+          <w:lang w:val="en-US" w:eastAsia="zh-CN"/>
+        </w:rPr>
+      </w:pPr>
+      <w:r>
+        <w:rPr>
+          <w:rFonts w:hint="eastAsia"/>
+          <w:lang w:val="en-US" w:eastAsia="zh-CN"/>
+        </w:rPr>
+        <w:t>事件驱动：通过MQ驱动其他消费者处理，解耦</w:t>
+      </w:r>
+    </w:p>
+    <w:p>
+      <w:pPr>
+        <w:bidi w:val="0"/>
+        <w:ind w:left="420" w:leftChars="0" w:firstLine="420" w:firstLineChars="0"/>
+        <w:rPr>
+          <w:rFonts w:hint="default"/>
+          <w:lang w:val="en-US" w:eastAsia="zh-CN"/>
+        </w:rPr>
+      </w:pPr>
+    </w:p>
+    <w:p>
+      <w:pPr>
+        <w:bidi w:val="0"/>
+        <w:ind w:left="420" w:leftChars="0" w:firstLine="0" w:firstLineChars="0"/>
+        <w:rPr>
+          <w:rFonts w:hint="eastAsia"/>
+          <w:lang w:val="en-US" w:eastAsia="zh-CN"/>
+        </w:rPr>
+      </w:pPr>
+      <w:r>
+        <w:rPr>
+          <w:rFonts w:hint="eastAsia"/>
+          <w:lang w:val="en-US" w:eastAsia="zh-CN"/>
+        </w:rPr>
+        <w:t>虚拟机风格</w:t>
+      </w:r>
+    </w:p>
+    <w:p>
+      <w:pPr>
+        <w:bidi w:val="0"/>
+        <w:ind w:left="420" w:leftChars="0" w:firstLine="420" w:firstLineChars="0"/>
+        <w:rPr>
+          <w:rFonts w:hint="default"/>
+          <w:lang w:val="en-US" w:eastAsia="zh-CN"/>
+        </w:rPr>
+      </w:pPr>
+      <w:r>
+        <w:rPr>
+          <w:rFonts w:hint="eastAsia"/>
+          <w:lang w:val="en-US" w:eastAsia="zh-CN"/>
+        </w:rPr>
+        <w:t>解释器：前端输入脚本，后端进行解析，并执行对应操作(支持在运行时用户定义行为和能力)，形成新业务</w:t>
+      </w:r>
+    </w:p>
+    <w:p>
+      <w:pPr>
+        <w:bidi w:val="0"/>
+        <w:ind w:left="420" w:leftChars="0" w:firstLine="420" w:firstLineChars="0"/>
+        <w:rPr>
+          <w:rFonts w:hint="eastAsia" w:eastAsiaTheme="minorEastAsia"/>
+          <w:lang w:val="en-US" w:eastAsia="zh-CN"/>
+        </w:rPr>
+      </w:pPr>
+      <w:r>
+        <w:rPr>
+          <w:rFonts w:hint="eastAsia"/>
+          <w:lang w:val="en-US" w:eastAsia="zh-CN"/>
+        </w:rPr>
+        <w:t>基于规则(专家)：根据规则(温度传感器，高于26度)执行动作(开启制冷)，工作内存(</w:t>
+      </w:r>
+      <w:r>
+        <w:t>存储推理的数据和中间结果</w:t>
+      </w:r>
+      <w:r>
+        <w:rPr>
+          <w:rFonts w:hint="eastAsia"/>
+          <w:lang w:val="en-US" w:eastAsia="zh-CN"/>
+        </w:rPr>
+        <w:t>)</w:t>
+      </w:r>
+    </w:p>
+    <w:p>
+      <w:pPr>
+        <w:bidi w:val="0"/>
+        <w:ind w:left="420" w:leftChars="0" w:firstLine="420" w:firstLineChars="0"/>
+        <w:rPr>
+          <w:rFonts w:hint="default"/>
+          <w:lang w:val="en-US" w:eastAsia="zh-CN"/>
+        </w:rPr>
+      </w:pPr>
+    </w:p>
+    <w:p>
+      <w:pPr>
+        <w:bidi w:val="0"/>
+        <w:ind w:firstLine="420" w:firstLineChars="0"/>
+        <w:rPr>
+          <w:rFonts w:hint="default"/>
+          <w:lang w:val="en-US" w:eastAsia="zh-CN"/>
+        </w:rPr>
+      </w:pPr>
+      <w:r>
+        <w:rPr>
+          <w:rFonts w:hint="eastAsia"/>
+          <w:lang w:val="en-US" w:eastAsia="zh-CN"/>
+        </w:rPr>
+        <w:t>仓库风格:数据存在中心，各组件访问数据仓库进行协作，避免相互传递</w:t>
+      </w:r>
+    </w:p>
+    <w:p>
+      <w:pPr>
+        <w:bidi w:val="0"/>
+        <w:ind w:left="420" w:leftChars="0" w:firstLine="420" w:firstLineChars="0"/>
+        <w:rPr>
+          <w:rFonts w:hint="eastAsia"/>
+          <w:lang w:val="en-US" w:eastAsia="zh-CN"/>
+        </w:rPr>
+      </w:pPr>
+      <w:r>
+        <w:rPr>
+          <w:rFonts w:hint="eastAsia"/>
+          <w:lang w:val="en-US" w:eastAsia="zh-CN"/>
+        </w:rPr>
+        <w:t>黑板系统：通过中央数据( cpu的共享内存)来协作，灵活，多条件多数据源下处理复杂问题(语音识别等)</w:t>
+      </w:r>
+    </w:p>
+    <w:p>
+      <w:pPr>
+        <w:bidi w:val="0"/>
+        <w:ind w:left="420" w:leftChars="0" w:firstLine="420" w:firstLineChars="0"/>
+        <w:rPr>
+          <w:rFonts w:hint="default"/>
+          <w:lang w:val="en-US" w:eastAsia="zh-CN"/>
+        </w:rPr>
+      </w:pPr>
+      <w:r>
+        <w:rPr>
+          <w:rFonts w:hint="eastAsia"/>
+          <w:lang w:val="en-US" w:eastAsia="zh-CN"/>
+        </w:rPr>
+        <w:t>数据共享(黑板变体)：构建中心数据库进行转换处理，处理简单问题</w:t>
+      </w:r>
+    </w:p>
+    <w:p>
+      <w:pPr>
+        <w:bidi w:val="0"/>
+        <w:ind w:left="420" w:leftChars="0" w:firstLine="420" w:firstLineChars="0"/>
+        <w:rPr>
+          <w:rFonts w:hint="default"/>
+          <w:lang w:val="en-US" w:eastAsia="zh-CN"/>
+        </w:rPr>
+      </w:pPr>
+      <w:r>
+        <w:rPr>
+          <w:rFonts w:hint="eastAsia"/>
+          <w:lang w:val="en-US" w:eastAsia="zh-CN"/>
+        </w:rPr>
+        <w:t>数据库系统: 数据存在数据库中</w:t>
+      </w:r>
+    </w:p>
+    <w:p>
+      <w:pPr>
+        <w:bidi w:val="0"/>
+        <w:ind w:left="420" w:leftChars="0" w:firstLine="420" w:firstLineChars="0"/>
+        <w:rPr>
+          <w:rFonts w:hint="eastAsia"/>
+          <w:lang w:val="en-US" w:eastAsia="zh-CN"/>
+        </w:rPr>
+      </w:pPr>
+      <w:r>
+        <w:rPr>
+          <w:rFonts w:hint="eastAsia"/>
+          <w:lang w:val="en-US" w:eastAsia="zh-CN"/>
+        </w:rPr>
+        <w:t>超文本系统：只有链接展示静态资源</w:t>
+      </w:r>
+    </w:p>
+    <w:p>
+      <w:pPr>
+        <w:bidi w:val="0"/>
+        <w:rPr>
+          <w:rFonts w:hint="default"/>
+          <w:lang w:val="en-US" w:eastAsia="zh-CN"/>
+        </w:rPr>
+      </w:pPr>
+    </w:p>
+    <w:p>
+      <w:pPr>
+        <w:bidi w:val="0"/>
+        <w:ind w:firstLine="420" w:firstLineChars="0"/>
+        <w:rPr>
+          <w:rFonts w:hint="eastAsia"/>
+          <w:lang w:val="en-US" w:eastAsia="zh-CN"/>
+        </w:rPr>
+      </w:pPr>
+      <w:r>
+        <w:rPr>
+          <w:rFonts w:hint="eastAsia"/>
+          <w:lang w:val="en-US" w:eastAsia="zh-CN"/>
+        </w:rPr>
+        <w:t>C/S：服务器提供服务和数据，客户端和用户交互</w:t>
+      </w:r>
+    </w:p>
+    <w:p>
+      <w:pPr>
+        <w:bidi w:val="0"/>
+        <w:ind w:firstLine="420" w:firstLineChars="0"/>
+        <w:rPr>
+          <w:rFonts w:hint="eastAsia"/>
+          <w:lang w:val="en-US" w:eastAsia="zh-CN"/>
+        </w:rPr>
+      </w:pPr>
+      <w:r>
+        <w:rPr>
+          <w:rFonts w:hint="eastAsia"/>
+          <w:lang w:val="en-US" w:eastAsia="zh-CN"/>
+        </w:rPr>
+        <w:t>C2:将一组构件绑定在一起</w:t>
+      </w:r>
+    </w:p>
+    <w:p>
+      <w:pPr>
+        <w:bidi w:val="0"/>
+        <w:ind w:firstLine="420" w:firstLineChars="0"/>
+        <w:rPr>
+          <w:rFonts w:hint="eastAsia"/>
+          <w:lang w:val="en-US" w:eastAsia="zh-CN"/>
+        </w:rPr>
+      </w:pPr>
+    </w:p>
+    <w:p>
+      <w:pPr>
+        <w:bidi w:val="0"/>
+        <w:ind w:firstLine="420" w:firstLineChars="0"/>
+        <w:rPr>
+          <w:rFonts w:hint="default"/>
+          <w:lang w:val="en-US" w:eastAsia="zh-CN"/>
+        </w:rPr>
+      </w:pPr>
+      <w:r>
+        <w:rPr>
+          <w:rFonts w:hint="eastAsia"/>
+          <w:lang w:val="en-US" w:eastAsia="zh-CN"/>
+        </w:rPr>
+        <w:t>闭环(过程)控制结构；检测-比较-修正的反馈控制系统，多个协作构件组成，适合简单任务，</w:t>
+      </w:r>
+    </w:p>
+    <w:p>
+      <w:pPr>
+        <w:bidi w:val="0"/>
+        <w:ind w:firstLine="0" w:firstLineChars="0"/>
+        <w:rPr>
+          <w:rFonts w:hint="eastAsia"/>
+          <w:lang w:val="en-US" w:eastAsia="zh-CN"/>
+        </w:rPr>
+      </w:pPr>
+    </w:p>
+    <w:p>
+      <w:pPr>
+        <w:bidi w:val="0"/>
+        <w:ind w:firstLine="0" w:firstLineChars="0"/>
+        <w:rPr>
+          <w:rFonts w:hint="eastAsia"/>
+          <w:lang w:val="en-US" w:eastAsia="zh-CN"/>
+        </w:rPr>
+      </w:pPr>
+      <w:r>
+        <w:rPr>
+          <w:rFonts w:hint="eastAsia"/>
+          <w:lang w:val="en-US" w:eastAsia="zh-CN"/>
+        </w:rPr>
+        <w:t>RESTful</w:t>
+      </w:r>
+    </w:p>
+    <w:p>
+      <w:pPr>
+        <w:bidi w:val="0"/>
+        <w:ind w:firstLine="420" w:firstLineChars="0"/>
+        <w:rPr>
+          <w:rFonts w:hint="eastAsia"/>
+          <w:lang w:val="en-US" w:eastAsia="zh-CN"/>
+        </w:rPr>
+      </w:pPr>
+      <w:r>
+        <w:rPr>
+          <w:rFonts w:hint="eastAsia"/>
+          <w:lang w:val="en-US" w:eastAsia="zh-CN"/>
+        </w:rPr>
+        <w:t>GET:查询用</w:t>
+      </w:r>
+    </w:p>
+    <w:p>
+      <w:pPr>
+        <w:bidi w:val="0"/>
+        <w:ind w:firstLine="420" w:firstLineChars="0"/>
+        <w:rPr>
+          <w:rFonts w:hint="eastAsia"/>
+          <w:lang w:val="en-US" w:eastAsia="zh-CN"/>
+        </w:rPr>
+      </w:pPr>
+      <w:r>
+        <w:rPr>
+          <w:rFonts w:hint="eastAsia"/>
+          <w:lang w:val="en-US" w:eastAsia="zh-CN"/>
+        </w:rPr>
+        <w:t>POST:对数据整体更新</w:t>
+      </w:r>
+    </w:p>
+    <w:p>
+      <w:pPr>
+        <w:bidi w:val="0"/>
+        <w:ind w:firstLine="420" w:firstLineChars="0"/>
+        <w:rPr>
+          <w:rFonts w:hint="default"/>
+          <w:lang w:val="en-US" w:eastAsia="zh-CN"/>
+        </w:rPr>
+      </w:pPr>
+      <w:r>
+        <w:rPr>
+          <w:rFonts w:hint="eastAsia"/>
+          <w:lang w:val="en-US" w:eastAsia="zh-CN"/>
+        </w:rPr>
+        <w:t>PUT:新增数据</w:t>
+      </w:r>
+    </w:p>
+    <w:p>
+      <w:pPr>
+        <w:bidi w:val="0"/>
+        <w:ind w:firstLine="420" w:firstLineChars="0"/>
+        <w:rPr>
+          <w:rFonts w:hint="eastAsia"/>
+          <w:lang w:val="en-US" w:eastAsia="zh-CN"/>
+        </w:rPr>
+      </w:pPr>
+      <w:r>
+        <w:rPr>
+          <w:rFonts w:hint="eastAsia"/>
+          <w:lang w:val="en-US" w:eastAsia="zh-CN"/>
+        </w:rPr>
+        <w:t>PATCH:对数据部分更新</w:t>
+      </w:r>
+    </w:p>
+    <w:p>
+      <w:pPr>
+        <w:bidi w:val="0"/>
+        <w:ind w:firstLine="0" w:firstLineChars="0"/>
+        <w:rPr>
+          <w:rFonts w:hint="eastAsia"/>
+          <w:lang w:val="en-US" w:eastAsia="zh-CN"/>
+        </w:rPr>
+      </w:pPr>
+    </w:p>
+    <w:p>
+      <w:pPr>
+        <w:bidi w:val="0"/>
+        <w:ind w:firstLine="0" w:firstLineChars="0"/>
+        <w:rPr>
+          <w:rFonts w:hint="eastAsia"/>
+          <w:lang w:val="en-US" w:eastAsia="zh-CN"/>
+        </w:rPr>
+      </w:pPr>
+      <w:r>
+        <w:rPr>
+          <w:rFonts w:hint="eastAsia"/>
+          <w:lang w:val="en-US" w:eastAsia="zh-CN"/>
+        </w:rPr>
+        <w:t>工业大模型</w:t>
+      </w:r>
+    </w:p>
+    <w:p>
+      <w:pPr>
+        <w:bidi w:val="0"/>
+        <w:ind w:firstLine="420" w:firstLineChars="0"/>
+        <w:rPr>
+          <w:rFonts w:hint="default"/>
+          <w:lang w:val="en-US" w:eastAsia="zh-CN"/>
+        </w:rPr>
+      </w:pPr>
+      <w:r>
+        <w:rPr>
+          <w:rFonts w:hint="eastAsia"/>
+          <w:lang w:val="en-US" w:eastAsia="zh-CN"/>
+        </w:rPr>
+        <w:t>基础设施层：提供算力，网络保障</w:t>
+      </w:r>
+    </w:p>
+    <w:p>
+      <w:pPr>
+        <w:bidi w:val="0"/>
+        <w:ind w:firstLine="420" w:firstLineChars="0"/>
+        <w:rPr>
+          <w:rFonts w:hint="default"/>
+          <w:lang w:val="en-US" w:eastAsia="zh-CN"/>
+        </w:rPr>
+      </w:pPr>
+      <w:r>
+        <w:rPr>
+          <w:rFonts w:hint="eastAsia"/>
+          <w:lang w:val="en-US" w:eastAsia="zh-CN"/>
+        </w:rPr>
+        <w:t>基座层：数据分析，形成知识图谱</w:t>
+      </w:r>
+    </w:p>
+    <w:p>
+      <w:pPr>
+        <w:bidi w:val="0"/>
+        <w:ind w:firstLine="420" w:firstLineChars="0"/>
+        <w:rPr>
+          <w:rFonts w:hint="default"/>
+          <w:lang w:val="en-US" w:eastAsia="zh-CN"/>
+        </w:rPr>
+      </w:pPr>
+      <w:r>
+        <w:rPr>
+          <w:rFonts w:hint="eastAsia"/>
+          <w:lang w:val="en-US" w:eastAsia="zh-CN"/>
+        </w:rPr>
+        <w:t>模型层：模型训练，调整</w:t>
+      </w:r>
+    </w:p>
+    <w:p>
+      <w:pPr>
+        <w:bidi w:val="0"/>
+        <w:ind w:firstLine="420" w:firstLineChars="0"/>
+        <w:rPr>
+          <w:rFonts w:hint="default"/>
+          <w:lang w:val="en-US" w:eastAsia="zh-CN"/>
+        </w:rPr>
+      </w:pPr>
+      <w:r>
+        <w:rPr>
+          <w:rFonts w:hint="eastAsia"/>
+          <w:lang w:val="en-US" w:eastAsia="zh-CN"/>
+        </w:rPr>
+        <w:t>交互层：人机协同</w:t>
+      </w:r>
+    </w:p>
+    <w:p>
+      <w:pPr>
+        <w:bidi w:val="0"/>
+        <w:ind w:firstLine="420" w:firstLineChars="0"/>
+        <w:rPr>
+          <w:rFonts w:hint="default"/>
+          <w:lang w:val="en-US" w:eastAsia="zh-CN"/>
+        </w:rPr>
+      </w:pPr>
+      <w:r>
+        <w:rPr>
+          <w:rFonts w:hint="eastAsia"/>
+          <w:lang w:val="en-US" w:eastAsia="zh-CN"/>
+        </w:rPr>
+        <w:t>应用层：不同场景下的不同应用</w:t>
+      </w:r>
+    </w:p>
+    <w:p>
+      <w:pPr>
+        <w:bidi w:val="0"/>
+        <w:ind w:firstLine="0" w:firstLineChars="0"/>
+        <w:rPr>
+          <w:rFonts w:hint="eastAsia"/>
+          <w:lang w:val="en-US" w:eastAsia="zh-CN"/>
+        </w:rPr>
+      </w:pPr>
+    </w:p>
+    <w:p>
+      <w:pPr>
+        <w:bidi w:val="0"/>
+        <w:ind w:firstLine="0" w:firstLineChars="0"/>
+        <w:rPr>
+          <w:rFonts w:hint="default"/>
+          <w:lang w:val="en-US" w:eastAsia="zh-CN"/>
+        </w:rPr>
+      </w:pPr>
+      <w:r>
+        <w:rPr>
+          <w:rFonts w:hint="eastAsia"/>
+          <w:lang w:val="en-US" w:eastAsia="zh-CN"/>
+        </w:rPr>
+        <w:t>数据中台：风险控制、数据治理、用户画像(用户的各种信息标签的整理)</w:t>
+      </w:r>
+    </w:p>
+    <w:p>
+      <w:pPr>
+        <w:bidi w:val="0"/>
+        <w:rPr>
+          <w:rFonts w:hint="default"/>
+          <w:lang w:val="en-US" w:eastAsia="zh-CN"/>
+        </w:rPr>
+      </w:pPr>
+    </w:p>
+    <w:p>
+      <w:pPr>
+        <w:bidi w:val="0"/>
+        <w:rPr>
+          <w:rFonts w:hint="default"/>
+          <w:lang w:val="en-US" w:eastAsia="zh-CN"/>
+        </w:rPr>
+      </w:pPr>
+      <w:r>
+        <w:rPr>
+          <w:rFonts w:hint="eastAsia"/>
+          <w:lang w:val="en-US" w:eastAsia="zh-CN"/>
+        </w:rPr>
+        <w:t>SOA(面向服务架构)：将软件分成各个微服务</w:t>
+      </w:r>
+    </w:p>
+    <w:p>
+      <w:pPr>
+        <w:bidi w:val="0"/>
+        <w:ind w:firstLine="420" w:firstLineChars="0"/>
+        <w:rPr>
+          <w:rFonts w:hint="default"/>
+          <w:lang w:val="en-US" w:eastAsia="zh-CN"/>
+        </w:rPr>
+      </w:pPr>
+      <w:r>
+        <w:rPr>
+          <w:rFonts w:hint="eastAsia"/>
+          <w:lang w:val="en-US" w:eastAsia="zh-CN"/>
+        </w:rPr>
+        <w:t>ESB:一条总线(消息+服务+路由)将所有应用，服务连起来</w:t>
+      </w:r>
+    </w:p>
+    <w:p>
+      <w:pPr>
+        <w:bidi w:val="0"/>
+        <w:ind w:firstLine="420" w:firstLineChars="0"/>
+        <w:rPr>
+          <w:rFonts w:hint="default"/>
+          <w:lang w:val="en-US" w:eastAsia="zh-CN"/>
+        </w:rPr>
+      </w:pPr>
+      <w:r>
+        <w:rPr>
+          <w:rFonts w:hint="eastAsia"/>
+          <w:lang w:val="en-US" w:eastAsia="zh-CN"/>
+        </w:rPr>
+        <w:t>服务治理：负载均衡，超时重置，限流</w:t>
+      </w:r>
+    </w:p>
+    <w:p>
+      <w:pPr>
+        <w:bidi w:val="0"/>
+        <w:ind w:firstLine="420" w:firstLineChars="0"/>
+        <w:rPr>
+          <w:rFonts w:hint="eastAsia"/>
+          <w:lang w:val="en-US" w:eastAsia="zh-CN"/>
+        </w:rPr>
+      </w:pPr>
+      <w:r>
+        <w:rPr>
+          <w:rFonts w:hint="eastAsia"/>
+          <w:lang w:val="en-US" w:eastAsia="zh-CN"/>
+        </w:rPr>
+        <w:t>服务注册与发现</w:t>
+      </w:r>
+    </w:p>
+    <w:p>
+      <w:pPr>
+        <w:bidi w:val="0"/>
+        <w:ind w:firstLine="0" w:firstLineChars="0"/>
+        <w:rPr>
+          <w:rFonts w:hint="eastAsia"/>
+          <w:lang w:val="en-US" w:eastAsia="zh-CN"/>
+        </w:rPr>
+      </w:pPr>
+      <w:r>
+        <w:rPr>
+          <w:rFonts w:hint="eastAsia"/>
+          <w:lang w:val="en-US" w:eastAsia="zh-CN"/>
+        </w:rPr>
+        <w:t>WSDL网页服务描述语言： 服务的作用，如何访问，位于何处</w:t>
+      </w:r>
+    </w:p>
+    <w:p>
+      <w:pPr>
+        <w:bidi w:val="0"/>
+        <w:ind w:firstLine="0" w:firstLineChars="0"/>
+        <w:rPr>
+          <w:rFonts w:hint="eastAsia"/>
+          <w:lang w:val="en-US" w:eastAsia="zh-CN"/>
+        </w:rPr>
+      </w:pPr>
+      <w:r>
+        <w:rPr>
+          <w:rFonts w:hint="eastAsia"/>
+          <w:lang w:val="en-US" w:eastAsia="zh-CN"/>
+        </w:rPr>
+        <w:t>EJB:企业级的java Bean(构件/实例)，用于分布式，面向对象的系统</w:t>
+      </w:r>
+    </w:p>
+    <w:p>
+      <w:pPr>
+        <w:bidi w:val="0"/>
+        <w:ind w:firstLine="0" w:firstLineChars="0"/>
+        <w:rPr>
+          <w:rFonts w:hint="default"/>
+          <w:lang w:val="en-US" w:eastAsia="zh-CN"/>
+        </w:rPr>
+      </w:pPr>
+      <w:r>
+        <w:rPr>
+          <w:rFonts w:hint="eastAsia"/>
+          <w:lang w:val="en-US" w:eastAsia="zh-CN"/>
+        </w:rPr>
+        <w:t>COM+:企业级分布式组件模型</w:t>
+      </w:r>
+    </w:p>
+    <w:p>
+      <w:pPr>
+        <w:bidi w:val="0"/>
+        <w:ind w:firstLine="0" w:firstLineChars="0"/>
+        <w:rPr>
+          <w:rFonts w:hint="eastAsia"/>
+          <w:lang w:val="en-US" w:eastAsia="zh-CN"/>
+        </w:rPr>
+      </w:pPr>
+    </w:p>
+    <w:p>
+      <w:pPr>
+        <w:rPr>
+          <w:rFonts w:hint="default" w:eastAsiaTheme="minorEastAsia"/>
+          <w:lang w:val="en-US" w:eastAsia="zh-CN"/>
+        </w:rPr>
+      </w:pPr>
       <w:r>
         <w:rPr>
           <w:rFonts w:hint="eastAsia"/>
           <w:b/>
           <w:bCs/>
+        </w:rPr>
+        <w:t>中间件</w:t>
+      </w:r>
+      <w:r>
+        <w:rPr>
+          <w:rFonts w:hint="eastAsia"/>
+        </w:rPr>
+        <w:t>：</w:t>
+      </w:r>
+      <w:r>
+        <w:rPr>
+          <w:rFonts w:hint="eastAsia"/>
+          <w:lang w:val="en-US" w:eastAsia="zh-CN"/>
+        </w:rPr>
+        <w:t>提供</w:t>
+      </w:r>
+      <w:r>
+        <w:rPr>
+          <w:rFonts w:hint="eastAsia"/>
+        </w:rPr>
+        <w:t>通信；保证交易一致性；提供负载均衡和高可用</w:t>
+      </w:r>
+      <w:r>
+        <w:rPr>
+          <w:rFonts w:hint="eastAsia"/>
+          <w:lang w:val="en-US" w:eastAsia="zh-CN"/>
+        </w:rPr>
+        <w:t>(无安全)</w:t>
+      </w:r>
+    </w:p>
+    <w:p>
+      <w:pPr>
+        <w:bidi w:val="0"/>
+        <w:ind w:firstLine="0" w:firstLineChars="0"/>
+        <w:rPr>
+          <w:rFonts w:hint="default"/>
+          <w:lang w:val="en-US" w:eastAsia="zh-CN"/>
+        </w:rPr>
+      </w:pPr>
+      <w:r>
+        <w:rPr>
+          <w:rFonts w:hint="eastAsia"/>
+          <w:lang w:val="en-US" w:eastAsia="zh-CN"/>
+        </w:rPr>
+        <w:t>语法树(实现层)-依赖(结构层)-功能间的关系(功能级)</w:t>
+      </w:r>
+    </w:p>
+    <w:p>
+      <w:pPr>
+        <w:pStyle w:val="2"/>
+        <w:bidi w:val="0"/>
+        <w:rPr>
+          <w:rFonts w:hint="eastAsia"/>
+          <w:lang w:val="en-US" w:eastAsia="zh-CN"/>
+        </w:rPr>
+      </w:pPr>
+      <w:r>
+        <w:rPr>
+          <w:rFonts w:hint="eastAsia"/>
+          <w:lang w:val="en-US" w:eastAsia="zh-CN"/>
+        </w:rPr>
+        <w:t>管理架构</w:t>
+      </w:r>
+    </w:p>
+    <w:p>
+      <w:pPr>
+        <w:bidi w:val="0"/>
+        <w:rPr>
+          <w:rFonts w:hint="eastAsia"/>
+          <w:lang w:val="en-US" w:eastAsia="zh-CN"/>
+        </w:rPr>
+      </w:pPr>
+      <w:r>
+        <w:rPr>
+          <w:rFonts w:hint="eastAsia"/>
+          <w:lang w:val="en-US" w:eastAsia="zh-CN"/>
+        </w:rPr>
+        <w:t>ERP(资源管理)资源流：物流，资金流，信息流</w:t>
+      </w:r>
+    </w:p>
+    <w:p>
+      <w:pPr>
+        <w:bidi w:val="0"/>
+        <w:rPr>
+          <w:rFonts w:hint="eastAsia"/>
+          <w:lang w:val="en-US" w:eastAsia="zh-CN"/>
+        </w:rPr>
+      </w:pPr>
+      <w:r>
+        <w:rPr>
+          <w:rFonts w:hint="eastAsia"/>
+          <w:lang w:val="en-US" w:eastAsia="zh-CN"/>
+        </w:rPr>
+        <w:t>CRM(客户关系管理)</w:t>
+      </w:r>
+    </w:p>
+    <w:p>
+      <w:pPr>
+        <w:bidi w:val="0"/>
+        <w:rPr>
+          <w:rFonts w:hint="default"/>
+          <w:lang w:val="en-US" w:eastAsia="zh-CN"/>
+        </w:rPr>
+      </w:pPr>
+      <w:r>
+        <w:rPr>
+          <w:rFonts w:hint="eastAsia"/>
+          <w:lang w:val="en-US" w:eastAsia="zh-CN"/>
+        </w:rPr>
+        <w:t>SCM(供应商管理)</w:t>
+      </w:r>
+    </w:p>
+    <w:p>
+      <w:pPr>
+        <w:bidi w:val="0"/>
+        <w:rPr>
+          <w:rFonts w:hint="eastAsia"/>
+          <w:lang w:val="en-US" w:eastAsia="zh-CN"/>
+        </w:rPr>
+      </w:pPr>
+    </w:p>
+    <w:p>
+      <w:pPr>
+        <w:rPr>
+          <w:rFonts w:hint="eastAsia"/>
+          <w:lang w:val="en-US" w:eastAsia="zh-CN"/>
+        </w:rPr>
+      </w:pPr>
+      <w:r>
+        <w:rPr>
+          <w:rFonts w:hint="eastAsia"/>
+          <w:lang w:val="en-US" w:eastAsia="zh-CN"/>
+        </w:rPr>
+        <w:t>RUP：用例驱动，迭代增量的开发过程</w:t>
+      </w:r>
+    </w:p>
+    <w:p>
+      <w:pPr>
+        <w:ind w:firstLine="420" w:firstLineChars="0"/>
+        <w:rPr>
+          <w:rFonts w:hint="default"/>
+          <w:lang w:val="en-US" w:eastAsia="zh-CN"/>
+        </w:rPr>
+      </w:pPr>
+      <w:r>
+        <w:rPr>
+          <w:rFonts w:hint="eastAsia"/>
+          <w:lang w:val="en-US" w:eastAsia="zh-CN"/>
+        </w:rPr>
+        <w:t>步骤：</w:t>
+      </w:r>
+      <w:r>
+        <w:t>建模</w:t>
+      </w:r>
+      <w:r>
+        <w:rPr>
+          <w:rFonts w:hint="eastAsia"/>
+          <w:lang w:eastAsia="zh-CN"/>
+        </w:rPr>
+        <w:t>、</w:t>
+      </w:r>
+      <w:r>
+        <w:t>需求</w:t>
+      </w:r>
+      <w:r>
+        <w:rPr>
+          <w:rFonts w:hint="eastAsia"/>
+          <w:lang w:eastAsia="zh-CN"/>
+        </w:rPr>
+        <w:t>、</w:t>
+      </w:r>
+      <w:r>
+        <w:t>分析设计</w:t>
+      </w:r>
+      <w:r>
+        <w:rPr>
+          <w:rFonts w:hint="eastAsia"/>
+          <w:lang w:eastAsia="zh-CN"/>
+        </w:rPr>
+        <w:t>、</w:t>
+      </w:r>
+      <w:r>
+        <w:t>实现</w:t>
+      </w:r>
+      <w:r>
+        <w:rPr>
+          <w:rFonts w:hint="eastAsia"/>
+          <w:lang w:eastAsia="zh-CN"/>
+        </w:rPr>
+        <w:t>、</w:t>
+      </w:r>
+      <w:r>
+        <w:t>测试</w:t>
+      </w:r>
+      <w:r>
+        <w:rPr>
+          <w:rFonts w:hint="eastAsia"/>
+          <w:lang w:eastAsia="zh-CN"/>
+        </w:rPr>
+        <w:t>、</w:t>
+      </w:r>
+      <w:r>
+        <w:t>部署</w:t>
+      </w:r>
+      <w:r>
+        <w:rPr>
+          <w:rFonts w:hint="eastAsia"/>
+          <w:lang w:eastAsia="zh-CN"/>
+        </w:rPr>
+        <w:t>、</w:t>
+      </w:r>
+      <w:r>
+        <w:t>配置和变更管理</w:t>
+      </w:r>
+      <w:r>
+        <w:rPr>
+          <w:rFonts w:hint="eastAsia"/>
+          <w:lang w:eastAsia="zh-CN"/>
+        </w:rPr>
+        <w:t>、</w:t>
+      </w:r>
+      <w:r>
+        <w:t>项目管</w:t>
+      </w:r>
+      <w:r>
+        <w:rPr>
+          <w:rFonts w:hint="eastAsia"/>
+          <w:lang w:eastAsia="zh-CN"/>
+        </w:rPr>
+        <w:t>、</w:t>
+      </w:r>
+      <w:r>
+        <w:t>环境</w:t>
+      </w:r>
+    </w:p>
+    <w:p>
+      <w:pPr>
+        <w:ind w:firstLine="420" w:firstLineChars="0"/>
+        <w:rPr>
+          <w:rFonts w:hint="eastAsia"/>
+          <w:lang w:val="en-US" w:eastAsia="zh-CN"/>
+        </w:rPr>
+      </w:pPr>
+      <w:r>
+        <w:rPr>
+          <w:rFonts w:hint="eastAsia"/>
+          <w:lang w:val="en-US" w:eastAsia="zh-CN"/>
+        </w:rPr>
+        <w:t>软件开发阶段</w:t>
+      </w:r>
+    </w:p>
+    <w:p>
+      <w:pPr>
+        <w:ind w:left="420" w:leftChars="0" w:firstLine="420" w:firstLineChars="0"/>
+        <w:rPr>
+          <w:rFonts w:hint="default"/>
+          <w:lang w:val="en-US" w:eastAsia="zh-CN"/>
+        </w:rPr>
+      </w:pPr>
+      <w:r>
+        <w:rPr>
+          <w:rFonts w:hint="eastAsia"/>
+          <w:lang w:val="en-US" w:eastAsia="zh-CN"/>
+        </w:rPr>
+        <w:t>初始：需求分析，可行性</w:t>
+      </w:r>
+    </w:p>
+    <w:p>
+      <w:pPr>
+        <w:ind w:left="420" w:leftChars="0" w:firstLine="420" w:firstLineChars="0"/>
+        <w:rPr>
+          <w:rFonts w:hint="default"/>
+          <w:lang w:val="en-US" w:eastAsia="zh-CN"/>
+        </w:rPr>
+      </w:pPr>
+      <w:r>
+        <w:rPr>
+          <w:rFonts w:hint="eastAsia"/>
+          <w:lang w:val="en-US" w:eastAsia="zh-CN"/>
+        </w:rPr>
+        <w:t>细化：设计体系，制定工作计划，识别风险</w:t>
+      </w:r>
+    </w:p>
+    <w:p>
+      <w:pPr>
+        <w:ind w:left="420" w:leftChars="0" w:firstLine="420" w:firstLineChars="0"/>
+        <w:rPr>
+          <w:rFonts w:hint="default"/>
+          <w:lang w:val="en-US" w:eastAsia="zh-CN"/>
+        </w:rPr>
+      </w:pPr>
+      <w:r>
+        <w:rPr>
+          <w:rFonts w:hint="eastAsia"/>
+          <w:lang w:val="en-US" w:eastAsia="zh-CN"/>
+        </w:rPr>
+        <w:t>构建：开发，实现</w:t>
+      </w:r>
+    </w:p>
+    <w:p>
+      <w:pPr>
+        <w:ind w:left="420" w:leftChars="0" w:firstLine="420" w:firstLineChars="0"/>
+        <w:rPr>
+          <w:rFonts w:hint="eastAsia"/>
+          <w:lang w:val="en-US" w:eastAsia="zh-CN"/>
+        </w:rPr>
+      </w:pPr>
+      <w:r>
+        <w:rPr>
+          <w:rFonts w:hint="eastAsia"/>
+          <w:lang w:val="en-US" w:eastAsia="zh-CN"/>
+        </w:rPr>
+        <w:t>交付：部署，交付</w:t>
+      </w:r>
+    </w:p>
+    <w:p>
+      <w:pPr>
+        <w:ind w:left="420" w:leftChars="0" w:firstLine="420" w:firstLineChars="0"/>
+        <w:rPr>
+          <w:rFonts w:hint="default"/>
+          <w:lang w:val="en-US" w:eastAsia="zh-CN"/>
+        </w:rPr>
+      </w:pPr>
+    </w:p>
+    <w:p>
+      <w:pPr>
+        <w:bidi w:val="0"/>
+        <w:ind w:firstLine="0" w:firstLineChars="0"/>
+        <w:rPr>
+          <w:rFonts w:hint="eastAsia"/>
+          <w:lang w:val="en-US" w:eastAsia="zh-CN"/>
+        </w:rPr>
+      </w:pPr>
+      <w:r>
+        <w:rPr>
+          <w:rFonts w:hint="eastAsia"/>
+          <w:lang w:val="en-US" w:eastAsia="zh-CN"/>
+        </w:rPr>
+        <w:t>开放系统的安全服务：</w:t>
+      </w:r>
+    </w:p>
+    <w:p>
+      <w:pPr>
+        <w:bidi w:val="0"/>
+        <w:ind w:firstLine="420" w:firstLineChars="0"/>
+        <w:rPr>
+          <w:rFonts w:hint="default"/>
+          <w:lang w:val="en-US" w:eastAsia="zh-CN"/>
+        </w:rPr>
+      </w:pPr>
+      <w:r>
+        <w:rPr>
+          <w:rFonts w:hint="eastAsia"/>
+          <w:lang w:val="en-US" w:eastAsia="zh-CN"/>
+        </w:rPr>
+        <w:t>认证：登录</w:t>
+      </w:r>
+    </w:p>
+    <w:p>
+      <w:pPr>
+        <w:bidi w:val="0"/>
+        <w:ind w:firstLine="420" w:firstLineChars="0"/>
+        <w:rPr>
+          <w:rFonts w:hint="default"/>
+          <w:lang w:val="en-US" w:eastAsia="zh-CN"/>
+        </w:rPr>
+      </w:pPr>
+      <w:r>
+        <w:rPr>
+          <w:rFonts w:hint="eastAsia"/>
+          <w:lang w:val="en-US" w:eastAsia="zh-CN"/>
+        </w:rPr>
+        <w:t>访问控制：不同角色能访问的数据等级不同</w:t>
+      </w:r>
+    </w:p>
+    <w:p>
+      <w:pPr>
+        <w:bidi w:val="0"/>
+        <w:ind w:firstLine="420" w:firstLineChars="0"/>
+        <w:rPr>
+          <w:rFonts w:hint="default"/>
+          <w:lang w:val="en-US" w:eastAsia="zh-CN"/>
+        </w:rPr>
+      </w:pPr>
+      <w:r>
+        <w:rPr>
+          <w:rFonts w:hint="eastAsia"/>
+          <w:lang w:val="en-US" w:eastAsia="zh-CN"/>
+        </w:rPr>
+        <w:t>数据保密(机密)性：避免数据泄露给未授权的用户</w:t>
+      </w:r>
+    </w:p>
+    <w:p>
+      <w:pPr>
+        <w:bidi w:val="0"/>
+        <w:ind w:firstLine="420" w:firstLineChars="0"/>
+        <w:rPr>
+          <w:rFonts w:hint="default"/>
+          <w:lang w:val="en-US" w:eastAsia="zh-CN"/>
+        </w:rPr>
+      </w:pPr>
+      <w:r>
+        <w:rPr>
+          <w:rFonts w:hint="eastAsia"/>
+          <w:lang w:val="en-US" w:eastAsia="zh-CN"/>
+        </w:rPr>
+        <w:t>数据完整性：避免数据被篡改(非法的修改)</w:t>
+      </w:r>
+    </w:p>
+    <w:p>
+      <w:pPr>
+        <w:bidi w:val="0"/>
+        <w:ind w:firstLine="420" w:firstLineChars="0"/>
+        <w:rPr>
+          <w:rFonts w:hint="default"/>
+          <w:lang w:val="en-US" w:eastAsia="zh-CN"/>
+        </w:rPr>
+      </w:pPr>
+      <w:r>
+        <w:rPr>
+          <w:rFonts w:hint="eastAsia"/>
+          <w:lang w:val="en-US" w:eastAsia="zh-CN"/>
+        </w:rPr>
+        <w:t>不可否认：避免否认数据发送/接收过的事实</w:t>
+      </w:r>
+    </w:p>
+    <w:p>
+      <w:pPr>
+        <w:bidi w:val="0"/>
+        <w:rPr>
+          <w:rFonts w:hint="eastAsia"/>
+          <w:lang w:val="en-US" w:eastAsia="zh-CN"/>
+        </w:rPr>
+      </w:pPr>
+    </w:p>
+    <w:p>
+      <w:pPr>
+        <w:bidi w:val="0"/>
+        <w:rPr>
+          <w:rFonts w:hint="eastAsia"/>
+          <w:lang w:val="en-US" w:eastAsia="zh-CN"/>
+        </w:rPr>
+      </w:pPr>
+      <w:r>
+        <w:rPr>
+          <w:rFonts w:hint="eastAsia"/>
+          <w:lang w:val="en-US" w:eastAsia="zh-CN"/>
+        </w:rPr>
+        <w:t>ADL(架构描述语言)： 组件、组件接口、连接件、架构配置</w:t>
+      </w:r>
+    </w:p>
+    <w:p>
+      <w:pPr>
+        <w:bidi w:val="0"/>
+        <w:rPr>
+          <w:rFonts w:hint="default"/>
+          <w:lang w:val="en-US" w:eastAsia="zh-CN"/>
+        </w:rPr>
+      </w:pPr>
+    </w:p>
+    <w:p>
+      <w:pPr>
+        <w:bidi w:val="0"/>
+        <w:ind w:firstLine="0" w:firstLineChars="0"/>
+        <w:rPr>
+          <w:rFonts w:hint="eastAsia"/>
+          <w:lang w:val="en-US" w:eastAsia="zh-CN"/>
+        </w:rPr>
+      </w:pPr>
+      <w:r>
+        <w:rPr>
+          <w:rFonts w:hint="eastAsia"/>
+          <w:lang w:val="en-US" w:eastAsia="zh-CN"/>
+        </w:rPr>
+        <w:t>SAAM软件架构分析方法:</w:t>
+      </w:r>
+    </w:p>
+    <w:p>
+      <w:pPr>
+        <w:bidi w:val="0"/>
+        <w:ind w:firstLine="420" w:firstLineChars="0"/>
+        <w:rPr>
+          <w:rFonts w:hint="default"/>
+          <w:lang w:val="en-US" w:eastAsia="zh-CN"/>
+        </w:rPr>
+      </w:pPr>
+      <w:r>
+        <w:rPr>
+          <w:rFonts w:hint="eastAsia"/>
+          <w:lang w:val="en-US" w:eastAsia="zh-CN"/>
+        </w:rPr>
+        <w:t>关注单个场景的单个质量属性</w:t>
+      </w:r>
+    </w:p>
+    <w:p>
+      <w:pPr>
+        <w:bidi w:val="0"/>
+        <w:ind w:firstLine="420" w:firstLineChars="0"/>
+        <w:rPr>
+          <w:rFonts w:hint="eastAsia"/>
+          <w:lang w:val="en-US" w:eastAsia="zh-CN"/>
+        </w:rPr>
+      </w:pPr>
+      <w:r>
+        <w:rPr>
+          <w:rFonts w:hint="eastAsia"/>
+          <w:lang w:val="en-US" w:eastAsia="zh-CN"/>
+        </w:rPr>
+        <w:t>输入：问题描述，需求说明，架构(体系结构)描述</w:t>
+      </w:r>
+    </w:p>
+    <w:p>
+      <w:pPr>
+        <w:bidi w:val="0"/>
+        <w:ind w:firstLine="420" w:firstLineChars="0"/>
+        <w:rPr>
+          <w:rFonts w:hint="eastAsia"/>
+          <w:lang w:val="en-US" w:eastAsia="zh-CN"/>
+        </w:rPr>
+      </w:pPr>
+    </w:p>
+    <w:p>
+      <w:pPr>
+        <w:bidi w:val="0"/>
+        <w:ind w:firstLine="0" w:firstLineChars="0"/>
+        <w:rPr>
+          <w:rFonts w:hint="eastAsia"/>
+          <w:lang w:val="en-US" w:eastAsia="zh-CN"/>
+        </w:rPr>
+      </w:pPr>
+      <w:r>
+        <w:rPr>
+          <w:rFonts w:hint="eastAsia"/>
+          <w:lang w:val="en-US" w:eastAsia="zh-CN"/>
+        </w:rPr>
+        <w:t>ATAM:质量属性效用树(基于SAAM)</w:t>
+      </w:r>
+    </w:p>
+    <w:p>
+      <w:pPr>
+        <w:bidi w:val="0"/>
+        <w:ind w:firstLine="420" w:firstLineChars="0"/>
+        <w:rPr>
+          <w:rFonts w:hint="default"/>
+          <w:lang w:val="en-US" w:eastAsia="zh-CN"/>
+        </w:rPr>
+      </w:pPr>
+      <w:r>
+        <w:rPr>
+          <w:rFonts w:hint="eastAsia"/>
+          <w:b/>
+          <w:bCs/>
+          <w:lang w:val="en-US" w:eastAsia="zh-CN"/>
+        </w:rPr>
+        <w:t>需求收集</w:t>
+      </w:r>
+      <w:r>
+        <w:rPr>
+          <w:rFonts w:hint="eastAsia"/>
+          <w:lang w:val="en-US" w:eastAsia="zh-CN"/>
+        </w:rPr>
+        <w:t>、</w:t>
+      </w:r>
+      <w:r>
+        <w:rPr>
+          <w:rFonts w:hint="eastAsia"/>
+          <w:b/>
+          <w:bCs/>
+          <w:lang w:val="en-US" w:eastAsia="zh-CN"/>
+        </w:rPr>
+        <w:t>架构视图</w:t>
+      </w:r>
+      <w:r>
+        <w:rPr>
+          <w:rFonts w:hint="eastAsia"/>
+          <w:lang w:val="en-US" w:eastAsia="zh-CN"/>
+        </w:rPr>
+        <w:t>描述、属性构造、分析后对质量属性进行</w:t>
+      </w:r>
+      <w:r>
+        <w:rPr>
+          <w:rFonts w:hint="eastAsia"/>
+          <w:b/>
+          <w:bCs/>
           <w:lang w:val="en-US" w:eastAsia="zh-CN"/>
         </w:rPr>
         <w:t>权衡和折中</w:t>
@@ -1598,7 +1618,16 @@
           <w:rFonts w:hint="eastAsia"/>
           <w:lang w:val="en-US" w:eastAsia="zh-CN"/>
         </w:rPr>
-        <w:t>最开始关注的属性：性能、安全性、可修改性、可用性</w:t>
+        <w:t>最开始关注的属性(高优先级</w:t>
+      </w:r>
+      <w:bookmarkStart w:id="4" w:name="_GoBack"/>
+      <w:bookmarkEnd w:id="4"/>
+      <w:r>
+        <w:rPr>
+          <w:rFonts w:hint="eastAsia"/>
+          <w:lang w:val="en-US" w:eastAsia="zh-CN"/>
+        </w:rPr>
+        <w:t>)：性能、安全性、可修改性、可用性</w:t>
       </w:r>
     </w:p>
     <w:p>
@@ -3562,10 +3591,142 @@
       <w:pPr>
         <w:bidi w:val="0"/>
         <w:rPr>
-          <w:rFonts w:hint="default"/>
-          <w:lang w:val="en-US" w:eastAsia="zh-CN"/>
-        </w:rPr>
-      </w:pPr>
+          <w:rFonts w:hint="eastAsia"/>
+          <w:lang w:val="en-US" w:eastAsia="zh-CN"/>
+        </w:rPr>
+      </w:pPr>
+    </w:p>
+    <w:p>
+      <w:pPr>
+        <w:bidi w:val="0"/>
+        <w:rPr>
+          <w:rFonts w:hint="eastAsia"/>
+          <w:lang w:val="en-US" w:eastAsia="zh-CN"/>
+        </w:rPr>
+      </w:pPr>
+      <w:r>
+        <w:rPr>
+          <w:rFonts w:hint="eastAsia"/>
+          <w:lang w:val="en-US" w:eastAsia="zh-CN"/>
+        </w:rPr>
+        <w:t>物理层：</w:t>
+      </w:r>
+    </w:p>
+    <w:p>
+      <w:pPr>
+        <w:bidi w:val="0"/>
+        <w:ind w:firstLine="420" w:firstLineChars="0"/>
+        <w:rPr>
+          <w:rFonts w:hint="default"/>
+          <w:lang w:val="en-US" w:eastAsia="zh-CN"/>
+        </w:rPr>
+      </w:pPr>
+      <w:r>
+        <w:rPr>
+          <w:rFonts w:hint="eastAsia"/>
+          <w:lang w:val="en-US" w:eastAsia="zh-CN"/>
+        </w:rPr>
+        <w:t>中继器：去噪(强化信号)</w:t>
+      </w:r>
+    </w:p>
+    <w:p>
+      <w:pPr>
+        <w:bidi w:val="0"/>
+        <w:ind w:firstLine="420" w:firstLineChars="0"/>
+        <w:rPr>
+          <w:rFonts w:hint="default"/>
+          <w:lang w:val="en-US" w:eastAsia="zh-CN"/>
+        </w:rPr>
+      </w:pPr>
+      <w:r>
+        <w:rPr>
+          <w:rFonts w:hint="eastAsia"/>
+          <w:lang w:val="en-US" w:eastAsia="zh-CN"/>
+        </w:rPr>
+        <w:t>集线器：特殊的中继器</w:t>
+      </w:r>
+    </w:p>
+    <w:p>
+      <w:pPr>
+        <w:bidi w:val="0"/>
+        <w:rPr>
+          <w:rFonts w:hint="eastAsia"/>
+          <w:lang w:val="en-US" w:eastAsia="zh-CN"/>
+        </w:rPr>
+      </w:pPr>
+      <w:r>
+        <w:rPr>
+          <w:rFonts w:hint="eastAsia"/>
+          <w:lang w:val="en-US" w:eastAsia="zh-CN"/>
+        </w:rPr>
+        <w:t>数据链路层：</w:t>
+      </w:r>
+    </w:p>
+    <w:p>
+      <w:pPr>
+        <w:bidi w:val="0"/>
+        <w:ind w:firstLine="420" w:firstLineChars="0"/>
+        <w:rPr>
+          <w:rFonts w:hint="default"/>
+          <w:lang w:val="en-US" w:eastAsia="zh-CN"/>
+        </w:rPr>
+      </w:pPr>
+      <w:r>
+        <w:rPr>
+          <w:rFonts w:hint="eastAsia"/>
+          <w:lang w:val="en-US" w:eastAsia="zh-CN"/>
+        </w:rPr>
+        <w:t>网桥：连接两个局域网</w:t>
+      </w:r>
+    </w:p>
+    <w:p>
+      <w:pPr>
+        <w:bidi w:val="0"/>
+        <w:ind w:firstLine="420" w:firstLineChars="0"/>
+        <w:rPr>
+          <w:rFonts w:hint="default"/>
+          <w:lang w:val="en-US" w:eastAsia="zh-CN"/>
+        </w:rPr>
+      </w:pPr>
+      <w:r>
+        <w:rPr>
+          <w:rFonts w:hint="eastAsia"/>
+          <w:lang w:val="en-US" w:eastAsia="zh-CN"/>
+        </w:rPr>
+        <w:t>交换机：检查目的地址MAC,进行转发</w:t>
+      </w:r>
+    </w:p>
+    <w:p>
+      <w:pPr>
+        <w:bidi w:val="0"/>
+        <w:rPr>
+          <w:rFonts w:hint="eastAsia"/>
+          <w:lang w:val="en-US" w:eastAsia="zh-CN"/>
+        </w:rPr>
+      </w:pPr>
+      <w:r>
+        <w:rPr>
+          <w:rFonts w:hint="eastAsia"/>
+          <w:lang w:val="en-US" w:eastAsia="zh-CN"/>
+        </w:rPr>
+        <w:t>网络层：路由器</w:t>
+      </w:r>
+    </w:p>
+    <w:p>
+      <w:pPr>
+        <w:bidi w:val="0"/>
+        <w:rPr>
+          <w:rFonts w:hint="default"/>
+          <w:lang w:val="en-US" w:eastAsia="zh-CN"/>
+        </w:rPr>
+      </w:pPr>
+      <w:r>
+        <w:rPr>
+          <w:rFonts w:hint="eastAsia"/>
+          <w:lang w:val="en-US" w:eastAsia="zh-CN"/>
+        </w:rPr>
+        <w:t>应用层：网关</w:t>
+      </w:r>
     </w:p>
     <w:p>
       <w:pPr>
@@ -5241,16 +5402,16 @@
     <w:p>
       <w:pPr>
         <w:rPr>
-          <w:rFonts w:hint="eastAsia"/>
-          <w:lang w:val="en-US" w:eastAsia="zh-CN"/>
-        </w:rPr>
-      </w:pPr>
-      <w:r>
-        <w:rPr>
-          <w:rFonts w:hint="eastAsia"/>
-          <w:lang w:val="en-US" w:eastAsia="zh-CN"/>
-        </w:rPr>
-        <w:t>功能模型(DFD)</w:t>
+          <w:rFonts w:hint="default"/>
+          <w:lang w:val="en-US" w:eastAsia="zh-CN"/>
+        </w:rPr>
+      </w:pPr>
+      <w:r>
+        <w:rPr>
+          <w:rFonts w:hint="eastAsia"/>
+          <w:lang w:val="en-US" w:eastAsia="zh-CN"/>
+        </w:rPr>
+        <w:t>功能模型(DFD):自顶向下，描述数据流向</w:t>
       </w:r>
     </w:p>
     <w:p>
@@ -7030,7 +7191,7 @@
           <w:rFonts w:hint="eastAsia"/>
           <w:lang w:val="en-US" w:eastAsia="zh-CN"/>
         </w:rPr>
-        <w:t>语句覆盖：每个语句</w:t>
+        <w:t>语句覆盖1：每个语句</w:t>
       </w:r>
     </w:p>
     <w:p>
@@ -7046,7 +7207,7 @@
           <w:rFonts w:hint="eastAsia"/>
           <w:lang w:val="en-US" w:eastAsia="zh-CN"/>
         </w:rPr>
-        <w:t>判定覆盖：if中整体true/false各一次 (true|true) (false|false)</w:t>
+        <w:t>判定覆盖2：if中整体true/false各一次 (true|true) (false|false)，覆盖1</w:t>
       </w:r>
     </w:p>
     <w:p>
@@ -7062,7 +7223,7 @@
           <w:rFonts w:hint="eastAsia"/>
           <w:lang w:val="en-US" w:eastAsia="zh-CN"/>
         </w:rPr>
-        <w:t>条件覆盖：if中每个条件都true/false一次(true|false) (false|true)</w:t>
+        <w:t>条件覆盖3：if中每个条件都true/false一次(true|false) (false|true)，覆盖1</w:t>
       </w:r>
     </w:p>
     <w:p>
@@ -7078,23 +7239,23 @@
           <w:rFonts w:hint="eastAsia"/>
           <w:lang w:val="en-US" w:eastAsia="zh-CN"/>
         </w:rPr>
-        <w:t>判定-条件覆盖:满足判定和条件(true|true)(true|false)(false|true)</w:t>
+        <w:t>判定-条件覆盖4:满足判定和条件(true|true)(true|false)(false|true)，覆盖2，3</w:t>
       </w:r>
     </w:p>
     <w:p>
       <w:pPr>
         <w:ind w:left="420" w:leftChars="0" w:firstLine="420" w:firstLineChars="0"/>
         <w:rPr>
-          <w:rFonts w:hint="eastAsia"/>
-          <w:lang w:val="en-US" w:eastAsia="zh-CN"/>
-        </w:rPr>
-      </w:pPr>
-      <w:r>
-        <w:rPr>
-          <w:rFonts w:hint="eastAsia"/>
-          <w:lang w:val="en-US" w:eastAsia="zh-CN"/>
-        </w:rPr>
-        <w:t>条件组合覆盖：if中所有组合都一次</w:t>
+          <w:rFonts w:hint="default"/>
+          <w:lang w:val="en-US" w:eastAsia="zh-CN"/>
+        </w:rPr>
+      </w:pPr>
+      <w:r>
+        <w:rPr>
+          <w:rFonts w:hint="eastAsia"/>
+          <w:lang w:val="en-US" w:eastAsia="zh-CN"/>
+        </w:rPr>
+        <w:t>条件组合覆盖5：if中所有组合都一次</w:t>
       </w:r>
       <w:bookmarkStart w:id="3" w:name="OLE_LINK1"/>
       <w:r>
@@ -7105,6 +7266,13 @@
         <w:t>(true|true)(false|false)(true|false)(false|true)</w:t>
       </w:r>
       <w:bookmarkEnd w:id="3"/>
+      <w:r>
+        <w:rPr>
+          <w:rFonts w:hint="eastAsia"/>
+          <w:lang w:val="en-US" w:eastAsia="zh-CN"/>
+        </w:rPr>
+        <w:t>，覆盖4</w:t>
+      </w:r>
     </w:p>
     <w:p>
       <w:pPr>
@@ -7119,7 +7287,7 @@
           <w:rFonts w:hint="eastAsia"/>
           <w:lang w:val="en-US" w:eastAsia="zh-CN"/>
         </w:rPr>
-        <w:t>路径覆盖：所有路径都走边(整体上)</w:t>
+        <w:t>路径覆盖6：所有路径都走边(整体上) 覆盖1，2</w:t>
       </w:r>
     </w:p>
     <w:p>
@@ -8282,8 +8450,6 @@
           <w:lang w:val="en-US" w:eastAsia="zh-CN"/>
         </w:rPr>
       </w:pPr>
-      <w:bookmarkStart w:id="4" w:name="_GoBack"/>
-      <w:bookmarkEnd w:id="4"/>
     </w:p>
     <w:p>
       <w:pPr>
